--- a/doc/documentazioneFinale/BD2526-Seduta-Iosso_La Mura_FINALE.docx
+++ b/doc/documentazioneFinale/BD2526-Seduta-Iosso_La Mura_FINALE.docx
@@ -2391,7 +2391,15 @@
           <w:rFonts w:cs="Times New Roman"/>
           <w:szCs w:val="20"/>
         </w:rPr>
-        <w:t>Visto che anche qui una chiave “naturale” sarebbe molto ingombrante, si ricorre anche qui ad una chiave primaria</w:t>
+        <w:t xml:space="preserve">Visto che anche qui una chiave “naturale” sarebbe molto ingombrante, si ricorre anche qui ad una chiave </w:t>
+      </w:r>
+      <w:proofErr w:type="gramStart"/>
+      <w:r>
+        <w:rPr>
+          <w:rFonts w:cs="Times New Roman"/>
+          <w:szCs w:val="20"/>
+        </w:rPr>
+        <w:t>primaria</w:t>
       </w:r>
       <w:r>
         <w:rPr>
@@ -2400,6 +2408,917 @@
         </w:rPr>
         <w:t xml:space="preserve"> .</w:t>
       </w:r>
+      <w:proofErr w:type="gramEnd"/>
+    </w:p>
+    <w:p>
+      <w:pPr>
+        <w:ind w:left="0" w:right="192" w:firstLine="0"/>
+        <w:rPr>
+          <w:rFonts w:cs="Times New Roman"/>
+          <w:szCs w:val="20"/>
+        </w:rPr>
+      </w:pPr>
+    </w:p>
+    <w:p>
+      <w:pPr>
+        <w:ind w:left="0" w:right="192" w:firstLine="0"/>
+        <w:jc w:val="center"/>
+        <w:rPr>
+          <w:rFonts w:cs="Times New Roman"/>
+          <w:b/>
+          <w:bCs/>
+          <w:sz w:val="29"/>
+          <w:szCs w:val="29"/>
+        </w:rPr>
+      </w:pPr>
+    </w:p>
+    <w:p>
+      <w:pPr>
+        <w:ind w:left="0" w:right="192" w:firstLine="0"/>
+        <w:jc w:val="center"/>
+        <w:rPr>
+          <w:rFonts w:cs="Times New Roman"/>
+          <w:b/>
+          <w:bCs/>
+          <w:sz w:val="29"/>
+          <w:szCs w:val="29"/>
+        </w:rPr>
+      </w:pPr>
+      <w:r>
+        <w:rPr>
+          <w:rFonts w:cs="Times New Roman"/>
+          <w:b/>
+          <w:bCs/>
+          <w:sz w:val="29"/>
+          <w:szCs w:val="29"/>
+        </w:rPr>
+        <w:lastRenderedPageBreak/>
+        <w:t>4 Progettazione Logica</w:t>
+      </w:r>
+    </w:p>
+    <w:p>
+      <w:pPr>
+        <w:ind w:left="0" w:right="192" w:firstLine="0"/>
+        <w:jc w:val="center"/>
+        <w:rPr>
+          <w:rFonts w:cs="Times New Roman"/>
+          <w:b/>
+          <w:bCs/>
+          <w:sz w:val="29"/>
+          <w:szCs w:val="29"/>
+        </w:rPr>
+      </w:pPr>
+    </w:p>
+    <w:p>
+      <w:pPr>
+        <w:ind w:left="0" w:right="192" w:firstLine="0"/>
+        <w:jc w:val="left"/>
+        <w:rPr>
+          <w:rFonts w:cs="Times New Roman"/>
+          <w:sz w:val="24"/>
+        </w:rPr>
+      </w:pPr>
+      <w:proofErr w:type="gramStart"/>
+      <w:r>
+        <w:rPr>
+          <w:rFonts w:cs="Times New Roman"/>
+          <w:sz w:val="24"/>
+        </w:rPr>
+        <w:t>STUDENTE(</w:t>
+      </w:r>
+      <w:proofErr w:type="gramEnd"/>
+      <w:r>
+        <w:rPr>
+          <w:rFonts w:cs="Times New Roman"/>
+          <w:b/>
+          <w:bCs/>
+          <w:sz w:val="24"/>
+        </w:rPr>
+        <w:t>Login</w:t>
+      </w:r>
+      <w:r>
+        <w:rPr>
+          <w:rFonts w:cs="Times New Roman"/>
+          <w:sz w:val="24"/>
+        </w:rPr>
+        <w:t xml:space="preserve">, Password, Nome, Cognome, </w:t>
+      </w:r>
+      <w:proofErr w:type="gramStart"/>
+      <w:r>
+        <w:rPr>
+          <w:rFonts w:cs="Times New Roman"/>
+          <w:sz w:val="24"/>
+        </w:rPr>
+        <w:t>Email</w:t>
+      </w:r>
+      <w:proofErr w:type="gramEnd"/>
+      <w:r>
+        <w:rPr>
+          <w:rFonts w:cs="Times New Roman"/>
+          <w:sz w:val="24"/>
+        </w:rPr>
+        <w:t>, Matricola, Stato)</w:t>
+      </w:r>
+      <w:r>
+        <w:rPr>
+          <w:rFonts w:cs="Times New Roman"/>
+          <w:sz w:val="24"/>
+        </w:rPr>
+        <w:t>;</w:t>
+      </w:r>
+    </w:p>
+    <w:p>
+      <w:pPr>
+        <w:ind w:left="0" w:right="192" w:firstLine="0"/>
+        <w:jc w:val="left"/>
+        <w:rPr>
+          <w:rFonts w:cs="Times New Roman"/>
+          <w:sz w:val="24"/>
+        </w:rPr>
+      </w:pPr>
+      <w:proofErr w:type="gramStart"/>
+      <w:r>
+        <w:rPr>
+          <w:rFonts w:cs="Times New Roman"/>
+          <w:sz w:val="24"/>
+        </w:rPr>
+        <w:t>DOCENTE(</w:t>
+      </w:r>
+      <w:proofErr w:type="gramEnd"/>
+      <w:r>
+        <w:rPr>
+          <w:rFonts w:cs="Times New Roman"/>
+          <w:b/>
+          <w:bCs/>
+          <w:sz w:val="24"/>
+        </w:rPr>
+        <w:t>Login</w:t>
+      </w:r>
+      <w:r>
+        <w:rPr>
+          <w:rFonts w:cs="Times New Roman"/>
+          <w:sz w:val="24"/>
+        </w:rPr>
+        <w:t xml:space="preserve">, Password, Nome, Cognome, </w:t>
+      </w:r>
+      <w:proofErr w:type="gramStart"/>
+      <w:r>
+        <w:rPr>
+          <w:rFonts w:cs="Times New Roman"/>
+          <w:sz w:val="24"/>
+        </w:rPr>
+        <w:t>Email</w:t>
+      </w:r>
+      <w:proofErr w:type="gramEnd"/>
+      <w:r>
+        <w:rPr>
+          <w:rFonts w:cs="Times New Roman"/>
+          <w:sz w:val="24"/>
+        </w:rPr>
+        <w:t>, Matricola, Stato)</w:t>
+      </w:r>
+      <w:r>
+        <w:rPr>
+          <w:rFonts w:cs="Times New Roman"/>
+          <w:sz w:val="24"/>
+        </w:rPr>
+        <w:t>;</w:t>
+      </w:r>
+    </w:p>
+    <w:p>
+      <w:pPr>
+        <w:ind w:left="0" w:right="192" w:firstLine="0"/>
+        <w:jc w:val="left"/>
+        <w:rPr>
+          <w:rFonts w:cs="Times New Roman"/>
+          <w:sz w:val="24"/>
+        </w:rPr>
+      </w:pPr>
+      <w:proofErr w:type="gramStart"/>
+      <w:r>
+        <w:rPr>
+          <w:rFonts w:cs="Times New Roman"/>
+          <w:sz w:val="24"/>
+        </w:rPr>
+        <w:t>TIROCINIO</w:t>
+      </w:r>
+      <w:r>
+        <w:rPr>
+          <w:rFonts w:cs="Times New Roman"/>
+          <w:sz w:val="24"/>
+        </w:rPr>
+        <w:t>(</w:t>
+      </w:r>
+      <w:proofErr w:type="spellStart"/>
+      <w:proofErr w:type="gramEnd"/>
+      <w:r>
+        <w:rPr>
+          <w:rFonts w:cs="Times New Roman"/>
+          <w:b/>
+          <w:bCs/>
+          <w:sz w:val="24"/>
+        </w:rPr>
+        <w:t>ID_Ti</w:t>
+      </w:r>
+      <w:proofErr w:type="spellEnd"/>
+      <w:r>
+        <w:rPr>
+          <w:rFonts w:cs="Times New Roman"/>
+          <w:sz w:val="24"/>
+        </w:rPr>
+        <w:t>,</w:t>
+      </w:r>
+      <w:r>
+        <w:rPr>
+          <w:rFonts w:cs="Times New Roman"/>
+          <w:sz w:val="24"/>
+        </w:rPr>
+        <w:t xml:space="preserve"> Descrizione, Nome, Data, </w:t>
+      </w:r>
+      <w:r>
+        <w:rPr>
+          <w:rFonts w:cs="Times New Roman"/>
+          <w:i/>
+          <w:iCs/>
+          <w:sz w:val="24"/>
+        </w:rPr>
+        <w:t>Login^</w:t>
+      </w:r>
+      <w:r>
+        <w:rPr>
+          <w:rFonts w:cs="Times New Roman"/>
+          <w:sz w:val="24"/>
+        </w:rPr>
+        <w:t>)</w:t>
+      </w:r>
+      <w:r>
+        <w:rPr>
+          <w:rFonts w:cs="Times New Roman"/>
+          <w:sz w:val="24"/>
+        </w:rPr>
+        <w:t>;</w:t>
+      </w:r>
+    </w:p>
+    <w:p>
+      <w:pPr>
+        <w:ind w:left="0" w:right="192" w:firstLine="0"/>
+        <w:jc w:val="left"/>
+        <w:rPr>
+          <w:rFonts w:cs="Times New Roman"/>
+          <w:sz w:val="24"/>
+        </w:rPr>
+      </w:pPr>
+      <w:proofErr w:type="spellStart"/>
+      <w:r>
+        <w:rPr>
+          <w:rFonts w:cs="Times New Roman"/>
+          <w:sz w:val="24"/>
+        </w:rPr>
+        <w:t>TIROCINIO.Login</w:t>
+      </w:r>
+      <w:proofErr w:type="spellEnd"/>
+      <w:r>
+        <w:rPr>
+          <w:rFonts w:cs="Times New Roman"/>
+          <w:sz w:val="24"/>
+        </w:rPr>
+        <w:t xml:space="preserve"> = </w:t>
+      </w:r>
+      <w:proofErr w:type="spellStart"/>
+      <w:r>
+        <w:rPr>
+          <w:rFonts w:cs="Times New Roman"/>
+          <w:sz w:val="24"/>
+        </w:rPr>
+        <w:t>DOCENTE.</w:t>
+      </w:r>
+      <w:r>
+        <w:rPr>
+          <w:rFonts w:cs="Times New Roman"/>
+          <w:sz w:val="24"/>
+        </w:rPr>
+        <w:t>Login</w:t>
+      </w:r>
+      <w:proofErr w:type="spellEnd"/>
+      <w:r>
+        <w:rPr>
+          <w:rFonts w:cs="Times New Roman"/>
+          <w:sz w:val="24"/>
+        </w:rPr>
+        <w:t>;</w:t>
+      </w:r>
+    </w:p>
+    <w:p>
+      <w:pPr>
+        <w:ind w:left="0" w:right="192" w:firstLine="0"/>
+        <w:jc w:val="left"/>
+        <w:rPr>
+          <w:rFonts w:cs="Times New Roman"/>
+          <w:sz w:val="24"/>
+        </w:rPr>
+      </w:pPr>
+      <w:proofErr w:type="gramStart"/>
+      <w:r>
+        <w:rPr>
+          <w:rFonts w:cs="Times New Roman"/>
+          <w:sz w:val="24"/>
+        </w:rPr>
+        <w:t>TIROCINIOESTERNO(</w:t>
+      </w:r>
+      <w:proofErr w:type="spellStart"/>
+      <w:proofErr w:type="gramEnd"/>
+      <w:r>
+        <w:rPr>
+          <w:rFonts w:cs="Times New Roman"/>
+          <w:b/>
+          <w:bCs/>
+          <w:sz w:val="24"/>
+        </w:rPr>
+        <w:t>ID_TiEs</w:t>
+      </w:r>
+      <w:proofErr w:type="spellEnd"/>
+      <w:r>
+        <w:rPr>
+          <w:rFonts w:cs="Times New Roman"/>
+          <w:sz w:val="24"/>
+        </w:rPr>
+        <w:t xml:space="preserve">, </w:t>
+      </w:r>
+      <w:proofErr w:type="spellStart"/>
+      <w:r>
+        <w:rPr>
+          <w:rFonts w:cs="Times New Roman"/>
+          <w:sz w:val="24"/>
+        </w:rPr>
+        <w:t>NomeAzienda</w:t>
+      </w:r>
+      <w:proofErr w:type="spellEnd"/>
+      <w:r>
+        <w:rPr>
+          <w:rFonts w:cs="Times New Roman"/>
+          <w:sz w:val="24"/>
+        </w:rPr>
+        <w:t xml:space="preserve">, Referente, </w:t>
+      </w:r>
+      <w:r>
+        <w:rPr>
+          <w:rFonts w:cs="Times New Roman"/>
+          <w:i/>
+          <w:iCs/>
+          <w:sz w:val="24"/>
+        </w:rPr>
+        <w:t>ID_TI</w:t>
+      </w:r>
+      <w:r>
+        <w:rPr>
+          <w:rFonts w:cs="Times New Roman"/>
+          <w:sz w:val="24"/>
+        </w:rPr>
+        <w:t>^);</w:t>
+      </w:r>
+      <w:r>
+        <w:rPr>
+          <w:rFonts w:cs="Times New Roman"/>
+          <w:sz w:val="24"/>
+        </w:rPr>
+        <w:br/>
+        <w:t>TIROCINIOESTERNO.ID_TI</w:t>
+      </w:r>
+      <w:r>
+        <w:rPr>
+          <w:rFonts w:cs="Times New Roman"/>
+          <w:sz w:val="24"/>
+        </w:rPr>
+        <w:t xml:space="preserve"> </w:t>
+      </w:r>
+      <w:r>
+        <w:rPr>
+          <w:rFonts w:cs="Times New Roman"/>
+          <w:sz w:val="24"/>
+        </w:rPr>
+        <w:t>=</w:t>
+      </w:r>
+      <w:r>
+        <w:rPr>
+          <w:rFonts w:cs="Times New Roman"/>
+          <w:sz w:val="24"/>
+        </w:rPr>
+        <w:t xml:space="preserve"> </w:t>
+      </w:r>
+      <w:r>
+        <w:rPr>
+          <w:rFonts w:cs="Times New Roman"/>
+          <w:sz w:val="24"/>
+        </w:rPr>
+        <w:t>TIROCINIO.ID_TI;</w:t>
+      </w:r>
+    </w:p>
+    <w:p>
+      <w:pPr>
+        <w:ind w:left="0" w:right="192" w:firstLine="0"/>
+        <w:jc w:val="left"/>
+        <w:rPr>
+          <w:rFonts w:cs="Times New Roman"/>
+          <w:sz w:val="24"/>
+        </w:rPr>
+      </w:pPr>
+      <w:proofErr w:type="gramStart"/>
+      <w:r>
+        <w:rPr>
+          <w:rFonts w:cs="Times New Roman"/>
+          <w:sz w:val="24"/>
+        </w:rPr>
+        <w:t>RICHIESTA(</w:t>
+      </w:r>
+      <w:proofErr w:type="spellStart"/>
+      <w:proofErr w:type="gramEnd"/>
+      <w:r>
+        <w:rPr>
+          <w:rFonts w:cs="Times New Roman"/>
+          <w:b/>
+          <w:bCs/>
+          <w:sz w:val="24"/>
+        </w:rPr>
+        <w:t>ID_Ri</w:t>
+      </w:r>
+      <w:proofErr w:type="spellEnd"/>
+      <w:r>
+        <w:rPr>
+          <w:rFonts w:cs="Times New Roman"/>
+          <w:sz w:val="24"/>
+        </w:rPr>
+        <w:t>, Data, Stato</w:t>
+      </w:r>
+      <w:r>
+        <w:rPr>
+          <w:rFonts w:cs="Times New Roman"/>
+          <w:i/>
+          <w:iCs/>
+          <w:sz w:val="24"/>
+        </w:rPr>
+        <w:t xml:space="preserve">, </w:t>
+      </w:r>
+      <w:r>
+        <w:rPr>
+          <w:rFonts w:cs="Times New Roman"/>
+          <w:i/>
+          <w:iCs/>
+          <w:sz w:val="24"/>
+        </w:rPr>
+        <w:t>Login^</w:t>
+      </w:r>
+      <w:r>
+        <w:rPr>
+          <w:rFonts w:cs="Times New Roman"/>
+          <w:sz w:val="24"/>
+        </w:rPr>
+        <w:t xml:space="preserve">, </w:t>
+      </w:r>
+      <w:proofErr w:type="spellStart"/>
+      <w:r>
+        <w:rPr>
+          <w:rFonts w:cs="Times New Roman"/>
+          <w:i/>
+          <w:iCs/>
+          <w:sz w:val="24"/>
+        </w:rPr>
+        <w:t>ID_Ti</w:t>
+      </w:r>
+      <w:proofErr w:type="spellEnd"/>
+      <w:r>
+        <w:rPr>
+          <w:rFonts w:cs="Times New Roman"/>
+          <w:i/>
+          <w:iCs/>
+          <w:sz w:val="24"/>
+        </w:rPr>
+        <w:t>^</w:t>
+      </w:r>
+      <w:r>
+        <w:rPr>
+          <w:rFonts w:cs="Times New Roman"/>
+          <w:sz w:val="24"/>
+        </w:rPr>
+        <w:t>)</w:t>
+      </w:r>
+      <w:r>
+        <w:rPr>
+          <w:rFonts w:cs="Times New Roman"/>
+          <w:sz w:val="24"/>
+        </w:rPr>
+        <w:t>;</w:t>
+      </w:r>
+    </w:p>
+    <w:p>
+      <w:pPr>
+        <w:ind w:left="0" w:right="192" w:firstLine="0"/>
+        <w:jc w:val="left"/>
+        <w:rPr>
+          <w:rFonts w:cs="Times New Roman"/>
+          <w:sz w:val="24"/>
+        </w:rPr>
+      </w:pPr>
+      <w:proofErr w:type="spellStart"/>
+      <w:r>
+        <w:rPr>
+          <w:rFonts w:cs="Times New Roman"/>
+          <w:sz w:val="24"/>
+        </w:rPr>
+        <w:t>RICHIESTA.Login</w:t>
+      </w:r>
+      <w:proofErr w:type="spellEnd"/>
+      <w:r>
+        <w:rPr>
+          <w:rFonts w:cs="Times New Roman"/>
+          <w:sz w:val="24"/>
+        </w:rPr>
+        <w:t xml:space="preserve"> = </w:t>
+      </w:r>
+      <w:proofErr w:type="spellStart"/>
+      <w:r>
+        <w:rPr>
+          <w:rFonts w:cs="Times New Roman"/>
+          <w:sz w:val="24"/>
+        </w:rPr>
+        <w:t>STUDENTE.Login</w:t>
+      </w:r>
+      <w:proofErr w:type="spellEnd"/>
+      <w:r>
+        <w:rPr>
+          <w:rFonts w:cs="Times New Roman"/>
+          <w:sz w:val="24"/>
+        </w:rPr>
+        <w:t>;</w:t>
+      </w:r>
+    </w:p>
+    <w:p>
+      <w:pPr>
+        <w:ind w:left="0" w:right="192" w:firstLine="0"/>
+        <w:jc w:val="left"/>
+        <w:rPr>
+          <w:rFonts w:cs="Times New Roman"/>
+          <w:sz w:val="24"/>
+        </w:rPr>
+      </w:pPr>
+      <w:proofErr w:type="spellStart"/>
+      <w:r>
+        <w:rPr>
+          <w:rFonts w:cs="Times New Roman"/>
+          <w:sz w:val="24"/>
+        </w:rPr>
+        <w:t>RICHIESTA.ID_Ti</w:t>
+      </w:r>
+      <w:proofErr w:type="spellEnd"/>
+      <w:r>
+        <w:rPr>
+          <w:rFonts w:cs="Times New Roman"/>
+          <w:sz w:val="24"/>
+        </w:rPr>
+        <w:t xml:space="preserve"> = </w:t>
+      </w:r>
+      <w:proofErr w:type="spellStart"/>
+      <w:r>
+        <w:rPr>
+          <w:rFonts w:cs="Times New Roman"/>
+          <w:sz w:val="24"/>
+        </w:rPr>
+        <w:t>TIROCINIO.ID_Ti</w:t>
+      </w:r>
+      <w:proofErr w:type="spellEnd"/>
+      <w:r>
+        <w:rPr>
+          <w:rFonts w:cs="Times New Roman"/>
+          <w:sz w:val="24"/>
+        </w:rPr>
+        <w:t>;</w:t>
+      </w:r>
+    </w:p>
+    <w:p>
+      <w:pPr>
+        <w:ind w:left="0" w:right="192" w:firstLine="0"/>
+        <w:jc w:val="left"/>
+        <w:rPr>
+          <w:rFonts w:cs="Times New Roman"/>
+          <w:sz w:val="24"/>
+        </w:rPr>
+      </w:pPr>
+      <w:proofErr w:type="gramStart"/>
+      <w:r>
+        <w:rPr>
+          <w:rFonts w:cs="Times New Roman"/>
+          <w:sz w:val="24"/>
+        </w:rPr>
+        <w:t>TESI(</w:t>
+      </w:r>
+      <w:proofErr w:type="spellStart"/>
+      <w:proofErr w:type="gramEnd"/>
+      <w:r>
+        <w:rPr>
+          <w:rFonts w:cs="Times New Roman"/>
+          <w:b/>
+          <w:bCs/>
+          <w:sz w:val="24"/>
+        </w:rPr>
+        <w:t>ID_Te</w:t>
+      </w:r>
+      <w:proofErr w:type="spellEnd"/>
+      <w:r>
+        <w:rPr>
+          <w:rFonts w:cs="Times New Roman"/>
+          <w:sz w:val="24"/>
+        </w:rPr>
+        <w:t xml:space="preserve">, Stato, Contenuto, </w:t>
+      </w:r>
+      <w:proofErr w:type="spellStart"/>
+      <w:r>
+        <w:rPr>
+          <w:rFonts w:cs="Times New Roman"/>
+          <w:i/>
+          <w:iCs/>
+          <w:sz w:val="24"/>
+        </w:rPr>
+        <w:t>ID_Ri</w:t>
+      </w:r>
+      <w:proofErr w:type="spellEnd"/>
+      <w:r>
+        <w:rPr>
+          <w:rFonts w:cs="Times New Roman"/>
+          <w:i/>
+          <w:iCs/>
+          <w:sz w:val="24"/>
+        </w:rPr>
+        <w:t>^</w:t>
+      </w:r>
+      <w:r>
+        <w:rPr>
+          <w:rFonts w:cs="Times New Roman"/>
+          <w:sz w:val="24"/>
+        </w:rPr>
+        <w:t>);</w:t>
+      </w:r>
+    </w:p>
+    <w:p>
+      <w:pPr>
+        <w:ind w:left="0" w:right="192" w:firstLine="0"/>
+        <w:jc w:val="left"/>
+        <w:rPr>
+          <w:rFonts w:cs="Times New Roman"/>
+          <w:sz w:val="24"/>
+        </w:rPr>
+      </w:pPr>
+      <w:proofErr w:type="spellStart"/>
+      <w:r>
+        <w:rPr>
+          <w:rFonts w:cs="Times New Roman"/>
+          <w:sz w:val="24"/>
+        </w:rPr>
+        <w:t>TESI.ID_Ri</w:t>
+      </w:r>
+      <w:proofErr w:type="spellEnd"/>
+      <w:r>
+        <w:rPr>
+          <w:rFonts w:cs="Times New Roman"/>
+          <w:sz w:val="24"/>
+        </w:rPr>
+        <w:t xml:space="preserve"> = </w:t>
+      </w:r>
+      <w:proofErr w:type="spellStart"/>
+      <w:r>
+        <w:rPr>
+          <w:rFonts w:cs="Times New Roman"/>
+          <w:sz w:val="24"/>
+        </w:rPr>
+        <w:t>RICHIESTA.ID_Ri</w:t>
+      </w:r>
+      <w:proofErr w:type="spellEnd"/>
+      <w:r>
+        <w:rPr>
+          <w:rFonts w:cs="Times New Roman"/>
+          <w:sz w:val="24"/>
+        </w:rPr>
+        <w:t>;</w:t>
+      </w:r>
+    </w:p>
+    <w:p>
+      <w:pPr>
+        <w:ind w:left="0" w:right="192" w:firstLine="0"/>
+        <w:jc w:val="left"/>
+        <w:rPr>
+          <w:rFonts w:cs="Times New Roman"/>
+          <w:sz w:val="24"/>
+        </w:rPr>
+      </w:pPr>
+      <w:proofErr w:type="gramStart"/>
+      <w:r>
+        <w:rPr>
+          <w:rFonts w:cs="Times New Roman"/>
+          <w:sz w:val="24"/>
+        </w:rPr>
+        <w:t>SEDUTA(</w:t>
+      </w:r>
+      <w:proofErr w:type="spellStart"/>
+      <w:proofErr w:type="gramEnd"/>
+      <w:r>
+        <w:rPr>
+          <w:rFonts w:cs="Times New Roman"/>
+          <w:b/>
+          <w:bCs/>
+          <w:sz w:val="24"/>
+        </w:rPr>
+        <w:t>ID_Se</w:t>
+      </w:r>
+      <w:proofErr w:type="spellEnd"/>
+      <w:r>
+        <w:rPr>
+          <w:rFonts w:cs="Times New Roman"/>
+          <w:sz w:val="24"/>
+        </w:rPr>
+        <w:t xml:space="preserve">, </w:t>
+      </w:r>
+      <w:proofErr w:type="spellStart"/>
+      <w:proofErr w:type="gramStart"/>
+      <w:r>
+        <w:rPr>
+          <w:rFonts w:cs="Times New Roman"/>
+          <w:sz w:val="24"/>
+        </w:rPr>
+        <w:t>Data,Ora</w:t>
+      </w:r>
+      <w:proofErr w:type="gramEnd"/>
+      <w:r>
+        <w:rPr>
+          <w:rFonts w:cs="Times New Roman"/>
+          <w:sz w:val="24"/>
+        </w:rPr>
+        <w:t>,</w:t>
+      </w:r>
+      <w:proofErr w:type="gramStart"/>
+      <w:r>
+        <w:rPr>
+          <w:rFonts w:cs="Times New Roman"/>
+          <w:sz w:val="24"/>
+        </w:rPr>
+        <w:t>VotoFinale,</w:t>
+      </w:r>
+      <w:r>
+        <w:rPr>
+          <w:rFonts w:cs="Times New Roman"/>
+          <w:i/>
+          <w:iCs/>
+          <w:sz w:val="24"/>
+        </w:rPr>
+        <w:t>ID</w:t>
+      </w:r>
+      <w:proofErr w:type="gramEnd"/>
+      <w:r>
+        <w:rPr>
+          <w:rFonts w:cs="Times New Roman"/>
+          <w:i/>
+          <w:iCs/>
+          <w:sz w:val="24"/>
+        </w:rPr>
+        <w:t>_Te</w:t>
+      </w:r>
+      <w:proofErr w:type="gramStart"/>
+      <w:r>
+        <w:rPr>
+          <w:rFonts w:cs="Times New Roman"/>
+          <w:i/>
+          <w:iCs/>
+          <w:sz w:val="24"/>
+        </w:rPr>
+        <w:t>^</w:t>
+      </w:r>
+      <w:r>
+        <w:rPr>
+          <w:rFonts w:cs="Times New Roman"/>
+          <w:sz w:val="24"/>
+        </w:rPr>
+        <w:t>,</w:t>
+      </w:r>
+      <w:r>
+        <w:rPr>
+          <w:rFonts w:cs="Times New Roman"/>
+          <w:i/>
+          <w:iCs/>
+          <w:sz w:val="24"/>
+        </w:rPr>
+        <w:t>Login</w:t>
+      </w:r>
+      <w:proofErr w:type="spellEnd"/>
+      <w:proofErr w:type="gramEnd"/>
+      <w:r>
+        <w:rPr>
+          <w:rFonts w:cs="Times New Roman"/>
+          <w:i/>
+          <w:iCs/>
+          <w:sz w:val="24"/>
+        </w:rPr>
+        <w:t>^</w:t>
+      </w:r>
+      <w:r>
+        <w:rPr>
+          <w:rFonts w:cs="Times New Roman"/>
+          <w:sz w:val="24"/>
+        </w:rPr>
+        <w:t>)</w:t>
+      </w:r>
+    </w:p>
+    <w:p>
+      <w:pPr>
+        <w:ind w:left="0" w:right="192" w:firstLine="0"/>
+        <w:jc w:val="left"/>
+        <w:rPr>
+          <w:rFonts w:cs="Times New Roman"/>
+          <w:sz w:val="24"/>
+        </w:rPr>
+      </w:pPr>
+      <w:proofErr w:type="spellStart"/>
+      <w:r>
+        <w:rPr>
+          <w:rFonts w:cs="Times New Roman"/>
+          <w:sz w:val="24"/>
+        </w:rPr>
+        <w:t>SEDUTA.ID_Te</w:t>
+      </w:r>
+      <w:proofErr w:type="spellEnd"/>
+      <w:r>
+        <w:rPr>
+          <w:rFonts w:cs="Times New Roman"/>
+          <w:sz w:val="24"/>
+        </w:rPr>
+        <w:t xml:space="preserve"> = </w:t>
+      </w:r>
+      <w:proofErr w:type="spellStart"/>
+      <w:r>
+        <w:rPr>
+          <w:rFonts w:cs="Times New Roman"/>
+          <w:sz w:val="24"/>
+        </w:rPr>
+        <w:t>TESI.ID_Te</w:t>
+      </w:r>
+      <w:proofErr w:type="spellEnd"/>
+      <w:r>
+        <w:rPr>
+          <w:rFonts w:cs="Times New Roman"/>
+          <w:sz w:val="24"/>
+        </w:rPr>
+        <w:t>;</w:t>
+      </w:r>
+    </w:p>
+    <w:p>
+      <w:pPr>
+        <w:ind w:left="0" w:right="192" w:firstLine="0"/>
+        <w:jc w:val="left"/>
+        <w:rPr>
+          <w:rFonts w:cs="Times New Roman"/>
+          <w:sz w:val="24"/>
+        </w:rPr>
+      </w:pPr>
+      <w:proofErr w:type="spellStart"/>
+      <w:r>
+        <w:rPr>
+          <w:rFonts w:cs="Times New Roman"/>
+          <w:sz w:val="24"/>
+        </w:rPr>
+        <w:t>SEDUTA.Login</w:t>
+      </w:r>
+      <w:proofErr w:type="spellEnd"/>
+      <w:r>
+        <w:rPr>
+          <w:rFonts w:cs="Times New Roman"/>
+          <w:sz w:val="24"/>
+        </w:rPr>
+        <w:t xml:space="preserve"> = </w:t>
+      </w:r>
+      <w:proofErr w:type="spellStart"/>
+      <w:r>
+        <w:rPr>
+          <w:rFonts w:cs="Times New Roman"/>
+          <w:sz w:val="24"/>
+        </w:rPr>
+        <w:t>DOCENTE.Login</w:t>
+      </w:r>
+      <w:proofErr w:type="spellEnd"/>
+      <w:r>
+        <w:rPr>
+          <w:rFonts w:cs="Times New Roman"/>
+          <w:sz w:val="24"/>
+        </w:rPr>
+        <w:t>;</w:t>
+      </w:r>
+    </w:p>
+    <w:p>
+      <w:pPr>
+        <w:ind w:left="0" w:right="192" w:firstLine="0"/>
+        <w:rPr>
+          <w:rFonts w:cs="Times New Roman"/>
+          <w:b/>
+          <w:bCs/>
+          <w:sz w:val="29"/>
+          <w:szCs w:val="29"/>
+        </w:rPr>
+      </w:pPr>
     </w:p>
     <w:sectPr>
       <w:footerReference w:type="even" r:id="rId9"/>

--- a/doc/documentazioneFinale/BD2526-Seduta-Iosso_La Mura_FINALE.docx
+++ b/doc/documentazioneFinale/BD2526-Seduta-Iosso_La Mura_FINALE.docx
@@ -2517,14 +2517,7 @@
           <w:rFonts w:cs="Times New Roman"/>
           <w:sz w:val="24"/>
         </w:rPr>
-        <w:t>, Matricola, Stato)</w:t>
-      </w:r>
-      <w:r>
-        <w:rPr>
-          <w:rFonts w:cs="Times New Roman"/>
-          <w:sz w:val="24"/>
-        </w:rPr>
-        <w:t>;</w:t>
+        <w:t>, Matricola, Stato);</w:t>
       </w:r>
     </w:p>
     <w:p>
@@ -2575,14 +2568,7 @@
           <w:rFonts w:cs="Times New Roman"/>
           <w:sz w:val="24"/>
         </w:rPr>
-        <w:t>, Matricola, Stato)</w:t>
-      </w:r>
-      <w:r>
-        <w:rPr>
-          <w:rFonts w:cs="Times New Roman"/>
-          <w:sz w:val="24"/>
-        </w:rPr>
-        <w:t>;</w:t>
+        <w:t>, Matricola, Stato);</w:t>
       </w:r>
     </w:p>
     <w:p>
@@ -3319,6 +3305,5837 @@
           <w:szCs w:val="29"/>
         </w:rPr>
       </w:pPr>
+    </w:p>
+    <w:p>
+      <w:pPr>
+        <w:ind w:left="0" w:right="192" w:firstLine="0"/>
+        <w:jc w:val="center"/>
+        <w:rPr>
+          <w:rFonts w:cs="Times New Roman"/>
+          <w:b/>
+          <w:bCs/>
+          <w:sz w:val="29"/>
+          <w:szCs w:val="29"/>
+        </w:rPr>
+      </w:pPr>
+      <w:r>
+        <w:rPr>
+          <w:rFonts w:cs="Times New Roman"/>
+          <w:b/>
+          <w:bCs/>
+          <w:sz w:val="29"/>
+          <w:szCs w:val="29"/>
+        </w:rPr>
+        <w:t>5 Progettazione Fisica</w:t>
+      </w:r>
+    </w:p>
+    <w:p>
+      <w:pPr>
+        <w:ind w:left="0" w:right="192" w:firstLine="0"/>
+        <w:jc w:val="left"/>
+        <w:rPr>
+          <w:rFonts w:cs="Times New Roman"/>
+          <w:b/>
+          <w:bCs/>
+          <w:sz w:val="24"/>
+        </w:rPr>
+      </w:pPr>
+      <w:r>
+        <w:rPr>
+          <w:rFonts w:cs="Times New Roman"/>
+          <w:b/>
+          <w:bCs/>
+          <w:sz w:val="24"/>
+        </w:rPr>
+        <w:t>5.1 Query di creazione tabelle</w:t>
+      </w:r>
+    </w:p>
+    <w:p>
+      <w:pPr>
+        <w:ind w:left="0" w:right="192" w:firstLine="0"/>
+        <w:jc w:val="left"/>
+        <w:rPr>
+          <w:rFonts w:cs="Times New Roman"/>
+          <w:b/>
+          <w:bCs/>
+          <w:szCs w:val="20"/>
+        </w:rPr>
+      </w:pPr>
+    </w:p>
+    <w:p>
+      <w:pPr>
+        <w:ind w:left="0" w:right="192" w:firstLine="0"/>
+        <w:jc w:val="left"/>
+        <w:rPr>
+          <w:rFonts w:cs="Times New Roman"/>
+          <w:b/>
+          <w:bCs/>
+          <w:szCs w:val="20"/>
+        </w:rPr>
+      </w:pPr>
+      <w:r>
+        <w:rPr>
+          <w:rFonts w:cs="Times New Roman"/>
+          <w:b/>
+          <w:bCs/>
+          <w:szCs w:val="20"/>
+        </w:rPr>
+        <w:t>5.1.1 Studente</w:t>
+      </w:r>
+    </w:p>
+    <w:p>
+      <w:pPr>
+        <w:ind w:left="0" w:right="192" w:firstLine="0"/>
+        <w:jc w:val="left"/>
+        <w:rPr>
+          <w:rFonts w:cs="Times New Roman"/>
+          <w:szCs w:val="20"/>
+        </w:rPr>
+      </w:pPr>
+    </w:p>
+    <w:p>
+      <w:pPr>
+        <w:ind w:left="0" w:right="192" w:firstLine="0"/>
+        <w:jc w:val="left"/>
+        <w:rPr>
+          <w:rFonts w:cs="Times New Roman"/>
+          <w:szCs w:val="20"/>
+        </w:rPr>
+      </w:pPr>
+      <w:r>
+        <w:rPr>
+          <w:rFonts w:cs="Times New Roman"/>
+          <w:szCs w:val="20"/>
+        </w:rPr>
+        <w:t xml:space="preserve">CREATE TABLE </w:t>
+      </w:r>
+      <w:proofErr w:type="gramStart"/>
+      <w:r>
+        <w:rPr>
+          <w:rFonts w:cs="Times New Roman"/>
+          <w:szCs w:val="20"/>
+        </w:rPr>
+        <w:t>STUDENTE(</w:t>
+      </w:r>
+      <w:proofErr w:type="gramEnd"/>
+    </w:p>
+    <w:p>
+      <w:pPr>
+        <w:ind w:left="0" w:right="192" w:firstLine="0"/>
+        <w:jc w:val="left"/>
+        <w:rPr>
+          <w:rFonts w:cs="Times New Roman"/>
+          <w:szCs w:val="20"/>
+          <w:lang w:val="en-US"/>
+        </w:rPr>
+      </w:pPr>
+      <w:r>
+        <w:rPr>
+          <w:rFonts w:cs="Times New Roman"/>
+          <w:szCs w:val="20"/>
+        </w:rPr>
+        <w:tab/>
+      </w:r>
+      <w:r>
+        <w:rPr>
+          <w:rFonts w:cs="Times New Roman"/>
+          <w:szCs w:val="20"/>
+          <w:lang w:val="en-US"/>
+        </w:rPr>
+        <w:t xml:space="preserve">Nome </w:t>
+      </w:r>
+      <w:proofErr w:type="gramStart"/>
+      <w:r>
+        <w:rPr>
+          <w:rFonts w:cs="Times New Roman"/>
+          <w:szCs w:val="20"/>
+          <w:lang w:val="en-US"/>
+        </w:rPr>
+        <w:t>VARCHAR(</w:t>
+      </w:r>
+      <w:proofErr w:type="gramEnd"/>
+      <w:r>
+        <w:rPr>
+          <w:rFonts w:cs="Times New Roman"/>
+          <w:szCs w:val="20"/>
+          <w:lang w:val="en-US"/>
+        </w:rPr>
+        <w:t>32) NOT NULL,</w:t>
+      </w:r>
+    </w:p>
+    <w:p>
+      <w:pPr>
+        <w:ind w:left="0" w:right="192" w:firstLine="0"/>
+        <w:jc w:val="left"/>
+        <w:rPr>
+          <w:rFonts w:cs="Times New Roman"/>
+          <w:szCs w:val="20"/>
+          <w:lang w:val="en-US"/>
+        </w:rPr>
+      </w:pPr>
+      <w:r>
+        <w:rPr>
+          <w:rFonts w:cs="Times New Roman"/>
+          <w:szCs w:val="20"/>
+          <w:lang w:val="en-US"/>
+        </w:rPr>
+        <w:tab/>
+      </w:r>
+      <w:proofErr w:type="spellStart"/>
+      <w:r>
+        <w:rPr>
+          <w:rFonts w:cs="Times New Roman"/>
+          <w:szCs w:val="20"/>
+          <w:lang w:val="en-US"/>
+        </w:rPr>
+        <w:t>Cognome</w:t>
+      </w:r>
+      <w:proofErr w:type="spellEnd"/>
+      <w:r>
+        <w:rPr>
+          <w:rFonts w:cs="Times New Roman"/>
+          <w:szCs w:val="20"/>
+          <w:lang w:val="en-US"/>
+        </w:rPr>
+        <w:t xml:space="preserve"> </w:t>
+      </w:r>
+      <w:proofErr w:type="gramStart"/>
+      <w:r>
+        <w:rPr>
+          <w:rFonts w:cs="Times New Roman"/>
+          <w:szCs w:val="20"/>
+          <w:lang w:val="en-US"/>
+        </w:rPr>
+        <w:t>VARCHAR(</w:t>
+      </w:r>
+      <w:proofErr w:type="gramEnd"/>
+      <w:r>
+        <w:rPr>
+          <w:rFonts w:cs="Times New Roman"/>
+          <w:szCs w:val="20"/>
+          <w:lang w:val="en-US"/>
+        </w:rPr>
+        <w:t>32) NOT NULL,</w:t>
+      </w:r>
+    </w:p>
+    <w:p>
+      <w:pPr>
+        <w:ind w:left="0" w:right="192" w:firstLine="0"/>
+        <w:jc w:val="left"/>
+        <w:rPr>
+          <w:rFonts w:cs="Times New Roman"/>
+          <w:szCs w:val="20"/>
+          <w:lang w:val="en-US"/>
+        </w:rPr>
+      </w:pPr>
+      <w:r>
+        <w:rPr>
+          <w:rFonts w:cs="Times New Roman"/>
+          <w:szCs w:val="20"/>
+          <w:lang w:val="en-US"/>
+        </w:rPr>
+        <w:tab/>
+        <w:t xml:space="preserve">Password </w:t>
+      </w:r>
+      <w:proofErr w:type="gramStart"/>
+      <w:r>
+        <w:rPr>
+          <w:rFonts w:cs="Times New Roman"/>
+          <w:szCs w:val="20"/>
+          <w:lang w:val="en-US"/>
+        </w:rPr>
+        <w:t>VARCHAR(</w:t>
+      </w:r>
+      <w:proofErr w:type="gramEnd"/>
+      <w:r>
+        <w:rPr>
+          <w:rFonts w:cs="Times New Roman"/>
+          <w:szCs w:val="20"/>
+          <w:lang w:val="en-US"/>
+        </w:rPr>
+        <w:t>64) NOT NULL,</w:t>
+      </w:r>
+    </w:p>
+    <w:p>
+      <w:pPr>
+        <w:ind w:left="0" w:right="192" w:firstLine="0"/>
+        <w:jc w:val="left"/>
+        <w:rPr>
+          <w:rFonts w:cs="Times New Roman"/>
+          <w:szCs w:val="20"/>
+          <w:lang w:val="en-US"/>
+        </w:rPr>
+      </w:pPr>
+      <w:r>
+        <w:rPr>
+          <w:rFonts w:cs="Times New Roman"/>
+          <w:szCs w:val="20"/>
+          <w:lang w:val="en-US"/>
+        </w:rPr>
+        <w:tab/>
+        <w:t xml:space="preserve">Login </w:t>
+      </w:r>
+      <w:proofErr w:type="gramStart"/>
+      <w:r>
+        <w:rPr>
+          <w:rFonts w:cs="Times New Roman"/>
+          <w:szCs w:val="20"/>
+          <w:lang w:val="en-US"/>
+        </w:rPr>
+        <w:t>VARCHAR(</w:t>
+      </w:r>
+      <w:proofErr w:type="gramEnd"/>
+      <w:r>
+        <w:rPr>
+          <w:rFonts w:cs="Times New Roman"/>
+          <w:szCs w:val="20"/>
+          <w:lang w:val="en-US"/>
+        </w:rPr>
+        <w:t>32) PRIMARY KEY,</w:t>
+      </w:r>
+    </w:p>
+    <w:p>
+      <w:pPr>
+        <w:ind w:left="0" w:right="192" w:firstLine="0"/>
+        <w:jc w:val="left"/>
+        <w:rPr>
+          <w:rFonts w:cs="Times New Roman"/>
+          <w:szCs w:val="20"/>
+          <w:lang w:val="en-US"/>
+        </w:rPr>
+      </w:pPr>
+      <w:r>
+        <w:rPr>
+          <w:rFonts w:cs="Times New Roman"/>
+          <w:szCs w:val="20"/>
+          <w:lang w:val="en-US"/>
+        </w:rPr>
+        <w:tab/>
+        <w:t>Stato BOOLEAN NOT NULL DEFAULT false,</w:t>
+      </w:r>
+    </w:p>
+    <w:p>
+      <w:pPr>
+        <w:ind w:left="0" w:right="192" w:firstLine="0"/>
+        <w:jc w:val="left"/>
+        <w:rPr>
+          <w:rFonts w:cs="Times New Roman"/>
+          <w:szCs w:val="20"/>
+          <w:lang w:val="en-US"/>
+        </w:rPr>
+      </w:pPr>
+      <w:r>
+        <w:rPr>
+          <w:rFonts w:cs="Times New Roman"/>
+          <w:szCs w:val="20"/>
+          <w:lang w:val="en-US"/>
+        </w:rPr>
+        <w:tab/>
+        <w:t xml:space="preserve">Email </w:t>
+      </w:r>
+      <w:proofErr w:type="gramStart"/>
+      <w:r>
+        <w:rPr>
+          <w:rFonts w:cs="Times New Roman"/>
+          <w:szCs w:val="20"/>
+          <w:lang w:val="en-US"/>
+        </w:rPr>
+        <w:t>VARCHAR(</w:t>
+      </w:r>
+      <w:proofErr w:type="gramEnd"/>
+      <w:r>
+        <w:rPr>
+          <w:rFonts w:cs="Times New Roman"/>
+          <w:szCs w:val="20"/>
+          <w:lang w:val="en-US"/>
+        </w:rPr>
+        <w:t>128) UNIQUE NOT NULL,</w:t>
+      </w:r>
+    </w:p>
+    <w:p>
+      <w:pPr>
+        <w:ind w:left="0" w:right="192" w:firstLine="0"/>
+        <w:jc w:val="left"/>
+        <w:rPr>
+          <w:rFonts w:cs="Times New Roman"/>
+          <w:szCs w:val="20"/>
+          <w:lang w:val="en-US"/>
+        </w:rPr>
+      </w:pPr>
+      <w:r>
+        <w:rPr>
+          <w:rFonts w:cs="Times New Roman"/>
+          <w:szCs w:val="20"/>
+          <w:lang w:val="en-US"/>
+        </w:rPr>
+        <w:tab/>
+      </w:r>
+      <w:proofErr w:type="spellStart"/>
+      <w:r>
+        <w:rPr>
+          <w:rFonts w:cs="Times New Roman"/>
+          <w:szCs w:val="20"/>
+          <w:lang w:val="en-US"/>
+        </w:rPr>
+        <w:t>Matricola</w:t>
+      </w:r>
+      <w:proofErr w:type="spellEnd"/>
+      <w:r>
+        <w:rPr>
+          <w:rFonts w:cs="Times New Roman"/>
+          <w:szCs w:val="20"/>
+          <w:lang w:val="en-US"/>
+        </w:rPr>
+        <w:t xml:space="preserve"> </w:t>
+      </w:r>
+      <w:proofErr w:type="gramStart"/>
+      <w:r>
+        <w:rPr>
+          <w:rFonts w:cs="Times New Roman"/>
+          <w:szCs w:val="20"/>
+          <w:lang w:val="en-US"/>
+        </w:rPr>
+        <w:t>CHAR(</w:t>
+      </w:r>
+      <w:proofErr w:type="gramEnd"/>
+      <w:r>
+        <w:rPr>
+          <w:rFonts w:cs="Times New Roman"/>
+          <w:szCs w:val="20"/>
+          <w:lang w:val="en-US"/>
+        </w:rPr>
+        <w:t>10) UNIQUE NOT NULL,</w:t>
+      </w:r>
+    </w:p>
+    <w:p>
+      <w:pPr>
+        <w:ind w:left="0" w:right="192" w:firstLine="0"/>
+        <w:jc w:val="left"/>
+        <w:rPr>
+          <w:rFonts w:cs="Times New Roman"/>
+          <w:szCs w:val="20"/>
+          <w:lang w:val="en-US"/>
+        </w:rPr>
+      </w:pPr>
+      <w:r>
+        <w:rPr>
+          <w:rFonts w:cs="Times New Roman"/>
+          <w:szCs w:val="20"/>
+          <w:lang w:val="en-US"/>
+        </w:rPr>
+        <w:tab/>
+        <w:t xml:space="preserve">CONSTRAINT </w:t>
+      </w:r>
+      <w:proofErr w:type="spellStart"/>
+      <w:r>
+        <w:rPr>
+          <w:rFonts w:cs="Times New Roman"/>
+          <w:szCs w:val="20"/>
+          <w:lang w:val="en-US"/>
+        </w:rPr>
+        <w:t>StudenteEmailCheck</w:t>
+      </w:r>
+      <w:proofErr w:type="spellEnd"/>
+      <w:r>
+        <w:rPr>
+          <w:rFonts w:cs="Times New Roman"/>
+          <w:szCs w:val="20"/>
+          <w:lang w:val="en-US"/>
+        </w:rPr>
+        <w:t xml:space="preserve"> </w:t>
+      </w:r>
+      <w:proofErr w:type="gramStart"/>
+      <w:r>
+        <w:rPr>
+          <w:rFonts w:cs="Times New Roman"/>
+          <w:szCs w:val="20"/>
+          <w:lang w:val="en-US"/>
+        </w:rPr>
+        <w:t>CHECK(</w:t>
+      </w:r>
+      <w:proofErr w:type="gramEnd"/>
+      <w:r>
+        <w:rPr>
+          <w:rFonts w:cs="Times New Roman"/>
+          <w:szCs w:val="20"/>
+          <w:lang w:val="en-US"/>
+        </w:rPr>
+        <w:t>Email LIKE '%@</w:t>
+      </w:r>
+      <w:proofErr w:type="gramStart"/>
+      <w:r>
+        <w:rPr>
+          <w:rFonts w:cs="Times New Roman"/>
+          <w:szCs w:val="20"/>
+          <w:lang w:val="en-US"/>
+        </w:rPr>
+        <w:t>%.%</w:t>
+      </w:r>
+      <w:proofErr w:type="gramEnd"/>
+      <w:r>
+        <w:rPr>
+          <w:rFonts w:cs="Times New Roman"/>
+          <w:szCs w:val="20"/>
+          <w:lang w:val="en-US"/>
+        </w:rPr>
+        <w:t>'),</w:t>
+      </w:r>
+    </w:p>
+    <w:p>
+      <w:pPr>
+        <w:ind w:left="0" w:right="192" w:firstLine="0"/>
+        <w:jc w:val="left"/>
+        <w:rPr>
+          <w:rFonts w:cs="Times New Roman"/>
+          <w:szCs w:val="20"/>
+          <w:lang w:val="en-US"/>
+        </w:rPr>
+      </w:pPr>
+      <w:r>
+        <w:rPr>
+          <w:rFonts w:cs="Times New Roman"/>
+          <w:szCs w:val="20"/>
+          <w:lang w:val="en-US"/>
+        </w:rPr>
+        <w:tab/>
+        <w:t xml:space="preserve">CONSTRAINT </w:t>
+      </w:r>
+      <w:proofErr w:type="spellStart"/>
+      <w:r>
+        <w:rPr>
+          <w:rFonts w:cs="Times New Roman"/>
+          <w:szCs w:val="20"/>
+          <w:lang w:val="en-US"/>
+        </w:rPr>
+        <w:t>StudenteLoginLength</w:t>
+      </w:r>
+      <w:proofErr w:type="spellEnd"/>
+      <w:r>
+        <w:rPr>
+          <w:rFonts w:cs="Times New Roman"/>
+          <w:szCs w:val="20"/>
+          <w:lang w:val="en-US"/>
+        </w:rPr>
+        <w:t xml:space="preserve"> CHECK(LENGTH(LOGIN)&gt;=4)</w:t>
+      </w:r>
+    </w:p>
+    <w:p>
+      <w:pPr>
+        <w:ind w:left="0" w:right="192" w:firstLine="0"/>
+        <w:jc w:val="left"/>
+        <w:rPr>
+          <w:rFonts w:cs="Times New Roman"/>
+          <w:szCs w:val="20"/>
+        </w:rPr>
+      </w:pPr>
+      <w:r>
+        <w:rPr>
+          <w:rFonts w:cs="Times New Roman"/>
+          <w:szCs w:val="20"/>
+        </w:rPr>
+        <w:t>);</w:t>
+      </w:r>
+    </w:p>
+    <w:p>
+      <w:pPr>
+        <w:ind w:left="0" w:right="192" w:firstLine="0"/>
+        <w:jc w:val="left"/>
+        <w:rPr>
+          <w:rFonts w:cs="Times New Roman"/>
+          <w:b/>
+          <w:bCs/>
+          <w:szCs w:val="20"/>
+        </w:rPr>
+      </w:pPr>
+    </w:p>
+    <w:p>
+      <w:pPr>
+        <w:ind w:left="0" w:right="192" w:firstLine="0"/>
+        <w:jc w:val="left"/>
+        <w:rPr>
+          <w:rFonts w:cs="Times New Roman"/>
+          <w:b/>
+          <w:bCs/>
+          <w:szCs w:val="20"/>
+        </w:rPr>
+      </w:pPr>
+    </w:p>
+    <w:p>
+      <w:pPr>
+        <w:ind w:left="0" w:right="192" w:firstLine="0"/>
+        <w:jc w:val="left"/>
+        <w:rPr>
+          <w:rFonts w:cs="Times New Roman"/>
+          <w:b/>
+          <w:bCs/>
+          <w:szCs w:val="20"/>
+        </w:rPr>
+      </w:pPr>
+    </w:p>
+    <w:p>
+      <w:pPr>
+        <w:ind w:left="0" w:right="192" w:firstLine="0"/>
+        <w:jc w:val="left"/>
+        <w:rPr>
+          <w:rFonts w:cs="Times New Roman"/>
+          <w:b/>
+          <w:bCs/>
+          <w:szCs w:val="20"/>
+        </w:rPr>
+      </w:pPr>
+      <w:r>
+        <w:rPr>
+          <w:rFonts w:cs="Times New Roman"/>
+          <w:b/>
+          <w:bCs/>
+          <w:szCs w:val="20"/>
+        </w:rPr>
+        <w:lastRenderedPageBreak/>
+        <w:t>5.1.2 Docente</w:t>
+      </w:r>
+    </w:p>
+    <w:p>
+      <w:pPr>
+        <w:ind w:left="0" w:right="192" w:firstLine="0"/>
+        <w:jc w:val="left"/>
+        <w:rPr>
+          <w:rFonts w:cs="Times New Roman"/>
+          <w:szCs w:val="20"/>
+          <w:lang w:val="en-US"/>
+        </w:rPr>
+      </w:pPr>
+    </w:p>
+    <w:p>
+      <w:pPr>
+        <w:ind w:left="0" w:right="192" w:firstLine="0"/>
+        <w:jc w:val="left"/>
+        <w:rPr>
+          <w:rFonts w:cs="Times New Roman"/>
+          <w:szCs w:val="20"/>
+          <w:lang w:val="en-US"/>
+        </w:rPr>
+      </w:pPr>
+      <w:r>
+        <w:rPr>
+          <w:rFonts w:cs="Times New Roman"/>
+          <w:szCs w:val="20"/>
+          <w:lang w:val="en-US"/>
+        </w:rPr>
+        <w:t xml:space="preserve">CREATE TABLE </w:t>
+      </w:r>
+      <w:proofErr w:type="gramStart"/>
+      <w:r>
+        <w:rPr>
+          <w:rFonts w:cs="Times New Roman"/>
+          <w:szCs w:val="20"/>
+          <w:lang w:val="en-US"/>
+        </w:rPr>
+        <w:t>DOCENTE(</w:t>
+      </w:r>
+      <w:proofErr w:type="gramEnd"/>
+    </w:p>
+    <w:p>
+      <w:pPr>
+        <w:ind w:left="0" w:right="192" w:firstLine="0"/>
+        <w:jc w:val="left"/>
+        <w:rPr>
+          <w:rFonts w:cs="Times New Roman"/>
+          <w:szCs w:val="20"/>
+          <w:lang w:val="en-US"/>
+        </w:rPr>
+      </w:pPr>
+      <w:r>
+        <w:rPr>
+          <w:rFonts w:cs="Times New Roman"/>
+          <w:szCs w:val="20"/>
+          <w:lang w:val="en-US"/>
+        </w:rPr>
+        <w:tab/>
+        <w:t xml:space="preserve">Nome </w:t>
+      </w:r>
+      <w:proofErr w:type="gramStart"/>
+      <w:r>
+        <w:rPr>
+          <w:rFonts w:cs="Times New Roman"/>
+          <w:szCs w:val="20"/>
+          <w:lang w:val="en-US"/>
+        </w:rPr>
+        <w:t>VARCHAR(</w:t>
+      </w:r>
+      <w:proofErr w:type="gramEnd"/>
+      <w:r>
+        <w:rPr>
+          <w:rFonts w:cs="Times New Roman"/>
+          <w:szCs w:val="20"/>
+          <w:lang w:val="en-US"/>
+        </w:rPr>
+        <w:t>32) NOT NULL,</w:t>
+      </w:r>
+    </w:p>
+    <w:p>
+      <w:pPr>
+        <w:ind w:left="0" w:right="192" w:firstLine="0"/>
+        <w:jc w:val="left"/>
+        <w:rPr>
+          <w:rFonts w:cs="Times New Roman"/>
+          <w:szCs w:val="20"/>
+          <w:lang w:val="en-US"/>
+        </w:rPr>
+      </w:pPr>
+      <w:r>
+        <w:rPr>
+          <w:rFonts w:cs="Times New Roman"/>
+          <w:szCs w:val="20"/>
+          <w:lang w:val="en-US"/>
+        </w:rPr>
+        <w:tab/>
+      </w:r>
+      <w:proofErr w:type="spellStart"/>
+      <w:r>
+        <w:rPr>
+          <w:rFonts w:cs="Times New Roman"/>
+          <w:szCs w:val="20"/>
+          <w:lang w:val="en-US"/>
+        </w:rPr>
+        <w:t>Cognome</w:t>
+      </w:r>
+      <w:proofErr w:type="spellEnd"/>
+      <w:r>
+        <w:rPr>
+          <w:rFonts w:cs="Times New Roman"/>
+          <w:szCs w:val="20"/>
+          <w:lang w:val="en-US"/>
+        </w:rPr>
+        <w:t xml:space="preserve"> </w:t>
+      </w:r>
+      <w:proofErr w:type="gramStart"/>
+      <w:r>
+        <w:rPr>
+          <w:rFonts w:cs="Times New Roman"/>
+          <w:szCs w:val="20"/>
+          <w:lang w:val="en-US"/>
+        </w:rPr>
+        <w:t>VARCHAR(</w:t>
+      </w:r>
+      <w:proofErr w:type="gramEnd"/>
+      <w:r>
+        <w:rPr>
+          <w:rFonts w:cs="Times New Roman"/>
+          <w:szCs w:val="20"/>
+          <w:lang w:val="en-US"/>
+        </w:rPr>
+        <w:t>32) NOT NULL,</w:t>
+      </w:r>
+    </w:p>
+    <w:p>
+      <w:pPr>
+        <w:ind w:left="0" w:right="192" w:firstLine="0"/>
+        <w:jc w:val="left"/>
+        <w:rPr>
+          <w:rFonts w:cs="Times New Roman"/>
+          <w:szCs w:val="20"/>
+          <w:lang w:val="en-US"/>
+        </w:rPr>
+      </w:pPr>
+      <w:r>
+        <w:rPr>
+          <w:rFonts w:cs="Times New Roman"/>
+          <w:szCs w:val="20"/>
+          <w:lang w:val="en-US"/>
+        </w:rPr>
+        <w:tab/>
+        <w:t xml:space="preserve">Password </w:t>
+      </w:r>
+      <w:proofErr w:type="gramStart"/>
+      <w:r>
+        <w:rPr>
+          <w:rFonts w:cs="Times New Roman"/>
+          <w:szCs w:val="20"/>
+          <w:lang w:val="en-US"/>
+        </w:rPr>
+        <w:t>VARCHAR(</w:t>
+      </w:r>
+      <w:proofErr w:type="gramEnd"/>
+      <w:r>
+        <w:rPr>
+          <w:rFonts w:cs="Times New Roman"/>
+          <w:szCs w:val="20"/>
+          <w:lang w:val="en-US"/>
+        </w:rPr>
+        <w:t>64) NOT NULL,</w:t>
+      </w:r>
+    </w:p>
+    <w:p>
+      <w:pPr>
+        <w:ind w:left="0" w:right="192" w:firstLine="0"/>
+        <w:jc w:val="left"/>
+        <w:rPr>
+          <w:rFonts w:cs="Times New Roman"/>
+          <w:szCs w:val="20"/>
+          <w:lang w:val="en-US"/>
+        </w:rPr>
+      </w:pPr>
+      <w:r>
+        <w:rPr>
+          <w:rFonts w:cs="Times New Roman"/>
+          <w:szCs w:val="20"/>
+          <w:lang w:val="en-US"/>
+        </w:rPr>
+        <w:tab/>
+        <w:t xml:space="preserve">Login </w:t>
+      </w:r>
+      <w:proofErr w:type="gramStart"/>
+      <w:r>
+        <w:rPr>
+          <w:rFonts w:cs="Times New Roman"/>
+          <w:szCs w:val="20"/>
+          <w:lang w:val="en-US"/>
+        </w:rPr>
+        <w:t>VARCHAR(</w:t>
+      </w:r>
+      <w:proofErr w:type="gramEnd"/>
+      <w:r>
+        <w:rPr>
+          <w:rFonts w:cs="Times New Roman"/>
+          <w:szCs w:val="20"/>
+          <w:lang w:val="en-US"/>
+        </w:rPr>
+        <w:t>32) PRIMARY KEY,</w:t>
+      </w:r>
+    </w:p>
+    <w:p>
+      <w:pPr>
+        <w:ind w:left="0" w:right="192" w:firstLine="0"/>
+        <w:jc w:val="left"/>
+        <w:rPr>
+          <w:rFonts w:cs="Times New Roman"/>
+          <w:szCs w:val="20"/>
+          <w:lang w:val="en-US"/>
+        </w:rPr>
+      </w:pPr>
+      <w:r>
+        <w:rPr>
+          <w:rFonts w:cs="Times New Roman"/>
+          <w:szCs w:val="20"/>
+          <w:lang w:val="en-US"/>
+        </w:rPr>
+        <w:tab/>
+        <w:t>Stato BOOLEAN NOT NULL DEFAULT false,</w:t>
+      </w:r>
+    </w:p>
+    <w:p>
+      <w:pPr>
+        <w:ind w:left="0" w:right="192" w:firstLine="0"/>
+        <w:jc w:val="left"/>
+        <w:rPr>
+          <w:rFonts w:cs="Times New Roman"/>
+          <w:szCs w:val="20"/>
+          <w:lang w:val="en-US"/>
+        </w:rPr>
+      </w:pPr>
+      <w:r>
+        <w:rPr>
+          <w:rFonts w:cs="Times New Roman"/>
+          <w:szCs w:val="20"/>
+          <w:lang w:val="en-US"/>
+        </w:rPr>
+        <w:tab/>
+        <w:t xml:space="preserve">Email </w:t>
+      </w:r>
+      <w:proofErr w:type="gramStart"/>
+      <w:r>
+        <w:rPr>
+          <w:rFonts w:cs="Times New Roman"/>
+          <w:szCs w:val="20"/>
+          <w:lang w:val="en-US"/>
+        </w:rPr>
+        <w:t>VARCHAR(</w:t>
+      </w:r>
+      <w:proofErr w:type="gramEnd"/>
+      <w:r>
+        <w:rPr>
+          <w:rFonts w:cs="Times New Roman"/>
+          <w:szCs w:val="20"/>
+          <w:lang w:val="en-US"/>
+        </w:rPr>
+        <w:t>128) UNIQUE NOT NULL,</w:t>
+      </w:r>
+    </w:p>
+    <w:p>
+      <w:pPr>
+        <w:ind w:left="0" w:right="192" w:firstLine="0"/>
+        <w:jc w:val="left"/>
+        <w:rPr>
+          <w:rFonts w:cs="Times New Roman"/>
+          <w:szCs w:val="20"/>
+          <w:lang w:val="en-US"/>
+        </w:rPr>
+      </w:pPr>
+      <w:r>
+        <w:rPr>
+          <w:rFonts w:cs="Times New Roman"/>
+          <w:szCs w:val="20"/>
+          <w:lang w:val="en-US"/>
+        </w:rPr>
+        <w:tab/>
+      </w:r>
+      <w:proofErr w:type="spellStart"/>
+      <w:r>
+        <w:rPr>
+          <w:rFonts w:cs="Times New Roman"/>
+          <w:szCs w:val="20"/>
+          <w:lang w:val="en-US"/>
+        </w:rPr>
+        <w:t>Coordinatore</w:t>
+      </w:r>
+      <w:proofErr w:type="spellEnd"/>
+      <w:r>
+        <w:rPr>
+          <w:rFonts w:cs="Times New Roman"/>
+          <w:szCs w:val="20"/>
+          <w:lang w:val="en-US"/>
+        </w:rPr>
+        <w:t xml:space="preserve"> BOOLEAN,</w:t>
+      </w:r>
+    </w:p>
+    <w:p>
+      <w:pPr>
+        <w:ind w:left="0" w:right="192" w:firstLine="0"/>
+        <w:jc w:val="left"/>
+        <w:rPr>
+          <w:rFonts w:cs="Times New Roman"/>
+          <w:szCs w:val="20"/>
+          <w:lang w:val="en-US"/>
+        </w:rPr>
+      </w:pPr>
+      <w:r>
+        <w:rPr>
+          <w:rFonts w:cs="Times New Roman"/>
+          <w:szCs w:val="20"/>
+          <w:lang w:val="en-US"/>
+        </w:rPr>
+        <w:tab/>
+        <w:t xml:space="preserve">CONSTRAINT </w:t>
+      </w:r>
+      <w:proofErr w:type="spellStart"/>
+      <w:r>
+        <w:rPr>
+          <w:rFonts w:cs="Times New Roman"/>
+          <w:szCs w:val="20"/>
+          <w:lang w:val="en-US"/>
+        </w:rPr>
+        <w:t>DocenteEmailCheck</w:t>
+      </w:r>
+      <w:proofErr w:type="spellEnd"/>
+      <w:r>
+        <w:rPr>
+          <w:rFonts w:cs="Times New Roman"/>
+          <w:szCs w:val="20"/>
+          <w:lang w:val="en-US"/>
+        </w:rPr>
+        <w:t xml:space="preserve"> </w:t>
+      </w:r>
+      <w:proofErr w:type="gramStart"/>
+      <w:r>
+        <w:rPr>
+          <w:rFonts w:cs="Times New Roman"/>
+          <w:szCs w:val="20"/>
+          <w:lang w:val="en-US"/>
+        </w:rPr>
+        <w:t>CHECK(</w:t>
+      </w:r>
+      <w:proofErr w:type="gramEnd"/>
+      <w:r>
+        <w:rPr>
+          <w:rFonts w:cs="Times New Roman"/>
+          <w:szCs w:val="20"/>
+          <w:lang w:val="en-US"/>
+        </w:rPr>
+        <w:t xml:space="preserve">Email </w:t>
+      </w:r>
+      <w:proofErr w:type="gramStart"/>
+      <w:r>
+        <w:rPr>
+          <w:rFonts w:cs="Times New Roman"/>
+          <w:szCs w:val="20"/>
+          <w:lang w:val="en-US"/>
+        </w:rPr>
+        <w:t>LIKE '%@%.%</w:t>
+      </w:r>
+      <w:proofErr w:type="gramEnd"/>
+      <w:r>
+        <w:rPr>
+          <w:rFonts w:cs="Times New Roman"/>
+          <w:szCs w:val="20"/>
+          <w:lang w:val="en-US"/>
+        </w:rPr>
+        <w:t>'),</w:t>
+      </w:r>
+    </w:p>
+    <w:p>
+      <w:pPr>
+        <w:ind w:left="0" w:right="192" w:firstLine="0"/>
+        <w:jc w:val="left"/>
+        <w:rPr>
+          <w:rFonts w:cs="Times New Roman"/>
+          <w:szCs w:val="20"/>
+          <w:lang w:val="en-US"/>
+        </w:rPr>
+      </w:pPr>
+      <w:r>
+        <w:rPr>
+          <w:rFonts w:cs="Times New Roman"/>
+          <w:szCs w:val="20"/>
+          <w:lang w:val="en-US"/>
+        </w:rPr>
+        <w:tab/>
+        <w:t xml:space="preserve">CONSTRAINT </w:t>
+      </w:r>
+      <w:proofErr w:type="spellStart"/>
+      <w:r>
+        <w:rPr>
+          <w:rFonts w:cs="Times New Roman"/>
+          <w:szCs w:val="20"/>
+          <w:lang w:val="en-US"/>
+        </w:rPr>
+        <w:t>DocenteLoginLength</w:t>
+      </w:r>
+      <w:proofErr w:type="spellEnd"/>
+      <w:r>
+        <w:rPr>
+          <w:rFonts w:cs="Times New Roman"/>
+          <w:szCs w:val="20"/>
+          <w:lang w:val="en-US"/>
+        </w:rPr>
+        <w:t xml:space="preserve"> CHECK(LENGTH(LOGIN)&gt;=4)</w:t>
+      </w:r>
+    </w:p>
+    <w:p>
+      <w:pPr>
+        <w:ind w:left="0" w:right="192" w:firstLine="0"/>
+        <w:jc w:val="left"/>
+        <w:rPr>
+          <w:rFonts w:cs="Times New Roman"/>
+          <w:szCs w:val="20"/>
+        </w:rPr>
+      </w:pPr>
+      <w:r>
+        <w:rPr>
+          <w:rFonts w:cs="Times New Roman"/>
+          <w:szCs w:val="20"/>
+        </w:rPr>
+        <w:t>);</w:t>
+      </w:r>
+    </w:p>
+    <w:p>
+      <w:pPr>
+        <w:ind w:left="0" w:right="192" w:firstLine="0"/>
+        <w:jc w:val="left"/>
+        <w:rPr>
+          <w:rFonts w:cs="Times New Roman"/>
+          <w:b/>
+          <w:bCs/>
+          <w:szCs w:val="20"/>
+        </w:rPr>
+      </w:pPr>
+    </w:p>
+    <w:p>
+      <w:pPr>
+        <w:ind w:left="0" w:right="192" w:firstLine="0"/>
+        <w:jc w:val="left"/>
+        <w:rPr>
+          <w:rFonts w:cs="Times New Roman"/>
+          <w:b/>
+          <w:bCs/>
+          <w:szCs w:val="20"/>
+        </w:rPr>
+      </w:pPr>
+      <w:r>
+        <w:rPr>
+          <w:rFonts w:cs="Times New Roman"/>
+          <w:b/>
+          <w:bCs/>
+          <w:szCs w:val="20"/>
+        </w:rPr>
+        <w:t>5.1.3 Tirocinio</w:t>
+      </w:r>
+    </w:p>
+    <w:p>
+      <w:pPr>
+        <w:ind w:left="0" w:right="192" w:firstLine="0"/>
+        <w:jc w:val="left"/>
+        <w:rPr>
+          <w:rFonts w:cs="Times New Roman"/>
+          <w:szCs w:val="20"/>
+          <w:lang w:val="en-US"/>
+        </w:rPr>
+      </w:pPr>
+    </w:p>
+    <w:p>
+      <w:pPr>
+        <w:ind w:left="0" w:right="192" w:firstLine="0"/>
+        <w:jc w:val="left"/>
+        <w:rPr>
+          <w:rFonts w:cs="Times New Roman"/>
+          <w:szCs w:val="20"/>
+          <w:lang w:val="en-US"/>
+        </w:rPr>
+      </w:pPr>
+      <w:r>
+        <w:rPr>
+          <w:rFonts w:cs="Times New Roman"/>
+          <w:szCs w:val="20"/>
+          <w:lang w:val="en-US"/>
+        </w:rPr>
+        <w:t xml:space="preserve">CREATE TABLE </w:t>
+      </w:r>
+      <w:proofErr w:type="gramStart"/>
+      <w:r>
+        <w:rPr>
+          <w:rFonts w:cs="Times New Roman"/>
+          <w:szCs w:val="20"/>
+          <w:lang w:val="en-US"/>
+        </w:rPr>
+        <w:t>TIROCINIO(</w:t>
+      </w:r>
+      <w:proofErr w:type="gramEnd"/>
+    </w:p>
+    <w:p>
+      <w:pPr>
+        <w:ind w:left="0" w:right="192" w:firstLine="0"/>
+        <w:jc w:val="left"/>
+        <w:rPr>
+          <w:rFonts w:cs="Times New Roman"/>
+          <w:szCs w:val="20"/>
+          <w:lang w:val="en-US"/>
+        </w:rPr>
+      </w:pPr>
+      <w:r>
+        <w:rPr>
+          <w:rFonts w:cs="Times New Roman"/>
+          <w:szCs w:val="20"/>
+          <w:lang w:val="en-US"/>
+        </w:rPr>
+        <w:tab/>
+      </w:r>
+      <w:proofErr w:type="spellStart"/>
+      <w:r>
+        <w:rPr>
+          <w:rFonts w:cs="Times New Roman"/>
+          <w:szCs w:val="20"/>
+          <w:lang w:val="en-US"/>
+        </w:rPr>
+        <w:t>ID_Ti</w:t>
+      </w:r>
+      <w:proofErr w:type="spellEnd"/>
+      <w:r>
+        <w:rPr>
+          <w:rFonts w:cs="Times New Roman"/>
+          <w:szCs w:val="20"/>
+          <w:lang w:val="en-US"/>
+        </w:rPr>
+        <w:t xml:space="preserve"> SERIAL PRIMARY KEY,</w:t>
+      </w:r>
+    </w:p>
+    <w:p>
+      <w:pPr>
+        <w:ind w:left="0" w:right="192" w:firstLine="0"/>
+        <w:jc w:val="left"/>
+        <w:rPr>
+          <w:rFonts w:cs="Times New Roman"/>
+          <w:szCs w:val="20"/>
+          <w:lang w:val="en-US"/>
+        </w:rPr>
+      </w:pPr>
+      <w:r>
+        <w:rPr>
+          <w:rFonts w:cs="Times New Roman"/>
+          <w:szCs w:val="20"/>
+          <w:lang w:val="en-US"/>
+        </w:rPr>
+        <w:tab/>
+      </w:r>
+      <w:proofErr w:type="spellStart"/>
+      <w:r>
+        <w:rPr>
+          <w:rFonts w:cs="Times New Roman"/>
+          <w:szCs w:val="20"/>
+          <w:lang w:val="en-US"/>
+        </w:rPr>
+        <w:t>Descrizione</w:t>
+      </w:r>
+      <w:proofErr w:type="spellEnd"/>
+      <w:r>
+        <w:rPr>
+          <w:rFonts w:cs="Times New Roman"/>
+          <w:szCs w:val="20"/>
+          <w:lang w:val="en-US"/>
+        </w:rPr>
+        <w:t xml:space="preserve"> </w:t>
+      </w:r>
+      <w:proofErr w:type="gramStart"/>
+      <w:r>
+        <w:rPr>
+          <w:rFonts w:cs="Times New Roman"/>
+          <w:szCs w:val="20"/>
+          <w:lang w:val="en-US"/>
+        </w:rPr>
+        <w:t>VARCHAR(</w:t>
+      </w:r>
+      <w:proofErr w:type="gramEnd"/>
+      <w:r>
+        <w:rPr>
+          <w:rFonts w:cs="Times New Roman"/>
+          <w:szCs w:val="20"/>
+          <w:lang w:val="en-US"/>
+        </w:rPr>
+        <w:t>256),</w:t>
+      </w:r>
+    </w:p>
+    <w:p>
+      <w:pPr>
+        <w:ind w:left="0" w:right="192" w:firstLine="0"/>
+        <w:jc w:val="left"/>
+        <w:rPr>
+          <w:rFonts w:cs="Times New Roman"/>
+          <w:szCs w:val="20"/>
+          <w:lang w:val="en-US"/>
+        </w:rPr>
+      </w:pPr>
+      <w:r>
+        <w:rPr>
+          <w:rFonts w:cs="Times New Roman"/>
+          <w:szCs w:val="20"/>
+          <w:lang w:val="en-US"/>
+        </w:rPr>
+        <w:tab/>
+        <w:t xml:space="preserve">Nome </w:t>
+      </w:r>
+      <w:proofErr w:type="gramStart"/>
+      <w:r>
+        <w:rPr>
+          <w:rFonts w:cs="Times New Roman"/>
+          <w:szCs w:val="20"/>
+          <w:lang w:val="en-US"/>
+        </w:rPr>
+        <w:t>VARCHAR(</w:t>
+      </w:r>
+      <w:proofErr w:type="gramEnd"/>
+      <w:r>
+        <w:rPr>
+          <w:rFonts w:cs="Times New Roman"/>
+          <w:szCs w:val="20"/>
+          <w:lang w:val="en-US"/>
+        </w:rPr>
+        <w:t>64) NOT NULL,</w:t>
+      </w:r>
+    </w:p>
+    <w:p>
+      <w:pPr>
+        <w:ind w:left="0" w:right="192" w:firstLine="0"/>
+        <w:jc w:val="left"/>
+        <w:rPr>
+          <w:rFonts w:cs="Times New Roman"/>
+          <w:szCs w:val="20"/>
+          <w:lang w:val="en-US"/>
+        </w:rPr>
+      </w:pPr>
+      <w:r>
+        <w:rPr>
+          <w:rFonts w:cs="Times New Roman"/>
+          <w:szCs w:val="20"/>
+          <w:lang w:val="en-US"/>
+        </w:rPr>
+        <w:tab/>
+        <w:t>Data DATE NOT NULL,</w:t>
+      </w:r>
+    </w:p>
+    <w:p>
+      <w:pPr>
+        <w:ind w:left="0" w:right="192" w:firstLine="0"/>
+        <w:jc w:val="left"/>
+        <w:rPr>
+          <w:rFonts w:cs="Times New Roman"/>
+          <w:szCs w:val="20"/>
+          <w:lang w:val="en-US"/>
+        </w:rPr>
+      </w:pPr>
+      <w:r>
+        <w:rPr>
+          <w:rFonts w:cs="Times New Roman"/>
+          <w:szCs w:val="20"/>
+          <w:lang w:val="en-US"/>
+        </w:rPr>
+        <w:tab/>
+        <w:t xml:space="preserve">Login </w:t>
+      </w:r>
+      <w:proofErr w:type="gramStart"/>
+      <w:r>
+        <w:rPr>
+          <w:rFonts w:cs="Times New Roman"/>
+          <w:szCs w:val="20"/>
+          <w:lang w:val="en-US"/>
+        </w:rPr>
+        <w:t>VARCHAR(</w:t>
+      </w:r>
+      <w:proofErr w:type="gramEnd"/>
+      <w:r>
+        <w:rPr>
+          <w:rFonts w:cs="Times New Roman"/>
+          <w:szCs w:val="20"/>
+          <w:lang w:val="en-US"/>
+        </w:rPr>
+        <w:t>32) NOT NULL,</w:t>
+      </w:r>
+    </w:p>
+    <w:p>
+      <w:pPr>
+        <w:ind w:left="0" w:right="192" w:firstLine="0"/>
+        <w:jc w:val="left"/>
+        <w:rPr>
+          <w:rFonts w:cs="Times New Roman"/>
+          <w:szCs w:val="20"/>
+          <w:lang w:val="en-US"/>
+        </w:rPr>
+      </w:pPr>
+      <w:r>
+        <w:rPr>
+          <w:rFonts w:cs="Times New Roman"/>
+          <w:szCs w:val="20"/>
+          <w:lang w:val="en-US"/>
+        </w:rPr>
+        <w:tab/>
+        <w:t>FOREIGN KEY (Login) REFERENCES DOCENTE(Login)</w:t>
+      </w:r>
+    </w:p>
+    <w:p>
+      <w:pPr>
+        <w:ind w:left="0" w:right="192" w:firstLine="0"/>
+        <w:jc w:val="left"/>
+        <w:rPr>
+          <w:rFonts w:cs="Times New Roman"/>
+          <w:szCs w:val="20"/>
+        </w:rPr>
+      </w:pPr>
+      <w:r>
+        <w:rPr>
+          <w:rFonts w:cs="Times New Roman"/>
+          <w:szCs w:val="20"/>
+        </w:rPr>
+        <w:t>);</w:t>
+      </w:r>
+    </w:p>
+    <w:p>
+      <w:pPr>
+        <w:ind w:left="0" w:right="192" w:firstLine="0"/>
+        <w:jc w:val="left"/>
+        <w:rPr>
+          <w:rFonts w:cs="Times New Roman"/>
+          <w:b/>
+          <w:bCs/>
+          <w:szCs w:val="20"/>
+        </w:rPr>
+      </w:pPr>
+    </w:p>
+    <w:p>
+      <w:pPr>
+        <w:ind w:left="0" w:right="192" w:firstLine="0"/>
+        <w:jc w:val="left"/>
+        <w:rPr>
+          <w:rFonts w:cs="Times New Roman"/>
+          <w:b/>
+          <w:bCs/>
+          <w:szCs w:val="20"/>
+        </w:rPr>
+      </w:pPr>
+      <w:r>
+        <w:rPr>
+          <w:rFonts w:cs="Times New Roman"/>
+          <w:b/>
+          <w:bCs/>
+          <w:szCs w:val="20"/>
+        </w:rPr>
+        <w:t xml:space="preserve">5.1.4 </w:t>
+      </w:r>
+      <w:proofErr w:type="spellStart"/>
+      <w:r>
+        <w:rPr>
+          <w:rFonts w:cs="Times New Roman"/>
+          <w:b/>
+          <w:bCs/>
+          <w:szCs w:val="20"/>
+        </w:rPr>
+        <w:t>TirocinioEsterno</w:t>
+      </w:r>
+      <w:proofErr w:type="spellEnd"/>
+    </w:p>
+    <w:p>
+      <w:pPr>
+        <w:ind w:left="0" w:right="192" w:firstLine="0"/>
+        <w:jc w:val="left"/>
+        <w:rPr>
+          <w:rFonts w:cs="Times New Roman"/>
+          <w:szCs w:val="20"/>
+          <w:lang w:val="en-US"/>
+        </w:rPr>
+      </w:pPr>
+    </w:p>
+    <w:p>
+      <w:pPr>
+        <w:ind w:left="0" w:right="192" w:firstLine="0"/>
+        <w:jc w:val="left"/>
+        <w:rPr>
+          <w:rFonts w:cs="Times New Roman"/>
+          <w:szCs w:val="20"/>
+          <w:lang w:val="en-US"/>
+        </w:rPr>
+      </w:pPr>
+      <w:r>
+        <w:rPr>
+          <w:rFonts w:cs="Times New Roman"/>
+          <w:szCs w:val="20"/>
+          <w:lang w:val="en-US"/>
+        </w:rPr>
+        <w:t xml:space="preserve">CREATE TABLE </w:t>
+      </w:r>
+      <w:proofErr w:type="gramStart"/>
+      <w:r>
+        <w:rPr>
+          <w:rFonts w:cs="Times New Roman"/>
+          <w:szCs w:val="20"/>
+          <w:lang w:val="en-US"/>
+        </w:rPr>
+        <w:t>TIROCINIOESTERNO(</w:t>
+      </w:r>
+      <w:proofErr w:type="gramEnd"/>
+    </w:p>
+    <w:p>
+      <w:pPr>
+        <w:ind w:left="0" w:right="192" w:firstLine="0"/>
+        <w:jc w:val="left"/>
+        <w:rPr>
+          <w:rFonts w:cs="Times New Roman"/>
+          <w:szCs w:val="20"/>
+          <w:lang w:val="en-US"/>
+        </w:rPr>
+      </w:pPr>
+      <w:r>
+        <w:rPr>
+          <w:rFonts w:cs="Times New Roman"/>
+          <w:szCs w:val="20"/>
+          <w:lang w:val="en-US"/>
+        </w:rPr>
+        <w:tab/>
+      </w:r>
+      <w:proofErr w:type="spellStart"/>
+      <w:r>
+        <w:rPr>
+          <w:rFonts w:cs="Times New Roman"/>
+          <w:szCs w:val="20"/>
+          <w:lang w:val="en-US"/>
+        </w:rPr>
+        <w:t>ID_TiEs</w:t>
+      </w:r>
+      <w:proofErr w:type="spellEnd"/>
+      <w:r>
+        <w:rPr>
+          <w:rFonts w:cs="Times New Roman"/>
+          <w:szCs w:val="20"/>
+          <w:lang w:val="en-US"/>
+        </w:rPr>
+        <w:t xml:space="preserve"> SERIAL PRIMARY KEY,</w:t>
+      </w:r>
+    </w:p>
+    <w:p>
+      <w:pPr>
+        <w:ind w:left="0" w:right="192" w:firstLine="0"/>
+        <w:jc w:val="left"/>
+        <w:rPr>
+          <w:rFonts w:cs="Times New Roman"/>
+          <w:szCs w:val="20"/>
+          <w:lang w:val="en-US"/>
+        </w:rPr>
+      </w:pPr>
+      <w:r>
+        <w:rPr>
+          <w:rFonts w:cs="Times New Roman"/>
+          <w:szCs w:val="20"/>
+          <w:lang w:val="en-US"/>
+        </w:rPr>
+        <w:tab/>
+      </w:r>
+      <w:proofErr w:type="spellStart"/>
+      <w:r>
+        <w:rPr>
+          <w:rFonts w:cs="Times New Roman"/>
+          <w:szCs w:val="20"/>
+          <w:lang w:val="en-US"/>
+        </w:rPr>
+        <w:t>ID_Ti</w:t>
+      </w:r>
+      <w:proofErr w:type="spellEnd"/>
+      <w:r>
+        <w:rPr>
+          <w:rFonts w:cs="Times New Roman"/>
+          <w:szCs w:val="20"/>
+          <w:lang w:val="en-US"/>
+        </w:rPr>
+        <w:t xml:space="preserve"> INT UNIQUE NOT NULL REFERENCES TIROCINIO(</w:t>
+      </w:r>
+      <w:proofErr w:type="spellStart"/>
+      <w:r>
+        <w:rPr>
+          <w:rFonts w:cs="Times New Roman"/>
+          <w:szCs w:val="20"/>
+          <w:lang w:val="en-US"/>
+        </w:rPr>
+        <w:t>ID_Ti</w:t>
+      </w:r>
+      <w:proofErr w:type="spellEnd"/>
+      <w:r>
+        <w:rPr>
+          <w:rFonts w:cs="Times New Roman"/>
+          <w:szCs w:val="20"/>
+          <w:lang w:val="en-US"/>
+        </w:rPr>
+        <w:t>),</w:t>
+      </w:r>
+    </w:p>
+    <w:p>
+      <w:pPr>
+        <w:ind w:left="0" w:right="192" w:firstLine="0"/>
+        <w:jc w:val="left"/>
+        <w:rPr>
+          <w:rFonts w:cs="Times New Roman"/>
+          <w:szCs w:val="20"/>
+        </w:rPr>
+      </w:pPr>
+      <w:r>
+        <w:rPr>
+          <w:rFonts w:cs="Times New Roman"/>
+          <w:szCs w:val="20"/>
+          <w:lang w:val="en-US"/>
+        </w:rPr>
+        <w:tab/>
+      </w:r>
+      <w:proofErr w:type="spellStart"/>
+      <w:r>
+        <w:rPr>
+          <w:rFonts w:cs="Times New Roman"/>
+          <w:szCs w:val="20"/>
+        </w:rPr>
+        <w:t>NomeAzienda</w:t>
+      </w:r>
+      <w:proofErr w:type="spellEnd"/>
+      <w:r>
+        <w:rPr>
+          <w:rFonts w:cs="Times New Roman"/>
+          <w:szCs w:val="20"/>
+        </w:rPr>
+        <w:t xml:space="preserve"> </w:t>
+      </w:r>
+      <w:proofErr w:type="gramStart"/>
+      <w:r>
+        <w:rPr>
+          <w:rFonts w:cs="Times New Roman"/>
+          <w:szCs w:val="20"/>
+        </w:rPr>
+        <w:t>VARCHAR(</w:t>
+      </w:r>
+      <w:proofErr w:type="gramEnd"/>
+      <w:r>
+        <w:rPr>
+          <w:rFonts w:cs="Times New Roman"/>
+          <w:szCs w:val="20"/>
+        </w:rPr>
+        <w:t>64) NOT NULL,</w:t>
+      </w:r>
+    </w:p>
+    <w:p>
+      <w:pPr>
+        <w:ind w:left="0" w:right="192" w:firstLine="0"/>
+        <w:jc w:val="left"/>
+        <w:rPr>
+          <w:rFonts w:cs="Times New Roman"/>
+          <w:szCs w:val="20"/>
+        </w:rPr>
+      </w:pPr>
+      <w:r>
+        <w:rPr>
+          <w:rFonts w:cs="Times New Roman"/>
+          <w:szCs w:val="20"/>
+        </w:rPr>
+        <w:tab/>
+        <w:t xml:space="preserve">Referente </w:t>
+      </w:r>
+      <w:proofErr w:type="gramStart"/>
+      <w:r>
+        <w:rPr>
+          <w:rFonts w:cs="Times New Roman"/>
+          <w:szCs w:val="20"/>
+        </w:rPr>
+        <w:t>VARCHAR(</w:t>
+      </w:r>
+      <w:proofErr w:type="gramEnd"/>
+      <w:r>
+        <w:rPr>
+          <w:rFonts w:cs="Times New Roman"/>
+          <w:szCs w:val="20"/>
+        </w:rPr>
+        <w:t>64) NOT NULL</w:t>
+      </w:r>
+    </w:p>
+    <w:p>
+      <w:pPr>
+        <w:ind w:left="0" w:right="192" w:firstLine="0"/>
+        <w:jc w:val="left"/>
+        <w:rPr>
+          <w:rFonts w:cs="Times New Roman"/>
+          <w:szCs w:val="20"/>
+        </w:rPr>
+      </w:pPr>
+      <w:r>
+        <w:rPr>
+          <w:rFonts w:cs="Times New Roman"/>
+          <w:szCs w:val="20"/>
+        </w:rPr>
+        <w:t>);</w:t>
+      </w:r>
+    </w:p>
+    <w:p>
+      <w:pPr>
+        <w:ind w:left="0" w:right="192" w:firstLine="0"/>
+        <w:jc w:val="left"/>
+        <w:rPr>
+          <w:rFonts w:cs="Times New Roman"/>
+          <w:b/>
+          <w:bCs/>
+          <w:szCs w:val="20"/>
+        </w:rPr>
+      </w:pPr>
+    </w:p>
+    <w:p>
+      <w:pPr>
+        <w:ind w:left="0" w:right="192" w:firstLine="0"/>
+        <w:jc w:val="left"/>
+        <w:rPr>
+          <w:rFonts w:cs="Times New Roman"/>
+          <w:b/>
+          <w:bCs/>
+          <w:szCs w:val="20"/>
+        </w:rPr>
+      </w:pPr>
+    </w:p>
+    <w:p>
+      <w:pPr>
+        <w:ind w:left="0" w:right="192" w:firstLine="0"/>
+        <w:jc w:val="left"/>
+        <w:rPr>
+          <w:rFonts w:cs="Times New Roman"/>
+          <w:b/>
+          <w:bCs/>
+          <w:szCs w:val="20"/>
+        </w:rPr>
+      </w:pPr>
+    </w:p>
+    <w:p>
+      <w:pPr>
+        <w:ind w:left="0" w:right="192" w:firstLine="0"/>
+        <w:jc w:val="left"/>
+        <w:rPr>
+          <w:rFonts w:cs="Times New Roman"/>
+          <w:b/>
+          <w:bCs/>
+          <w:szCs w:val="20"/>
+        </w:rPr>
+      </w:pPr>
+    </w:p>
+    <w:p>
+      <w:pPr>
+        <w:ind w:left="0" w:right="192" w:firstLine="0"/>
+        <w:jc w:val="left"/>
+        <w:rPr>
+          <w:rFonts w:cs="Times New Roman"/>
+          <w:b/>
+          <w:bCs/>
+          <w:szCs w:val="20"/>
+        </w:rPr>
+      </w:pPr>
+    </w:p>
+    <w:p>
+      <w:pPr>
+        <w:ind w:left="0" w:right="192" w:firstLine="0"/>
+        <w:jc w:val="left"/>
+        <w:rPr>
+          <w:rFonts w:cs="Times New Roman"/>
+          <w:b/>
+          <w:bCs/>
+          <w:szCs w:val="20"/>
+        </w:rPr>
+      </w:pPr>
+    </w:p>
+    <w:p>
+      <w:pPr>
+        <w:ind w:left="0" w:right="192" w:firstLine="0"/>
+        <w:jc w:val="left"/>
+        <w:rPr>
+          <w:rFonts w:cs="Times New Roman"/>
+          <w:b/>
+          <w:bCs/>
+          <w:szCs w:val="20"/>
+        </w:rPr>
+      </w:pPr>
+    </w:p>
+    <w:p>
+      <w:pPr>
+        <w:ind w:left="0" w:right="192" w:firstLine="0"/>
+        <w:jc w:val="left"/>
+        <w:rPr>
+          <w:rFonts w:cs="Times New Roman"/>
+          <w:b/>
+          <w:bCs/>
+          <w:szCs w:val="20"/>
+        </w:rPr>
+      </w:pPr>
+    </w:p>
+    <w:p>
+      <w:pPr>
+        <w:ind w:left="0" w:right="192" w:firstLine="0"/>
+        <w:jc w:val="left"/>
+        <w:rPr>
+          <w:rFonts w:cs="Times New Roman"/>
+          <w:b/>
+          <w:bCs/>
+          <w:szCs w:val="20"/>
+        </w:rPr>
+      </w:pPr>
+    </w:p>
+    <w:p>
+      <w:pPr>
+        <w:ind w:left="0" w:right="192" w:firstLine="0"/>
+        <w:jc w:val="left"/>
+        <w:rPr>
+          <w:rFonts w:cs="Times New Roman"/>
+          <w:b/>
+          <w:bCs/>
+          <w:szCs w:val="20"/>
+        </w:rPr>
+      </w:pPr>
+    </w:p>
+    <w:p>
+      <w:pPr>
+        <w:ind w:left="0" w:right="192" w:firstLine="0"/>
+        <w:jc w:val="left"/>
+        <w:rPr>
+          <w:rFonts w:cs="Times New Roman"/>
+          <w:b/>
+          <w:bCs/>
+          <w:szCs w:val="20"/>
+        </w:rPr>
+      </w:pPr>
+      <w:r>
+        <w:rPr>
+          <w:rFonts w:cs="Times New Roman"/>
+          <w:b/>
+          <w:bCs/>
+          <w:szCs w:val="20"/>
+        </w:rPr>
+        <w:lastRenderedPageBreak/>
+        <w:t>5.1.5 Richiesta</w:t>
+      </w:r>
+    </w:p>
+    <w:p>
+      <w:pPr>
+        <w:ind w:left="0" w:right="192" w:firstLine="0"/>
+        <w:jc w:val="left"/>
+        <w:rPr>
+          <w:rFonts w:cs="Times New Roman"/>
+          <w:szCs w:val="20"/>
+          <w:lang w:val="en-US"/>
+        </w:rPr>
+      </w:pPr>
+    </w:p>
+    <w:p>
+      <w:pPr>
+        <w:ind w:left="0" w:right="192" w:firstLine="0"/>
+        <w:jc w:val="left"/>
+        <w:rPr>
+          <w:rFonts w:cs="Times New Roman"/>
+          <w:szCs w:val="20"/>
+          <w:lang w:val="en-US"/>
+        </w:rPr>
+      </w:pPr>
+      <w:r>
+        <w:rPr>
+          <w:rFonts w:cs="Times New Roman"/>
+          <w:szCs w:val="20"/>
+          <w:lang w:val="en-US"/>
+        </w:rPr>
+        <w:t xml:space="preserve">CREATE TABLE </w:t>
+      </w:r>
+      <w:proofErr w:type="gramStart"/>
+      <w:r>
+        <w:rPr>
+          <w:rFonts w:cs="Times New Roman"/>
+          <w:szCs w:val="20"/>
+          <w:lang w:val="en-US"/>
+        </w:rPr>
+        <w:t>RICHIESTA(</w:t>
+      </w:r>
+      <w:proofErr w:type="gramEnd"/>
+    </w:p>
+    <w:p>
+      <w:pPr>
+        <w:ind w:left="0" w:right="192" w:firstLine="0"/>
+        <w:jc w:val="left"/>
+        <w:rPr>
+          <w:rFonts w:cs="Times New Roman"/>
+          <w:szCs w:val="20"/>
+          <w:lang w:val="en-US"/>
+        </w:rPr>
+      </w:pPr>
+      <w:r>
+        <w:rPr>
+          <w:rFonts w:cs="Times New Roman"/>
+          <w:szCs w:val="20"/>
+          <w:lang w:val="en-US"/>
+        </w:rPr>
+        <w:tab/>
+      </w:r>
+      <w:proofErr w:type="spellStart"/>
+      <w:r>
+        <w:rPr>
+          <w:rFonts w:cs="Times New Roman"/>
+          <w:szCs w:val="20"/>
+          <w:lang w:val="en-US"/>
+        </w:rPr>
+        <w:t>ID_Ri</w:t>
+      </w:r>
+      <w:proofErr w:type="spellEnd"/>
+      <w:r>
+        <w:rPr>
+          <w:rFonts w:cs="Times New Roman"/>
+          <w:szCs w:val="20"/>
+          <w:lang w:val="en-US"/>
+        </w:rPr>
+        <w:t xml:space="preserve"> SERIAL PRIMARY KEY,</w:t>
+      </w:r>
+    </w:p>
+    <w:p>
+      <w:pPr>
+        <w:ind w:left="0" w:right="192" w:firstLine="0"/>
+        <w:jc w:val="left"/>
+        <w:rPr>
+          <w:rFonts w:cs="Times New Roman"/>
+          <w:szCs w:val="20"/>
+          <w:lang w:val="en-US"/>
+        </w:rPr>
+      </w:pPr>
+      <w:r>
+        <w:rPr>
+          <w:rFonts w:cs="Times New Roman"/>
+          <w:szCs w:val="20"/>
+          <w:lang w:val="en-US"/>
+        </w:rPr>
+        <w:tab/>
+        <w:t>Data DATE,</w:t>
+      </w:r>
+    </w:p>
+    <w:p>
+      <w:pPr>
+        <w:ind w:left="0" w:right="192" w:firstLine="0"/>
+        <w:jc w:val="left"/>
+        <w:rPr>
+          <w:rFonts w:cs="Times New Roman"/>
+          <w:szCs w:val="20"/>
+          <w:lang w:val="en-US"/>
+        </w:rPr>
+      </w:pPr>
+      <w:r>
+        <w:rPr>
+          <w:rFonts w:cs="Times New Roman"/>
+          <w:szCs w:val="20"/>
+          <w:lang w:val="en-US"/>
+        </w:rPr>
+        <w:tab/>
+        <w:t>Stato CHAR NOT NULL DEFAULT '?',</w:t>
+      </w:r>
+    </w:p>
+    <w:p>
+      <w:pPr>
+        <w:ind w:left="0" w:right="192" w:firstLine="0"/>
+        <w:jc w:val="left"/>
+        <w:rPr>
+          <w:rFonts w:cs="Times New Roman"/>
+          <w:szCs w:val="20"/>
+          <w:lang w:val="en-US"/>
+        </w:rPr>
+      </w:pPr>
+      <w:r>
+        <w:rPr>
+          <w:rFonts w:cs="Times New Roman"/>
+          <w:szCs w:val="20"/>
+          <w:lang w:val="en-US"/>
+        </w:rPr>
+        <w:tab/>
+        <w:t xml:space="preserve">Login </w:t>
+      </w:r>
+      <w:proofErr w:type="gramStart"/>
+      <w:r>
+        <w:rPr>
+          <w:rFonts w:cs="Times New Roman"/>
+          <w:szCs w:val="20"/>
+          <w:lang w:val="en-US"/>
+        </w:rPr>
+        <w:t>VARCHAR(</w:t>
+      </w:r>
+      <w:proofErr w:type="gramEnd"/>
+      <w:r>
+        <w:rPr>
+          <w:rFonts w:cs="Times New Roman"/>
+          <w:szCs w:val="20"/>
+          <w:lang w:val="en-US"/>
+        </w:rPr>
+        <w:t>32) NOT NULL REFERENCES STUDENTE(Login),</w:t>
+      </w:r>
+    </w:p>
+    <w:p>
+      <w:pPr>
+        <w:ind w:left="0" w:right="192" w:firstLine="0"/>
+        <w:jc w:val="left"/>
+        <w:rPr>
+          <w:rFonts w:cs="Times New Roman"/>
+          <w:szCs w:val="20"/>
+          <w:lang w:val="en-US"/>
+        </w:rPr>
+      </w:pPr>
+      <w:r>
+        <w:rPr>
+          <w:rFonts w:cs="Times New Roman"/>
+          <w:szCs w:val="20"/>
+          <w:lang w:val="en-US"/>
+        </w:rPr>
+        <w:tab/>
+      </w:r>
+      <w:proofErr w:type="spellStart"/>
+      <w:r>
+        <w:rPr>
+          <w:rFonts w:cs="Times New Roman"/>
+          <w:szCs w:val="20"/>
+          <w:lang w:val="en-US"/>
+        </w:rPr>
+        <w:t>ID_Ti</w:t>
+      </w:r>
+      <w:proofErr w:type="spellEnd"/>
+      <w:r>
+        <w:rPr>
+          <w:rFonts w:cs="Times New Roman"/>
+          <w:szCs w:val="20"/>
+          <w:lang w:val="en-US"/>
+        </w:rPr>
+        <w:t xml:space="preserve"> INT NOT NULL REFERENCES TIROCINIO(</w:t>
+      </w:r>
+      <w:proofErr w:type="spellStart"/>
+      <w:r>
+        <w:rPr>
+          <w:rFonts w:cs="Times New Roman"/>
+          <w:szCs w:val="20"/>
+          <w:lang w:val="en-US"/>
+        </w:rPr>
+        <w:t>ID_Ti</w:t>
+      </w:r>
+      <w:proofErr w:type="spellEnd"/>
+      <w:r>
+        <w:rPr>
+          <w:rFonts w:cs="Times New Roman"/>
+          <w:szCs w:val="20"/>
+          <w:lang w:val="en-US"/>
+        </w:rPr>
+        <w:t>),</w:t>
+      </w:r>
+    </w:p>
+    <w:p>
+      <w:pPr>
+        <w:ind w:left="0" w:right="192" w:firstLine="0"/>
+        <w:jc w:val="left"/>
+        <w:rPr>
+          <w:rFonts w:cs="Times New Roman"/>
+          <w:szCs w:val="20"/>
+        </w:rPr>
+      </w:pPr>
+      <w:r>
+        <w:rPr>
+          <w:rFonts w:cs="Times New Roman"/>
+          <w:szCs w:val="20"/>
+          <w:lang w:val="en-US"/>
+        </w:rPr>
+        <w:tab/>
+      </w:r>
+      <w:r>
+        <w:rPr>
+          <w:rFonts w:cs="Times New Roman"/>
+          <w:szCs w:val="20"/>
+        </w:rPr>
+        <w:t xml:space="preserve">CONSTRAINT </w:t>
+      </w:r>
+      <w:proofErr w:type="spellStart"/>
+      <w:r>
+        <w:rPr>
+          <w:rFonts w:cs="Times New Roman"/>
+          <w:szCs w:val="20"/>
+        </w:rPr>
+        <w:t>CheckStatoRichiesta</w:t>
+      </w:r>
+      <w:proofErr w:type="spellEnd"/>
+      <w:r>
+        <w:rPr>
+          <w:rFonts w:cs="Times New Roman"/>
+          <w:szCs w:val="20"/>
+        </w:rPr>
+        <w:t xml:space="preserve"> </w:t>
+      </w:r>
+      <w:proofErr w:type="gramStart"/>
+      <w:r>
+        <w:rPr>
+          <w:rFonts w:cs="Times New Roman"/>
+          <w:szCs w:val="20"/>
+        </w:rPr>
+        <w:t>CHECK(</w:t>
+      </w:r>
+      <w:proofErr w:type="gramEnd"/>
+      <w:r>
+        <w:rPr>
+          <w:rFonts w:cs="Times New Roman"/>
+          <w:szCs w:val="20"/>
+        </w:rPr>
+        <w:t>Stato='?' OR Stato='V' OR Stato='X')</w:t>
+      </w:r>
+    </w:p>
+    <w:p>
+      <w:pPr>
+        <w:ind w:left="0" w:right="192" w:firstLine="0"/>
+        <w:jc w:val="left"/>
+        <w:rPr>
+          <w:rFonts w:cs="Times New Roman"/>
+          <w:szCs w:val="20"/>
+        </w:rPr>
+      </w:pPr>
+      <w:r>
+        <w:rPr>
+          <w:rFonts w:cs="Times New Roman"/>
+          <w:szCs w:val="20"/>
+        </w:rPr>
+        <w:t>);</w:t>
+      </w:r>
+    </w:p>
+    <w:p>
+      <w:pPr>
+        <w:ind w:left="0" w:right="192" w:firstLine="0"/>
+        <w:jc w:val="left"/>
+        <w:rPr>
+          <w:rFonts w:cs="Times New Roman"/>
+          <w:szCs w:val="20"/>
+        </w:rPr>
+      </w:pPr>
+    </w:p>
+    <w:p>
+      <w:pPr>
+        <w:ind w:left="0" w:right="192" w:firstLine="0"/>
+        <w:jc w:val="left"/>
+        <w:rPr>
+          <w:rFonts w:cs="Times New Roman"/>
+          <w:b/>
+          <w:bCs/>
+          <w:szCs w:val="20"/>
+        </w:rPr>
+      </w:pPr>
+      <w:r>
+        <w:rPr>
+          <w:rFonts w:cs="Times New Roman"/>
+          <w:b/>
+          <w:bCs/>
+          <w:szCs w:val="20"/>
+        </w:rPr>
+        <w:t>5.1.6 Tesi</w:t>
+      </w:r>
+    </w:p>
+    <w:p>
+      <w:pPr>
+        <w:ind w:left="0" w:right="192" w:firstLine="0"/>
+        <w:jc w:val="left"/>
+        <w:rPr>
+          <w:rFonts w:cs="Times New Roman"/>
+          <w:szCs w:val="20"/>
+          <w:lang w:val="en-US"/>
+        </w:rPr>
+      </w:pPr>
+    </w:p>
+    <w:p>
+      <w:pPr>
+        <w:ind w:left="0" w:right="192" w:firstLine="0"/>
+        <w:jc w:val="left"/>
+        <w:rPr>
+          <w:rFonts w:cs="Times New Roman"/>
+          <w:szCs w:val="20"/>
+          <w:lang w:val="en-US"/>
+        </w:rPr>
+      </w:pPr>
+      <w:r>
+        <w:rPr>
+          <w:rFonts w:cs="Times New Roman"/>
+          <w:szCs w:val="20"/>
+          <w:lang w:val="en-US"/>
+        </w:rPr>
+        <w:t xml:space="preserve">CREATE TABLE </w:t>
+      </w:r>
+      <w:proofErr w:type="gramStart"/>
+      <w:r>
+        <w:rPr>
+          <w:rFonts w:cs="Times New Roman"/>
+          <w:szCs w:val="20"/>
+          <w:lang w:val="en-US"/>
+        </w:rPr>
+        <w:t>TESI(</w:t>
+      </w:r>
+      <w:proofErr w:type="gramEnd"/>
+    </w:p>
+    <w:p>
+      <w:pPr>
+        <w:ind w:left="0" w:right="192" w:firstLine="0"/>
+        <w:jc w:val="left"/>
+        <w:rPr>
+          <w:rFonts w:cs="Times New Roman"/>
+          <w:szCs w:val="20"/>
+          <w:lang w:val="en-US"/>
+        </w:rPr>
+      </w:pPr>
+      <w:r>
+        <w:rPr>
+          <w:rFonts w:cs="Times New Roman"/>
+          <w:szCs w:val="20"/>
+          <w:lang w:val="en-US"/>
+        </w:rPr>
+        <w:tab/>
+      </w:r>
+      <w:proofErr w:type="spellStart"/>
+      <w:r>
+        <w:rPr>
+          <w:rFonts w:cs="Times New Roman"/>
+          <w:szCs w:val="20"/>
+          <w:lang w:val="en-US"/>
+        </w:rPr>
+        <w:t>ID_Te</w:t>
+      </w:r>
+      <w:proofErr w:type="spellEnd"/>
+      <w:r>
+        <w:rPr>
+          <w:rFonts w:cs="Times New Roman"/>
+          <w:szCs w:val="20"/>
+          <w:lang w:val="en-US"/>
+        </w:rPr>
+        <w:t xml:space="preserve"> SERIAL PRIMARY KEY,</w:t>
+      </w:r>
+    </w:p>
+    <w:p>
+      <w:pPr>
+        <w:ind w:left="0" w:right="192" w:firstLine="0"/>
+        <w:jc w:val="left"/>
+        <w:rPr>
+          <w:rFonts w:cs="Times New Roman"/>
+          <w:szCs w:val="20"/>
+          <w:lang w:val="en-US"/>
+        </w:rPr>
+      </w:pPr>
+      <w:r>
+        <w:rPr>
+          <w:rFonts w:cs="Times New Roman"/>
+          <w:szCs w:val="20"/>
+          <w:lang w:val="en-US"/>
+        </w:rPr>
+        <w:tab/>
+        <w:t>Stato CHAR NOT NULL DEFAULT '?',</w:t>
+      </w:r>
+    </w:p>
+    <w:p>
+      <w:pPr>
+        <w:ind w:left="0" w:right="192" w:firstLine="0"/>
+        <w:jc w:val="left"/>
+        <w:rPr>
+          <w:rFonts w:cs="Times New Roman"/>
+          <w:szCs w:val="20"/>
+          <w:lang w:val="en-US"/>
+        </w:rPr>
+      </w:pPr>
+      <w:r>
+        <w:rPr>
+          <w:rFonts w:cs="Times New Roman"/>
+          <w:szCs w:val="20"/>
+          <w:lang w:val="en-US"/>
+        </w:rPr>
+        <w:tab/>
+      </w:r>
+      <w:proofErr w:type="spellStart"/>
+      <w:r>
+        <w:rPr>
+          <w:rFonts w:cs="Times New Roman"/>
+          <w:szCs w:val="20"/>
+          <w:lang w:val="en-US"/>
+        </w:rPr>
+        <w:t>Contenuto</w:t>
+      </w:r>
+      <w:proofErr w:type="spellEnd"/>
+      <w:r>
+        <w:rPr>
+          <w:rFonts w:cs="Times New Roman"/>
+          <w:szCs w:val="20"/>
+          <w:lang w:val="en-US"/>
+        </w:rPr>
+        <w:t xml:space="preserve"> </w:t>
+      </w:r>
+      <w:proofErr w:type="gramStart"/>
+      <w:r>
+        <w:rPr>
+          <w:rFonts w:cs="Times New Roman"/>
+          <w:szCs w:val="20"/>
+          <w:lang w:val="en-US"/>
+        </w:rPr>
+        <w:t>VARCHAR(</w:t>
+      </w:r>
+      <w:proofErr w:type="gramEnd"/>
+      <w:r>
+        <w:rPr>
+          <w:rFonts w:cs="Times New Roman"/>
+          <w:szCs w:val="20"/>
+          <w:lang w:val="en-US"/>
+        </w:rPr>
+        <w:t>2048),</w:t>
+      </w:r>
+    </w:p>
+    <w:p>
+      <w:pPr>
+        <w:ind w:left="0" w:right="192" w:firstLine="0"/>
+        <w:jc w:val="left"/>
+        <w:rPr>
+          <w:rFonts w:cs="Times New Roman"/>
+          <w:szCs w:val="20"/>
+          <w:lang w:val="en-US"/>
+        </w:rPr>
+      </w:pPr>
+      <w:r>
+        <w:rPr>
+          <w:rFonts w:cs="Times New Roman"/>
+          <w:szCs w:val="20"/>
+          <w:lang w:val="en-US"/>
+        </w:rPr>
+        <w:tab/>
+      </w:r>
+      <w:proofErr w:type="spellStart"/>
+      <w:r>
+        <w:rPr>
+          <w:rFonts w:cs="Times New Roman"/>
+          <w:szCs w:val="20"/>
+          <w:lang w:val="en-US"/>
+        </w:rPr>
+        <w:t>ID_Ri</w:t>
+      </w:r>
+      <w:proofErr w:type="spellEnd"/>
+      <w:r>
+        <w:rPr>
+          <w:rFonts w:cs="Times New Roman"/>
+          <w:szCs w:val="20"/>
+          <w:lang w:val="en-US"/>
+        </w:rPr>
+        <w:t xml:space="preserve"> INT NOT NULL UNIQUE REFERENCES RICHIESTA(</w:t>
+      </w:r>
+      <w:proofErr w:type="spellStart"/>
+      <w:r>
+        <w:rPr>
+          <w:rFonts w:cs="Times New Roman"/>
+          <w:szCs w:val="20"/>
+          <w:lang w:val="en-US"/>
+        </w:rPr>
+        <w:t>ID_Ri</w:t>
+      </w:r>
+      <w:proofErr w:type="spellEnd"/>
+      <w:r>
+        <w:rPr>
+          <w:rFonts w:cs="Times New Roman"/>
+          <w:szCs w:val="20"/>
+          <w:lang w:val="en-US"/>
+        </w:rPr>
+        <w:t>),</w:t>
+      </w:r>
+    </w:p>
+    <w:p>
+      <w:pPr>
+        <w:ind w:left="0" w:right="192" w:firstLine="0"/>
+        <w:jc w:val="left"/>
+        <w:rPr>
+          <w:rFonts w:cs="Times New Roman"/>
+          <w:szCs w:val="20"/>
+          <w:lang w:val="en-US"/>
+        </w:rPr>
+      </w:pPr>
+      <w:r>
+        <w:rPr>
+          <w:rFonts w:cs="Times New Roman"/>
+          <w:szCs w:val="20"/>
+          <w:lang w:val="en-US"/>
+        </w:rPr>
+        <w:tab/>
+        <w:t xml:space="preserve">CONSTRAINT </w:t>
+      </w:r>
+      <w:proofErr w:type="spellStart"/>
+      <w:r>
+        <w:rPr>
+          <w:rFonts w:cs="Times New Roman"/>
+          <w:szCs w:val="20"/>
+          <w:lang w:val="en-US"/>
+        </w:rPr>
+        <w:t>CheckStatoTesi</w:t>
+      </w:r>
+      <w:proofErr w:type="spellEnd"/>
+      <w:r>
+        <w:rPr>
+          <w:rFonts w:cs="Times New Roman"/>
+          <w:szCs w:val="20"/>
+          <w:lang w:val="en-US"/>
+        </w:rPr>
+        <w:t xml:space="preserve"> </w:t>
+      </w:r>
+      <w:proofErr w:type="gramStart"/>
+      <w:r>
+        <w:rPr>
+          <w:rFonts w:cs="Times New Roman"/>
+          <w:szCs w:val="20"/>
+          <w:lang w:val="en-US"/>
+        </w:rPr>
+        <w:t>CHECK(</w:t>
+      </w:r>
+      <w:proofErr w:type="gramEnd"/>
+      <w:r>
+        <w:rPr>
+          <w:rFonts w:cs="Times New Roman"/>
+          <w:szCs w:val="20"/>
+          <w:lang w:val="en-US"/>
+        </w:rPr>
+        <w:t>Stato='?' OR Stato='V' OR Stato='X')</w:t>
+      </w:r>
+    </w:p>
+    <w:p>
+      <w:pPr>
+        <w:ind w:left="0" w:right="192" w:firstLine="0"/>
+        <w:jc w:val="left"/>
+        <w:rPr>
+          <w:rFonts w:cs="Times New Roman"/>
+          <w:szCs w:val="20"/>
+        </w:rPr>
+      </w:pPr>
+      <w:r>
+        <w:rPr>
+          <w:rFonts w:cs="Times New Roman"/>
+          <w:szCs w:val="20"/>
+        </w:rPr>
+        <w:t>);</w:t>
+      </w:r>
+    </w:p>
+    <w:p>
+      <w:pPr>
+        <w:ind w:left="0" w:right="192" w:firstLine="0"/>
+        <w:jc w:val="left"/>
+        <w:rPr>
+          <w:rFonts w:cs="Times New Roman"/>
+          <w:szCs w:val="20"/>
+        </w:rPr>
+      </w:pPr>
+    </w:p>
+    <w:p>
+      <w:pPr>
+        <w:ind w:left="0" w:right="192" w:firstLine="0"/>
+        <w:jc w:val="left"/>
+        <w:rPr>
+          <w:rFonts w:cs="Times New Roman"/>
+          <w:b/>
+          <w:bCs/>
+          <w:szCs w:val="20"/>
+        </w:rPr>
+      </w:pPr>
+      <w:r>
+        <w:rPr>
+          <w:rFonts w:cs="Times New Roman"/>
+          <w:b/>
+          <w:bCs/>
+          <w:szCs w:val="20"/>
+        </w:rPr>
+        <w:t>5.1.7 Seduta</w:t>
+      </w:r>
+    </w:p>
+    <w:p>
+      <w:pPr>
+        <w:ind w:left="0" w:right="192" w:firstLine="0"/>
+        <w:jc w:val="left"/>
+        <w:rPr>
+          <w:rFonts w:cs="Times New Roman"/>
+          <w:szCs w:val="20"/>
+          <w:lang w:val="en-US"/>
+        </w:rPr>
+      </w:pPr>
+    </w:p>
+    <w:p>
+      <w:pPr>
+        <w:ind w:left="0" w:right="192" w:firstLine="0"/>
+        <w:jc w:val="left"/>
+        <w:rPr>
+          <w:rFonts w:cs="Times New Roman"/>
+          <w:szCs w:val="20"/>
+          <w:lang w:val="en-US"/>
+        </w:rPr>
+      </w:pPr>
+      <w:r>
+        <w:rPr>
+          <w:rFonts w:cs="Times New Roman"/>
+          <w:szCs w:val="20"/>
+          <w:lang w:val="en-US"/>
+        </w:rPr>
+        <w:t xml:space="preserve">CREATE TABLE </w:t>
+      </w:r>
+      <w:proofErr w:type="gramStart"/>
+      <w:r>
+        <w:rPr>
+          <w:rFonts w:cs="Times New Roman"/>
+          <w:szCs w:val="20"/>
+          <w:lang w:val="en-US"/>
+        </w:rPr>
+        <w:t>SEDUTA(</w:t>
+      </w:r>
+      <w:proofErr w:type="gramEnd"/>
+    </w:p>
+    <w:p>
+      <w:pPr>
+        <w:ind w:left="0" w:right="192" w:firstLine="0"/>
+        <w:jc w:val="left"/>
+        <w:rPr>
+          <w:rFonts w:cs="Times New Roman"/>
+          <w:szCs w:val="20"/>
+          <w:lang w:val="en-US"/>
+        </w:rPr>
+      </w:pPr>
+      <w:r>
+        <w:rPr>
+          <w:rFonts w:cs="Times New Roman"/>
+          <w:szCs w:val="20"/>
+          <w:lang w:val="en-US"/>
+        </w:rPr>
+        <w:tab/>
+      </w:r>
+      <w:proofErr w:type="spellStart"/>
+      <w:r>
+        <w:rPr>
+          <w:rFonts w:cs="Times New Roman"/>
+          <w:szCs w:val="20"/>
+          <w:lang w:val="en-US"/>
+        </w:rPr>
+        <w:t>ID_Se</w:t>
+      </w:r>
+      <w:proofErr w:type="spellEnd"/>
+      <w:r>
+        <w:rPr>
+          <w:rFonts w:cs="Times New Roman"/>
+          <w:szCs w:val="20"/>
+          <w:lang w:val="en-US"/>
+        </w:rPr>
+        <w:t xml:space="preserve"> SERIAL PRIMARY KEY,</w:t>
+      </w:r>
+    </w:p>
+    <w:p>
+      <w:pPr>
+        <w:ind w:left="0" w:right="192" w:firstLine="0"/>
+        <w:jc w:val="left"/>
+        <w:rPr>
+          <w:rFonts w:cs="Times New Roman"/>
+          <w:szCs w:val="20"/>
+          <w:lang w:val="en-US"/>
+        </w:rPr>
+      </w:pPr>
+      <w:r>
+        <w:rPr>
+          <w:rFonts w:cs="Times New Roman"/>
+          <w:szCs w:val="20"/>
+          <w:lang w:val="en-US"/>
+        </w:rPr>
+        <w:tab/>
+        <w:t>Data DATE NOT NULL,</w:t>
+      </w:r>
+    </w:p>
+    <w:p>
+      <w:pPr>
+        <w:ind w:left="0" w:right="192" w:firstLine="0"/>
+        <w:jc w:val="left"/>
+        <w:rPr>
+          <w:rFonts w:cs="Times New Roman"/>
+          <w:szCs w:val="20"/>
+          <w:lang w:val="en-US"/>
+        </w:rPr>
+      </w:pPr>
+      <w:r>
+        <w:rPr>
+          <w:rFonts w:cs="Times New Roman"/>
+          <w:szCs w:val="20"/>
+          <w:lang w:val="en-US"/>
+        </w:rPr>
+        <w:tab/>
+        <w:t>Ora TIME NOT NULL,</w:t>
+      </w:r>
+    </w:p>
+    <w:p>
+      <w:pPr>
+        <w:ind w:left="0" w:right="192" w:firstLine="0"/>
+        <w:jc w:val="left"/>
+        <w:rPr>
+          <w:rFonts w:cs="Times New Roman"/>
+          <w:szCs w:val="20"/>
+          <w:lang w:val="en-US"/>
+        </w:rPr>
+      </w:pPr>
+      <w:r>
+        <w:rPr>
+          <w:rFonts w:cs="Times New Roman"/>
+          <w:szCs w:val="20"/>
+          <w:lang w:val="en-US"/>
+        </w:rPr>
+        <w:tab/>
+      </w:r>
+      <w:proofErr w:type="spellStart"/>
+      <w:r>
+        <w:rPr>
+          <w:rFonts w:cs="Times New Roman"/>
+          <w:szCs w:val="20"/>
+          <w:lang w:val="en-US"/>
+        </w:rPr>
+        <w:t>VotoFinale</w:t>
+      </w:r>
+      <w:proofErr w:type="spellEnd"/>
+      <w:r>
+        <w:rPr>
+          <w:rFonts w:cs="Times New Roman"/>
+          <w:szCs w:val="20"/>
+          <w:lang w:val="en-US"/>
+        </w:rPr>
+        <w:t xml:space="preserve"> INT,</w:t>
+      </w:r>
+    </w:p>
+    <w:p>
+      <w:pPr>
+        <w:ind w:left="0" w:right="192" w:firstLine="0"/>
+        <w:jc w:val="left"/>
+        <w:rPr>
+          <w:rFonts w:cs="Times New Roman"/>
+          <w:szCs w:val="20"/>
+          <w:lang w:val="en-US"/>
+        </w:rPr>
+      </w:pPr>
+      <w:r>
+        <w:rPr>
+          <w:rFonts w:cs="Times New Roman"/>
+          <w:szCs w:val="20"/>
+          <w:lang w:val="en-US"/>
+        </w:rPr>
+        <w:tab/>
+      </w:r>
+      <w:proofErr w:type="spellStart"/>
+      <w:r>
+        <w:rPr>
+          <w:rFonts w:cs="Times New Roman"/>
+          <w:szCs w:val="20"/>
+          <w:lang w:val="en-US"/>
+        </w:rPr>
+        <w:t>ID_Te</w:t>
+      </w:r>
+      <w:proofErr w:type="spellEnd"/>
+      <w:r>
+        <w:rPr>
+          <w:rFonts w:cs="Times New Roman"/>
+          <w:szCs w:val="20"/>
+          <w:lang w:val="en-US"/>
+        </w:rPr>
+        <w:t xml:space="preserve"> INT NOT NULL UNIQUE REFERENCES TESI(</w:t>
+      </w:r>
+      <w:proofErr w:type="spellStart"/>
+      <w:r>
+        <w:rPr>
+          <w:rFonts w:cs="Times New Roman"/>
+          <w:szCs w:val="20"/>
+          <w:lang w:val="en-US"/>
+        </w:rPr>
+        <w:t>ID_Te</w:t>
+      </w:r>
+      <w:proofErr w:type="spellEnd"/>
+      <w:r>
+        <w:rPr>
+          <w:rFonts w:cs="Times New Roman"/>
+          <w:szCs w:val="20"/>
+          <w:lang w:val="en-US"/>
+        </w:rPr>
+        <w:t>),</w:t>
+      </w:r>
+    </w:p>
+    <w:p>
+      <w:pPr>
+        <w:ind w:left="0" w:right="192" w:firstLine="0"/>
+        <w:jc w:val="left"/>
+        <w:rPr>
+          <w:rFonts w:cs="Times New Roman"/>
+          <w:szCs w:val="20"/>
+          <w:lang w:val="en-US"/>
+        </w:rPr>
+      </w:pPr>
+      <w:r>
+        <w:rPr>
+          <w:rFonts w:cs="Times New Roman"/>
+          <w:szCs w:val="20"/>
+          <w:lang w:val="en-US"/>
+        </w:rPr>
+        <w:tab/>
+        <w:t xml:space="preserve">Login </w:t>
+      </w:r>
+      <w:proofErr w:type="gramStart"/>
+      <w:r>
+        <w:rPr>
+          <w:rFonts w:cs="Times New Roman"/>
+          <w:szCs w:val="20"/>
+          <w:lang w:val="en-US"/>
+        </w:rPr>
+        <w:t>VARCHAR(</w:t>
+      </w:r>
+      <w:proofErr w:type="gramEnd"/>
+      <w:r>
+        <w:rPr>
+          <w:rFonts w:cs="Times New Roman"/>
+          <w:szCs w:val="20"/>
+          <w:lang w:val="en-US"/>
+        </w:rPr>
+        <w:t>32) NOT NULL REFERENCES DOCENTE(Login),</w:t>
+      </w:r>
+    </w:p>
+    <w:p>
+      <w:pPr>
+        <w:ind w:left="0" w:right="192" w:firstLine="0"/>
+        <w:jc w:val="left"/>
+        <w:rPr>
+          <w:rFonts w:cs="Times New Roman"/>
+          <w:szCs w:val="20"/>
+        </w:rPr>
+      </w:pPr>
+      <w:r>
+        <w:rPr>
+          <w:rFonts w:cs="Times New Roman"/>
+          <w:szCs w:val="20"/>
+          <w:lang w:val="en-US"/>
+        </w:rPr>
+        <w:tab/>
+      </w:r>
+      <w:r>
+        <w:rPr>
+          <w:rFonts w:cs="Times New Roman"/>
+          <w:szCs w:val="20"/>
+        </w:rPr>
+        <w:t xml:space="preserve">CONSTRAINT </w:t>
+      </w:r>
+      <w:proofErr w:type="spellStart"/>
+      <w:r>
+        <w:rPr>
+          <w:rFonts w:cs="Times New Roman"/>
+          <w:szCs w:val="20"/>
+        </w:rPr>
+        <w:t>CheckVotoFinaleSeduta</w:t>
+      </w:r>
+      <w:proofErr w:type="spellEnd"/>
+      <w:r>
+        <w:rPr>
+          <w:rFonts w:cs="Times New Roman"/>
+          <w:szCs w:val="20"/>
+        </w:rPr>
+        <w:t xml:space="preserve"> CHECK(</w:t>
+      </w:r>
+      <w:proofErr w:type="spellStart"/>
+      <w:r>
+        <w:rPr>
+          <w:rFonts w:cs="Times New Roman"/>
+          <w:szCs w:val="20"/>
+        </w:rPr>
+        <w:t>VotoFinale</w:t>
+      </w:r>
+      <w:proofErr w:type="spellEnd"/>
+      <w:r>
+        <w:rPr>
+          <w:rFonts w:cs="Times New Roman"/>
+          <w:szCs w:val="20"/>
+        </w:rPr>
+        <w:t xml:space="preserve">&gt;=0 AND </w:t>
+      </w:r>
+      <w:proofErr w:type="spellStart"/>
+      <w:r>
+        <w:rPr>
+          <w:rFonts w:cs="Times New Roman"/>
+          <w:szCs w:val="20"/>
+        </w:rPr>
+        <w:t>VotoFinale</w:t>
+      </w:r>
+      <w:proofErr w:type="spellEnd"/>
+      <w:r>
+        <w:rPr>
+          <w:rFonts w:cs="Times New Roman"/>
+          <w:szCs w:val="20"/>
+        </w:rPr>
+        <w:t xml:space="preserve">&lt;=32 AND </w:t>
+      </w:r>
+      <w:proofErr w:type="spellStart"/>
+      <w:proofErr w:type="gramStart"/>
+      <w:r>
+        <w:rPr>
+          <w:rFonts w:cs="Times New Roman"/>
+          <w:szCs w:val="20"/>
+        </w:rPr>
+        <w:t>VotoFinale</w:t>
+      </w:r>
+      <w:proofErr w:type="spellEnd"/>
+      <w:r>
+        <w:rPr>
+          <w:rFonts w:cs="Times New Roman"/>
+          <w:szCs w:val="20"/>
+        </w:rPr>
+        <w:t>!=</w:t>
+      </w:r>
+      <w:proofErr w:type="gramEnd"/>
+      <w:r>
+        <w:rPr>
+          <w:rFonts w:cs="Times New Roman"/>
+          <w:szCs w:val="20"/>
+        </w:rPr>
+        <w:t>31)</w:t>
+      </w:r>
+    </w:p>
+    <w:p>
+      <w:pPr>
+        <w:ind w:left="0" w:right="192" w:firstLine="0"/>
+        <w:jc w:val="left"/>
+        <w:rPr>
+          <w:rFonts w:cs="Times New Roman"/>
+          <w:szCs w:val="20"/>
+        </w:rPr>
+      </w:pPr>
+      <w:r>
+        <w:rPr>
+          <w:rFonts w:cs="Times New Roman"/>
+          <w:szCs w:val="20"/>
+        </w:rPr>
+        <w:t>);</w:t>
+      </w:r>
+    </w:p>
+    <w:p>
+      <w:pPr>
+        <w:ind w:left="0" w:right="192" w:firstLine="0"/>
+        <w:jc w:val="left"/>
+        <w:rPr>
+          <w:rFonts w:cs="Times New Roman"/>
+          <w:b/>
+          <w:bCs/>
+          <w:sz w:val="24"/>
+        </w:rPr>
+      </w:pPr>
+    </w:p>
+    <w:p>
+      <w:pPr>
+        <w:ind w:left="0" w:right="192" w:firstLine="0"/>
+        <w:jc w:val="left"/>
+        <w:rPr>
+          <w:rFonts w:cs="Times New Roman"/>
+          <w:b/>
+          <w:bCs/>
+          <w:sz w:val="24"/>
+        </w:rPr>
+      </w:pPr>
+    </w:p>
+    <w:p>
+      <w:pPr>
+        <w:ind w:left="0" w:right="192" w:firstLine="0"/>
+        <w:jc w:val="left"/>
+        <w:rPr>
+          <w:rFonts w:cs="Times New Roman"/>
+          <w:b/>
+          <w:bCs/>
+          <w:sz w:val="24"/>
+        </w:rPr>
+      </w:pPr>
+    </w:p>
+    <w:p>
+      <w:pPr>
+        <w:ind w:left="0" w:right="192" w:firstLine="0"/>
+        <w:jc w:val="left"/>
+        <w:rPr>
+          <w:rFonts w:cs="Times New Roman"/>
+          <w:b/>
+          <w:bCs/>
+          <w:sz w:val="24"/>
+        </w:rPr>
+      </w:pPr>
+    </w:p>
+    <w:p>
+      <w:pPr>
+        <w:ind w:left="0" w:right="192" w:firstLine="0"/>
+        <w:jc w:val="left"/>
+        <w:rPr>
+          <w:rFonts w:cs="Times New Roman"/>
+          <w:b/>
+          <w:bCs/>
+          <w:sz w:val="24"/>
+        </w:rPr>
+      </w:pPr>
+    </w:p>
+    <w:p>
+      <w:pPr>
+        <w:ind w:left="0" w:right="192" w:firstLine="0"/>
+        <w:jc w:val="left"/>
+        <w:rPr>
+          <w:rFonts w:cs="Times New Roman"/>
+          <w:b/>
+          <w:bCs/>
+          <w:sz w:val="24"/>
+        </w:rPr>
+      </w:pPr>
+    </w:p>
+    <w:p>
+      <w:pPr>
+        <w:ind w:left="0" w:right="192" w:firstLine="0"/>
+        <w:jc w:val="left"/>
+        <w:rPr>
+          <w:rFonts w:cs="Times New Roman"/>
+          <w:b/>
+          <w:bCs/>
+          <w:sz w:val="24"/>
+        </w:rPr>
+      </w:pPr>
+      <w:r>
+        <w:rPr>
+          <w:rFonts w:cs="Times New Roman"/>
+          <w:b/>
+          <w:bCs/>
+          <w:sz w:val="24"/>
+        </w:rPr>
+        <w:lastRenderedPageBreak/>
+        <w:t xml:space="preserve">5.2 Vincoli tramite Trigger </w:t>
+      </w:r>
+    </w:p>
+    <w:p>
+      <w:pPr>
+        <w:ind w:left="0" w:right="192" w:firstLine="0"/>
+        <w:jc w:val="left"/>
+        <w:rPr>
+          <w:rFonts w:cs="Times New Roman"/>
+          <w:b/>
+          <w:bCs/>
+          <w:sz w:val="24"/>
+        </w:rPr>
+      </w:pPr>
+    </w:p>
+    <w:p>
+      <w:pPr>
+        <w:ind w:left="0" w:right="192" w:firstLine="0"/>
+        <w:jc w:val="left"/>
+        <w:rPr>
+          <w:rFonts w:cs="Times New Roman"/>
+          <w:b/>
+          <w:bCs/>
+          <w:szCs w:val="20"/>
+        </w:rPr>
+      </w:pPr>
+      <w:r>
+        <w:rPr>
+          <w:rFonts w:cs="Times New Roman"/>
+          <w:b/>
+          <w:bCs/>
+          <w:szCs w:val="20"/>
+        </w:rPr>
+        <w:t xml:space="preserve">5.2.1 </w:t>
+      </w:r>
+      <w:proofErr w:type="spellStart"/>
+      <w:r>
+        <w:rPr>
+          <w:rFonts w:cs="Times New Roman"/>
+          <w:b/>
+          <w:bCs/>
+          <w:szCs w:val="20"/>
+        </w:rPr>
+        <w:t>TirocinioUniqueTrigger</w:t>
+      </w:r>
+      <w:proofErr w:type="spellEnd"/>
+    </w:p>
+    <w:p>
+      <w:pPr>
+        <w:ind w:left="0" w:right="192" w:firstLine="0"/>
+        <w:jc w:val="left"/>
+        <w:rPr>
+          <w:rFonts w:cs="Times New Roman"/>
+          <w:b/>
+          <w:bCs/>
+          <w:szCs w:val="20"/>
+          <w:lang w:val="en-US"/>
+        </w:rPr>
+      </w:pPr>
+    </w:p>
+    <w:p>
+      <w:pPr>
+        <w:ind w:left="0" w:right="192" w:firstLine="0"/>
+        <w:jc w:val="left"/>
+        <w:rPr>
+          <w:rFonts w:cs="Times New Roman"/>
+          <w:szCs w:val="20"/>
+          <w:lang w:val="en-US"/>
+        </w:rPr>
+      </w:pPr>
+      <w:r>
+        <w:rPr>
+          <w:rFonts w:cs="Times New Roman"/>
+          <w:szCs w:val="20"/>
+          <w:lang w:val="en-US"/>
+        </w:rPr>
+        <w:t xml:space="preserve">CREATE OR REPLACE FUNCTION </w:t>
+      </w:r>
+      <w:proofErr w:type="spellStart"/>
+      <w:proofErr w:type="gramStart"/>
+      <w:r>
+        <w:rPr>
+          <w:rFonts w:cs="Times New Roman"/>
+          <w:szCs w:val="20"/>
+          <w:lang w:val="en-US"/>
+        </w:rPr>
+        <w:t>TirocinioUnique</w:t>
+      </w:r>
+      <w:proofErr w:type="spellEnd"/>
+      <w:r>
+        <w:rPr>
+          <w:rFonts w:cs="Times New Roman"/>
+          <w:szCs w:val="20"/>
+          <w:lang w:val="en-US"/>
+        </w:rPr>
+        <w:t>(</w:t>
+      </w:r>
+      <w:proofErr w:type="gramEnd"/>
+      <w:r>
+        <w:rPr>
+          <w:rFonts w:cs="Times New Roman"/>
+          <w:szCs w:val="20"/>
+          <w:lang w:val="en-US"/>
+        </w:rPr>
+        <w:t>)</w:t>
+      </w:r>
+    </w:p>
+    <w:p>
+      <w:pPr>
+        <w:ind w:left="0" w:right="192" w:firstLine="0"/>
+        <w:jc w:val="left"/>
+        <w:rPr>
+          <w:rFonts w:cs="Times New Roman"/>
+          <w:szCs w:val="20"/>
+          <w:lang w:val="en-US"/>
+        </w:rPr>
+      </w:pPr>
+      <w:r>
+        <w:rPr>
+          <w:rFonts w:cs="Times New Roman"/>
+          <w:szCs w:val="20"/>
+          <w:lang w:val="en-US"/>
+        </w:rPr>
+        <w:tab/>
+        <w:t xml:space="preserve">RETURNS trigger AS </w:t>
+      </w:r>
+    </w:p>
+    <w:p>
+      <w:pPr>
+        <w:ind w:left="0" w:right="192" w:firstLine="0"/>
+        <w:jc w:val="left"/>
+        <w:rPr>
+          <w:rFonts w:cs="Times New Roman"/>
+          <w:szCs w:val="20"/>
+          <w:lang w:val="en-US"/>
+        </w:rPr>
+      </w:pPr>
+      <w:r>
+        <w:rPr>
+          <w:rFonts w:cs="Times New Roman"/>
+          <w:szCs w:val="20"/>
+          <w:lang w:val="en-US"/>
+        </w:rPr>
+        <w:t>$</w:t>
+      </w:r>
+      <w:proofErr w:type="spellStart"/>
+      <w:r>
+        <w:rPr>
+          <w:rFonts w:cs="Times New Roman"/>
+          <w:szCs w:val="20"/>
+          <w:lang w:val="en-US"/>
+        </w:rPr>
+        <w:t>TirocinioUnique</w:t>
+      </w:r>
+      <w:proofErr w:type="spellEnd"/>
+      <w:r>
+        <w:rPr>
+          <w:rFonts w:cs="Times New Roman"/>
+          <w:szCs w:val="20"/>
+          <w:lang w:val="en-US"/>
+        </w:rPr>
+        <w:t>$</w:t>
+      </w:r>
+    </w:p>
+    <w:p>
+      <w:pPr>
+        <w:ind w:left="0" w:right="192" w:firstLine="0"/>
+        <w:jc w:val="left"/>
+        <w:rPr>
+          <w:rFonts w:cs="Times New Roman"/>
+          <w:szCs w:val="20"/>
+          <w:lang w:val="en-US"/>
+        </w:rPr>
+      </w:pPr>
+      <w:r>
+        <w:rPr>
+          <w:rFonts w:cs="Times New Roman"/>
+          <w:szCs w:val="20"/>
+          <w:lang w:val="en-US"/>
+        </w:rPr>
+        <w:t>BEGIN</w:t>
+      </w:r>
+    </w:p>
+    <w:p>
+      <w:pPr>
+        <w:ind w:left="0" w:right="192" w:firstLine="0"/>
+        <w:jc w:val="left"/>
+        <w:rPr>
+          <w:rFonts w:cs="Times New Roman"/>
+          <w:szCs w:val="20"/>
+          <w:lang w:val="en-US"/>
+        </w:rPr>
+      </w:pPr>
+      <w:r>
+        <w:rPr>
+          <w:rFonts w:cs="Times New Roman"/>
+          <w:szCs w:val="20"/>
+          <w:lang w:val="en-US"/>
+        </w:rPr>
+        <w:tab/>
+        <w:t xml:space="preserve">IF </w:t>
+      </w:r>
+      <w:proofErr w:type="spellStart"/>
+      <w:r>
+        <w:rPr>
+          <w:rFonts w:cs="Times New Roman"/>
+          <w:szCs w:val="20"/>
+          <w:lang w:val="en-US"/>
+        </w:rPr>
+        <w:t>NEW.is_deleted</w:t>
+      </w:r>
+      <w:proofErr w:type="spellEnd"/>
+      <w:r>
+        <w:rPr>
+          <w:rFonts w:cs="Times New Roman"/>
+          <w:szCs w:val="20"/>
+          <w:lang w:val="en-US"/>
+        </w:rPr>
+        <w:t xml:space="preserve"> = false THEN</w:t>
+      </w:r>
+    </w:p>
+    <w:p>
+      <w:pPr>
+        <w:ind w:left="0" w:right="192" w:firstLine="0"/>
+        <w:jc w:val="left"/>
+        <w:rPr>
+          <w:rFonts w:cs="Times New Roman"/>
+          <w:szCs w:val="20"/>
+          <w:lang w:val="en-US"/>
+        </w:rPr>
+      </w:pPr>
+      <w:r>
+        <w:rPr>
+          <w:rFonts w:cs="Times New Roman"/>
+          <w:szCs w:val="20"/>
+          <w:lang w:val="en-US"/>
+        </w:rPr>
+        <w:tab/>
+      </w:r>
+      <w:r>
+        <w:rPr>
+          <w:rFonts w:cs="Times New Roman"/>
+          <w:szCs w:val="20"/>
+          <w:lang w:val="en-US"/>
+        </w:rPr>
+        <w:tab/>
+        <w:t xml:space="preserve">IF </w:t>
+      </w:r>
+      <w:proofErr w:type="gramStart"/>
+      <w:r>
+        <w:rPr>
+          <w:rFonts w:cs="Times New Roman"/>
+          <w:szCs w:val="20"/>
+          <w:lang w:val="en-US"/>
+        </w:rPr>
+        <w:t>EXISTS(</w:t>
+      </w:r>
+      <w:proofErr w:type="gramEnd"/>
+    </w:p>
+    <w:p>
+      <w:pPr>
+        <w:ind w:left="0" w:right="192" w:firstLine="0"/>
+        <w:jc w:val="left"/>
+        <w:rPr>
+          <w:rFonts w:cs="Times New Roman"/>
+          <w:szCs w:val="20"/>
+          <w:lang w:val="en-US"/>
+        </w:rPr>
+      </w:pPr>
+      <w:r>
+        <w:rPr>
+          <w:rFonts w:cs="Times New Roman"/>
+          <w:szCs w:val="20"/>
+          <w:lang w:val="en-US"/>
+        </w:rPr>
+        <w:tab/>
+      </w:r>
+      <w:r>
+        <w:rPr>
+          <w:rFonts w:cs="Times New Roman"/>
+          <w:szCs w:val="20"/>
+          <w:lang w:val="en-US"/>
+        </w:rPr>
+        <w:tab/>
+      </w:r>
+      <w:r>
+        <w:rPr>
+          <w:rFonts w:cs="Times New Roman"/>
+          <w:szCs w:val="20"/>
+          <w:lang w:val="en-US"/>
+        </w:rPr>
+        <w:tab/>
+        <w:t>SELECT *</w:t>
+      </w:r>
+    </w:p>
+    <w:p>
+      <w:pPr>
+        <w:ind w:left="0" w:right="192" w:firstLine="0"/>
+        <w:jc w:val="left"/>
+        <w:rPr>
+          <w:rFonts w:cs="Times New Roman"/>
+          <w:szCs w:val="20"/>
+          <w:lang w:val="en-US"/>
+        </w:rPr>
+      </w:pPr>
+      <w:r>
+        <w:rPr>
+          <w:rFonts w:cs="Times New Roman"/>
+          <w:szCs w:val="20"/>
+          <w:lang w:val="en-US"/>
+        </w:rPr>
+        <w:tab/>
+      </w:r>
+      <w:r>
+        <w:rPr>
+          <w:rFonts w:cs="Times New Roman"/>
+          <w:szCs w:val="20"/>
+          <w:lang w:val="en-US"/>
+        </w:rPr>
+        <w:tab/>
+      </w:r>
+      <w:r>
+        <w:rPr>
+          <w:rFonts w:cs="Times New Roman"/>
+          <w:szCs w:val="20"/>
+          <w:lang w:val="en-US"/>
+        </w:rPr>
+        <w:tab/>
+        <w:t>FROM TIROCINIO AS T</w:t>
+      </w:r>
+    </w:p>
+    <w:p>
+      <w:pPr>
+        <w:ind w:left="0" w:right="192" w:firstLine="0"/>
+        <w:jc w:val="left"/>
+        <w:rPr>
+          <w:rFonts w:cs="Times New Roman"/>
+          <w:szCs w:val="20"/>
+          <w:lang w:val="en-US"/>
+        </w:rPr>
+      </w:pPr>
+      <w:r>
+        <w:rPr>
+          <w:rFonts w:cs="Times New Roman"/>
+          <w:szCs w:val="20"/>
+          <w:lang w:val="en-US"/>
+        </w:rPr>
+        <w:tab/>
+      </w:r>
+      <w:r>
+        <w:rPr>
+          <w:rFonts w:cs="Times New Roman"/>
+          <w:szCs w:val="20"/>
+          <w:lang w:val="en-US"/>
+        </w:rPr>
+        <w:tab/>
+      </w:r>
+      <w:r>
+        <w:rPr>
+          <w:rFonts w:cs="Times New Roman"/>
+          <w:szCs w:val="20"/>
+          <w:lang w:val="en-US"/>
+        </w:rPr>
+        <w:tab/>
+        <w:t xml:space="preserve">WHERE </w:t>
+      </w:r>
+      <w:proofErr w:type="spellStart"/>
+      <w:r>
+        <w:rPr>
+          <w:rFonts w:cs="Times New Roman"/>
+          <w:szCs w:val="20"/>
+          <w:lang w:val="en-US"/>
+        </w:rPr>
+        <w:t>T.ID_Ti</w:t>
+      </w:r>
+      <w:proofErr w:type="spellEnd"/>
+      <w:r>
+        <w:rPr>
+          <w:rFonts w:cs="Times New Roman"/>
+          <w:szCs w:val="20"/>
+          <w:lang w:val="en-US"/>
+        </w:rPr>
+        <w:t xml:space="preserve"> &lt;&gt; </w:t>
+      </w:r>
+      <w:proofErr w:type="spellStart"/>
+      <w:r>
+        <w:rPr>
+          <w:rFonts w:cs="Times New Roman"/>
+          <w:szCs w:val="20"/>
+          <w:lang w:val="en-US"/>
+        </w:rPr>
+        <w:t>NEW.ID_Ti</w:t>
+      </w:r>
+      <w:proofErr w:type="spellEnd"/>
+      <w:r>
+        <w:rPr>
+          <w:rFonts w:cs="Times New Roman"/>
+          <w:szCs w:val="20"/>
+          <w:lang w:val="en-US"/>
+        </w:rPr>
+        <w:t xml:space="preserve"> AND </w:t>
+      </w:r>
+      <w:proofErr w:type="spellStart"/>
+      <w:proofErr w:type="gramStart"/>
+      <w:r>
+        <w:rPr>
+          <w:rFonts w:cs="Times New Roman"/>
+          <w:szCs w:val="20"/>
+          <w:lang w:val="en-US"/>
+        </w:rPr>
+        <w:t>T.Nome</w:t>
+      </w:r>
+      <w:proofErr w:type="spellEnd"/>
+      <w:proofErr w:type="gramEnd"/>
+      <w:r>
+        <w:rPr>
+          <w:rFonts w:cs="Times New Roman"/>
+          <w:szCs w:val="20"/>
+          <w:lang w:val="en-US"/>
+        </w:rPr>
+        <w:t xml:space="preserve"> = NEW.NOME AND </w:t>
+      </w:r>
+      <w:proofErr w:type="spellStart"/>
+      <w:proofErr w:type="gramStart"/>
+      <w:r>
+        <w:rPr>
+          <w:rFonts w:cs="Times New Roman"/>
+          <w:szCs w:val="20"/>
+          <w:lang w:val="en-US"/>
+        </w:rPr>
+        <w:t>T.Data</w:t>
+      </w:r>
+      <w:proofErr w:type="spellEnd"/>
+      <w:proofErr w:type="gramEnd"/>
+      <w:r>
+        <w:rPr>
+          <w:rFonts w:cs="Times New Roman"/>
+          <w:szCs w:val="20"/>
+          <w:lang w:val="en-US"/>
+        </w:rPr>
+        <w:t xml:space="preserve"> = </w:t>
+      </w:r>
+      <w:proofErr w:type="spellStart"/>
+      <w:r>
+        <w:rPr>
+          <w:rFonts w:cs="Times New Roman"/>
+          <w:szCs w:val="20"/>
+          <w:lang w:val="en-US"/>
+        </w:rPr>
+        <w:t>NEW.Data</w:t>
+      </w:r>
+      <w:proofErr w:type="spellEnd"/>
+      <w:r>
+        <w:rPr>
+          <w:rFonts w:cs="Times New Roman"/>
+          <w:szCs w:val="20"/>
+          <w:lang w:val="en-US"/>
+        </w:rPr>
+        <w:t xml:space="preserve"> AND </w:t>
+      </w:r>
+      <w:proofErr w:type="spellStart"/>
+      <w:proofErr w:type="gramStart"/>
+      <w:r>
+        <w:rPr>
+          <w:rFonts w:cs="Times New Roman"/>
+          <w:szCs w:val="20"/>
+          <w:lang w:val="en-US"/>
+        </w:rPr>
+        <w:t>T.Login</w:t>
+      </w:r>
+      <w:proofErr w:type="spellEnd"/>
+      <w:proofErr w:type="gramEnd"/>
+      <w:r>
+        <w:rPr>
+          <w:rFonts w:cs="Times New Roman"/>
+          <w:szCs w:val="20"/>
+          <w:lang w:val="en-US"/>
+        </w:rPr>
+        <w:t xml:space="preserve"> = </w:t>
+      </w:r>
+      <w:proofErr w:type="spellStart"/>
+      <w:r>
+        <w:rPr>
+          <w:rFonts w:cs="Times New Roman"/>
+          <w:szCs w:val="20"/>
+          <w:lang w:val="en-US"/>
+        </w:rPr>
+        <w:t>NEW.Login</w:t>
+      </w:r>
+      <w:proofErr w:type="spellEnd"/>
+    </w:p>
+    <w:p>
+      <w:pPr>
+        <w:ind w:left="0" w:right="192" w:firstLine="0"/>
+        <w:jc w:val="left"/>
+        <w:rPr>
+          <w:rFonts w:cs="Times New Roman"/>
+          <w:szCs w:val="20"/>
+        </w:rPr>
+      </w:pPr>
+      <w:r>
+        <w:rPr>
+          <w:rFonts w:cs="Times New Roman"/>
+          <w:szCs w:val="20"/>
+          <w:lang w:val="en-US"/>
+        </w:rPr>
+        <w:tab/>
+      </w:r>
+      <w:r>
+        <w:rPr>
+          <w:rFonts w:cs="Times New Roman"/>
+          <w:szCs w:val="20"/>
+          <w:lang w:val="en-US"/>
+        </w:rPr>
+        <w:tab/>
+      </w:r>
+      <w:r>
+        <w:rPr>
+          <w:rFonts w:cs="Times New Roman"/>
+          <w:szCs w:val="20"/>
+        </w:rPr>
+        <w:t>)</w:t>
+      </w:r>
+    </w:p>
+    <w:p>
+      <w:pPr>
+        <w:ind w:left="0" w:right="192" w:firstLine="0"/>
+        <w:jc w:val="left"/>
+        <w:rPr>
+          <w:rFonts w:cs="Times New Roman"/>
+          <w:szCs w:val="20"/>
+        </w:rPr>
+      </w:pPr>
+      <w:r>
+        <w:rPr>
+          <w:rFonts w:cs="Times New Roman"/>
+          <w:szCs w:val="20"/>
+        </w:rPr>
+        <w:tab/>
+      </w:r>
+      <w:r>
+        <w:rPr>
+          <w:rFonts w:cs="Times New Roman"/>
+          <w:szCs w:val="20"/>
+        </w:rPr>
+        <w:tab/>
+        <w:t>THEN RAISE EXCEPTION 'Tirocinio già esistente sotto altro ID';</w:t>
+      </w:r>
+    </w:p>
+    <w:p>
+      <w:pPr>
+        <w:ind w:left="0" w:right="192" w:firstLine="0"/>
+        <w:jc w:val="left"/>
+        <w:rPr>
+          <w:rFonts w:cs="Times New Roman"/>
+          <w:szCs w:val="20"/>
+          <w:lang w:val="en-US"/>
+        </w:rPr>
+      </w:pPr>
+      <w:r>
+        <w:rPr>
+          <w:rFonts w:cs="Times New Roman"/>
+          <w:szCs w:val="20"/>
+        </w:rPr>
+        <w:tab/>
+      </w:r>
+      <w:r>
+        <w:rPr>
+          <w:rFonts w:cs="Times New Roman"/>
+          <w:szCs w:val="20"/>
+        </w:rPr>
+        <w:tab/>
+      </w:r>
+      <w:r>
+        <w:rPr>
+          <w:rFonts w:cs="Times New Roman"/>
+          <w:szCs w:val="20"/>
+          <w:lang w:val="en-US"/>
+        </w:rPr>
+        <w:t>END IF;</w:t>
+      </w:r>
+    </w:p>
+    <w:p>
+      <w:pPr>
+        <w:ind w:left="0" w:right="192" w:firstLine="0"/>
+        <w:jc w:val="left"/>
+        <w:rPr>
+          <w:rFonts w:cs="Times New Roman"/>
+          <w:szCs w:val="20"/>
+          <w:lang w:val="en-US"/>
+        </w:rPr>
+      </w:pPr>
+      <w:r>
+        <w:rPr>
+          <w:rFonts w:cs="Times New Roman"/>
+          <w:szCs w:val="20"/>
+          <w:lang w:val="en-US"/>
+        </w:rPr>
+        <w:tab/>
+        <w:t>END IF;</w:t>
+      </w:r>
+    </w:p>
+    <w:p>
+      <w:pPr>
+        <w:ind w:left="0" w:right="192" w:firstLine="0"/>
+        <w:jc w:val="left"/>
+        <w:rPr>
+          <w:rFonts w:cs="Times New Roman"/>
+          <w:szCs w:val="20"/>
+          <w:lang w:val="en-US"/>
+        </w:rPr>
+      </w:pPr>
+      <w:r>
+        <w:rPr>
+          <w:rFonts w:cs="Times New Roman"/>
+          <w:szCs w:val="20"/>
+          <w:lang w:val="en-US"/>
+        </w:rPr>
+        <w:t>END;</w:t>
+      </w:r>
+    </w:p>
+    <w:p>
+      <w:pPr>
+        <w:ind w:left="0" w:right="192" w:firstLine="0"/>
+        <w:jc w:val="left"/>
+        <w:rPr>
+          <w:rFonts w:cs="Times New Roman"/>
+          <w:szCs w:val="20"/>
+          <w:lang w:val="en-US"/>
+        </w:rPr>
+      </w:pPr>
+      <w:r>
+        <w:rPr>
+          <w:rFonts w:cs="Times New Roman"/>
+          <w:szCs w:val="20"/>
+          <w:lang w:val="en-US"/>
+        </w:rPr>
+        <w:t>$</w:t>
+      </w:r>
+      <w:proofErr w:type="spellStart"/>
+      <w:r>
+        <w:rPr>
+          <w:rFonts w:cs="Times New Roman"/>
+          <w:szCs w:val="20"/>
+          <w:lang w:val="en-US"/>
+        </w:rPr>
+        <w:t>TirocinioUnique</w:t>
+      </w:r>
+      <w:proofErr w:type="spellEnd"/>
+      <w:r>
+        <w:rPr>
+          <w:rFonts w:cs="Times New Roman"/>
+          <w:szCs w:val="20"/>
+          <w:lang w:val="en-US"/>
+        </w:rPr>
+        <w:t xml:space="preserve">$ LANGUAGE </w:t>
+      </w:r>
+      <w:proofErr w:type="spellStart"/>
+      <w:r>
+        <w:rPr>
+          <w:rFonts w:cs="Times New Roman"/>
+          <w:szCs w:val="20"/>
+          <w:lang w:val="en-US"/>
+        </w:rPr>
+        <w:t>plpgsql</w:t>
+      </w:r>
+      <w:proofErr w:type="spellEnd"/>
+      <w:r>
+        <w:rPr>
+          <w:rFonts w:cs="Times New Roman"/>
+          <w:szCs w:val="20"/>
+          <w:lang w:val="en-US"/>
+        </w:rPr>
+        <w:t>;</w:t>
+      </w:r>
+    </w:p>
+    <w:p>
+      <w:pPr>
+        <w:ind w:left="0" w:right="192" w:firstLine="0"/>
+        <w:jc w:val="left"/>
+        <w:rPr>
+          <w:rFonts w:cs="Times New Roman"/>
+          <w:szCs w:val="20"/>
+          <w:lang w:val="en-US"/>
+        </w:rPr>
+      </w:pPr>
+      <w:r>
+        <w:rPr>
+          <w:rFonts w:cs="Times New Roman"/>
+          <w:szCs w:val="20"/>
+          <w:lang w:val="en-US"/>
+        </w:rPr>
+        <w:t xml:space="preserve">CREATE OR REPLACE TRIGGER </w:t>
+      </w:r>
+      <w:proofErr w:type="spellStart"/>
+      <w:r>
+        <w:rPr>
+          <w:rFonts w:cs="Times New Roman"/>
+          <w:szCs w:val="20"/>
+          <w:lang w:val="en-US"/>
+        </w:rPr>
+        <w:t>TirocinioUniqueTrigger</w:t>
+      </w:r>
+      <w:proofErr w:type="spellEnd"/>
+    </w:p>
+    <w:p>
+      <w:pPr>
+        <w:ind w:left="0" w:right="192" w:firstLine="0"/>
+        <w:jc w:val="left"/>
+        <w:rPr>
+          <w:rFonts w:cs="Times New Roman"/>
+          <w:szCs w:val="20"/>
+          <w:lang w:val="en-US"/>
+        </w:rPr>
+      </w:pPr>
+      <w:r>
+        <w:rPr>
+          <w:rFonts w:cs="Times New Roman"/>
+          <w:szCs w:val="20"/>
+          <w:lang w:val="en-US"/>
+        </w:rPr>
+        <w:tab/>
+        <w:t xml:space="preserve">BEFORE INSERT OR UPDATE ON </w:t>
+      </w:r>
+      <w:proofErr w:type="spellStart"/>
+      <w:r>
+        <w:rPr>
+          <w:rFonts w:cs="Times New Roman"/>
+          <w:szCs w:val="20"/>
+          <w:lang w:val="en-US"/>
+        </w:rPr>
+        <w:t>Tirocinio</w:t>
+      </w:r>
+      <w:proofErr w:type="spellEnd"/>
+    </w:p>
+    <w:p>
+      <w:pPr>
+        <w:ind w:left="0" w:right="192" w:firstLine="0"/>
+        <w:jc w:val="left"/>
+        <w:rPr>
+          <w:rFonts w:cs="Times New Roman"/>
+          <w:szCs w:val="20"/>
+          <w:lang w:val="en-US"/>
+        </w:rPr>
+      </w:pPr>
+      <w:r>
+        <w:rPr>
+          <w:rFonts w:cs="Times New Roman"/>
+          <w:szCs w:val="20"/>
+          <w:lang w:val="en-US"/>
+        </w:rPr>
+        <w:tab/>
+        <w:t xml:space="preserve">FOR EACH ROW </w:t>
+      </w:r>
+    </w:p>
+    <w:p>
+      <w:pPr>
+        <w:ind w:left="0" w:right="192" w:firstLine="0"/>
+        <w:jc w:val="left"/>
+        <w:rPr>
+          <w:rFonts w:cs="Times New Roman"/>
+          <w:szCs w:val="20"/>
+          <w:lang w:val="en-US"/>
+        </w:rPr>
+      </w:pPr>
+      <w:r>
+        <w:rPr>
+          <w:rFonts w:cs="Times New Roman"/>
+          <w:szCs w:val="20"/>
+          <w:lang w:val="en-US"/>
+        </w:rPr>
+        <w:t xml:space="preserve">EXECUTE FUNCTION </w:t>
+      </w:r>
+      <w:proofErr w:type="spellStart"/>
+      <w:proofErr w:type="gramStart"/>
+      <w:r>
+        <w:rPr>
+          <w:rFonts w:cs="Times New Roman"/>
+          <w:szCs w:val="20"/>
+          <w:lang w:val="en-US"/>
+        </w:rPr>
+        <w:t>TirocinioUnique</w:t>
+      </w:r>
+      <w:proofErr w:type="spellEnd"/>
+      <w:r>
+        <w:rPr>
+          <w:rFonts w:cs="Times New Roman"/>
+          <w:szCs w:val="20"/>
+          <w:lang w:val="en-US"/>
+        </w:rPr>
+        <w:t>(</w:t>
+      </w:r>
+      <w:proofErr w:type="gramEnd"/>
+      <w:r>
+        <w:rPr>
+          <w:rFonts w:cs="Times New Roman"/>
+          <w:szCs w:val="20"/>
+          <w:lang w:val="en-US"/>
+        </w:rPr>
+        <w:t>);</w:t>
+      </w:r>
+    </w:p>
+    <w:p>
+      <w:pPr>
+        <w:ind w:left="0" w:right="192" w:firstLine="0"/>
+        <w:jc w:val="left"/>
+        <w:rPr>
+          <w:rFonts w:cs="Times New Roman"/>
+          <w:szCs w:val="20"/>
+          <w:lang w:val="en-US"/>
+        </w:rPr>
+      </w:pPr>
+    </w:p>
+    <w:p>
+      <w:pPr>
+        <w:ind w:left="0" w:right="192" w:firstLine="0"/>
+        <w:jc w:val="left"/>
+        <w:rPr>
+          <w:rFonts w:cs="Times New Roman"/>
+          <w:b/>
+          <w:bCs/>
+          <w:szCs w:val="20"/>
+          <w:lang w:val="en-US"/>
+        </w:rPr>
+      </w:pPr>
+    </w:p>
+    <w:p>
+      <w:pPr>
+        <w:ind w:left="0" w:right="192" w:firstLine="0"/>
+        <w:jc w:val="left"/>
+        <w:rPr>
+          <w:rFonts w:cs="Times New Roman"/>
+          <w:b/>
+          <w:bCs/>
+          <w:szCs w:val="20"/>
+          <w:lang w:val="en-US"/>
+        </w:rPr>
+      </w:pPr>
+    </w:p>
+    <w:p>
+      <w:pPr>
+        <w:ind w:left="0" w:right="192" w:firstLine="0"/>
+        <w:jc w:val="left"/>
+        <w:rPr>
+          <w:rFonts w:cs="Times New Roman"/>
+          <w:b/>
+          <w:bCs/>
+          <w:szCs w:val="20"/>
+          <w:lang w:val="en-US"/>
+        </w:rPr>
+      </w:pPr>
+    </w:p>
+    <w:p>
+      <w:pPr>
+        <w:ind w:left="0" w:right="192" w:firstLine="0"/>
+        <w:jc w:val="left"/>
+        <w:rPr>
+          <w:rFonts w:cs="Times New Roman"/>
+          <w:b/>
+          <w:bCs/>
+          <w:szCs w:val="20"/>
+          <w:lang w:val="en-US"/>
+        </w:rPr>
+      </w:pPr>
+    </w:p>
+    <w:p>
+      <w:pPr>
+        <w:ind w:left="0" w:right="192" w:firstLine="0"/>
+        <w:jc w:val="left"/>
+        <w:rPr>
+          <w:rFonts w:cs="Times New Roman"/>
+          <w:b/>
+          <w:bCs/>
+          <w:szCs w:val="20"/>
+          <w:lang w:val="en-US"/>
+        </w:rPr>
+      </w:pPr>
+    </w:p>
+    <w:p>
+      <w:pPr>
+        <w:ind w:left="0" w:right="192" w:firstLine="0"/>
+        <w:jc w:val="left"/>
+        <w:rPr>
+          <w:rFonts w:cs="Times New Roman"/>
+          <w:b/>
+          <w:bCs/>
+          <w:szCs w:val="20"/>
+          <w:lang w:val="en-US"/>
+        </w:rPr>
+      </w:pPr>
+    </w:p>
+    <w:p>
+      <w:pPr>
+        <w:ind w:left="0" w:right="192" w:firstLine="0"/>
+        <w:jc w:val="left"/>
+        <w:rPr>
+          <w:rFonts w:cs="Times New Roman"/>
+          <w:b/>
+          <w:bCs/>
+          <w:szCs w:val="20"/>
+          <w:lang w:val="en-US"/>
+        </w:rPr>
+      </w:pPr>
+    </w:p>
+    <w:p>
+      <w:pPr>
+        <w:ind w:left="0" w:right="192" w:firstLine="0"/>
+        <w:jc w:val="left"/>
+        <w:rPr>
+          <w:rFonts w:cs="Times New Roman"/>
+          <w:b/>
+          <w:bCs/>
+          <w:szCs w:val="20"/>
+          <w:lang w:val="en-US"/>
+        </w:rPr>
+      </w:pPr>
+    </w:p>
+    <w:p>
+      <w:pPr>
+        <w:ind w:left="0" w:right="192" w:firstLine="0"/>
+        <w:jc w:val="left"/>
+        <w:rPr>
+          <w:rFonts w:cs="Times New Roman"/>
+          <w:b/>
+          <w:bCs/>
+          <w:szCs w:val="20"/>
+          <w:lang w:val="en-US"/>
+        </w:rPr>
+      </w:pPr>
+    </w:p>
+    <w:p>
+      <w:pPr>
+        <w:ind w:left="0" w:right="192" w:firstLine="0"/>
+        <w:jc w:val="left"/>
+        <w:rPr>
+          <w:rFonts w:cs="Times New Roman"/>
+          <w:b/>
+          <w:bCs/>
+          <w:szCs w:val="20"/>
+          <w:lang w:val="en-US"/>
+        </w:rPr>
+      </w:pPr>
+    </w:p>
+    <w:p>
+      <w:pPr>
+        <w:ind w:left="0" w:right="192" w:firstLine="0"/>
+        <w:jc w:val="left"/>
+        <w:rPr>
+          <w:rFonts w:cs="Times New Roman"/>
+          <w:b/>
+          <w:bCs/>
+          <w:szCs w:val="20"/>
+          <w:lang w:val="en-US"/>
+        </w:rPr>
+      </w:pPr>
+    </w:p>
+    <w:p>
+      <w:pPr>
+        <w:ind w:left="0" w:right="192" w:firstLine="0"/>
+        <w:jc w:val="left"/>
+        <w:rPr>
+          <w:rFonts w:cs="Times New Roman"/>
+          <w:b/>
+          <w:bCs/>
+          <w:szCs w:val="20"/>
+          <w:lang w:val="en-US"/>
+        </w:rPr>
+      </w:pPr>
+    </w:p>
+    <w:p>
+      <w:pPr>
+        <w:ind w:left="0" w:right="192" w:firstLine="0"/>
+        <w:jc w:val="left"/>
+        <w:rPr>
+          <w:rFonts w:cs="Times New Roman"/>
+          <w:b/>
+          <w:bCs/>
+          <w:szCs w:val="20"/>
+          <w:lang w:val="en-US"/>
+        </w:rPr>
+      </w:pPr>
+    </w:p>
+    <w:p>
+      <w:pPr>
+        <w:ind w:left="0" w:right="192" w:firstLine="0"/>
+        <w:jc w:val="left"/>
+        <w:rPr>
+          <w:rFonts w:cs="Times New Roman"/>
+          <w:b/>
+          <w:bCs/>
+          <w:szCs w:val="20"/>
+          <w:lang w:val="en-US"/>
+        </w:rPr>
+      </w:pPr>
+    </w:p>
+    <w:p>
+      <w:pPr>
+        <w:ind w:left="0" w:right="192" w:firstLine="0"/>
+        <w:jc w:val="left"/>
+        <w:rPr>
+          <w:rFonts w:cs="Times New Roman"/>
+          <w:b/>
+          <w:bCs/>
+          <w:szCs w:val="20"/>
+          <w:lang w:val="en-US"/>
+        </w:rPr>
+      </w:pPr>
+    </w:p>
+    <w:p>
+      <w:pPr>
+        <w:ind w:left="0" w:right="192" w:firstLine="0"/>
+        <w:jc w:val="left"/>
+        <w:rPr>
+          <w:rFonts w:cs="Times New Roman"/>
+          <w:b/>
+          <w:bCs/>
+          <w:szCs w:val="20"/>
+          <w:lang w:val="en-US"/>
+        </w:rPr>
+      </w:pPr>
+    </w:p>
+    <w:p>
+      <w:pPr>
+        <w:ind w:left="0" w:right="192" w:firstLine="0"/>
+        <w:jc w:val="left"/>
+        <w:rPr>
+          <w:rFonts w:cs="Times New Roman"/>
+          <w:b/>
+          <w:bCs/>
+          <w:szCs w:val="20"/>
+          <w:lang w:val="en-US"/>
+        </w:rPr>
+      </w:pPr>
+    </w:p>
+    <w:p>
+      <w:pPr>
+        <w:ind w:left="0" w:right="192" w:firstLine="0"/>
+        <w:jc w:val="left"/>
+        <w:rPr>
+          <w:rFonts w:cs="Times New Roman"/>
+          <w:szCs w:val="20"/>
+          <w:lang w:val="en-US"/>
+        </w:rPr>
+      </w:pPr>
+      <w:r>
+        <w:rPr>
+          <w:rFonts w:cs="Times New Roman"/>
+          <w:b/>
+          <w:bCs/>
+          <w:szCs w:val="20"/>
+          <w:lang w:val="en-US"/>
+        </w:rPr>
+        <w:lastRenderedPageBreak/>
+        <w:t xml:space="preserve">5.2.2 </w:t>
+      </w:r>
+      <w:proofErr w:type="spellStart"/>
+      <w:r>
+        <w:rPr>
+          <w:rFonts w:cs="Times New Roman"/>
+          <w:b/>
+          <w:bCs/>
+          <w:szCs w:val="20"/>
+          <w:lang w:val="en-US"/>
+        </w:rPr>
+        <w:t>RichiestaUniqueTrigger</w:t>
+      </w:r>
+      <w:proofErr w:type="spellEnd"/>
+    </w:p>
+    <w:p>
+      <w:pPr>
+        <w:ind w:left="0" w:right="192" w:firstLine="0"/>
+        <w:jc w:val="left"/>
+        <w:rPr>
+          <w:rFonts w:cs="Times New Roman"/>
+          <w:szCs w:val="20"/>
+          <w:lang w:val="en-US"/>
+        </w:rPr>
+      </w:pPr>
+    </w:p>
+    <w:p>
+      <w:pPr>
+        <w:ind w:left="0" w:right="192" w:firstLine="0"/>
+        <w:jc w:val="left"/>
+        <w:rPr>
+          <w:rFonts w:cs="Times New Roman"/>
+          <w:szCs w:val="20"/>
+          <w:lang w:val="en-US"/>
+        </w:rPr>
+      </w:pPr>
+      <w:r>
+        <w:rPr>
+          <w:rFonts w:cs="Times New Roman"/>
+          <w:szCs w:val="20"/>
+          <w:lang w:val="en-US"/>
+        </w:rPr>
+        <w:t xml:space="preserve">CREATE OR REPLACE FUNCTION </w:t>
+      </w:r>
+      <w:proofErr w:type="spellStart"/>
+      <w:proofErr w:type="gramStart"/>
+      <w:r>
+        <w:rPr>
+          <w:rFonts w:cs="Times New Roman"/>
+          <w:szCs w:val="20"/>
+          <w:lang w:val="en-US"/>
+        </w:rPr>
+        <w:t>RichiestaUnique</w:t>
+      </w:r>
+      <w:proofErr w:type="spellEnd"/>
+      <w:r>
+        <w:rPr>
+          <w:rFonts w:cs="Times New Roman"/>
+          <w:szCs w:val="20"/>
+          <w:lang w:val="en-US"/>
+        </w:rPr>
+        <w:t>(</w:t>
+      </w:r>
+      <w:proofErr w:type="gramEnd"/>
+      <w:r>
+        <w:rPr>
+          <w:rFonts w:cs="Times New Roman"/>
+          <w:szCs w:val="20"/>
+          <w:lang w:val="en-US"/>
+        </w:rPr>
+        <w:t>)</w:t>
+      </w:r>
+    </w:p>
+    <w:p>
+      <w:pPr>
+        <w:ind w:left="0" w:right="192" w:firstLine="0"/>
+        <w:jc w:val="left"/>
+        <w:rPr>
+          <w:rFonts w:cs="Times New Roman"/>
+          <w:szCs w:val="20"/>
+          <w:lang w:val="en-US"/>
+        </w:rPr>
+      </w:pPr>
+      <w:r>
+        <w:rPr>
+          <w:rFonts w:cs="Times New Roman"/>
+          <w:szCs w:val="20"/>
+          <w:lang w:val="en-US"/>
+        </w:rPr>
+        <w:tab/>
+        <w:t xml:space="preserve">RETURNS trigger AS </w:t>
+      </w:r>
+    </w:p>
+    <w:p>
+      <w:pPr>
+        <w:ind w:left="0" w:right="192" w:firstLine="0"/>
+        <w:jc w:val="left"/>
+        <w:rPr>
+          <w:rFonts w:cs="Times New Roman"/>
+          <w:szCs w:val="20"/>
+          <w:lang w:val="en-US"/>
+        </w:rPr>
+      </w:pPr>
+      <w:r>
+        <w:rPr>
+          <w:rFonts w:cs="Times New Roman"/>
+          <w:szCs w:val="20"/>
+          <w:lang w:val="en-US"/>
+        </w:rPr>
+        <w:t>$</w:t>
+      </w:r>
+      <w:proofErr w:type="spellStart"/>
+      <w:r>
+        <w:rPr>
+          <w:rFonts w:cs="Times New Roman"/>
+          <w:szCs w:val="20"/>
+          <w:lang w:val="en-US"/>
+        </w:rPr>
+        <w:t>RichiestaUnique</w:t>
+      </w:r>
+      <w:proofErr w:type="spellEnd"/>
+      <w:r>
+        <w:rPr>
+          <w:rFonts w:cs="Times New Roman"/>
+          <w:szCs w:val="20"/>
+          <w:lang w:val="en-US"/>
+        </w:rPr>
+        <w:t>$</w:t>
+      </w:r>
+    </w:p>
+    <w:p>
+      <w:pPr>
+        <w:ind w:left="0" w:right="192" w:firstLine="0"/>
+        <w:jc w:val="left"/>
+        <w:rPr>
+          <w:rFonts w:cs="Times New Roman"/>
+          <w:szCs w:val="20"/>
+          <w:lang w:val="en-US"/>
+        </w:rPr>
+      </w:pPr>
+      <w:r>
+        <w:rPr>
+          <w:rFonts w:cs="Times New Roman"/>
+          <w:szCs w:val="20"/>
+          <w:lang w:val="en-US"/>
+        </w:rPr>
+        <w:t>BEGIN</w:t>
+      </w:r>
+    </w:p>
+    <w:p>
+      <w:pPr>
+        <w:ind w:left="0" w:right="192" w:firstLine="0"/>
+        <w:jc w:val="left"/>
+        <w:rPr>
+          <w:rFonts w:cs="Times New Roman"/>
+          <w:szCs w:val="20"/>
+          <w:lang w:val="en-US"/>
+        </w:rPr>
+      </w:pPr>
+      <w:r>
+        <w:rPr>
+          <w:rFonts w:cs="Times New Roman"/>
+          <w:szCs w:val="20"/>
+          <w:lang w:val="en-US"/>
+        </w:rPr>
+        <w:tab/>
+        <w:t xml:space="preserve">IF </w:t>
+      </w:r>
+      <w:proofErr w:type="spellStart"/>
+      <w:r>
+        <w:rPr>
+          <w:rFonts w:cs="Times New Roman"/>
+          <w:szCs w:val="20"/>
+          <w:lang w:val="en-US"/>
+        </w:rPr>
+        <w:t>NEW.is_deleted</w:t>
+      </w:r>
+      <w:proofErr w:type="spellEnd"/>
+      <w:r>
+        <w:rPr>
+          <w:rFonts w:cs="Times New Roman"/>
+          <w:szCs w:val="20"/>
+          <w:lang w:val="en-US"/>
+        </w:rPr>
+        <w:t xml:space="preserve"> = false THEN</w:t>
+      </w:r>
+    </w:p>
+    <w:p>
+      <w:pPr>
+        <w:ind w:left="0" w:right="192" w:firstLine="0"/>
+        <w:jc w:val="left"/>
+        <w:rPr>
+          <w:rFonts w:cs="Times New Roman"/>
+          <w:szCs w:val="20"/>
+          <w:lang w:val="en-US"/>
+        </w:rPr>
+      </w:pPr>
+      <w:r>
+        <w:rPr>
+          <w:rFonts w:cs="Times New Roman"/>
+          <w:szCs w:val="20"/>
+          <w:lang w:val="en-US"/>
+        </w:rPr>
+        <w:tab/>
+      </w:r>
+      <w:r>
+        <w:rPr>
+          <w:rFonts w:cs="Times New Roman"/>
+          <w:szCs w:val="20"/>
+          <w:lang w:val="en-US"/>
+        </w:rPr>
+        <w:tab/>
+        <w:t xml:space="preserve">IF </w:t>
+      </w:r>
+      <w:proofErr w:type="gramStart"/>
+      <w:r>
+        <w:rPr>
+          <w:rFonts w:cs="Times New Roman"/>
+          <w:szCs w:val="20"/>
+          <w:lang w:val="en-US"/>
+        </w:rPr>
+        <w:t>EXISTS(</w:t>
+      </w:r>
+      <w:proofErr w:type="gramEnd"/>
+    </w:p>
+    <w:p>
+      <w:pPr>
+        <w:ind w:left="0" w:right="192" w:firstLine="0"/>
+        <w:jc w:val="left"/>
+        <w:rPr>
+          <w:rFonts w:cs="Times New Roman"/>
+          <w:szCs w:val="20"/>
+          <w:lang w:val="en-US"/>
+        </w:rPr>
+      </w:pPr>
+      <w:r>
+        <w:rPr>
+          <w:rFonts w:cs="Times New Roman"/>
+          <w:szCs w:val="20"/>
+          <w:lang w:val="en-US"/>
+        </w:rPr>
+        <w:tab/>
+      </w:r>
+      <w:r>
+        <w:rPr>
+          <w:rFonts w:cs="Times New Roman"/>
+          <w:szCs w:val="20"/>
+          <w:lang w:val="en-US"/>
+        </w:rPr>
+        <w:tab/>
+      </w:r>
+      <w:r>
+        <w:rPr>
+          <w:rFonts w:cs="Times New Roman"/>
+          <w:szCs w:val="20"/>
+          <w:lang w:val="en-US"/>
+        </w:rPr>
+        <w:tab/>
+        <w:t>SELECT *</w:t>
+      </w:r>
+    </w:p>
+    <w:p>
+      <w:pPr>
+        <w:ind w:left="0" w:right="192" w:firstLine="0"/>
+        <w:jc w:val="left"/>
+        <w:rPr>
+          <w:rFonts w:cs="Times New Roman"/>
+          <w:szCs w:val="20"/>
+          <w:lang w:val="en-US"/>
+        </w:rPr>
+      </w:pPr>
+      <w:r>
+        <w:rPr>
+          <w:rFonts w:cs="Times New Roman"/>
+          <w:szCs w:val="20"/>
+          <w:lang w:val="en-US"/>
+        </w:rPr>
+        <w:tab/>
+      </w:r>
+      <w:r>
+        <w:rPr>
+          <w:rFonts w:cs="Times New Roman"/>
+          <w:szCs w:val="20"/>
+          <w:lang w:val="en-US"/>
+        </w:rPr>
+        <w:tab/>
+      </w:r>
+      <w:r>
+        <w:rPr>
+          <w:rFonts w:cs="Times New Roman"/>
+          <w:szCs w:val="20"/>
+          <w:lang w:val="en-US"/>
+        </w:rPr>
+        <w:tab/>
+        <w:t>FROM Richiesta AS R</w:t>
+      </w:r>
+    </w:p>
+    <w:p>
+      <w:pPr>
+        <w:ind w:left="0" w:right="192" w:firstLine="0"/>
+        <w:jc w:val="left"/>
+        <w:rPr>
+          <w:rFonts w:cs="Times New Roman"/>
+          <w:szCs w:val="20"/>
+          <w:lang w:val="en-US"/>
+        </w:rPr>
+      </w:pPr>
+      <w:r>
+        <w:rPr>
+          <w:rFonts w:cs="Times New Roman"/>
+          <w:szCs w:val="20"/>
+          <w:lang w:val="en-US"/>
+        </w:rPr>
+        <w:tab/>
+      </w:r>
+      <w:r>
+        <w:rPr>
+          <w:rFonts w:cs="Times New Roman"/>
+          <w:szCs w:val="20"/>
+          <w:lang w:val="en-US"/>
+        </w:rPr>
+        <w:tab/>
+      </w:r>
+      <w:r>
+        <w:rPr>
+          <w:rFonts w:cs="Times New Roman"/>
+          <w:szCs w:val="20"/>
+          <w:lang w:val="en-US"/>
+        </w:rPr>
+        <w:tab/>
+        <w:t xml:space="preserve">WHERE </w:t>
+      </w:r>
+      <w:proofErr w:type="spellStart"/>
+      <w:r>
+        <w:rPr>
+          <w:rFonts w:cs="Times New Roman"/>
+          <w:szCs w:val="20"/>
+          <w:lang w:val="en-US"/>
+        </w:rPr>
+        <w:t>R.ID_Ri</w:t>
+      </w:r>
+      <w:proofErr w:type="spellEnd"/>
+      <w:r>
+        <w:rPr>
+          <w:rFonts w:cs="Times New Roman"/>
+          <w:szCs w:val="20"/>
+          <w:lang w:val="en-US"/>
+        </w:rPr>
+        <w:t xml:space="preserve"> &lt;&gt; </w:t>
+      </w:r>
+      <w:proofErr w:type="spellStart"/>
+      <w:r>
+        <w:rPr>
+          <w:rFonts w:cs="Times New Roman"/>
+          <w:szCs w:val="20"/>
+          <w:lang w:val="en-US"/>
+        </w:rPr>
+        <w:t>NEW.ID_Ri</w:t>
+      </w:r>
+      <w:proofErr w:type="spellEnd"/>
+      <w:r>
+        <w:rPr>
+          <w:rFonts w:cs="Times New Roman"/>
+          <w:szCs w:val="20"/>
+          <w:lang w:val="en-US"/>
+        </w:rPr>
+        <w:t xml:space="preserve"> AND </w:t>
+      </w:r>
+      <w:proofErr w:type="spellStart"/>
+      <w:r>
+        <w:rPr>
+          <w:rFonts w:cs="Times New Roman"/>
+          <w:szCs w:val="20"/>
+          <w:lang w:val="en-US"/>
+        </w:rPr>
+        <w:t>R.ID_Ti</w:t>
+      </w:r>
+      <w:proofErr w:type="spellEnd"/>
+      <w:r>
+        <w:rPr>
+          <w:rFonts w:cs="Times New Roman"/>
+          <w:szCs w:val="20"/>
+          <w:lang w:val="en-US"/>
+        </w:rPr>
+        <w:t xml:space="preserve"> = </w:t>
+      </w:r>
+      <w:proofErr w:type="spellStart"/>
+      <w:r>
+        <w:rPr>
+          <w:rFonts w:cs="Times New Roman"/>
+          <w:szCs w:val="20"/>
+          <w:lang w:val="en-US"/>
+        </w:rPr>
+        <w:t>NEW.ID_Ti</w:t>
+      </w:r>
+      <w:proofErr w:type="spellEnd"/>
+      <w:r>
+        <w:rPr>
+          <w:rFonts w:cs="Times New Roman"/>
+          <w:szCs w:val="20"/>
+          <w:lang w:val="en-US"/>
+        </w:rPr>
+        <w:t xml:space="preserve"> AND </w:t>
+      </w:r>
+      <w:proofErr w:type="spellStart"/>
+      <w:proofErr w:type="gramStart"/>
+      <w:r>
+        <w:rPr>
+          <w:rFonts w:cs="Times New Roman"/>
+          <w:szCs w:val="20"/>
+          <w:lang w:val="en-US"/>
+        </w:rPr>
+        <w:t>R.Data</w:t>
+      </w:r>
+      <w:proofErr w:type="spellEnd"/>
+      <w:proofErr w:type="gramEnd"/>
+      <w:r>
+        <w:rPr>
+          <w:rFonts w:cs="Times New Roman"/>
+          <w:szCs w:val="20"/>
+          <w:lang w:val="en-US"/>
+        </w:rPr>
+        <w:t xml:space="preserve"> = </w:t>
+      </w:r>
+      <w:proofErr w:type="spellStart"/>
+      <w:r>
+        <w:rPr>
+          <w:rFonts w:cs="Times New Roman"/>
+          <w:szCs w:val="20"/>
+          <w:lang w:val="en-US"/>
+        </w:rPr>
+        <w:t>NEW.Data</w:t>
+      </w:r>
+      <w:proofErr w:type="spellEnd"/>
+      <w:r>
+        <w:rPr>
+          <w:rFonts w:cs="Times New Roman"/>
+          <w:szCs w:val="20"/>
+          <w:lang w:val="en-US"/>
+        </w:rPr>
+        <w:t xml:space="preserve"> AND </w:t>
+      </w:r>
+      <w:proofErr w:type="spellStart"/>
+      <w:proofErr w:type="gramStart"/>
+      <w:r>
+        <w:rPr>
+          <w:rFonts w:cs="Times New Roman"/>
+          <w:szCs w:val="20"/>
+          <w:lang w:val="en-US"/>
+        </w:rPr>
+        <w:t>R.Login</w:t>
+      </w:r>
+      <w:proofErr w:type="spellEnd"/>
+      <w:proofErr w:type="gramEnd"/>
+      <w:r>
+        <w:rPr>
+          <w:rFonts w:cs="Times New Roman"/>
+          <w:szCs w:val="20"/>
+          <w:lang w:val="en-US"/>
+        </w:rPr>
+        <w:t xml:space="preserve"> = </w:t>
+      </w:r>
+      <w:proofErr w:type="spellStart"/>
+      <w:r>
+        <w:rPr>
+          <w:rFonts w:cs="Times New Roman"/>
+          <w:szCs w:val="20"/>
+          <w:lang w:val="en-US"/>
+        </w:rPr>
+        <w:t>NEW.Login</w:t>
+      </w:r>
+      <w:proofErr w:type="spellEnd"/>
+    </w:p>
+    <w:p>
+      <w:pPr>
+        <w:ind w:left="0" w:right="192" w:firstLine="0"/>
+        <w:jc w:val="left"/>
+        <w:rPr>
+          <w:rFonts w:cs="Times New Roman"/>
+          <w:szCs w:val="20"/>
+        </w:rPr>
+      </w:pPr>
+      <w:r>
+        <w:rPr>
+          <w:rFonts w:cs="Times New Roman"/>
+          <w:szCs w:val="20"/>
+          <w:lang w:val="en-US"/>
+        </w:rPr>
+        <w:tab/>
+      </w:r>
+      <w:r>
+        <w:rPr>
+          <w:rFonts w:cs="Times New Roman"/>
+          <w:szCs w:val="20"/>
+          <w:lang w:val="en-US"/>
+        </w:rPr>
+        <w:tab/>
+      </w:r>
+      <w:r>
+        <w:rPr>
+          <w:rFonts w:cs="Times New Roman"/>
+          <w:szCs w:val="20"/>
+        </w:rPr>
+        <w:t>)</w:t>
+      </w:r>
+    </w:p>
+    <w:p>
+      <w:pPr>
+        <w:ind w:left="0" w:right="192" w:firstLine="0"/>
+        <w:jc w:val="left"/>
+        <w:rPr>
+          <w:rFonts w:cs="Times New Roman"/>
+          <w:szCs w:val="20"/>
+        </w:rPr>
+      </w:pPr>
+      <w:r>
+        <w:rPr>
+          <w:rFonts w:cs="Times New Roman"/>
+          <w:szCs w:val="20"/>
+        </w:rPr>
+        <w:tab/>
+      </w:r>
+      <w:r>
+        <w:rPr>
+          <w:rFonts w:cs="Times New Roman"/>
+          <w:szCs w:val="20"/>
+        </w:rPr>
+        <w:tab/>
+        <w:t>THEN RAISE EXCEPTION 'Richiesta già esistente sotto altro ID';</w:t>
+      </w:r>
+    </w:p>
+    <w:p>
+      <w:pPr>
+        <w:ind w:left="0" w:right="192" w:firstLine="0"/>
+        <w:jc w:val="left"/>
+        <w:rPr>
+          <w:rFonts w:cs="Times New Roman"/>
+          <w:szCs w:val="20"/>
+          <w:lang w:val="en-US"/>
+        </w:rPr>
+      </w:pPr>
+      <w:r>
+        <w:rPr>
+          <w:rFonts w:cs="Times New Roman"/>
+          <w:szCs w:val="20"/>
+        </w:rPr>
+        <w:tab/>
+      </w:r>
+      <w:r>
+        <w:rPr>
+          <w:rFonts w:cs="Times New Roman"/>
+          <w:szCs w:val="20"/>
+        </w:rPr>
+        <w:tab/>
+      </w:r>
+      <w:r>
+        <w:rPr>
+          <w:rFonts w:cs="Times New Roman"/>
+          <w:szCs w:val="20"/>
+          <w:lang w:val="en-US"/>
+        </w:rPr>
+        <w:t>END IF;</w:t>
+      </w:r>
+    </w:p>
+    <w:p>
+      <w:pPr>
+        <w:ind w:left="0" w:right="192" w:firstLine="0"/>
+        <w:jc w:val="left"/>
+        <w:rPr>
+          <w:rFonts w:cs="Times New Roman"/>
+          <w:szCs w:val="20"/>
+          <w:lang w:val="en-US"/>
+        </w:rPr>
+      </w:pPr>
+      <w:r>
+        <w:rPr>
+          <w:rFonts w:cs="Times New Roman"/>
+          <w:szCs w:val="20"/>
+          <w:lang w:val="en-US"/>
+        </w:rPr>
+        <w:tab/>
+        <w:t>END IF;</w:t>
+      </w:r>
+    </w:p>
+    <w:p>
+      <w:pPr>
+        <w:ind w:left="0" w:right="192" w:firstLine="0"/>
+        <w:jc w:val="left"/>
+        <w:rPr>
+          <w:rFonts w:cs="Times New Roman"/>
+          <w:szCs w:val="20"/>
+          <w:lang w:val="en-US"/>
+        </w:rPr>
+      </w:pPr>
+      <w:r>
+        <w:rPr>
+          <w:rFonts w:cs="Times New Roman"/>
+          <w:szCs w:val="20"/>
+          <w:lang w:val="en-US"/>
+        </w:rPr>
+        <w:t>END;</w:t>
+      </w:r>
+    </w:p>
+    <w:p>
+      <w:pPr>
+        <w:ind w:left="0" w:right="192" w:firstLine="0"/>
+        <w:jc w:val="left"/>
+        <w:rPr>
+          <w:rFonts w:cs="Times New Roman"/>
+          <w:szCs w:val="20"/>
+          <w:lang w:val="en-US"/>
+        </w:rPr>
+      </w:pPr>
+      <w:r>
+        <w:rPr>
+          <w:rFonts w:cs="Times New Roman"/>
+          <w:szCs w:val="20"/>
+          <w:lang w:val="en-US"/>
+        </w:rPr>
+        <w:t>$</w:t>
+      </w:r>
+      <w:proofErr w:type="spellStart"/>
+      <w:r>
+        <w:rPr>
+          <w:rFonts w:cs="Times New Roman"/>
+          <w:szCs w:val="20"/>
+          <w:lang w:val="en-US"/>
+        </w:rPr>
+        <w:t>RichiestaUnique</w:t>
+      </w:r>
+      <w:proofErr w:type="spellEnd"/>
+      <w:r>
+        <w:rPr>
+          <w:rFonts w:cs="Times New Roman"/>
+          <w:szCs w:val="20"/>
+          <w:lang w:val="en-US"/>
+        </w:rPr>
+        <w:t xml:space="preserve">$ LANGUAGE </w:t>
+      </w:r>
+      <w:proofErr w:type="spellStart"/>
+      <w:r>
+        <w:rPr>
+          <w:rFonts w:cs="Times New Roman"/>
+          <w:szCs w:val="20"/>
+          <w:lang w:val="en-US"/>
+        </w:rPr>
+        <w:t>plpgsql</w:t>
+      </w:r>
+      <w:proofErr w:type="spellEnd"/>
+      <w:r>
+        <w:rPr>
+          <w:rFonts w:cs="Times New Roman"/>
+          <w:szCs w:val="20"/>
+          <w:lang w:val="en-US"/>
+        </w:rPr>
+        <w:t>;</w:t>
+      </w:r>
+    </w:p>
+    <w:p>
+      <w:pPr>
+        <w:ind w:left="0" w:right="192" w:firstLine="0"/>
+        <w:jc w:val="left"/>
+        <w:rPr>
+          <w:rFonts w:cs="Times New Roman"/>
+          <w:szCs w:val="20"/>
+          <w:lang w:val="en-US"/>
+        </w:rPr>
+      </w:pPr>
+      <w:r>
+        <w:rPr>
+          <w:rFonts w:cs="Times New Roman"/>
+          <w:szCs w:val="20"/>
+          <w:lang w:val="en-US"/>
+        </w:rPr>
+        <w:t xml:space="preserve">CREATE OR REPLACE TRIGGER </w:t>
+      </w:r>
+      <w:proofErr w:type="spellStart"/>
+      <w:r>
+        <w:rPr>
+          <w:rFonts w:cs="Times New Roman"/>
+          <w:szCs w:val="20"/>
+          <w:lang w:val="en-US"/>
+        </w:rPr>
+        <w:t>RichiestaUniqueTrigger</w:t>
+      </w:r>
+      <w:proofErr w:type="spellEnd"/>
+    </w:p>
+    <w:p>
+      <w:pPr>
+        <w:ind w:left="0" w:right="192" w:firstLine="0"/>
+        <w:jc w:val="left"/>
+        <w:rPr>
+          <w:rFonts w:cs="Times New Roman"/>
+          <w:szCs w:val="20"/>
+          <w:lang w:val="en-US"/>
+        </w:rPr>
+      </w:pPr>
+      <w:r>
+        <w:rPr>
+          <w:rFonts w:cs="Times New Roman"/>
+          <w:szCs w:val="20"/>
+          <w:lang w:val="en-US"/>
+        </w:rPr>
+        <w:tab/>
+        <w:t>BEFORE INSERT OR UPDATE ON Richiesta</w:t>
+      </w:r>
+    </w:p>
+    <w:p>
+      <w:pPr>
+        <w:ind w:left="0" w:right="192" w:firstLine="0"/>
+        <w:jc w:val="left"/>
+        <w:rPr>
+          <w:rFonts w:cs="Times New Roman"/>
+          <w:szCs w:val="20"/>
+          <w:lang w:val="en-US"/>
+        </w:rPr>
+      </w:pPr>
+      <w:r>
+        <w:rPr>
+          <w:rFonts w:cs="Times New Roman"/>
+          <w:szCs w:val="20"/>
+          <w:lang w:val="en-US"/>
+        </w:rPr>
+        <w:tab/>
+        <w:t xml:space="preserve">FOR EACH ROW </w:t>
+      </w:r>
+    </w:p>
+    <w:p>
+      <w:pPr>
+        <w:ind w:left="0" w:right="192" w:firstLine="0"/>
+        <w:jc w:val="left"/>
+        <w:rPr>
+          <w:rFonts w:cs="Times New Roman"/>
+          <w:szCs w:val="20"/>
+          <w:lang w:val="en-US"/>
+        </w:rPr>
+      </w:pPr>
+      <w:r>
+        <w:rPr>
+          <w:rFonts w:cs="Times New Roman"/>
+          <w:szCs w:val="20"/>
+          <w:lang w:val="en-US"/>
+        </w:rPr>
+        <w:t xml:space="preserve">EXECUTE FUNCTION </w:t>
+      </w:r>
+      <w:proofErr w:type="spellStart"/>
+      <w:proofErr w:type="gramStart"/>
+      <w:r>
+        <w:rPr>
+          <w:rFonts w:cs="Times New Roman"/>
+          <w:szCs w:val="20"/>
+          <w:lang w:val="en-US"/>
+        </w:rPr>
+        <w:t>RichiestaUnique</w:t>
+      </w:r>
+      <w:proofErr w:type="spellEnd"/>
+      <w:r>
+        <w:rPr>
+          <w:rFonts w:cs="Times New Roman"/>
+          <w:szCs w:val="20"/>
+          <w:lang w:val="en-US"/>
+        </w:rPr>
+        <w:t>(</w:t>
+      </w:r>
+      <w:proofErr w:type="gramEnd"/>
+      <w:r>
+        <w:rPr>
+          <w:rFonts w:cs="Times New Roman"/>
+          <w:szCs w:val="20"/>
+          <w:lang w:val="en-US"/>
+        </w:rPr>
+        <w:t>);</w:t>
+      </w:r>
+    </w:p>
+    <w:p>
+      <w:pPr>
+        <w:ind w:left="0" w:right="192" w:firstLine="0"/>
+        <w:jc w:val="left"/>
+        <w:rPr>
+          <w:rFonts w:cs="Times New Roman"/>
+          <w:szCs w:val="20"/>
+          <w:lang w:val="en-US"/>
+        </w:rPr>
+      </w:pPr>
+    </w:p>
+    <w:p>
+      <w:pPr>
+        <w:ind w:left="0" w:right="192" w:firstLine="0"/>
+        <w:jc w:val="left"/>
+        <w:rPr>
+          <w:rFonts w:cs="Times New Roman"/>
+          <w:b/>
+          <w:bCs/>
+          <w:szCs w:val="20"/>
+        </w:rPr>
+      </w:pPr>
+    </w:p>
+    <w:p>
+      <w:pPr>
+        <w:ind w:left="0" w:right="192" w:firstLine="0"/>
+        <w:jc w:val="left"/>
+        <w:rPr>
+          <w:rFonts w:cs="Times New Roman"/>
+          <w:b/>
+          <w:bCs/>
+          <w:szCs w:val="20"/>
+        </w:rPr>
+      </w:pPr>
+    </w:p>
+    <w:p>
+      <w:pPr>
+        <w:ind w:left="0" w:right="192" w:firstLine="0"/>
+        <w:jc w:val="left"/>
+        <w:rPr>
+          <w:rFonts w:cs="Times New Roman"/>
+          <w:b/>
+          <w:bCs/>
+          <w:szCs w:val="20"/>
+        </w:rPr>
+      </w:pPr>
+    </w:p>
+    <w:p>
+      <w:pPr>
+        <w:ind w:left="0" w:right="192" w:firstLine="0"/>
+        <w:jc w:val="left"/>
+        <w:rPr>
+          <w:rFonts w:cs="Times New Roman"/>
+          <w:b/>
+          <w:bCs/>
+          <w:szCs w:val="20"/>
+        </w:rPr>
+      </w:pPr>
+    </w:p>
+    <w:p>
+      <w:pPr>
+        <w:ind w:left="0" w:right="192" w:firstLine="0"/>
+        <w:jc w:val="left"/>
+        <w:rPr>
+          <w:rFonts w:cs="Times New Roman"/>
+          <w:b/>
+          <w:bCs/>
+          <w:szCs w:val="20"/>
+        </w:rPr>
+      </w:pPr>
+    </w:p>
+    <w:p>
+      <w:pPr>
+        <w:ind w:left="0" w:right="192" w:firstLine="0"/>
+        <w:jc w:val="left"/>
+        <w:rPr>
+          <w:rFonts w:cs="Times New Roman"/>
+          <w:b/>
+          <w:bCs/>
+          <w:szCs w:val="20"/>
+        </w:rPr>
+      </w:pPr>
+    </w:p>
+    <w:p>
+      <w:pPr>
+        <w:ind w:left="0" w:right="192" w:firstLine="0"/>
+        <w:jc w:val="left"/>
+        <w:rPr>
+          <w:rFonts w:cs="Times New Roman"/>
+          <w:b/>
+          <w:bCs/>
+          <w:szCs w:val="20"/>
+        </w:rPr>
+      </w:pPr>
+    </w:p>
+    <w:p>
+      <w:pPr>
+        <w:ind w:left="0" w:right="192" w:firstLine="0"/>
+        <w:jc w:val="left"/>
+        <w:rPr>
+          <w:rFonts w:cs="Times New Roman"/>
+          <w:b/>
+          <w:bCs/>
+          <w:szCs w:val="20"/>
+        </w:rPr>
+      </w:pPr>
+    </w:p>
+    <w:p>
+      <w:pPr>
+        <w:ind w:left="0" w:right="192" w:firstLine="0"/>
+        <w:jc w:val="left"/>
+        <w:rPr>
+          <w:rFonts w:cs="Times New Roman"/>
+          <w:b/>
+          <w:bCs/>
+          <w:szCs w:val="20"/>
+        </w:rPr>
+      </w:pPr>
+    </w:p>
+    <w:p>
+      <w:pPr>
+        <w:ind w:left="0" w:right="192" w:firstLine="0"/>
+        <w:jc w:val="left"/>
+        <w:rPr>
+          <w:rFonts w:cs="Times New Roman"/>
+          <w:b/>
+          <w:bCs/>
+          <w:szCs w:val="20"/>
+        </w:rPr>
+      </w:pPr>
+    </w:p>
+    <w:p>
+      <w:pPr>
+        <w:ind w:left="0" w:right="192" w:firstLine="0"/>
+        <w:jc w:val="left"/>
+        <w:rPr>
+          <w:rFonts w:cs="Times New Roman"/>
+          <w:b/>
+          <w:bCs/>
+          <w:szCs w:val="20"/>
+        </w:rPr>
+      </w:pPr>
+    </w:p>
+    <w:p>
+      <w:pPr>
+        <w:ind w:left="0" w:right="192" w:firstLine="0"/>
+        <w:jc w:val="left"/>
+        <w:rPr>
+          <w:rFonts w:cs="Times New Roman"/>
+          <w:b/>
+          <w:bCs/>
+          <w:szCs w:val="20"/>
+        </w:rPr>
+      </w:pPr>
+    </w:p>
+    <w:p>
+      <w:pPr>
+        <w:ind w:left="0" w:right="192" w:firstLine="0"/>
+        <w:jc w:val="left"/>
+        <w:rPr>
+          <w:rFonts w:cs="Times New Roman"/>
+          <w:b/>
+          <w:bCs/>
+          <w:szCs w:val="20"/>
+        </w:rPr>
+      </w:pPr>
+    </w:p>
+    <w:p>
+      <w:pPr>
+        <w:ind w:left="0" w:right="192" w:firstLine="0"/>
+        <w:jc w:val="left"/>
+        <w:rPr>
+          <w:rFonts w:cs="Times New Roman"/>
+          <w:b/>
+          <w:bCs/>
+          <w:szCs w:val="20"/>
+        </w:rPr>
+      </w:pPr>
+    </w:p>
+    <w:p>
+      <w:pPr>
+        <w:ind w:left="0" w:right="192" w:firstLine="0"/>
+        <w:jc w:val="left"/>
+        <w:rPr>
+          <w:rFonts w:cs="Times New Roman"/>
+          <w:b/>
+          <w:bCs/>
+          <w:szCs w:val="20"/>
+        </w:rPr>
+      </w:pPr>
+    </w:p>
+    <w:p>
+      <w:pPr>
+        <w:ind w:left="0" w:right="192" w:firstLine="0"/>
+        <w:jc w:val="left"/>
+        <w:rPr>
+          <w:rFonts w:cs="Times New Roman"/>
+          <w:b/>
+          <w:bCs/>
+          <w:szCs w:val="20"/>
+        </w:rPr>
+      </w:pPr>
+    </w:p>
+    <w:p>
+      <w:pPr>
+        <w:ind w:left="0" w:right="192" w:firstLine="0"/>
+        <w:jc w:val="left"/>
+        <w:rPr>
+          <w:rFonts w:cs="Times New Roman"/>
+          <w:b/>
+          <w:bCs/>
+          <w:szCs w:val="20"/>
+        </w:rPr>
+      </w:pPr>
+    </w:p>
+    <w:p>
+      <w:pPr>
+        <w:ind w:left="0" w:right="192" w:firstLine="0"/>
+        <w:jc w:val="left"/>
+        <w:rPr>
+          <w:rFonts w:cs="Times New Roman"/>
+          <w:b/>
+          <w:bCs/>
+          <w:szCs w:val="20"/>
+        </w:rPr>
+      </w:pPr>
+    </w:p>
+    <w:p>
+      <w:pPr>
+        <w:ind w:left="0" w:right="192" w:firstLine="0"/>
+        <w:jc w:val="left"/>
+        <w:rPr>
+          <w:rFonts w:cs="Times New Roman"/>
+          <w:b/>
+          <w:bCs/>
+          <w:szCs w:val="20"/>
+        </w:rPr>
+      </w:pPr>
+    </w:p>
+    <w:p>
+      <w:pPr>
+        <w:ind w:left="0" w:right="192" w:firstLine="0"/>
+        <w:jc w:val="left"/>
+        <w:rPr>
+          <w:rFonts w:cs="Times New Roman"/>
+          <w:b/>
+          <w:bCs/>
+          <w:szCs w:val="20"/>
+        </w:rPr>
+      </w:pPr>
+    </w:p>
+    <w:p>
+      <w:pPr>
+        <w:ind w:left="0" w:right="192" w:firstLine="0"/>
+        <w:jc w:val="left"/>
+        <w:rPr>
+          <w:rFonts w:cs="Times New Roman"/>
+          <w:b/>
+          <w:bCs/>
+          <w:szCs w:val="20"/>
+        </w:rPr>
+      </w:pPr>
+      <w:r>
+        <w:rPr>
+          <w:rFonts w:cs="Times New Roman"/>
+          <w:b/>
+          <w:bCs/>
+          <w:szCs w:val="20"/>
+        </w:rPr>
+        <w:lastRenderedPageBreak/>
+        <w:t xml:space="preserve">5.2.3 </w:t>
+      </w:r>
+      <w:proofErr w:type="spellStart"/>
+      <w:r>
+        <w:rPr>
+          <w:rFonts w:cs="Times New Roman"/>
+          <w:b/>
+          <w:bCs/>
+          <w:szCs w:val="20"/>
+        </w:rPr>
+        <w:t>RichiestaInCorsoTri</w:t>
+      </w:r>
+      <w:r>
+        <w:rPr>
+          <w:rFonts w:cs="Times New Roman"/>
+          <w:b/>
+          <w:bCs/>
+          <w:szCs w:val="20"/>
+        </w:rPr>
+        <w:t>gger</w:t>
+      </w:r>
+      <w:proofErr w:type="spellEnd"/>
+    </w:p>
+    <w:p>
+      <w:pPr>
+        <w:ind w:left="0" w:right="192" w:firstLine="0"/>
+        <w:jc w:val="left"/>
+        <w:rPr>
+          <w:rFonts w:cs="Times New Roman"/>
+          <w:szCs w:val="20"/>
+        </w:rPr>
+      </w:pPr>
+    </w:p>
+    <w:p>
+      <w:pPr>
+        <w:ind w:left="0" w:right="192" w:firstLine="0"/>
+        <w:jc w:val="left"/>
+        <w:rPr>
+          <w:rFonts w:cs="Times New Roman"/>
+          <w:szCs w:val="20"/>
+          <w:lang w:val="en-US"/>
+        </w:rPr>
+      </w:pPr>
+      <w:r>
+        <w:rPr>
+          <w:rFonts w:cs="Times New Roman"/>
+          <w:szCs w:val="20"/>
+          <w:lang w:val="en-US"/>
+        </w:rPr>
+        <w:t xml:space="preserve">CREATE OR REPLACE FUNCTION </w:t>
+      </w:r>
+      <w:proofErr w:type="spellStart"/>
+      <w:proofErr w:type="gramStart"/>
+      <w:r>
+        <w:rPr>
+          <w:rFonts w:cs="Times New Roman"/>
+          <w:szCs w:val="20"/>
+          <w:lang w:val="en-US"/>
+        </w:rPr>
+        <w:t>RichiestaInCorso</w:t>
+      </w:r>
+      <w:proofErr w:type="spellEnd"/>
+      <w:r>
+        <w:rPr>
+          <w:rFonts w:cs="Times New Roman"/>
+          <w:szCs w:val="20"/>
+          <w:lang w:val="en-US"/>
+        </w:rPr>
+        <w:t>(</w:t>
+      </w:r>
+      <w:proofErr w:type="gramEnd"/>
+      <w:r>
+        <w:rPr>
+          <w:rFonts w:cs="Times New Roman"/>
+          <w:szCs w:val="20"/>
+          <w:lang w:val="en-US"/>
+        </w:rPr>
+        <w:t>)</w:t>
+      </w:r>
+    </w:p>
+    <w:p>
+      <w:pPr>
+        <w:ind w:left="0" w:right="192" w:firstLine="0"/>
+        <w:jc w:val="left"/>
+        <w:rPr>
+          <w:rFonts w:cs="Times New Roman"/>
+          <w:szCs w:val="20"/>
+          <w:lang w:val="en-US"/>
+        </w:rPr>
+      </w:pPr>
+      <w:r>
+        <w:rPr>
+          <w:rFonts w:cs="Times New Roman"/>
+          <w:szCs w:val="20"/>
+          <w:lang w:val="en-US"/>
+        </w:rPr>
+        <w:tab/>
+        <w:t xml:space="preserve">RETURNS trigger AS </w:t>
+      </w:r>
+    </w:p>
+    <w:p>
+      <w:pPr>
+        <w:ind w:left="0" w:right="192" w:firstLine="0"/>
+        <w:jc w:val="left"/>
+        <w:rPr>
+          <w:rFonts w:cs="Times New Roman"/>
+          <w:szCs w:val="20"/>
+          <w:lang w:val="en-US"/>
+        </w:rPr>
+      </w:pPr>
+      <w:r>
+        <w:rPr>
+          <w:rFonts w:cs="Times New Roman"/>
+          <w:szCs w:val="20"/>
+          <w:lang w:val="en-US"/>
+        </w:rPr>
+        <w:t>$</w:t>
+      </w:r>
+      <w:proofErr w:type="spellStart"/>
+      <w:r>
+        <w:rPr>
+          <w:rFonts w:cs="Times New Roman"/>
+          <w:szCs w:val="20"/>
+          <w:lang w:val="en-US"/>
+        </w:rPr>
+        <w:t>RichiestaInCorso</w:t>
+      </w:r>
+      <w:proofErr w:type="spellEnd"/>
+      <w:r>
+        <w:rPr>
+          <w:rFonts w:cs="Times New Roman"/>
+          <w:szCs w:val="20"/>
+          <w:lang w:val="en-US"/>
+        </w:rPr>
+        <w:t>$</w:t>
+      </w:r>
+    </w:p>
+    <w:p>
+      <w:pPr>
+        <w:ind w:left="0" w:right="192" w:firstLine="0"/>
+        <w:jc w:val="left"/>
+        <w:rPr>
+          <w:rFonts w:cs="Times New Roman"/>
+          <w:szCs w:val="20"/>
+          <w:lang w:val="en-US"/>
+        </w:rPr>
+      </w:pPr>
+      <w:r>
+        <w:rPr>
+          <w:rFonts w:cs="Times New Roman"/>
+          <w:szCs w:val="20"/>
+          <w:lang w:val="en-US"/>
+        </w:rPr>
+        <w:t>BEGIN</w:t>
+      </w:r>
+    </w:p>
+    <w:p>
+      <w:pPr>
+        <w:ind w:left="0" w:right="192" w:firstLine="0"/>
+        <w:jc w:val="left"/>
+        <w:rPr>
+          <w:rFonts w:cs="Times New Roman"/>
+          <w:szCs w:val="20"/>
+          <w:lang w:val="en-US"/>
+        </w:rPr>
+      </w:pPr>
+      <w:r>
+        <w:rPr>
+          <w:rFonts w:cs="Times New Roman"/>
+          <w:szCs w:val="20"/>
+          <w:lang w:val="en-US"/>
+        </w:rPr>
+        <w:tab/>
+        <w:t xml:space="preserve">IF </w:t>
+      </w:r>
+      <w:proofErr w:type="spellStart"/>
+      <w:r>
+        <w:rPr>
+          <w:rFonts w:cs="Times New Roman"/>
+          <w:szCs w:val="20"/>
+          <w:lang w:val="en-US"/>
+        </w:rPr>
+        <w:t>NEW.is_deleted</w:t>
+      </w:r>
+      <w:proofErr w:type="spellEnd"/>
+      <w:r>
+        <w:rPr>
+          <w:rFonts w:cs="Times New Roman"/>
+          <w:szCs w:val="20"/>
+          <w:lang w:val="en-US"/>
+        </w:rPr>
+        <w:t xml:space="preserve"> = false THEN</w:t>
+      </w:r>
+    </w:p>
+    <w:p>
+      <w:pPr>
+        <w:ind w:left="0" w:right="192" w:firstLine="0"/>
+        <w:jc w:val="left"/>
+        <w:rPr>
+          <w:rFonts w:cs="Times New Roman"/>
+          <w:szCs w:val="20"/>
+          <w:lang w:val="en-US"/>
+        </w:rPr>
+      </w:pPr>
+      <w:r>
+        <w:rPr>
+          <w:rFonts w:cs="Times New Roman"/>
+          <w:szCs w:val="20"/>
+          <w:lang w:val="en-US"/>
+        </w:rPr>
+        <w:tab/>
+      </w:r>
+      <w:r>
+        <w:rPr>
+          <w:rFonts w:cs="Times New Roman"/>
+          <w:szCs w:val="20"/>
+          <w:lang w:val="en-US"/>
+        </w:rPr>
+        <w:tab/>
+        <w:t xml:space="preserve">IF </w:t>
+      </w:r>
+      <w:proofErr w:type="gramStart"/>
+      <w:r>
+        <w:rPr>
+          <w:rFonts w:cs="Times New Roman"/>
+          <w:szCs w:val="20"/>
+          <w:lang w:val="en-US"/>
+        </w:rPr>
+        <w:t>EXISTS(</w:t>
+      </w:r>
+      <w:proofErr w:type="gramEnd"/>
+    </w:p>
+    <w:p>
+      <w:pPr>
+        <w:ind w:left="0" w:right="192" w:firstLine="0"/>
+        <w:jc w:val="left"/>
+        <w:rPr>
+          <w:rFonts w:cs="Times New Roman"/>
+          <w:szCs w:val="20"/>
+          <w:lang w:val="en-US"/>
+        </w:rPr>
+      </w:pPr>
+      <w:r>
+        <w:rPr>
+          <w:rFonts w:cs="Times New Roman"/>
+          <w:szCs w:val="20"/>
+          <w:lang w:val="en-US"/>
+        </w:rPr>
+        <w:tab/>
+      </w:r>
+      <w:r>
+        <w:rPr>
+          <w:rFonts w:cs="Times New Roman"/>
+          <w:szCs w:val="20"/>
+          <w:lang w:val="en-US"/>
+        </w:rPr>
+        <w:tab/>
+      </w:r>
+      <w:r>
+        <w:rPr>
+          <w:rFonts w:cs="Times New Roman"/>
+          <w:szCs w:val="20"/>
+          <w:lang w:val="en-US"/>
+        </w:rPr>
+        <w:tab/>
+        <w:t>SELECT *</w:t>
+      </w:r>
+    </w:p>
+    <w:p>
+      <w:pPr>
+        <w:ind w:left="0" w:right="192" w:firstLine="0"/>
+        <w:jc w:val="left"/>
+        <w:rPr>
+          <w:rFonts w:cs="Times New Roman"/>
+          <w:szCs w:val="20"/>
+          <w:lang w:val="en-US"/>
+        </w:rPr>
+      </w:pPr>
+      <w:r>
+        <w:rPr>
+          <w:rFonts w:cs="Times New Roman"/>
+          <w:szCs w:val="20"/>
+          <w:lang w:val="en-US"/>
+        </w:rPr>
+        <w:tab/>
+      </w:r>
+      <w:r>
+        <w:rPr>
+          <w:rFonts w:cs="Times New Roman"/>
+          <w:szCs w:val="20"/>
+          <w:lang w:val="en-US"/>
+        </w:rPr>
+        <w:tab/>
+      </w:r>
+      <w:r>
+        <w:rPr>
+          <w:rFonts w:cs="Times New Roman"/>
+          <w:szCs w:val="20"/>
+          <w:lang w:val="en-US"/>
+        </w:rPr>
+        <w:tab/>
+        <w:t>FROM Richiesta AS R</w:t>
+      </w:r>
+    </w:p>
+    <w:p>
+      <w:pPr>
+        <w:ind w:left="0" w:right="192" w:firstLine="0"/>
+        <w:jc w:val="left"/>
+        <w:rPr>
+          <w:rFonts w:cs="Times New Roman"/>
+          <w:szCs w:val="20"/>
+          <w:lang w:val="en-US"/>
+        </w:rPr>
+      </w:pPr>
+      <w:r>
+        <w:rPr>
+          <w:rFonts w:cs="Times New Roman"/>
+          <w:szCs w:val="20"/>
+          <w:lang w:val="en-US"/>
+        </w:rPr>
+        <w:tab/>
+      </w:r>
+      <w:r>
+        <w:rPr>
+          <w:rFonts w:cs="Times New Roman"/>
+          <w:szCs w:val="20"/>
+          <w:lang w:val="en-US"/>
+        </w:rPr>
+        <w:tab/>
+      </w:r>
+      <w:r>
+        <w:rPr>
+          <w:rFonts w:cs="Times New Roman"/>
+          <w:szCs w:val="20"/>
+          <w:lang w:val="en-US"/>
+        </w:rPr>
+        <w:tab/>
+        <w:t xml:space="preserve">WHERE </w:t>
+      </w:r>
+      <w:proofErr w:type="spellStart"/>
+      <w:r>
+        <w:rPr>
+          <w:rFonts w:cs="Times New Roman"/>
+          <w:szCs w:val="20"/>
+          <w:lang w:val="en-US"/>
+        </w:rPr>
+        <w:t>R.ID_Ri</w:t>
+      </w:r>
+      <w:proofErr w:type="spellEnd"/>
+      <w:r>
+        <w:rPr>
+          <w:rFonts w:cs="Times New Roman"/>
+          <w:szCs w:val="20"/>
+          <w:lang w:val="en-US"/>
+        </w:rPr>
+        <w:t xml:space="preserve"> &lt;&gt; </w:t>
+      </w:r>
+      <w:proofErr w:type="spellStart"/>
+      <w:r>
+        <w:rPr>
+          <w:rFonts w:cs="Times New Roman"/>
+          <w:szCs w:val="20"/>
+          <w:lang w:val="en-US"/>
+        </w:rPr>
+        <w:t>NEW.ID_Ri</w:t>
+      </w:r>
+      <w:proofErr w:type="spellEnd"/>
+      <w:r>
+        <w:rPr>
+          <w:rFonts w:cs="Times New Roman"/>
+          <w:szCs w:val="20"/>
+          <w:lang w:val="en-US"/>
+        </w:rPr>
+        <w:t xml:space="preserve"> AND </w:t>
+      </w:r>
+      <w:proofErr w:type="spellStart"/>
+      <w:r>
+        <w:rPr>
+          <w:rFonts w:cs="Times New Roman"/>
+          <w:szCs w:val="20"/>
+          <w:lang w:val="en-US"/>
+        </w:rPr>
+        <w:t>R.ID_Ti</w:t>
+      </w:r>
+      <w:proofErr w:type="spellEnd"/>
+      <w:r>
+        <w:rPr>
+          <w:rFonts w:cs="Times New Roman"/>
+          <w:szCs w:val="20"/>
+          <w:lang w:val="en-US"/>
+        </w:rPr>
+        <w:t xml:space="preserve"> = </w:t>
+      </w:r>
+      <w:proofErr w:type="spellStart"/>
+      <w:r>
+        <w:rPr>
+          <w:rFonts w:cs="Times New Roman"/>
+          <w:szCs w:val="20"/>
+          <w:lang w:val="en-US"/>
+        </w:rPr>
+        <w:t>NEW.ID_Ti</w:t>
+      </w:r>
+      <w:proofErr w:type="spellEnd"/>
+      <w:r>
+        <w:rPr>
+          <w:rFonts w:cs="Times New Roman"/>
+          <w:szCs w:val="20"/>
+          <w:lang w:val="en-US"/>
+        </w:rPr>
+        <w:t xml:space="preserve"> AND </w:t>
+      </w:r>
+      <w:proofErr w:type="spellStart"/>
+      <w:proofErr w:type="gramStart"/>
+      <w:r>
+        <w:rPr>
+          <w:rFonts w:cs="Times New Roman"/>
+          <w:szCs w:val="20"/>
+          <w:lang w:val="en-US"/>
+        </w:rPr>
+        <w:t>R.Login</w:t>
+      </w:r>
+      <w:proofErr w:type="spellEnd"/>
+      <w:proofErr w:type="gramEnd"/>
+      <w:r>
+        <w:rPr>
+          <w:rFonts w:cs="Times New Roman"/>
+          <w:szCs w:val="20"/>
+          <w:lang w:val="en-US"/>
+        </w:rPr>
+        <w:t xml:space="preserve"> = </w:t>
+      </w:r>
+      <w:proofErr w:type="spellStart"/>
+      <w:r>
+        <w:rPr>
+          <w:rFonts w:cs="Times New Roman"/>
+          <w:szCs w:val="20"/>
+          <w:lang w:val="en-US"/>
+        </w:rPr>
+        <w:t>NEW.Login</w:t>
+      </w:r>
+      <w:proofErr w:type="spellEnd"/>
+      <w:r>
+        <w:rPr>
+          <w:rFonts w:cs="Times New Roman"/>
+          <w:szCs w:val="20"/>
+          <w:lang w:val="en-US"/>
+        </w:rPr>
+        <w:t xml:space="preserve"> AND ((</w:t>
+      </w:r>
+      <w:proofErr w:type="spellStart"/>
+      <w:proofErr w:type="gramStart"/>
+      <w:r>
+        <w:rPr>
+          <w:rFonts w:cs="Times New Roman"/>
+          <w:szCs w:val="20"/>
+          <w:lang w:val="en-US"/>
+        </w:rPr>
+        <w:t>NEW.Stato</w:t>
+      </w:r>
+      <w:proofErr w:type="spellEnd"/>
+      <w:r>
+        <w:rPr>
+          <w:rFonts w:cs="Times New Roman"/>
+          <w:szCs w:val="20"/>
+          <w:lang w:val="en-US"/>
+        </w:rPr>
+        <w:t xml:space="preserve"> !</w:t>
+      </w:r>
+      <w:proofErr w:type="gramEnd"/>
+      <w:r>
+        <w:rPr>
+          <w:rFonts w:cs="Times New Roman"/>
+          <w:szCs w:val="20"/>
+          <w:lang w:val="en-US"/>
+        </w:rPr>
+        <w:t xml:space="preserve">= 'X' AND </w:t>
+      </w:r>
+      <w:proofErr w:type="spellStart"/>
+      <w:r>
+        <w:rPr>
+          <w:rFonts w:cs="Times New Roman"/>
+          <w:szCs w:val="20"/>
+          <w:lang w:val="en-US"/>
+        </w:rPr>
+        <w:t>NEW.Data</w:t>
+      </w:r>
+      <w:proofErr w:type="spellEnd"/>
+      <w:r>
+        <w:rPr>
+          <w:rFonts w:cs="Times New Roman"/>
+          <w:szCs w:val="20"/>
+          <w:lang w:val="en-US"/>
+        </w:rPr>
+        <w:t>&lt;</w:t>
+      </w:r>
+      <w:proofErr w:type="spellStart"/>
+      <w:proofErr w:type="gramStart"/>
+      <w:r>
+        <w:rPr>
+          <w:rFonts w:cs="Times New Roman"/>
+          <w:szCs w:val="20"/>
+          <w:lang w:val="en-US"/>
+        </w:rPr>
+        <w:t>R.Data</w:t>
+      </w:r>
+      <w:proofErr w:type="spellEnd"/>
+      <w:proofErr w:type="gramEnd"/>
+      <w:r>
+        <w:rPr>
+          <w:rFonts w:cs="Times New Roman"/>
+          <w:szCs w:val="20"/>
+          <w:lang w:val="en-US"/>
+        </w:rPr>
+        <w:t xml:space="preserve">) </w:t>
+      </w:r>
+      <w:proofErr w:type="gramStart"/>
+      <w:r>
+        <w:rPr>
+          <w:rFonts w:cs="Times New Roman"/>
+          <w:szCs w:val="20"/>
+          <w:lang w:val="en-US"/>
+        </w:rPr>
+        <w:t>OR(</w:t>
+      </w:r>
+      <w:proofErr w:type="spellStart"/>
+      <w:r>
+        <w:rPr>
+          <w:rFonts w:cs="Times New Roman"/>
+          <w:szCs w:val="20"/>
+          <w:lang w:val="en-US"/>
+        </w:rPr>
+        <w:t>R.Stato</w:t>
+      </w:r>
+      <w:proofErr w:type="spellEnd"/>
+      <w:proofErr w:type="gramEnd"/>
+      <w:r>
+        <w:rPr>
+          <w:rFonts w:cs="Times New Roman"/>
+          <w:szCs w:val="20"/>
+          <w:lang w:val="en-US"/>
+        </w:rPr>
+        <w:t xml:space="preserve">!=X AND </w:t>
+      </w:r>
+      <w:proofErr w:type="spellStart"/>
+      <w:proofErr w:type="gramStart"/>
+      <w:r>
+        <w:rPr>
+          <w:rFonts w:cs="Times New Roman"/>
+          <w:szCs w:val="20"/>
+          <w:lang w:val="en-US"/>
+        </w:rPr>
+        <w:t>R.Data</w:t>
+      </w:r>
+      <w:proofErr w:type="spellEnd"/>
+      <w:r>
+        <w:rPr>
+          <w:rFonts w:cs="Times New Roman"/>
+          <w:szCs w:val="20"/>
+          <w:lang w:val="en-US"/>
+        </w:rPr>
+        <w:t>&lt;</w:t>
+      </w:r>
+      <w:proofErr w:type="spellStart"/>
+      <w:r>
+        <w:rPr>
+          <w:rFonts w:cs="Times New Roman"/>
+          <w:szCs w:val="20"/>
+          <w:lang w:val="en-US"/>
+        </w:rPr>
+        <w:t>NEW.Data</w:t>
+      </w:r>
+      <w:proofErr w:type="spellEnd"/>
+      <w:proofErr w:type="gramEnd"/>
+      <w:r>
+        <w:rPr>
+          <w:rFonts w:cs="Times New Roman"/>
+          <w:szCs w:val="20"/>
+          <w:lang w:val="en-US"/>
+        </w:rPr>
+        <w:t>))</w:t>
+      </w:r>
+    </w:p>
+    <w:p>
+      <w:pPr>
+        <w:ind w:left="0" w:right="192" w:firstLine="0"/>
+        <w:jc w:val="left"/>
+        <w:rPr>
+          <w:rFonts w:cs="Times New Roman"/>
+          <w:szCs w:val="20"/>
+        </w:rPr>
+      </w:pPr>
+      <w:r>
+        <w:rPr>
+          <w:rFonts w:cs="Times New Roman"/>
+          <w:szCs w:val="20"/>
+          <w:lang w:val="en-US"/>
+        </w:rPr>
+        <w:tab/>
+      </w:r>
+      <w:r>
+        <w:rPr>
+          <w:rFonts w:cs="Times New Roman"/>
+          <w:szCs w:val="20"/>
+          <w:lang w:val="en-US"/>
+        </w:rPr>
+        <w:tab/>
+      </w:r>
+      <w:r>
+        <w:rPr>
+          <w:rFonts w:cs="Times New Roman"/>
+          <w:szCs w:val="20"/>
+        </w:rPr>
+        <w:t>)</w:t>
+      </w:r>
+    </w:p>
+    <w:p>
+      <w:pPr>
+        <w:ind w:left="0" w:right="192" w:firstLine="0"/>
+        <w:jc w:val="left"/>
+        <w:rPr>
+          <w:rFonts w:cs="Times New Roman"/>
+          <w:szCs w:val="20"/>
+        </w:rPr>
+      </w:pPr>
+      <w:r>
+        <w:rPr>
+          <w:rFonts w:cs="Times New Roman"/>
+          <w:szCs w:val="20"/>
+        </w:rPr>
+        <w:tab/>
+      </w:r>
+      <w:r>
+        <w:rPr>
+          <w:rFonts w:cs="Times New Roman"/>
+          <w:szCs w:val="20"/>
+        </w:rPr>
+        <w:tab/>
+        <w:t>THEN RAISE EXCEPTION 'Richiesta già esistente sotto altro ID';</w:t>
+      </w:r>
+    </w:p>
+    <w:p>
+      <w:pPr>
+        <w:ind w:left="0" w:right="192" w:firstLine="0"/>
+        <w:jc w:val="left"/>
+        <w:rPr>
+          <w:rFonts w:cs="Times New Roman"/>
+          <w:szCs w:val="20"/>
+          <w:lang w:val="en-US"/>
+        </w:rPr>
+      </w:pPr>
+      <w:r>
+        <w:rPr>
+          <w:rFonts w:cs="Times New Roman"/>
+          <w:szCs w:val="20"/>
+        </w:rPr>
+        <w:tab/>
+      </w:r>
+      <w:r>
+        <w:rPr>
+          <w:rFonts w:cs="Times New Roman"/>
+          <w:szCs w:val="20"/>
+        </w:rPr>
+        <w:tab/>
+      </w:r>
+      <w:r>
+        <w:rPr>
+          <w:rFonts w:cs="Times New Roman"/>
+          <w:szCs w:val="20"/>
+          <w:lang w:val="en-US"/>
+        </w:rPr>
+        <w:t>END IF;</w:t>
+      </w:r>
+    </w:p>
+    <w:p>
+      <w:pPr>
+        <w:ind w:left="0" w:right="192" w:firstLine="0"/>
+        <w:jc w:val="left"/>
+        <w:rPr>
+          <w:rFonts w:cs="Times New Roman"/>
+          <w:szCs w:val="20"/>
+          <w:lang w:val="en-US"/>
+        </w:rPr>
+      </w:pPr>
+      <w:r>
+        <w:rPr>
+          <w:rFonts w:cs="Times New Roman"/>
+          <w:szCs w:val="20"/>
+          <w:lang w:val="en-US"/>
+        </w:rPr>
+        <w:tab/>
+        <w:t>END IF;</w:t>
+      </w:r>
+    </w:p>
+    <w:p>
+      <w:pPr>
+        <w:ind w:left="0" w:right="192" w:firstLine="0"/>
+        <w:jc w:val="left"/>
+        <w:rPr>
+          <w:rFonts w:cs="Times New Roman"/>
+          <w:szCs w:val="20"/>
+          <w:lang w:val="en-US"/>
+        </w:rPr>
+      </w:pPr>
+      <w:r>
+        <w:rPr>
+          <w:rFonts w:cs="Times New Roman"/>
+          <w:szCs w:val="20"/>
+          <w:lang w:val="en-US"/>
+        </w:rPr>
+        <w:t>END;</w:t>
+      </w:r>
+    </w:p>
+    <w:p>
+      <w:pPr>
+        <w:ind w:left="0" w:right="192" w:firstLine="0"/>
+        <w:jc w:val="left"/>
+        <w:rPr>
+          <w:rFonts w:cs="Times New Roman"/>
+          <w:szCs w:val="20"/>
+          <w:lang w:val="en-US"/>
+        </w:rPr>
+      </w:pPr>
+      <w:r>
+        <w:rPr>
+          <w:rFonts w:cs="Times New Roman"/>
+          <w:szCs w:val="20"/>
+          <w:lang w:val="en-US"/>
+        </w:rPr>
+        <w:t>$</w:t>
+      </w:r>
+      <w:proofErr w:type="spellStart"/>
+      <w:r>
+        <w:rPr>
+          <w:rFonts w:cs="Times New Roman"/>
+          <w:szCs w:val="20"/>
+          <w:lang w:val="en-US"/>
+        </w:rPr>
+        <w:t>RichiestaInCorso</w:t>
+      </w:r>
+      <w:proofErr w:type="spellEnd"/>
+      <w:r>
+        <w:rPr>
+          <w:rFonts w:cs="Times New Roman"/>
+          <w:szCs w:val="20"/>
+          <w:lang w:val="en-US"/>
+        </w:rPr>
+        <w:t xml:space="preserve">$ LANGUAGE </w:t>
+      </w:r>
+      <w:proofErr w:type="spellStart"/>
+      <w:r>
+        <w:rPr>
+          <w:rFonts w:cs="Times New Roman"/>
+          <w:szCs w:val="20"/>
+          <w:lang w:val="en-US"/>
+        </w:rPr>
+        <w:t>plpgsql</w:t>
+      </w:r>
+      <w:proofErr w:type="spellEnd"/>
+      <w:r>
+        <w:rPr>
+          <w:rFonts w:cs="Times New Roman"/>
+          <w:szCs w:val="20"/>
+          <w:lang w:val="en-US"/>
+        </w:rPr>
+        <w:t>;</w:t>
+      </w:r>
+    </w:p>
+    <w:p>
+      <w:pPr>
+        <w:ind w:left="0" w:right="192" w:firstLine="0"/>
+        <w:jc w:val="left"/>
+        <w:rPr>
+          <w:rFonts w:cs="Times New Roman"/>
+          <w:szCs w:val="20"/>
+          <w:lang w:val="en-US"/>
+        </w:rPr>
+      </w:pPr>
+      <w:r>
+        <w:rPr>
+          <w:rFonts w:cs="Times New Roman"/>
+          <w:szCs w:val="20"/>
+          <w:lang w:val="en-US"/>
+        </w:rPr>
+        <w:t xml:space="preserve">CREATE OR REPLACE TRIGGER </w:t>
+      </w:r>
+      <w:proofErr w:type="spellStart"/>
+      <w:r>
+        <w:rPr>
+          <w:rFonts w:cs="Times New Roman"/>
+          <w:szCs w:val="20"/>
+          <w:lang w:val="en-US"/>
+        </w:rPr>
+        <w:t>RichiestaInCorsoTrigger</w:t>
+      </w:r>
+      <w:proofErr w:type="spellEnd"/>
+    </w:p>
+    <w:p>
+      <w:pPr>
+        <w:ind w:left="0" w:right="192" w:firstLine="0"/>
+        <w:jc w:val="left"/>
+        <w:rPr>
+          <w:rFonts w:cs="Times New Roman"/>
+          <w:szCs w:val="20"/>
+          <w:lang w:val="en-US"/>
+        </w:rPr>
+      </w:pPr>
+      <w:r>
+        <w:rPr>
+          <w:rFonts w:cs="Times New Roman"/>
+          <w:szCs w:val="20"/>
+          <w:lang w:val="en-US"/>
+        </w:rPr>
+        <w:tab/>
+        <w:t>BEFORE INSERT OR UPDATE ON Richiesta</w:t>
+      </w:r>
+    </w:p>
+    <w:p>
+      <w:pPr>
+        <w:ind w:left="0" w:right="192" w:firstLine="0"/>
+        <w:jc w:val="left"/>
+        <w:rPr>
+          <w:rFonts w:cs="Times New Roman"/>
+          <w:szCs w:val="20"/>
+          <w:lang w:val="en-US"/>
+        </w:rPr>
+      </w:pPr>
+      <w:r>
+        <w:rPr>
+          <w:rFonts w:cs="Times New Roman"/>
+          <w:szCs w:val="20"/>
+          <w:lang w:val="en-US"/>
+        </w:rPr>
+        <w:tab/>
+        <w:t xml:space="preserve">FOR EACH ROW </w:t>
+      </w:r>
+    </w:p>
+    <w:p>
+      <w:pPr>
+        <w:ind w:left="0" w:right="192" w:firstLine="0"/>
+        <w:jc w:val="left"/>
+        <w:rPr>
+          <w:rFonts w:cs="Times New Roman"/>
+          <w:szCs w:val="20"/>
+          <w:lang w:val="en-US"/>
+        </w:rPr>
+      </w:pPr>
+      <w:r>
+        <w:rPr>
+          <w:rFonts w:cs="Times New Roman"/>
+          <w:szCs w:val="20"/>
+          <w:lang w:val="en-US"/>
+        </w:rPr>
+        <w:t xml:space="preserve">EXECUTE FUNCTION </w:t>
+      </w:r>
+      <w:proofErr w:type="spellStart"/>
+      <w:proofErr w:type="gramStart"/>
+      <w:r>
+        <w:rPr>
+          <w:rFonts w:cs="Times New Roman"/>
+          <w:szCs w:val="20"/>
+          <w:lang w:val="en-US"/>
+        </w:rPr>
+        <w:t>RichiestaInCorso</w:t>
+      </w:r>
+      <w:proofErr w:type="spellEnd"/>
+      <w:r>
+        <w:rPr>
+          <w:rFonts w:cs="Times New Roman"/>
+          <w:szCs w:val="20"/>
+          <w:lang w:val="en-US"/>
+        </w:rPr>
+        <w:t>(</w:t>
+      </w:r>
+      <w:proofErr w:type="gramEnd"/>
+      <w:r>
+        <w:rPr>
+          <w:rFonts w:cs="Times New Roman"/>
+          <w:szCs w:val="20"/>
+          <w:lang w:val="en-US"/>
+        </w:rPr>
+        <w:t>);</w:t>
+      </w:r>
+    </w:p>
+    <w:p>
+      <w:pPr>
+        <w:ind w:left="0" w:right="192" w:firstLine="0"/>
+        <w:jc w:val="left"/>
+        <w:rPr>
+          <w:rFonts w:cs="Times New Roman"/>
+          <w:szCs w:val="20"/>
+          <w:lang w:val="en-US"/>
+        </w:rPr>
+      </w:pPr>
+    </w:p>
+    <w:p>
+      <w:pPr>
+        <w:ind w:left="0" w:right="192" w:firstLine="0"/>
+        <w:jc w:val="left"/>
+        <w:rPr>
+          <w:rFonts w:cs="Times New Roman"/>
+          <w:b/>
+          <w:bCs/>
+          <w:szCs w:val="20"/>
+          <w:lang w:val="en-US"/>
+        </w:rPr>
+      </w:pPr>
+      <w:r>
+        <w:rPr>
+          <w:rFonts w:cs="Times New Roman"/>
+          <w:b/>
+          <w:bCs/>
+          <w:szCs w:val="20"/>
+          <w:lang w:val="en-US"/>
+        </w:rPr>
+        <w:t xml:space="preserve">5.2.4 </w:t>
+      </w:r>
     </w:p>
     <w:sectPr>
       <w:footerReference w:type="even" r:id="rId9"/>

--- a/doc/documentazioneFinale/BD2526-Seduta-Iosso_La Mura_FINALE.docx
+++ b/doc/documentazioneFinale/BD2526-Seduta-Iosso_La Mura_FINALE.docx
@@ -110,10 +110,7 @@
         <w:ind w:right="89"/>
       </w:pPr>
       <w:r>
-        <w:t>D</w:t>
-      </w:r>
-      <w:r>
-        <w:t xml:space="preserve">izionario delle relazioni </w:t>
+        <w:t xml:space="preserve">Dizionario delle relazioni </w:t>
       </w:r>
     </w:p>
     <w:p>
@@ -1325,10 +1322,7 @@
         </w:rPr>
       </w:pPr>
       <w:r>
-        <w:t xml:space="preserve">2.2 </w:t>
-      </w:r>
-      <w:r>
-        <w:t>Dizionario delle relazioni</w:t>
+        <w:t>2.2 Dizionario delle relazioni</w:t>
       </w:r>
       <w:r>
         <w:rPr>
@@ -3688,19 +3682,21 @@
         <w:rPr>
           <w:rFonts w:cs="Times New Roman"/>
           <w:szCs w:val="20"/>
-        </w:rPr>
-      </w:pPr>
-      <w:r>
-        <w:rPr>
-          <w:rFonts w:cs="Times New Roman"/>
-          <w:szCs w:val="20"/>
-        </w:rPr>
-        <w:tab/>
-      </w:r>
-      <w:r>
-        <w:rPr>
-          <w:rFonts w:cs="Times New Roman"/>
-          <w:szCs w:val="20"/>
+          <w:lang w:val="en-US"/>
+        </w:rPr>
+      </w:pPr>
+      <w:r>
+        <w:rPr>
+          <w:rFonts w:cs="Times New Roman"/>
+          <w:szCs w:val="20"/>
+        </w:rPr>
+        <w:tab/>
+      </w:r>
+      <w:r>
+        <w:rPr>
+          <w:rFonts w:cs="Times New Roman"/>
+          <w:szCs w:val="20"/>
+          <w:lang w:val="en-US"/>
         </w:rPr>
         <w:t xml:space="preserve">Nome </w:t>
       </w:r>
@@ -3709,6 +3705,7 @@
         <w:rPr>
           <w:rFonts w:cs="Times New Roman"/>
           <w:szCs w:val="20"/>
+          <w:lang w:val="en-US"/>
         </w:rPr>
         <w:t>VARCHAR(</w:t>
       </w:r>
@@ -3717,6 +3714,7 @@
         <w:rPr>
           <w:rFonts w:cs="Times New Roman"/>
           <w:szCs w:val="20"/>
+          <w:lang w:val="en-US"/>
         </w:rPr>
         <w:t>32) NOT NULL,</w:t>
       </w:r>
@@ -3735,6 +3733,7 @@
         <w:rPr>
           <w:rFonts w:cs="Times New Roman"/>
           <w:szCs w:val="20"/>
+          <w:lang w:val="en-US"/>
         </w:rPr>
         <w:tab/>
       </w:r>
@@ -9186,7 +9185,6 @@
         <w:rPr>
           <w:rFonts w:cs="Times New Roman"/>
           <w:szCs w:val="20"/>
-          <w:lang w:val="en-US"/>
         </w:rPr>
         <w:t xml:space="preserve">EXECUTE FUNCTION </w:t>
       </w:r>
@@ -9196,7 +9194,6 @@
         <w:rPr>
           <w:rFonts w:cs="Times New Roman"/>
           <w:szCs w:val="20"/>
-          <w:lang w:val="en-US"/>
         </w:rPr>
         <w:t>RichiestaInCorso</w:t>
       </w:r>
@@ -9205,7 +9202,6 @@
         <w:rPr>
           <w:rFonts w:cs="Times New Roman"/>
           <w:szCs w:val="20"/>
-          <w:lang w:val="en-US"/>
         </w:rPr>
         <w:t>(</w:t>
       </w:r>
@@ -9214,7 +9210,6 @@
         <w:rPr>
           <w:rFonts w:cs="Times New Roman"/>
           <w:szCs w:val="20"/>
-          <w:lang w:val="en-US"/>
         </w:rPr>
         <w:t>);</w:t>
       </w:r>
@@ -9522,14 +9517,12 @@
         <w:rPr>
           <w:rFonts w:cs="Times New Roman"/>
           <w:szCs w:val="20"/>
-          <w:lang w:val="en-US"/>
-        </w:rPr>
-      </w:pPr>
-      <w:r>
-        <w:rPr>
-          <w:rFonts w:cs="Times New Roman"/>
-          <w:szCs w:val="20"/>
-          <w:lang w:val="en-US"/>
+        </w:rPr>
+      </w:pPr>
+      <w:r>
+        <w:rPr>
+          <w:rFonts w:cs="Times New Roman"/>
+          <w:szCs w:val="20"/>
         </w:rPr>
         <w:t xml:space="preserve">CREATE OR REPLACE FUNCTION </w:t>
       </w:r>
@@ -9539,7 +9532,6 @@
         <w:rPr>
           <w:rFonts w:cs="Times New Roman"/>
           <w:szCs w:val="20"/>
-          <w:lang w:val="en-US"/>
         </w:rPr>
         <w:t>TesiSuRichiestaAccettata</w:t>
       </w:r>
@@ -9548,7 +9540,6 @@
         <w:rPr>
           <w:rFonts w:cs="Times New Roman"/>
           <w:szCs w:val="20"/>
-          <w:lang w:val="en-US"/>
         </w:rPr>
         <w:t>(</w:t>
       </w:r>
@@ -9557,7 +9548,6 @@
         <w:rPr>
           <w:rFonts w:cs="Times New Roman"/>
           <w:szCs w:val="20"/>
-          <w:lang w:val="en-US"/>
         </w:rPr>
         <w:t>)</w:t>
       </w:r>
@@ -9576,9 +9566,15 @@
         <w:rPr>
           <w:rFonts w:cs="Times New Roman"/>
           <w:szCs w:val="20"/>
-          <w:lang w:val="en-US"/>
-        </w:rPr>
-        <w:tab/>
+        </w:rPr>
+        <w:tab/>
+      </w:r>
+      <w:r>
+        <w:rPr>
+          <w:rFonts w:cs="Times New Roman"/>
+          <w:szCs w:val="20"/>
+          <w:lang w:val="en-US"/>
+        </w:rPr>
         <w:t>RETURNS trigger AS</w:t>
       </w:r>
     </w:p>
@@ -11345,16 +11341,14 @@
           <w:b/>
           <w:bCs/>
           <w:szCs w:val="20"/>
-          <w:lang w:val="en-US"/>
-        </w:rPr>
-      </w:pPr>
-      <w:r>
-        <w:rPr>
-          <w:rFonts w:cs="Times New Roman"/>
-          <w:b/>
-          <w:bCs/>
-          <w:szCs w:val="20"/>
-          <w:lang w:val="en-US"/>
+        </w:rPr>
+      </w:pPr>
+      <w:r>
+        <w:rPr>
+          <w:rFonts w:cs="Times New Roman"/>
+          <w:b/>
+          <w:bCs/>
+          <w:szCs w:val="20"/>
         </w:rPr>
         <w:t xml:space="preserve">5.2.6 </w:t>
       </w:r>
@@ -11365,7 +11359,6 @@
           <w:b/>
           <w:bCs/>
           <w:szCs w:val="20"/>
-          <w:lang w:val="en-US"/>
         </w:rPr>
         <w:t>SeduteSovrapposizioneDocente</w:t>
       </w:r>
@@ -11380,25 +11373,22 @@
           <w:b/>
           <w:bCs/>
           <w:szCs w:val="20"/>
-          <w:lang w:val="en-US"/>
-        </w:rPr>
-      </w:pPr>
-    </w:p>
-    <w:p>
-      <w:pPr>
-        <w:ind w:left="0" w:right="192" w:firstLine="0"/>
-        <w:jc w:val="left"/>
-        <w:rPr>
-          <w:rFonts w:cs="Times New Roman"/>
-          <w:szCs w:val="20"/>
-          <w:lang w:val="en-US"/>
-        </w:rPr>
-      </w:pPr>
-      <w:r>
-        <w:rPr>
-          <w:rFonts w:cs="Times New Roman"/>
-          <w:szCs w:val="20"/>
-          <w:lang w:val="en-US"/>
+        </w:rPr>
+      </w:pPr>
+    </w:p>
+    <w:p>
+      <w:pPr>
+        <w:ind w:left="0" w:right="192" w:firstLine="0"/>
+        <w:jc w:val="left"/>
+        <w:rPr>
+          <w:rFonts w:cs="Times New Roman"/>
+          <w:szCs w:val="20"/>
+        </w:rPr>
+      </w:pPr>
+      <w:r>
+        <w:rPr>
+          <w:rFonts w:cs="Times New Roman"/>
+          <w:szCs w:val="20"/>
         </w:rPr>
         <w:t xml:space="preserve">CREATE OR REPLACE FUNCTION </w:t>
       </w:r>
@@ -11408,7 +11398,6 @@
         <w:rPr>
           <w:rFonts w:cs="Times New Roman"/>
           <w:szCs w:val="20"/>
-          <w:lang w:val="en-US"/>
         </w:rPr>
         <w:t>SeduteSovrapposizioneDocente</w:t>
       </w:r>
@@ -11417,7 +11406,6 @@
         <w:rPr>
           <w:rFonts w:cs="Times New Roman"/>
           <w:szCs w:val="20"/>
-          <w:lang w:val="en-US"/>
         </w:rPr>
         <w:t>(</w:t>
       </w:r>
@@ -11426,7 +11414,6 @@
         <w:rPr>
           <w:rFonts w:cs="Times New Roman"/>
           <w:szCs w:val="20"/>
-          <w:lang w:val="en-US"/>
         </w:rPr>
         <w:t>)</w:t>
       </w:r>
@@ -11445,9 +11432,15 @@
         <w:rPr>
           <w:rFonts w:cs="Times New Roman"/>
           <w:szCs w:val="20"/>
-          <w:lang w:val="en-US"/>
-        </w:rPr>
-        <w:tab/>
+        </w:rPr>
+        <w:tab/>
+      </w:r>
+      <w:r>
+        <w:rPr>
+          <w:rFonts w:cs="Times New Roman"/>
+          <w:szCs w:val="20"/>
+          <w:lang w:val="en-US"/>
+        </w:rPr>
         <w:t xml:space="preserve">RETURNS trigger AS </w:t>
       </w:r>
     </w:p>
@@ -12524,14 +12517,12 @@
         <w:rPr>
           <w:rFonts w:cs="Times New Roman"/>
           <w:szCs w:val="20"/>
-          <w:lang w:val="en-US"/>
-        </w:rPr>
-      </w:pPr>
-      <w:r>
-        <w:rPr>
-          <w:rFonts w:cs="Times New Roman"/>
-          <w:szCs w:val="20"/>
-          <w:lang w:val="en-US"/>
+        </w:rPr>
+      </w:pPr>
+      <w:r>
+        <w:rPr>
+          <w:rFonts w:cs="Times New Roman"/>
+          <w:szCs w:val="20"/>
         </w:rPr>
         <w:t xml:space="preserve">CREATE OR REPLACE FUNCTION </w:t>
       </w:r>
@@ -12541,7 +12532,6 @@
         <w:rPr>
           <w:rFonts w:cs="Times New Roman"/>
           <w:szCs w:val="20"/>
-          <w:lang w:val="en-US"/>
         </w:rPr>
         <w:t>RichiestaAttiva</w:t>
       </w:r>
@@ -12550,7 +12540,6 @@
         <w:rPr>
           <w:rFonts w:cs="Times New Roman"/>
           <w:szCs w:val="20"/>
-          <w:lang w:val="en-US"/>
         </w:rPr>
         <w:t>(</w:t>
       </w:r>
@@ -12559,7 +12548,6 @@
         <w:rPr>
           <w:rFonts w:cs="Times New Roman"/>
           <w:szCs w:val="20"/>
-          <w:lang w:val="en-US"/>
         </w:rPr>
         <w:t>)</w:t>
       </w:r>
@@ -12577,7 +12565,6 @@
         <w:rPr>
           <w:rFonts w:cs="Times New Roman"/>
           <w:szCs w:val="20"/>
-          <w:lang w:val="en-US"/>
         </w:rPr>
         <w:tab/>
       </w:r>
@@ -13214,14 +13201,12 @@
         <w:rPr>
           <w:rFonts w:cs="Times New Roman"/>
           <w:szCs w:val="20"/>
-          <w:lang w:val="en-US"/>
-        </w:rPr>
-      </w:pPr>
-      <w:r>
-        <w:rPr>
-          <w:rFonts w:cs="Times New Roman"/>
-          <w:szCs w:val="20"/>
-          <w:lang w:val="en-US"/>
+        </w:rPr>
+      </w:pPr>
+      <w:r>
+        <w:rPr>
+          <w:rFonts w:cs="Times New Roman"/>
+          <w:szCs w:val="20"/>
         </w:rPr>
         <w:t xml:space="preserve">EXECUTE FUNCTION </w:t>
       </w:r>
@@ -13231,7 +13216,6 @@
         <w:rPr>
           <w:rFonts w:cs="Times New Roman"/>
           <w:szCs w:val="20"/>
-          <w:lang w:val="en-US"/>
         </w:rPr>
         <w:t>RichiestaAttiva</w:t>
       </w:r>
@@ -13240,7 +13224,6 @@
         <w:rPr>
           <w:rFonts w:cs="Times New Roman"/>
           <w:szCs w:val="20"/>
-          <w:lang w:val="en-US"/>
         </w:rPr>
         <w:t>(</w:t>
       </w:r>
@@ -13249,7 +13232,6 @@
         <w:rPr>
           <w:rFonts w:cs="Times New Roman"/>
           <w:szCs w:val="20"/>
-          <w:lang w:val="en-US"/>
         </w:rPr>
         <w:t>);</w:t>
       </w:r>
@@ -13261,205 +13243,186 @@
         <w:rPr>
           <w:rFonts w:cs="Times New Roman"/>
           <w:szCs w:val="20"/>
-          <w:lang w:val="en-US"/>
-        </w:rPr>
-      </w:pPr>
-    </w:p>
-    <w:p>
-      <w:pPr>
-        <w:ind w:left="0" w:right="192" w:firstLine="0"/>
-        <w:jc w:val="left"/>
-        <w:rPr>
-          <w:rFonts w:cs="Times New Roman"/>
-          <w:szCs w:val="20"/>
-          <w:lang w:val="en-US"/>
-        </w:rPr>
-      </w:pPr>
-    </w:p>
-    <w:p>
-      <w:pPr>
-        <w:ind w:left="0" w:right="192" w:firstLine="0"/>
-        <w:jc w:val="left"/>
-        <w:rPr>
-          <w:rFonts w:cs="Times New Roman"/>
-          <w:szCs w:val="20"/>
-          <w:lang w:val="en-US"/>
-        </w:rPr>
-      </w:pPr>
-    </w:p>
-    <w:p>
-      <w:pPr>
-        <w:ind w:left="0" w:right="192" w:firstLine="0"/>
-        <w:jc w:val="left"/>
-        <w:rPr>
-          <w:rFonts w:cs="Times New Roman"/>
-          <w:szCs w:val="20"/>
-          <w:lang w:val="en-US"/>
-        </w:rPr>
-      </w:pPr>
-    </w:p>
-    <w:p>
-      <w:pPr>
-        <w:ind w:left="0" w:right="192" w:firstLine="0"/>
-        <w:jc w:val="left"/>
-        <w:rPr>
-          <w:rFonts w:cs="Times New Roman"/>
-          <w:szCs w:val="20"/>
-          <w:lang w:val="en-US"/>
-        </w:rPr>
-      </w:pPr>
-    </w:p>
-    <w:p>
-      <w:pPr>
-        <w:ind w:left="0" w:right="192" w:firstLine="0"/>
-        <w:jc w:val="left"/>
-        <w:rPr>
-          <w:rFonts w:cs="Times New Roman"/>
-          <w:szCs w:val="20"/>
-          <w:lang w:val="en-US"/>
-        </w:rPr>
-      </w:pPr>
-    </w:p>
-    <w:p>
-      <w:pPr>
-        <w:ind w:left="0" w:right="192" w:firstLine="0"/>
-        <w:jc w:val="left"/>
-        <w:rPr>
-          <w:rFonts w:cs="Times New Roman"/>
-          <w:szCs w:val="20"/>
-          <w:lang w:val="en-US"/>
-        </w:rPr>
-      </w:pPr>
-    </w:p>
-    <w:p>
-      <w:pPr>
-        <w:ind w:left="0" w:right="192" w:firstLine="0"/>
-        <w:jc w:val="left"/>
-        <w:rPr>
-          <w:rFonts w:cs="Times New Roman"/>
-          <w:szCs w:val="20"/>
-          <w:lang w:val="en-US"/>
-        </w:rPr>
-      </w:pPr>
-    </w:p>
-    <w:p>
-      <w:pPr>
-        <w:ind w:left="0" w:right="192" w:firstLine="0"/>
-        <w:jc w:val="left"/>
-        <w:rPr>
-          <w:rFonts w:cs="Times New Roman"/>
-          <w:szCs w:val="20"/>
-          <w:lang w:val="en-US"/>
-        </w:rPr>
-      </w:pPr>
-    </w:p>
-    <w:p>
-      <w:pPr>
-        <w:ind w:left="0" w:right="192" w:firstLine="0"/>
-        <w:jc w:val="left"/>
-        <w:rPr>
-          <w:rFonts w:cs="Times New Roman"/>
-          <w:szCs w:val="20"/>
-          <w:lang w:val="en-US"/>
-        </w:rPr>
-      </w:pPr>
-    </w:p>
-    <w:p>
-      <w:pPr>
-        <w:ind w:left="0" w:right="192" w:firstLine="0"/>
-        <w:jc w:val="left"/>
-        <w:rPr>
-          <w:rFonts w:cs="Times New Roman"/>
-          <w:szCs w:val="20"/>
-          <w:lang w:val="en-US"/>
-        </w:rPr>
-      </w:pPr>
-    </w:p>
-    <w:p>
-      <w:pPr>
-        <w:ind w:left="0" w:right="192" w:firstLine="0"/>
-        <w:jc w:val="left"/>
-        <w:rPr>
-          <w:rFonts w:cs="Times New Roman"/>
-          <w:szCs w:val="20"/>
-          <w:lang w:val="en-US"/>
-        </w:rPr>
-      </w:pPr>
-    </w:p>
-    <w:p>
-      <w:pPr>
-        <w:ind w:left="0" w:right="192" w:firstLine="0"/>
-        <w:jc w:val="left"/>
-        <w:rPr>
-          <w:rFonts w:cs="Times New Roman"/>
-          <w:szCs w:val="20"/>
-          <w:lang w:val="en-US"/>
-        </w:rPr>
-      </w:pPr>
-    </w:p>
-    <w:p>
-      <w:pPr>
-        <w:ind w:left="0" w:right="192" w:firstLine="0"/>
-        <w:jc w:val="left"/>
-        <w:rPr>
-          <w:rFonts w:cs="Times New Roman"/>
-          <w:szCs w:val="20"/>
-          <w:lang w:val="en-US"/>
-        </w:rPr>
-      </w:pPr>
-    </w:p>
-    <w:p>
-      <w:pPr>
-        <w:ind w:left="0" w:right="192" w:firstLine="0"/>
-        <w:jc w:val="left"/>
-        <w:rPr>
-          <w:rFonts w:cs="Times New Roman"/>
-          <w:szCs w:val="20"/>
-          <w:lang w:val="en-US"/>
-        </w:rPr>
-      </w:pPr>
-    </w:p>
-    <w:p>
-      <w:pPr>
-        <w:ind w:left="0" w:right="192" w:firstLine="0"/>
-        <w:jc w:val="left"/>
-        <w:rPr>
-          <w:rFonts w:cs="Times New Roman"/>
-          <w:szCs w:val="20"/>
-          <w:lang w:val="en-US"/>
-        </w:rPr>
-      </w:pPr>
-    </w:p>
-    <w:p>
-      <w:pPr>
-        <w:ind w:left="0" w:right="192" w:firstLine="0"/>
-        <w:jc w:val="left"/>
-        <w:rPr>
-          <w:rFonts w:cs="Times New Roman"/>
-          <w:szCs w:val="20"/>
-          <w:lang w:val="en-US"/>
-        </w:rPr>
-      </w:pPr>
-    </w:p>
-    <w:p>
-      <w:pPr>
-        <w:ind w:left="0" w:right="192" w:firstLine="0"/>
-        <w:jc w:val="left"/>
-        <w:rPr>
-          <w:rFonts w:cs="Times New Roman"/>
-          <w:b/>
-          <w:bCs/>
-          <w:szCs w:val="20"/>
-          <w:lang w:val="en-US"/>
-        </w:rPr>
-      </w:pPr>
-      <w:r>
-        <w:rPr>
-          <w:rFonts w:cs="Times New Roman"/>
-          <w:b/>
-          <w:bCs/>
-          <w:szCs w:val="20"/>
-          <w:lang w:val="en-US"/>
+        </w:rPr>
+      </w:pPr>
+    </w:p>
+    <w:p>
+      <w:pPr>
+        <w:ind w:left="0" w:right="192" w:firstLine="0"/>
+        <w:jc w:val="left"/>
+        <w:rPr>
+          <w:rFonts w:cs="Times New Roman"/>
+          <w:szCs w:val="20"/>
+        </w:rPr>
+      </w:pPr>
+    </w:p>
+    <w:p>
+      <w:pPr>
+        <w:ind w:left="0" w:right="192" w:firstLine="0"/>
+        <w:jc w:val="left"/>
+        <w:rPr>
+          <w:rFonts w:cs="Times New Roman"/>
+          <w:szCs w:val="20"/>
+        </w:rPr>
+      </w:pPr>
+    </w:p>
+    <w:p>
+      <w:pPr>
+        <w:ind w:left="0" w:right="192" w:firstLine="0"/>
+        <w:jc w:val="left"/>
+        <w:rPr>
+          <w:rFonts w:cs="Times New Roman"/>
+          <w:szCs w:val="20"/>
+        </w:rPr>
+      </w:pPr>
+    </w:p>
+    <w:p>
+      <w:pPr>
+        <w:ind w:left="0" w:right="192" w:firstLine="0"/>
+        <w:jc w:val="left"/>
+        <w:rPr>
+          <w:rFonts w:cs="Times New Roman"/>
+          <w:szCs w:val="20"/>
+        </w:rPr>
+      </w:pPr>
+    </w:p>
+    <w:p>
+      <w:pPr>
+        <w:ind w:left="0" w:right="192" w:firstLine="0"/>
+        <w:jc w:val="left"/>
+        <w:rPr>
+          <w:rFonts w:cs="Times New Roman"/>
+          <w:szCs w:val="20"/>
+        </w:rPr>
+      </w:pPr>
+    </w:p>
+    <w:p>
+      <w:pPr>
+        <w:ind w:left="0" w:right="192" w:firstLine="0"/>
+        <w:jc w:val="left"/>
+        <w:rPr>
+          <w:rFonts w:cs="Times New Roman"/>
+          <w:szCs w:val="20"/>
+        </w:rPr>
+      </w:pPr>
+    </w:p>
+    <w:p>
+      <w:pPr>
+        <w:ind w:left="0" w:right="192" w:firstLine="0"/>
+        <w:jc w:val="left"/>
+        <w:rPr>
+          <w:rFonts w:cs="Times New Roman"/>
+          <w:szCs w:val="20"/>
+        </w:rPr>
+      </w:pPr>
+    </w:p>
+    <w:p>
+      <w:pPr>
+        <w:ind w:left="0" w:right="192" w:firstLine="0"/>
+        <w:jc w:val="left"/>
+        <w:rPr>
+          <w:rFonts w:cs="Times New Roman"/>
+          <w:szCs w:val="20"/>
+        </w:rPr>
+      </w:pPr>
+    </w:p>
+    <w:p>
+      <w:pPr>
+        <w:ind w:left="0" w:right="192" w:firstLine="0"/>
+        <w:jc w:val="left"/>
+        <w:rPr>
+          <w:rFonts w:cs="Times New Roman"/>
+          <w:szCs w:val="20"/>
+        </w:rPr>
+      </w:pPr>
+    </w:p>
+    <w:p>
+      <w:pPr>
+        <w:ind w:left="0" w:right="192" w:firstLine="0"/>
+        <w:jc w:val="left"/>
+        <w:rPr>
+          <w:rFonts w:cs="Times New Roman"/>
+          <w:szCs w:val="20"/>
+        </w:rPr>
+      </w:pPr>
+    </w:p>
+    <w:p>
+      <w:pPr>
+        <w:ind w:left="0" w:right="192" w:firstLine="0"/>
+        <w:jc w:val="left"/>
+        <w:rPr>
+          <w:rFonts w:cs="Times New Roman"/>
+          <w:szCs w:val="20"/>
+        </w:rPr>
+      </w:pPr>
+    </w:p>
+    <w:p>
+      <w:pPr>
+        <w:ind w:left="0" w:right="192" w:firstLine="0"/>
+        <w:jc w:val="left"/>
+        <w:rPr>
+          <w:rFonts w:cs="Times New Roman"/>
+          <w:szCs w:val="20"/>
+        </w:rPr>
+      </w:pPr>
+    </w:p>
+    <w:p>
+      <w:pPr>
+        <w:ind w:left="0" w:right="192" w:firstLine="0"/>
+        <w:jc w:val="left"/>
+        <w:rPr>
+          <w:rFonts w:cs="Times New Roman"/>
+          <w:szCs w:val="20"/>
+        </w:rPr>
+      </w:pPr>
+    </w:p>
+    <w:p>
+      <w:pPr>
+        <w:ind w:left="0" w:right="192" w:firstLine="0"/>
+        <w:jc w:val="left"/>
+        <w:rPr>
+          <w:rFonts w:cs="Times New Roman"/>
+          <w:szCs w:val="20"/>
+        </w:rPr>
+      </w:pPr>
+    </w:p>
+    <w:p>
+      <w:pPr>
+        <w:ind w:left="0" w:right="192" w:firstLine="0"/>
+        <w:jc w:val="left"/>
+        <w:rPr>
+          <w:rFonts w:cs="Times New Roman"/>
+          <w:szCs w:val="20"/>
+        </w:rPr>
+      </w:pPr>
+    </w:p>
+    <w:p>
+      <w:pPr>
+        <w:ind w:left="0" w:right="192" w:firstLine="0"/>
+        <w:jc w:val="left"/>
+        <w:rPr>
+          <w:rFonts w:cs="Times New Roman"/>
+          <w:szCs w:val="20"/>
+        </w:rPr>
+      </w:pPr>
+    </w:p>
+    <w:p>
+      <w:pPr>
+        <w:ind w:left="0" w:right="192" w:firstLine="0"/>
+        <w:jc w:val="left"/>
+        <w:rPr>
+          <w:rFonts w:cs="Times New Roman"/>
+          <w:b/>
+          <w:bCs/>
+          <w:szCs w:val="20"/>
+        </w:rPr>
+      </w:pPr>
+      <w:r>
+        <w:rPr>
+          <w:rFonts w:cs="Times New Roman"/>
+          <w:b/>
+          <w:bCs/>
+          <w:szCs w:val="20"/>
         </w:rPr>
         <w:t xml:space="preserve">5.2.8 </w:t>
       </w:r>
@@ -13470,7 +13433,6 @@
           <w:b/>
           <w:bCs/>
           <w:szCs w:val="20"/>
-          <w:lang w:val="en-US"/>
         </w:rPr>
         <w:t>SedutaControlloDataRichiesta</w:t>
       </w:r>
@@ -13485,25 +13447,22 @@
           <w:b/>
           <w:bCs/>
           <w:szCs w:val="20"/>
-          <w:lang w:val="en-US"/>
-        </w:rPr>
-      </w:pPr>
-    </w:p>
-    <w:p>
-      <w:pPr>
-        <w:ind w:left="0" w:right="192" w:firstLine="0"/>
-        <w:jc w:val="left"/>
-        <w:rPr>
-          <w:rFonts w:cs="Times New Roman"/>
-          <w:szCs w:val="20"/>
-          <w:lang w:val="en-US"/>
-        </w:rPr>
-      </w:pPr>
-      <w:r>
-        <w:rPr>
-          <w:rFonts w:cs="Times New Roman"/>
-          <w:szCs w:val="20"/>
-          <w:lang w:val="en-US"/>
+        </w:rPr>
+      </w:pPr>
+    </w:p>
+    <w:p>
+      <w:pPr>
+        <w:ind w:left="0" w:right="192" w:firstLine="0"/>
+        <w:jc w:val="left"/>
+        <w:rPr>
+          <w:rFonts w:cs="Times New Roman"/>
+          <w:szCs w:val="20"/>
+        </w:rPr>
+      </w:pPr>
+      <w:r>
+        <w:rPr>
+          <w:rFonts w:cs="Times New Roman"/>
+          <w:szCs w:val="20"/>
         </w:rPr>
         <w:t xml:space="preserve">CREATE OR REPLACE FUNCTION </w:t>
       </w:r>
@@ -13513,7 +13472,6 @@
         <w:rPr>
           <w:rFonts w:cs="Times New Roman"/>
           <w:szCs w:val="20"/>
-          <w:lang w:val="en-US"/>
         </w:rPr>
         <w:t>SedutaControlloDataRichiesta</w:t>
       </w:r>
@@ -13522,7 +13480,6 @@
         <w:rPr>
           <w:rFonts w:cs="Times New Roman"/>
           <w:szCs w:val="20"/>
-          <w:lang w:val="en-US"/>
         </w:rPr>
         <w:t>(</w:t>
       </w:r>
@@ -13531,7 +13488,6 @@
         <w:rPr>
           <w:rFonts w:cs="Times New Roman"/>
           <w:szCs w:val="20"/>
-          <w:lang w:val="en-US"/>
         </w:rPr>
         <w:t>)</w:t>
       </w:r>
@@ -13543,14 +13499,12 @@
         <w:rPr>
           <w:rFonts w:cs="Times New Roman"/>
           <w:szCs w:val="20"/>
-          <w:lang w:val="en-US"/>
-        </w:rPr>
-      </w:pPr>
-      <w:r>
-        <w:rPr>
-          <w:rFonts w:cs="Times New Roman"/>
-          <w:szCs w:val="20"/>
-          <w:lang w:val="en-US"/>
+        </w:rPr>
+      </w:pPr>
+      <w:r>
+        <w:rPr>
+          <w:rFonts w:cs="Times New Roman"/>
+          <w:szCs w:val="20"/>
         </w:rPr>
         <w:tab/>
         <w:t xml:space="preserve">RETURNS trigger AS </w:t>
@@ -14134,16 +14088,21 @@
         <w:rPr>
           <w:rFonts w:cs="Times New Roman"/>
           <w:szCs w:val="20"/>
-          <w:lang w:val="en-US"/>
-        </w:rPr>
-      </w:pPr>
-      <w:r>
-        <w:rPr>
-          <w:rFonts w:cs="Times New Roman"/>
-          <w:szCs w:val="20"/>
-          <w:lang w:val="en-US"/>
-        </w:rPr>
-        <w:tab/>
+        </w:rPr>
+      </w:pPr>
+      <w:r>
+        <w:rPr>
+          <w:rFonts w:cs="Times New Roman"/>
+          <w:szCs w:val="20"/>
+          <w:lang w:val="en-US"/>
+        </w:rPr>
+        <w:tab/>
+      </w:r>
+      <w:r>
+        <w:rPr>
+          <w:rFonts w:cs="Times New Roman"/>
+          <w:szCs w:val="20"/>
+        </w:rPr>
         <w:t>FOR EACH ROW</w:t>
       </w:r>
     </w:p>
@@ -14154,14 +14113,12 @@
         <w:rPr>
           <w:rFonts w:cs="Times New Roman"/>
           <w:szCs w:val="20"/>
-          <w:lang w:val="en-US"/>
-        </w:rPr>
-      </w:pPr>
-      <w:r>
-        <w:rPr>
-          <w:rFonts w:cs="Times New Roman"/>
-          <w:szCs w:val="20"/>
-          <w:lang w:val="en-US"/>
+        </w:rPr>
+      </w:pPr>
+      <w:r>
+        <w:rPr>
+          <w:rFonts w:cs="Times New Roman"/>
+          <w:szCs w:val="20"/>
         </w:rPr>
         <w:t xml:space="preserve">EXECUTE FUNCTION </w:t>
       </w:r>
@@ -14171,7 +14128,6 @@
         <w:rPr>
           <w:rFonts w:cs="Times New Roman"/>
           <w:szCs w:val="20"/>
-          <w:lang w:val="en-US"/>
         </w:rPr>
         <w:t>SedutaControlloDataRichiesta</w:t>
       </w:r>
@@ -14180,7 +14136,6 @@
         <w:rPr>
           <w:rFonts w:cs="Times New Roman"/>
           <w:szCs w:val="20"/>
-          <w:lang w:val="en-US"/>
         </w:rPr>
         <w:t>(</w:t>
       </w:r>
@@ -14189,7 +14144,6 @@
         <w:rPr>
           <w:rFonts w:cs="Times New Roman"/>
           <w:szCs w:val="20"/>
-          <w:lang w:val="en-US"/>
         </w:rPr>
         <w:t>);</w:t>
       </w:r>
@@ -14201,239 +14155,2013 @@
         <w:rPr>
           <w:rFonts w:cs="Times New Roman"/>
           <w:szCs w:val="20"/>
-          <w:lang w:val="en-US"/>
-        </w:rPr>
-      </w:pPr>
-    </w:p>
-    <w:p>
-      <w:pPr>
-        <w:ind w:left="0" w:right="192" w:firstLine="0"/>
-        <w:jc w:val="left"/>
-        <w:rPr>
-          <w:rFonts w:cs="Times New Roman"/>
-          <w:b/>
-          <w:bCs/>
-          <w:szCs w:val="20"/>
-          <w:lang w:val="en-US"/>
-        </w:rPr>
-      </w:pPr>
-    </w:p>
-    <w:p>
-      <w:pPr>
-        <w:ind w:left="0" w:right="192" w:firstLine="0"/>
-        <w:jc w:val="left"/>
-        <w:rPr>
-          <w:rFonts w:cs="Times New Roman"/>
-          <w:b/>
-          <w:bCs/>
-          <w:szCs w:val="20"/>
-          <w:lang w:val="en-US"/>
-        </w:rPr>
-      </w:pPr>
-    </w:p>
-    <w:p>
-      <w:pPr>
-        <w:ind w:left="0" w:right="192" w:firstLine="0"/>
-        <w:jc w:val="left"/>
-        <w:rPr>
-          <w:rFonts w:cs="Times New Roman"/>
-          <w:b/>
-          <w:bCs/>
-          <w:szCs w:val="20"/>
-          <w:lang w:val="en-US"/>
-        </w:rPr>
-      </w:pPr>
-    </w:p>
-    <w:p>
-      <w:pPr>
-        <w:ind w:left="0" w:right="192" w:firstLine="0"/>
-        <w:jc w:val="left"/>
-        <w:rPr>
-          <w:rFonts w:cs="Times New Roman"/>
-          <w:b/>
-          <w:bCs/>
-          <w:szCs w:val="20"/>
-          <w:lang w:val="en-US"/>
-        </w:rPr>
-      </w:pPr>
-    </w:p>
-    <w:p>
-      <w:pPr>
-        <w:ind w:left="0" w:right="192" w:firstLine="0"/>
-        <w:jc w:val="left"/>
-        <w:rPr>
-          <w:rFonts w:cs="Times New Roman"/>
-          <w:b/>
-          <w:bCs/>
-          <w:szCs w:val="20"/>
-          <w:lang w:val="en-US"/>
-        </w:rPr>
-      </w:pPr>
-    </w:p>
-    <w:p>
-      <w:pPr>
-        <w:ind w:left="0" w:right="192" w:firstLine="0"/>
-        <w:jc w:val="left"/>
-        <w:rPr>
-          <w:rFonts w:cs="Times New Roman"/>
-          <w:b/>
-          <w:bCs/>
-          <w:szCs w:val="20"/>
-          <w:lang w:val="en-US"/>
-        </w:rPr>
-      </w:pPr>
-    </w:p>
-    <w:p>
-      <w:pPr>
-        <w:ind w:left="0" w:right="192" w:firstLine="0"/>
-        <w:jc w:val="left"/>
-        <w:rPr>
-          <w:rFonts w:cs="Times New Roman"/>
-          <w:b/>
-          <w:bCs/>
-          <w:szCs w:val="20"/>
-          <w:lang w:val="en-US"/>
-        </w:rPr>
-      </w:pPr>
-    </w:p>
-    <w:p>
-      <w:pPr>
-        <w:ind w:left="0" w:right="192" w:firstLine="0"/>
-        <w:jc w:val="left"/>
-        <w:rPr>
-          <w:rFonts w:cs="Times New Roman"/>
-          <w:b/>
-          <w:bCs/>
-          <w:szCs w:val="20"/>
-          <w:lang w:val="en-US"/>
-        </w:rPr>
-      </w:pPr>
-    </w:p>
-    <w:p>
-      <w:pPr>
-        <w:ind w:left="0" w:right="192" w:firstLine="0"/>
-        <w:jc w:val="left"/>
-        <w:rPr>
-          <w:rFonts w:cs="Times New Roman"/>
-          <w:b/>
-          <w:bCs/>
-          <w:szCs w:val="20"/>
-          <w:lang w:val="en-US"/>
-        </w:rPr>
-      </w:pPr>
-    </w:p>
-    <w:p>
-      <w:pPr>
-        <w:ind w:left="0" w:right="192" w:firstLine="0"/>
-        <w:jc w:val="left"/>
-        <w:rPr>
-          <w:rFonts w:cs="Times New Roman"/>
-          <w:b/>
-          <w:bCs/>
-          <w:szCs w:val="20"/>
-          <w:lang w:val="en-US"/>
-        </w:rPr>
-      </w:pPr>
-    </w:p>
-    <w:p>
-      <w:pPr>
-        <w:ind w:left="0" w:right="192" w:firstLine="0"/>
-        <w:jc w:val="left"/>
-        <w:rPr>
-          <w:rFonts w:cs="Times New Roman"/>
-          <w:b/>
-          <w:bCs/>
-          <w:szCs w:val="20"/>
-          <w:lang w:val="en-US"/>
-        </w:rPr>
-      </w:pPr>
-    </w:p>
-    <w:p>
-      <w:pPr>
-        <w:ind w:left="0" w:right="192" w:firstLine="0"/>
-        <w:jc w:val="left"/>
-        <w:rPr>
-          <w:rFonts w:cs="Times New Roman"/>
-          <w:b/>
-          <w:bCs/>
-          <w:szCs w:val="20"/>
-          <w:lang w:val="en-US"/>
-        </w:rPr>
-      </w:pPr>
-    </w:p>
-    <w:p>
-      <w:pPr>
-        <w:ind w:left="0" w:right="192" w:firstLine="0"/>
-        <w:jc w:val="left"/>
-        <w:rPr>
-          <w:rFonts w:cs="Times New Roman"/>
-          <w:b/>
-          <w:bCs/>
-          <w:szCs w:val="20"/>
-          <w:lang w:val="en-US"/>
-        </w:rPr>
-      </w:pPr>
-    </w:p>
-    <w:p>
-      <w:pPr>
-        <w:ind w:left="0" w:right="192" w:firstLine="0"/>
-        <w:jc w:val="left"/>
-        <w:rPr>
-          <w:rFonts w:cs="Times New Roman"/>
-          <w:b/>
-          <w:bCs/>
-          <w:szCs w:val="20"/>
-          <w:lang w:val="en-US"/>
-        </w:rPr>
-      </w:pPr>
-    </w:p>
-    <w:p>
-      <w:pPr>
-        <w:ind w:left="0" w:right="192" w:firstLine="0"/>
-        <w:jc w:val="left"/>
-        <w:rPr>
-          <w:rFonts w:cs="Times New Roman"/>
-          <w:b/>
-          <w:bCs/>
-          <w:szCs w:val="20"/>
-          <w:lang w:val="en-US"/>
-        </w:rPr>
-      </w:pPr>
-    </w:p>
-    <w:p>
-      <w:pPr>
-        <w:ind w:left="0" w:right="192" w:firstLine="0"/>
-        <w:jc w:val="left"/>
-        <w:rPr>
-          <w:rFonts w:cs="Times New Roman"/>
-          <w:b/>
-          <w:bCs/>
-          <w:szCs w:val="20"/>
-          <w:lang w:val="en-US"/>
-        </w:rPr>
-      </w:pPr>
-    </w:p>
-    <w:p>
-      <w:pPr>
-        <w:ind w:left="0" w:right="192" w:firstLine="0"/>
-        <w:jc w:val="left"/>
-        <w:rPr>
-          <w:rFonts w:cs="Times New Roman"/>
-          <w:b/>
-          <w:bCs/>
-          <w:szCs w:val="20"/>
-          <w:lang w:val="en-US"/>
-        </w:rPr>
-      </w:pPr>
-      <w:r>
-        <w:rPr>
-          <w:rFonts w:cs="Times New Roman"/>
-          <w:b/>
-          <w:bCs/>
-          <w:szCs w:val="20"/>
-          <w:lang w:val="en-US"/>
-        </w:rPr>
-        <w:t>5.2.9</w:t>
+        </w:rPr>
+      </w:pPr>
+    </w:p>
+    <w:p>
+      <w:pPr>
+        <w:ind w:left="0" w:right="192" w:firstLine="0"/>
+        <w:jc w:val="left"/>
+        <w:rPr>
+          <w:rFonts w:cs="Times New Roman"/>
+          <w:b/>
+          <w:bCs/>
+          <w:szCs w:val="20"/>
+        </w:rPr>
+      </w:pPr>
+    </w:p>
+    <w:p>
+      <w:pPr>
+        <w:ind w:left="0" w:right="192" w:firstLine="0"/>
+        <w:jc w:val="left"/>
+        <w:rPr>
+          <w:rFonts w:cs="Times New Roman"/>
+          <w:b/>
+          <w:bCs/>
+          <w:szCs w:val="20"/>
+        </w:rPr>
+      </w:pPr>
+    </w:p>
+    <w:p>
+      <w:pPr>
+        <w:ind w:left="0" w:right="192" w:firstLine="0"/>
+        <w:jc w:val="left"/>
+        <w:rPr>
+          <w:rFonts w:cs="Times New Roman"/>
+          <w:b/>
+          <w:bCs/>
+          <w:szCs w:val="20"/>
+        </w:rPr>
+      </w:pPr>
+    </w:p>
+    <w:p>
+      <w:pPr>
+        <w:ind w:left="0" w:right="192" w:firstLine="0"/>
+        <w:jc w:val="left"/>
+        <w:rPr>
+          <w:rFonts w:cs="Times New Roman"/>
+          <w:b/>
+          <w:bCs/>
+          <w:szCs w:val="20"/>
+        </w:rPr>
+      </w:pPr>
+    </w:p>
+    <w:p>
+      <w:pPr>
+        <w:ind w:left="0" w:right="192" w:firstLine="0"/>
+        <w:jc w:val="left"/>
+        <w:rPr>
+          <w:rFonts w:cs="Times New Roman"/>
+          <w:b/>
+          <w:bCs/>
+          <w:szCs w:val="20"/>
+        </w:rPr>
+      </w:pPr>
+    </w:p>
+    <w:p>
+      <w:pPr>
+        <w:ind w:left="0" w:right="192" w:firstLine="0"/>
+        <w:jc w:val="left"/>
+        <w:rPr>
+          <w:rFonts w:cs="Times New Roman"/>
+          <w:b/>
+          <w:bCs/>
+          <w:szCs w:val="20"/>
+        </w:rPr>
+      </w:pPr>
+    </w:p>
+    <w:p>
+      <w:pPr>
+        <w:ind w:left="0" w:right="192" w:firstLine="0"/>
+        <w:jc w:val="left"/>
+        <w:rPr>
+          <w:rFonts w:cs="Times New Roman"/>
+          <w:b/>
+          <w:bCs/>
+          <w:szCs w:val="20"/>
+        </w:rPr>
+      </w:pPr>
+    </w:p>
+    <w:p>
+      <w:pPr>
+        <w:ind w:left="0" w:right="192" w:firstLine="0"/>
+        <w:jc w:val="left"/>
+        <w:rPr>
+          <w:rFonts w:cs="Times New Roman"/>
+          <w:b/>
+          <w:bCs/>
+          <w:szCs w:val="20"/>
+        </w:rPr>
+      </w:pPr>
+    </w:p>
+    <w:p>
+      <w:pPr>
+        <w:ind w:left="0" w:right="192" w:firstLine="0"/>
+        <w:jc w:val="left"/>
+        <w:rPr>
+          <w:rFonts w:cs="Times New Roman"/>
+          <w:b/>
+          <w:bCs/>
+          <w:szCs w:val="20"/>
+        </w:rPr>
+      </w:pPr>
+    </w:p>
+    <w:p>
+      <w:pPr>
+        <w:ind w:left="0" w:right="192" w:firstLine="0"/>
+        <w:jc w:val="left"/>
+        <w:rPr>
+          <w:rFonts w:cs="Times New Roman"/>
+          <w:b/>
+          <w:bCs/>
+          <w:szCs w:val="20"/>
+        </w:rPr>
+      </w:pPr>
+    </w:p>
+    <w:p>
+      <w:pPr>
+        <w:ind w:left="0" w:right="192" w:firstLine="0"/>
+        <w:jc w:val="left"/>
+        <w:rPr>
+          <w:rFonts w:cs="Times New Roman"/>
+          <w:b/>
+          <w:bCs/>
+          <w:szCs w:val="20"/>
+        </w:rPr>
+      </w:pPr>
+    </w:p>
+    <w:p>
+      <w:pPr>
+        <w:ind w:left="0" w:right="192" w:firstLine="0"/>
+        <w:jc w:val="left"/>
+        <w:rPr>
+          <w:rFonts w:cs="Times New Roman"/>
+          <w:b/>
+          <w:bCs/>
+          <w:szCs w:val="20"/>
+        </w:rPr>
+      </w:pPr>
+    </w:p>
+    <w:p>
+      <w:pPr>
+        <w:ind w:left="0" w:right="192" w:firstLine="0"/>
+        <w:jc w:val="left"/>
+        <w:rPr>
+          <w:rFonts w:cs="Times New Roman"/>
+          <w:b/>
+          <w:bCs/>
+          <w:szCs w:val="20"/>
+        </w:rPr>
+      </w:pPr>
+    </w:p>
+    <w:p>
+      <w:pPr>
+        <w:ind w:left="0" w:right="192" w:firstLine="0"/>
+        <w:jc w:val="left"/>
+        <w:rPr>
+          <w:rFonts w:cs="Times New Roman"/>
+          <w:b/>
+          <w:bCs/>
+          <w:szCs w:val="20"/>
+        </w:rPr>
+      </w:pPr>
+    </w:p>
+    <w:p>
+      <w:pPr>
+        <w:ind w:left="0" w:right="192" w:firstLine="0"/>
+        <w:jc w:val="left"/>
+        <w:rPr>
+          <w:rFonts w:cs="Times New Roman"/>
+          <w:b/>
+          <w:bCs/>
+          <w:szCs w:val="20"/>
+        </w:rPr>
+      </w:pPr>
+    </w:p>
+    <w:p>
+      <w:pPr>
+        <w:ind w:left="0" w:right="192" w:firstLine="0"/>
+        <w:jc w:val="left"/>
+        <w:rPr>
+          <w:rFonts w:cs="Times New Roman"/>
+          <w:b/>
+          <w:bCs/>
+          <w:szCs w:val="20"/>
+        </w:rPr>
+      </w:pPr>
+    </w:p>
+    <w:p>
+      <w:pPr>
+        <w:ind w:left="0" w:right="192" w:firstLine="0"/>
+        <w:jc w:val="left"/>
+        <w:rPr>
+          <w:rFonts w:cs="Times New Roman"/>
+          <w:b/>
+          <w:bCs/>
+          <w:szCs w:val="20"/>
+        </w:rPr>
+      </w:pPr>
+      <w:r>
+        <w:rPr>
+          <w:rFonts w:cs="Times New Roman"/>
+          <w:b/>
+          <w:bCs/>
+          <w:szCs w:val="20"/>
+        </w:rPr>
+        <w:t xml:space="preserve">5.2.9 </w:t>
+      </w:r>
+      <w:proofErr w:type="spellStart"/>
+      <w:r>
+        <w:rPr>
+          <w:rFonts w:cs="Times New Roman"/>
+          <w:b/>
+          <w:bCs/>
+          <w:szCs w:val="20"/>
+        </w:rPr>
+        <w:t>TesiRimuoviAnnullamentoRichiesta</w:t>
+      </w:r>
+      <w:proofErr w:type="spellEnd"/>
+    </w:p>
+    <w:p>
+      <w:pPr>
+        <w:ind w:left="0" w:right="192" w:firstLine="0"/>
+        <w:jc w:val="left"/>
+        <w:rPr>
+          <w:rFonts w:cs="Times New Roman"/>
+          <w:b/>
+          <w:bCs/>
+          <w:szCs w:val="20"/>
+        </w:rPr>
+      </w:pPr>
+    </w:p>
+    <w:p>
+      <w:pPr>
+        <w:ind w:left="0" w:right="192" w:firstLine="0"/>
+        <w:jc w:val="left"/>
+        <w:rPr>
+          <w:rFonts w:cs="Times New Roman"/>
+          <w:szCs w:val="20"/>
+        </w:rPr>
+      </w:pPr>
+      <w:r>
+        <w:rPr>
+          <w:rFonts w:cs="Times New Roman"/>
+          <w:szCs w:val="20"/>
+        </w:rPr>
+        <w:t xml:space="preserve">CREATE OR REPLACE FUNCTION </w:t>
+      </w:r>
+      <w:proofErr w:type="spellStart"/>
+      <w:proofErr w:type="gramStart"/>
+      <w:r>
+        <w:rPr>
+          <w:rFonts w:cs="Times New Roman"/>
+          <w:szCs w:val="20"/>
+        </w:rPr>
+        <w:t>TesiRimuoviAnnullamentoRichiesta</w:t>
+      </w:r>
+      <w:proofErr w:type="spellEnd"/>
+      <w:r>
+        <w:rPr>
+          <w:rFonts w:cs="Times New Roman"/>
+          <w:szCs w:val="20"/>
+        </w:rPr>
+        <w:t>(</w:t>
+      </w:r>
+      <w:proofErr w:type="gramEnd"/>
+      <w:r>
+        <w:rPr>
+          <w:rFonts w:cs="Times New Roman"/>
+          <w:szCs w:val="20"/>
+        </w:rPr>
+        <w:t>)</w:t>
+      </w:r>
+    </w:p>
+    <w:p>
+      <w:pPr>
+        <w:ind w:left="0" w:right="192" w:firstLine="0"/>
+        <w:jc w:val="left"/>
+        <w:rPr>
+          <w:rFonts w:cs="Times New Roman"/>
+          <w:szCs w:val="20"/>
+          <w:lang w:val="en-US"/>
+        </w:rPr>
+      </w:pPr>
+      <w:r>
+        <w:rPr>
+          <w:rFonts w:cs="Times New Roman"/>
+          <w:szCs w:val="20"/>
+        </w:rPr>
+        <w:tab/>
+      </w:r>
+      <w:r>
+        <w:rPr>
+          <w:rFonts w:cs="Times New Roman"/>
+          <w:szCs w:val="20"/>
+          <w:lang w:val="en-US"/>
+        </w:rPr>
+        <w:t xml:space="preserve">RETURNS trigger AS </w:t>
+      </w:r>
+    </w:p>
+    <w:p>
+      <w:pPr>
+        <w:ind w:left="0" w:right="192" w:firstLine="0"/>
+        <w:jc w:val="left"/>
+        <w:rPr>
+          <w:rFonts w:cs="Times New Roman"/>
+          <w:szCs w:val="20"/>
+          <w:lang w:val="en-US"/>
+        </w:rPr>
+      </w:pPr>
+      <w:r>
+        <w:rPr>
+          <w:rFonts w:cs="Times New Roman"/>
+          <w:szCs w:val="20"/>
+          <w:lang w:val="en-US"/>
+        </w:rPr>
+        <w:t>$</w:t>
+      </w:r>
+      <w:proofErr w:type="spellStart"/>
+      <w:r>
+        <w:rPr>
+          <w:rFonts w:cs="Times New Roman"/>
+          <w:szCs w:val="20"/>
+          <w:lang w:val="en-US"/>
+        </w:rPr>
+        <w:t>TesiRimuoviAnnullamentoRichiesta</w:t>
+      </w:r>
+      <w:proofErr w:type="spellEnd"/>
+      <w:r>
+        <w:rPr>
+          <w:rFonts w:cs="Times New Roman"/>
+          <w:szCs w:val="20"/>
+          <w:lang w:val="en-US"/>
+        </w:rPr>
+        <w:t>$</w:t>
+      </w:r>
+    </w:p>
+    <w:p>
+      <w:pPr>
+        <w:ind w:left="0" w:right="192" w:firstLine="0"/>
+        <w:jc w:val="left"/>
+        <w:rPr>
+          <w:rFonts w:cs="Times New Roman"/>
+          <w:szCs w:val="20"/>
+          <w:lang w:val="en-US"/>
+        </w:rPr>
+      </w:pPr>
+      <w:r>
+        <w:rPr>
+          <w:rFonts w:cs="Times New Roman"/>
+          <w:szCs w:val="20"/>
+          <w:lang w:val="en-US"/>
+        </w:rPr>
+        <w:t>BEGIN</w:t>
+      </w:r>
+      <w:r>
+        <w:rPr>
+          <w:rFonts w:cs="Times New Roman"/>
+          <w:szCs w:val="20"/>
+          <w:lang w:val="en-US"/>
+        </w:rPr>
+        <w:tab/>
+      </w:r>
+    </w:p>
+    <w:p>
+      <w:pPr>
+        <w:ind w:left="0" w:right="192" w:firstLine="0"/>
+        <w:jc w:val="left"/>
+        <w:rPr>
+          <w:rFonts w:cs="Times New Roman"/>
+          <w:szCs w:val="20"/>
+          <w:lang w:val="en-US"/>
+        </w:rPr>
+      </w:pPr>
+      <w:r>
+        <w:rPr>
+          <w:rFonts w:cs="Times New Roman"/>
+          <w:szCs w:val="20"/>
+          <w:lang w:val="en-US"/>
+        </w:rPr>
+        <w:tab/>
+        <w:t xml:space="preserve">IF </w:t>
+      </w:r>
+      <w:proofErr w:type="spellStart"/>
+      <w:r>
+        <w:rPr>
+          <w:rFonts w:cs="Times New Roman"/>
+          <w:szCs w:val="20"/>
+          <w:lang w:val="en-US"/>
+        </w:rPr>
+        <w:t>NEW.Stato</w:t>
+      </w:r>
+      <w:proofErr w:type="spellEnd"/>
+      <w:r>
+        <w:rPr>
+          <w:rFonts w:cs="Times New Roman"/>
+          <w:szCs w:val="20"/>
+          <w:lang w:val="en-US"/>
+        </w:rPr>
+        <w:t xml:space="preserve"> ='X' AND </w:t>
+      </w:r>
+      <w:proofErr w:type="spellStart"/>
+      <w:r>
+        <w:rPr>
+          <w:rFonts w:cs="Times New Roman"/>
+          <w:szCs w:val="20"/>
+          <w:lang w:val="en-US"/>
+        </w:rPr>
+        <w:t>OLD.Stato</w:t>
+      </w:r>
+      <w:proofErr w:type="spellEnd"/>
+      <w:r>
+        <w:rPr>
+          <w:rFonts w:cs="Times New Roman"/>
+          <w:szCs w:val="20"/>
+          <w:lang w:val="en-US"/>
+        </w:rPr>
+        <w:t xml:space="preserve"> = 'V' THEN</w:t>
+      </w:r>
+    </w:p>
+    <w:p>
+      <w:pPr>
+        <w:ind w:left="0" w:right="192" w:firstLine="0"/>
+        <w:jc w:val="left"/>
+        <w:rPr>
+          <w:rFonts w:cs="Times New Roman"/>
+          <w:szCs w:val="20"/>
+          <w:lang w:val="en-US"/>
+        </w:rPr>
+      </w:pPr>
+      <w:r>
+        <w:rPr>
+          <w:rFonts w:cs="Times New Roman"/>
+          <w:szCs w:val="20"/>
+          <w:lang w:val="en-US"/>
+        </w:rPr>
+        <w:tab/>
+      </w:r>
+      <w:r>
+        <w:rPr>
+          <w:rFonts w:cs="Times New Roman"/>
+          <w:szCs w:val="20"/>
+          <w:lang w:val="en-US"/>
+        </w:rPr>
+        <w:tab/>
+        <w:t xml:space="preserve">DELETE FROM SEDUTA </w:t>
+      </w:r>
+    </w:p>
+    <w:p>
+      <w:pPr>
+        <w:ind w:left="0" w:right="192" w:firstLine="0"/>
+        <w:jc w:val="left"/>
+        <w:rPr>
+          <w:rFonts w:cs="Times New Roman"/>
+          <w:szCs w:val="20"/>
+          <w:lang w:val="en-US"/>
+        </w:rPr>
+      </w:pPr>
+      <w:r>
+        <w:rPr>
+          <w:rFonts w:cs="Times New Roman"/>
+          <w:szCs w:val="20"/>
+          <w:lang w:val="en-US"/>
+        </w:rPr>
+        <w:tab/>
+      </w:r>
+      <w:r>
+        <w:rPr>
+          <w:rFonts w:cs="Times New Roman"/>
+          <w:szCs w:val="20"/>
+          <w:lang w:val="en-US"/>
+        </w:rPr>
+        <w:tab/>
+        <w:t xml:space="preserve">WHERE </w:t>
+      </w:r>
+      <w:proofErr w:type="spellStart"/>
+      <w:r>
+        <w:rPr>
+          <w:rFonts w:cs="Times New Roman"/>
+          <w:szCs w:val="20"/>
+          <w:lang w:val="en-US"/>
+        </w:rPr>
+        <w:t>ID_Te</w:t>
+      </w:r>
+      <w:proofErr w:type="spellEnd"/>
+      <w:r>
+        <w:rPr>
+          <w:rFonts w:cs="Times New Roman"/>
+          <w:szCs w:val="20"/>
+          <w:lang w:val="en-US"/>
+        </w:rPr>
+        <w:t xml:space="preserve"> IN (SELECT </w:t>
+      </w:r>
+      <w:proofErr w:type="spellStart"/>
+      <w:r>
+        <w:rPr>
+          <w:rFonts w:cs="Times New Roman"/>
+          <w:szCs w:val="20"/>
+          <w:lang w:val="en-US"/>
+        </w:rPr>
+        <w:t>ID_Te</w:t>
+      </w:r>
+      <w:proofErr w:type="spellEnd"/>
+      <w:r>
+        <w:rPr>
+          <w:rFonts w:cs="Times New Roman"/>
+          <w:szCs w:val="20"/>
+          <w:lang w:val="en-US"/>
+        </w:rPr>
+        <w:t xml:space="preserve"> FROM TESI WHERE </w:t>
+      </w:r>
+      <w:proofErr w:type="spellStart"/>
+      <w:r>
+        <w:rPr>
+          <w:rFonts w:cs="Times New Roman"/>
+          <w:szCs w:val="20"/>
+          <w:lang w:val="en-US"/>
+        </w:rPr>
+        <w:t>ID_Ri</w:t>
+      </w:r>
+      <w:proofErr w:type="spellEnd"/>
+      <w:r>
+        <w:rPr>
+          <w:rFonts w:cs="Times New Roman"/>
+          <w:szCs w:val="20"/>
+          <w:lang w:val="en-US"/>
+        </w:rPr>
+        <w:t xml:space="preserve"> = </w:t>
+      </w:r>
+      <w:proofErr w:type="spellStart"/>
+      <w:r>
+        <w:rPr>
+          <w:rFonts w:cs="Times New Roman"/>
+          <w:szCs w:val="20"/>
+          <w:lang w:val="en-US"/>
+        </w:rPr>
+        <w:t>NEW.ID_Ri</w:t>
+      </w:r>
+      <w:proofErr w:type="spellEnd"/>
+      <w:r>
+        <w:rPr>
+          <w:rFonts w:cs="Times New Roman"/>
+          <w:szCs w:val="20"/>
+          <w:lang w:val="en-US"/>
+        </w:rPr>
+        <w:t>);</w:t>
+      </w:r>
+    </w:p>
+    <w:p>
+      <w:pPr>
+        <w:ind w:left="0" w:right="192" w:firstLine="0"/>
+        <w:jc w:val="left"/>
+        <w:rPr>
+          <w:rFonts w:cs="Times New Roman"/>
+          <w:szCs w:val="20"/>
+          <w:lang w:val="en-US"/>
+        </w:rPr>
+      </w:pPr>
+      <w:r>
+        <w:rPr>
+          <w:rFonts w:cs="Times New Roman"/>
+          <w:szCs w:val="20"/>
+          <w:lang w:val="en-US"/>
+        </w:rPr>
+        <w:tab/>
+      </w:r>
+      <w:r>
+        <w:rPr>
+          <w:rFonts w:cs="Times New Roman"/>
+          <w:szCs w:val="20"/>
+          <w:lang w:val="en-US"/>
+        </w:rPr>
+        <w:tab/>
+        <w:t xml:space="preserve">DELETE FROM TESI </w:t>
+      </w:r>
+    </w:p>
+    <w:p>
+      <w:pPr>
+        <w:ind w:left="0" w:right="192" w:firstLine="0"/>
+        <w:jc w:val="left"/>
+        <w:rPr>
+          <w:rFonts w:cs="Times New Roman"/>
+          <w:szCs w:val="20"/>
+          <w:lang w:val="en-US"/>
+        </w:rPr>
+      </w:pPr>
+      <w:r>
+        <w:rPr>
+          <w:rFonts w:cs="Times New Roman"/>
+          <w:szCs w:val="20"/>
+          <w:lang w:val="en-US"/>
+        </w:rPr>
+        <w:tab/>
+      </w:r>
+      <w:r>
+        <w:rPr>
+          <w:rFonts w:cs="Times New Roman"/>
+          <w:szCs w:val="20"/>
+          <w:lang w:val="en-US"/>
+        </w:rPr>
+        <w:tab/>
+        <w:t xml:space="preserve">WHERE </w:t>
+      </w:r>
+      <w:proofErr w:type="spellStart"/>
+      <w:r>
+        <w:rPr>
+          <w:rFonts w:cs="Times New Roman"/>
+          <w:szCs w:val="20"/>
+          <w:lang w:val="en-US"/>
+        </w:rPr>
+        <w:t>ID_Ri</w:t>
+      </w:r>
+      <w:proofErr w:type="spellEnd"/>
+      <w:r>
+        <w:rPr>
+          <w:rFonts w:cs="Times New Roman"/>
+          <w:szCs w:val="20"/>
+          <w:lang w:val="en-US"/>
+        </w:rPr>
+        <w:t xml:space="preserve"> = </w:t>
+      </w:r>
+      <w:proofErr w:type="spellStart"/>
+      <w:r>
+        <w:rPr>
+          <w:rFonts w:cs="Times New Roman"/>
+          <w:szCs w:val="20"/>
+          <w:lang w:val="en-US"/>
+        </w:rPr>
+        <w:t>NEW.ID_Ri</w:t>
+      </w:r>
+      <w:proofErr w:type="spellEnd"/>
+      <w:r>
+        <w:rPr>
+          <w:rFonts w:cs="Times New Roman"/>
+          <w:szCs w:val="20"/>
+          <w:lang w:val="en-US"/>
+        </w:rPr>
+        <w:t>;</w:t>
+      </w:r>
+    </w:p>
+    <w:p>
+      <w:pPr>
+        <w:ind w:left="0" w:right="192" w:firstLine="0"/>
+        <w:jc w:val="left"/>
+        <w:rPr>
+          <w:rFonts w:cs="Times New Roman"/>
+          <w:szCs w:val="20"/>
+          <w:lang w:val="en-US"/>
+        </w:rPr>
+      </w:pPr>
+      <w:r>
+        <w:rPr>
+          <w:rFonts w:cs="Times New Roman"/>
+          <w:szCs w:val="20"/>
+          <w:lang w:val="en-US"/>
+        </w:rPr>
+        <w:tab/>
+        <w:t>END IF;</w:t>
+      </w:r>
+    </w:p>
+    <w:p>
+      <w:pPr>
+        <w:ind w:left="0" w:right="192" w:firstLine="0"/>
+        <w:jc w:val="left"/>
+        <w:rPr>
+          <w:rFonts w:cs="Times New Roman"/>
+          <w:szCs w:val="20"/>
+          <w:lang w:val="en-US"/>
+        </w:rPr>
+      </w:pPr>
+      <w:r>
+        <w:rPr>
+          <w:rFonts w:cs="Times New Roman"/>
+          <w:szCs w:val="20"/>
+          <w:lang w:val="en-US"/>
+        </w:rPr>
+        <w:tab/>
+      </w:r>
+    </w:p>
+    <w:p>
+      <w:pPr>
+        <w:ind w:left="0" w:right="192" w:firstLine="0"/>
+        <w:jc w:val="left"/>
+        <w:rPr>
+          <w:rFonts w:cs="Times New Roman"/>
+          <w:szCs w:val="20"/>
+          <w:lang w:val="en-US"/>
+        </w:rPr>
+      </w:pPr>
+      <w:r>
+        <w:rPr>
+          <w:rFonts w:cs="Times New Roman"/>
+          <w:szCs w:val="20"/>
+          <w:lang w:val="en-US"/>
+        </w:rPr>
+        <w:tab/>
+        <w:t>RETURN NEW;</w:t>
+      </w:r>
+    </w:p>
+    <w:p>
+      <w:pPr>
+        <w:ind w:left="0" w:right="192" w:firstLine="0"/>
+        <w:jc w:val="left"/>
+        <w:rPr>
+          <w:rFonts w:cs="Times New Roman"/>
+          <w:szCs w:val="20"/>
+          <w:lang w:val="en-US"/>
+        </w:rPr>
+      </w:pPr>
+      <w:r>
+        <w:rPr>
+          <w:rFonts w:cs="Times New Roman"/>
+          <w:szCs w:val="20"/>
+          <w:lang w:val="en-US"/>
+        </w:rPr>
+        <w:t>END;</w:t>
+      </w:r>
+      <w:r>
+        <w:rPr>
+          <w:rFonts w:cs="Times New Roman"/>
+          <w:szCs w:val="20"/>
+          <w:lang w:val="en-US"/>
+        </w:rPr>
+        <w:tab/>
+      </w:r>
+    </w:p>
+    <w:p>
+      <w:pPr>
+        <w:ind w:left="0" w:right="192" w:firstLine="0"/>
+        <w:jc w:val="left"/>
+        <w:rPr>
+          <w:rFonts w:cs="Times New Roman"/>
+          <w:szCs w:val="20"/>
+        </w:rPr>
+      </w:pPr>
+      <w:r>
+        <w:rPr>
+          <w:rFonts w:cs="Times New Roman"/>
+          <w:szCs w:val="20"/>
+        </w:rPr>
+        <w:t>$</w:t>
+      </w:r>
+      <w:proofErr w:type="spellStart"/>
+      <w:r>
+        <w:rPr>
+          <w:rFonts w:cs="Times New Roman"/>
+          <w:szCs w:val="20"/>
+        </w:rPr>
+        <w:t>TesiRimuoviAnnullamentoRichiesta</w:t>
+      </w:r>
+      <w:proofErr w:type="spellEnd"/>
+      <w:r>
+        <w:rPr>
+          <w:rFonts w:cs="Times New Roman"/>
+          <w:szCs w:val="20"/>
+        </w:rPr>
+        <w:t xml:space="preserve">$ LANGUAGE </w:t>
+      </w:r>
+      <w:proofErr w:type="spellStart"/>
+      <w:r>
+        <w:rPr>
+          <w:rFonts w:cs="Times New Roman"/>
+          <w:szCs w:val="20"/>
+        </w:rPr>
+        <w:t>plpgsql</w:t>
+      </w:r>
+      <w:proofErr w:type="spellEnd"/>
+      <w:r>
+        <w:rPr>
+          <w:rFonts w:cs="Times New Roman"/>
+          <w:szCs w:val="20"/>
+        </w:rPr>
+        <w:t>;</w:t>
+      </w:r>
+    </w:p>
+    <w:p>
+      <w:pPr>
+        <w:ind w:left="0" w:right="192" w:firstLine="0"/>
+        <w:jc w:val="left"/>
+        <w:rPr>
+          <w:rFonts w:cs="Times New Roman"/>
+          <w:szCs w:val="20"/>
+        </w:rPr>
+      </w:pPr>
+    </w:p>
+    <w:p>
+      <w:pPr>
+        <w:ind w:left="0" w:right="192" w:firstLine="0"/>
+        <w:jc w:val="left"/>
+        <w:rPr>
+          <w:rFonts w:cs="Times New Roman"/>
+          <w:szCs w:val="20"/>
+        </w:rPr>
+      </w:pPr>
+      <w:r>
+        <w:rPr>
+          <w:rFonts w:cs="Times New Roman"/>
+          <w:szCs w:val="20"/>
+        </w:rPr>
+        <w:t xml:space="preserve">CREATE OR REPLACE TRIGGER </w:t>
+      </w:r>
+      <w:proofErr w:type="spellStart"/>
+      <w:r>
+        <w:rPr>
+          <w:rFonts w:cs="Times New Roman"/>
+          <w:szCs w:val="20"/>
+        </w:rPr>
+        <w:t>TesiRimuoviAnnullamentoRichiestaTrigger</w:t>
+      </w:r>
+      <w:proofErr w:type="spellEnd"/>
+    </w:p>
+    <w:p>
+      <w:pPr>
+        <w:ind w:left="0" w:right="192" w:firstLine="0"/>
+        <w:jc w:val="left"/>
+        <w:rPr>
+          <w:rFonts w:cs="Times New Roman"/>
+          <w:szCs w:val="20"/>
+          <w:lang w:val="en-US"/>
+        </w:rPr>
+      </w:pPr>
+      <w:r>
+        <w:rPr>
+          <w:rFonts w:cs="Times New Roman"/>
+          <w:szCs w:val="20"/>
+        </w:rPr>
+        <w:tab/>
+      </w:r>
+      <w:r>
+        <w:rPr>
+          <w:rFonts w:cs="Times New Roman"/>
+          <w:szCs w:val="20"/>
+          <w:lang w:val="en-US"/>
+        </w:rPr>
+        <w:t>AFTER UPDATE ON RICHIESTA</w:t>
+      </w:r>
+    </w:p>
+    <w:p>
+      <w:pPr>
+        <w:ind w:left="0" w:right="192" w:firstLine="0"/>
+        <w:jc w:val="left"/>
+        <w:rPr>
+          <w:rFonts w:cs="Times New Roman"/>
+          <w:szCs w:val="20"/>
+          <w:lang w:val="en-US"/>
+        </w:rPr>
+      </w:pPr>
+      <w:r>
+        <w:rPr>
+          <w:rFonts w:cs="Times New Roman"/>
+          <w:szCs w:val="20"/>
+          <w:lang w:val="en-US"/>
+        </w:rPr>
+        <w:tab/>
+        <w:t>FOR EACH ROW</w:t>
+      </w:r>
+    </w:p>
+    <w:p>
+      <w:pPr>
+        <w:ind w:left="0" w:right="192" w:firstLine="0"/>
+        <w:jc w:val="left"/>
+        <w:rPr>
+          <w:rFonts w:cs="Times New Roman"/>
+          <w:szCs w:val="20"/>
+        </w:rPr>
+      </w:pPr>
+      <w:r>
+        <w:rPr>
+          <w:rFonts w:cs="Times New Roman"/>
+          <w:szCs w:val="20"/>
+        </w:rPr>
+        <w:t xml:space="preserve">EXECUTE FUNCTION </w:t>
+      </w:r>
+      <w:proofErr w:type="spellStart"/>
+      <w:proofErr w:type="gramStart"/>
+      <w:r>
+        <w:rPr>
+          <w:rFonts w:cs="Times New Roman"/>
+          <w:szCs w:val="20"/>
+        </w:rPr>
+        <w:t>TesiRimuoviAnnullamentoRichiesta</w:t>
+      </w:r>
+      <w:proofErr w:type="spellEnd"/>
+      <w:r>
+        <w:rPr>
+          <w:rFonts w:cs="Times New Roman"/>
+          <w:szCs w:val="20"/>
+        </w:rPr>
+        <w:t>(</w:t>
+      </w:r>
+      <w:proofErr w:type="gramEnd"/>
+      <w:r>
+        <w:rPr>
+          <w:rFonts w:cs="Times New Roman"/>
+          <w:szCs w:val="20"/>
+        </w:rPr>
+        <w:t>);</w:t>
+      </w:r>
+    </w:p>
+    <w:p>
+      <w:pPr>
+        <w:ind w:left="0" w:right="192" w:firstLine="0"/>
+        <w:jc w:val="left"/>
+        <w:rPr>
+          <w:rFonts w:cs="Times New Roman"/>
+          <w:szCs w:val="20"/>
+        </w:rPr>
+      </w:pPr>
+    </w:p>
+    <w:p>
+      <w:pPr>
+        <w:ind w:left="0" w:right="192" w:firstLine="0"/>
+        <w:jc w:val="left"/>
+        <w:rPr>
+          <w:rFonts w:cs="Times New Roman"/>
+          <w:b/>
+          <w:bCs/>
+          <w:szCs w:val="20"/>
+        </w:rPr>
+      </w:pPr>
+    </w:p>
+    <w:p>
+      <w:pPr>
+        <w:ind w:left="0" w:right="192" w:firstLine="0"/>
+        <w:jc w:val="left"/>
+        <w:rPr>
+          <w:rFonts w:cs="Times New Roman"/>
+          <w:b/>
+          <w:bCs/>
+          <w:szCs w:val="20"/>
+        </w:rPr>
+      </w:pPr>
+    </w:p>
+    <w:p>
+      <w:pPr>
+        <w:ind w:left="0" w:right="192" w:firstLine="0"/>
+        <w:jc w:val="left"/>
+        <w:rPr>
+          <w:rFonts w:cs="Times New Roman"/>
+          <w:b/>
+          <w:bCs/>
+          <w:szCs w:val="20"/>
+        </w:rPr>
+      </w:pPr>
+    </w:p>
+    <w:p>
+      <w:pPr>
+        <w:ind w:left="0" w:right="192" w:firstLine="0"/>
+        <w:jc w:val="left"/>
+        <w:rPr>
+          <w:rFonts w:cs="Times New Roman"/>
+          <w:b/>
+          <w:bCs/>
+          <w:szCs w:val="20"/>
+        </w:rPr>
+      </w:pPr>
+    </w:p>
+    <w:p>
+      <w:pPr>
+        <w:ind w:left="0" w:right="192" w:firstLine="0"/>
+        <w:jc w:val="left"/>
+        <w:rPr>
+          <w:rFonts w:cs="Times New Roman"/>
+          <w:b/>
+          <w:bCs/>
+          <w:szCs w:val="20"/>
+        </w:rPr>
+      </w:pPr>
+    </w:p>
+    <w:p>
+      <w:pPr>
+        <w:ind w:left="0" w:right="192" w:firstLine="0"/>
+        <w:jc w:val="left"/>
+        <w:rPr>
+          <w:rFonts w:cs="Times New Roman"/>
+          <w:b/>
+          <w:bCs/>
+          <w:szCs w:val="20"/>
+        </w:rPr>
+      </w:pPr>
+    </w:p>
+    <w:p>
+      <w:pPr>
+        <w:ind w:left="0" w:right="192" w:firstLine="0"/>
+        <w:jc w:val="left"/>
+        <w:rPr>
+          <w:rFonts w:cs="Times New Roman"/>
+          <w:b/>
+          <w:bCs/>
+          <w:szCs w:val="20"/>
+        </w:rPr>
+      </w:pPr>
+    </w:p>
+    <w:p>
+      <w:pPr>
+        <w:ind w:left="0" w:right="192" w:firstLine="0"/>
+        <w:jc w:val="left"/>
+        <w:rPr>
+          <w:rFonts w:cs="Times New Roman"/>
+          <w:b/>
+          <w:bCs/>
+          <w:szCs w:val="20"/>
+        </w:rPr>
+      </w:pPr>
+    </w:p>
+    <w:p>
+      <w:pPr>
+        <w:ind w:left="0" w:right="192" w:firstLine="0"/>
+        <w:jc w:val="left"/>
+        <w:rPr>
+          <w:rFonts w:cs="Times New Roman"/>
+          <w:b/>
+          <w:bCs/>
+          <w:szCs w:val="20"/>
+        </w:rPr>
+      </w:pPr>
+    </w:p>
+    <w:p>
+      <w:pPr>
+        <w:ind w:left="0" w:right="192" w:firstLine="0"/>
+        <w:jc w:val="left"/>
+        <w:rPr>
+          <w:rFonts w:cs="Times New Roman"/>
+          <w:b/>
+          <w:bCs/>
+          <w:szCs w:val="20"/>
+        </w:rPr>
+      </w:pPr>
+    </w:p>
+    <w:p>
+      <w:pPr>
+        <w:ind w:left="0" w:right="192" w:firstLine="0"/>
+        <w:jc w:val="left"/>
+        <w:rPr>
+          <w:rFonts w:cs="Times New Roman"/>
+          <w:b/>
+          <w:bCs/>
+          <w:szCs w:val="20"/>
+        </w:rPr>
+      </w:pPr>
+    </w:p>
+    <w:p>
+      <w:pPr>
+        <w:ind w:left="0" w:right="192" w:firstLine="0"/>
+        <w:jc w:val="left"/>
+        <w:rPr>
+          <w:rFonts w:cs="Times New Roman"/>
+          <w:b/>
+          <w:bCs/>
+          <w:szCs w:val="20"/>
+        </w:rPr>
+      </w:pPr>
+    </w:p>
+    <w:p>
+      <w:pPr>
+        <w:ind w:left="0" w:right="192" w:firstLine="0"/>
+        <w:jc w:val="left"/>
+        <w:rPr>
+          <w:rFonts w:cs="Times New Roman"/>
+          <w:b/>
+          <w:bCs/>
+          <w:szCs w:val="20"/>
+        </w:rPr>
+      </w:pPr>
+    </w:p>
+    <w:p>
+      <w:pPr>
+        <w:ind w:left="0" w:right="192" w:firstLine="0"/>
+        <w:jc w:val="left"/>
+        <w:rPr>
+          <w:rFonts w:cs="Times New Roman"/>
+          <w:b/>
+          <w:bCs/>
+          <w:szCs w:val="20"/>
+        </w:rPr>
+      </w:pPr>
+    </w:p>
+    <w:p>
+      <w:pPr>
+        <w:ind w:left="0" w:right="192" w:firstLine="0"/>
+        <w:jc w:val="left"/>
+        <w:rPr>
+          <w:rFonts w:cs="Times New Roman"/>
+          <w:b/>
+          <w:bCs/>
+          <w:szCs w:val="20"/>
+        </w:rPr>
+      </w:pPr>
+    </w:p>
+    <w:p>
+      <w:pPr>
+        <w:ind w:left="0" w:right="192" w:firstLine="0"/>
+        <w:jc w:val="left"/>
+        <w:rPr>
+          <w:rFonts w:cs="Times New Roman"/>
+          <w:b/>
+          <w:bCs/>
+          <w:szCs w:val="20"/>
+        </w:rPr>
+      </w:pPr>
+    </w:p>
+    <w:p>
+      <w:pPr>
+        <w:ind w:left="0" w:right="192" w:firstLine="0"/>
+        <w:jc w:val="left"/>
+        <w:rPr>
+          <w:rFonts w:cs="Times New Roman"/>
+          <w:b/>
+          <w:bCs/>
+          <w:szCs w:val="20"/>
+        </w:rPr>
+      </w:pPr>
+    </w:p>
+    <w:p>
+      <w:pPr>
+        <w:ind w:left="0" w:right="192" w:firstLine="0"/>
+        <w:jc w:val="left"/>
+        <w:rPr>
+          <w:rFonts w:cs="Times New Roman"/>
+          <w:b/>
+          <w:bCs/>
+          <w:szCs w:val="20"/>
+        </w:rPr>
+      </w:pPr>
+    </w:p>
+    <w:p>
+      <w:pPr>
+        <w:ind w:left="0" w:right="192" w:firstLine="0"/>
+        <w:jc w:val="left"/>
+        <w:rPr>
+          <w:rFonts w:cs="Times New Roman"/>
+          <w:b/>
+          <w:bCs/>
+          <w:szCs w:val="20"/>
+        </w:rPr>
+      </w:pPr>
+    </w:p>
+    <w:p>
+      <w:pPr>
+        <w:ind w:left="0" w:right="192" w:firstLine="0"/>
+        <w:jc w:val="left"/>
+        <w:rPr>
+          <w:rFonts w:cs="Times New Roman"/>
+          <w:b/>
+          <w:bCs/>
+          <w:szCs w:val="20"/>
+        </w:rPr>
+      </w:pPr>
+    </w:p>
+    <w:p>
+      <w:pPr>
+        <w:ind w:left="0" w:right="192" w:firstLine="0"/>
+        <w:jc w:val="left"/>
+        <w:rPr>
+          <w:rFonts w:cs="Times New Roman"/>
+          <w:b/>
+          <w:bCs/>
+          <w:szCs w:val="20"/>
+        </w:rPr>
+      </w:pPr>
+      <w:r>
+        <w:rPr>
+          <w:rFonts w:cs="Times New Roman"/>
+          <w:b/>
+          <w:bCs/>
+          <w:szCs w:val="20"/>
+        </w:rPr>
+        <w:t xml:space="preserve">5.2.10 </w:t>
+      </w:r>
+      <w:proofErr w:type="spellStart"/>
+      <w:r>
+        <w:rPr>
+          <w:rFonts w:cs="Times New Roman"/>
+          <w:b/>
+          <w:bCs/>
+          <w:szCs w:val="20"/>
+        </w:rPr>
+        <w:t>SedutaRimuoviAnnullamentoTesi</w:t>
+      </w:r>
+      <w:proofErr w:type="spellEnd"/>
+    </w:p>
+    <w:p>
+      <w:pPr>
+        <w:ind w:left="0" w:right="192" w:firstLine="0"/>
+        <w:jc w:val="left"/>
+        <w:rPr>
+          <w:rFonts w:cs="Times New Roman"/>
+          <w:b/>
+          <w:bCs/>
+          <w:szCs w:val="20"/>
+        </w:rPr>
+      </w:pPr>
+    </w:p>
+    <w:p>
+      <w:pPr>
+        <w:ind w:left="0" w:right="192" w:firstLine="0"/>
+        <w:jc w:val="left"/>
+        <w:rPr>
+          <w:rFonts w:cs="Times New Roman"/>
+          <w:szCs w:val="20"/>
+        </w:rPr>
+      </w:pPr>
+      <w:r>
+        <w:rPr>
+          <w:rFonts w:cs="Times New Roman"/>
+          <w:szCs w:val="20"/>
+        </w:rPr>
+        <w:t xml:space="preserve">CREATE OR REPLACE FUNCTION </w:t>
+      </w:r>
+      <w:proofErr w:type="spellStart"/>
+      <w:proofErr w:type="gramStart"/>
+      <w:r>
+        <w:rPr>
+          <w:rFonts w:cs="Times New Roman"/>
+          <w:szCs w:val="20"/>
+        </w:rPr>
+        <w:t>SedutaRimuoviAnnullamentoTesi</w:t>
+      </w:r>
+      <w:proofErr w:type="spellEnd"/>
+      <w:r>
+        <w:rPr>
+          <w:rFonts w:cs="Times New Roman"/>
+          <w:szCs w:val="20"/>
+        </w:rPr>
+        <w:t>(</w:t>
+      </w:r>
+      <w:proofErr w:type="gramEnd"/>
+      <w:r>
+        <w:rPr>
+          <w:rFonts w:cs="Times New Roman"/>
+          <w:szCs w:val="20"/>
+        </w:rPr>
+        <w:t>)</w:t>
+      </w:r>
+    </w:p>
+    <w:p>
+      <w:pPr>
+        <w:ind w:left="0" w:right="192" w:firstLine="0"/>
+        <w:jc w:val="left"/>
+        <w:rPr>
+          <w:rFonts w:cs="Times New Roman"/>
+          <w:szCs w:val="20"/>
+          <w:lang w:val="en-US"/>
+        </w:rPr>
+      </w:pPr>
+      <w:r>
+        <w:rPr>
+          <w:rFonts w:cs="Times New Roman"/>
+          <w:szCs w:val="20"/>
+        </w:rPr>
+        <w:tab/>
+      </w:r>
+      <w:r>
+        <w:rPr>
+          <w:rFonts w:cs="Times New Roman"/>
+          <w:szCs w:val="20"/>
+          <w:lang w:val="en-US"/>
+        </w:rPr>
+        <w:t xml:space="preserve">RETURNS trigger AS </w:t>
+      </w:r>
+    </w:p>
+    <w:p>
+      <w:pPr>
+        <w:ind w:left="0" w:right="192" w:firstLine="0"/>
+        <w:jc w:val="left"/>
+        <w:rPr>
+          <w:rFonts w:cs="Times New Roman"/>
+          <w:szCs w:val="20"/>
+          <w:lang w:val="en-US"/>
+        </w:rPr>
+      </w:pPr>
+      <w:r>
+        <w:rPr>
+          <w:rFonts w:cs="Times New Roman"/>
+          <w:szCs w:val="20"/>
+          <w:lang w:val="en-US"/>
+        </w:rPr>
+        <w:t>$</w:t>
+      </w:r>
+      <w:proofErr w:type="spellStart"/>
+      <w:r>
+        <w:rPr>
+          <w:rFonts w:cs="Times New Roman"/>
+          <w:szCs w:val="20"/>
+          <w:lang w:val="en-US"/>
+        </w:rPr>
+        <w:t>SedutaRimuoviAnnullamentoTesi</w:t>
+      </w:r>
+      <w:proofErr w:type="spellEnd"/>
+      <w:r>
+        <w:rPr>
+          <w:rFonts w:cs="Times New Roman"/>
+          <w:szCs w:val="20"/>
+          <w:lang w:val="en-US"/>
+        </w:rPr>
+        <w:t>$</w:t>
+      </w:r>
+    </w:p>
+    <w:p>
+      <w:pPr>
+        <w:ind w:left="0" w:right="192" w:firstLine="0"/>
+        <w:jc w:val="left"/>
+        <w:rPr>
+          <w:rFonts w:cs="Times New Roman"/>
+          <w:szCs w:val="20"/>
+          <w:lang w:val="en-US"/>
+        </w:rPr>
+      </w:pPr>
+      <w:r>
+        <w:rPr>
+          <w:rFonts w:cs="Times New Roman"/>
+          <w:szCs w:val="20"/>
+          <w:lang w:val="en-US"/>
+        </w:rPr>
+        <w:t>BEGIN</w:t>
+      </w:r>
+      <w:r>
+        <w:rPr>
+          <w:rFonts w:cs="Times New Roman"/>
+          <w:szCs w:val="20"/>
+          <w:lang w:val="en-US"/>
+        </w:rPr>
+        <w:tab/>
+      </w:r>
+    </w:p>
+    <w:p>
+      <w:pPr>
+        <w:ind w:left="0" w:right="192" w:firstLine="0"/>
+        <w:jc w:val="left"/>
+        <w:rPr>
+          <w:rFonts w:cs="Times New Roman"/>
+          <w:szCs w:val="20"/>
+          <w:lang w:val="en-US"/>
+        </w:rPr>
+      </w:pPr>
+      <w:r>
+        <w:rPr>
+          <w:rFonts w:cs="Times New Roman"/>
+          <w:szCs w:val="20"/>
+          <w:lang w:val="en-US"/>
+        </w:rPr>
+        <w:tab/>
+        <w:t xml:space="preserve">IF </w:t>
+      </w:r>
+      <w:proofErr w:type="spellStart"/>
+      <w:r>
+        <w:rPr>
+          <w:rFonts w:cs="Times New Roman"/>
+          <w:szCs w:val="20"/>
+          <w:lang w:val="en-US"/>
+        </w:rPr>
+        <w:t>NEW.Stato</w:t>
+      </w:r>
+      <w:proofErr w:type="spellEnd"/>
+      <w:r>
+        <w:rPr>
+          <w:rFonts w:cs="Times New Roman"/>
+          <w:szCs w:val="20"/>
+          <w:lang w:val="en-US"/>
+        </w:rPr>
+        <w:t xml:space="preserve"> ='X' AND </w:t>
+      </w:r>
+      <w:proofErr w:type="spellStart"/>
+      <w:r>
+        <w:rPr>
+          <w:rFonts w:cs="Times New Roman"/>
+          <w:szCs w:val="20"/>
+          <w:lang w:val="en-US"/>
+        </w:rPr>
+        <w:t>OLD.Stato</w:t>
+      </w:r>
+      <w:proofErr w:type="spellEnd"/>
+      <w:r>
+        <w:rPr>
+          <w:rFonts w:cs="Times New Roman"/>
+          <w:szCs w:val="20"/>
+          <w:lang w:val="en-US"/>
+        </w:rPr>
+        <w:t xml:space="preserve"> = 'V' THEN</w:t>
+      </w:r>
+    </w:p>
+    <w:p>
+      <w:pPr>
+        <w:ind w:left="0" w:right="192" w:firstLine="0"/>
+        <w:jc w:val="left"/>
+        <w:rPr>
+          <w:rFonts w:cs="Times New Roman"/>
+          <w:szCs w:val="20"/>
+          <w:lang w:val="en-US"/>
+        </w:rPr>
+      </w:pPr>
+      <w:r>
+        <w:rPr>
+          <w:rFonts w:cs="Times New Roman"/>
+          <w:szCs w:val="20"/>
+          <w:lang w:val="en-US"/>
+        </w:rPr>
+        <w:tab/>
+      </w:r>
+      <w:r>
+        <w:rPr>
+          <w:rFonts w:cs="Times New Roman"/>
+          <w:szCs w:val="20"/>
+          <w:lang w:val="en-US"/>
+        </w:rPr>
+        <w:tab/>
+        <w:t xml:space="preserve">DELETE FROM SEDUTA </w:t>
+      </w:r>
+    </w:p>
+    <w:p>
+      <w:pPr>
+        <w:ind w:left="0" w:right="192" w:firstLine="0"/>
+        <w:jc w:val="left"/>
+        <w:rPr>
+          <w:rFonts w:cs="Times New Roman"/>
+          <w:szCs w:val="20"/>
+          <w:lang w:val="en-US"/>
+        </w:rPr>
+      </w:pPr>
+      <w:r>
+        <w:rPr>
+          <w:rFonts w:cs="Times New Roman"/>
+          <w:szCs w:val="20"/>
+          <w:lang w:val="en-US"/>
+        </w:rPr>
+        <w:tab/>
+      </w:r>
+      <w:r>
+        <w:rPr>
+          <w:rFonts w:cs="Times New Roman"/>
+          <w:szCs w:val="20"/>
+          <w:lang w:val="en-US"/>
+        </w:rPr>
+        <w:tab/>
+        <w:t xml:space="preserve">WHERE </w:t>
+      </w:r>
+      <w:proofErr w:type="spellStart"/>
+      <w:r>
+        <w:rPr>
+          <w:rFonts w:cs="Times New Roman"/>
+          <w:szCs w:val="20"/>
+          <w:lang w:val="en-US"/>
+        </w:rPr>
+        <w:t>ID_Te</w:t>
+      </w:r>
+      <w:proofErr w:type="spellEnd"/>
+      <w:r>
+        <w:rPr>
+          <w:rFonts w:cs="Times New Roman"/>
+          <w:szCs w:val="20"/>
+          <w:lang w:val="en-US"/>
+        </w:rPr>
+        <w:t xml:space="preserve"> = </w:t>
+      </w:r>
+      <w:proofErr w:type="spellStart"/>
+      <w:r>
+        <w:rPr>
+          <w:rFonts w:cs="Times New Roman"/>
+          <w:szCs w:val="20"/>
+          <w:lang w:val="en-US"/>
+        </w:rPr>
+        <w:t>NEW.ID_Te</w:t>
+      </w:r>
+      <w:proofErr w:type="spellEnd"/>
+      <w:r>
+        <w:rPr>
+          <w:rFonts w:cs="Times New Roman"/>
+          <w:szCs w:val="20"/>
+          <w:lang w:val="en-US"/>
+        </w:rPr>
+        <w:t>;</w:t>
+      </w:r>
+    </w:p>
+    <w:p>
+      <w:pPr>
+        <w:ind w:left="0" w:right="192" w:firstLine="0"/>
+        <w:jc w:val="left"/>
+        <w:rPr>
+          <w:rFonts w:cs="Times New Roman"/>
+          <w:szCs w:val="20"/>
+          <w:lang w:val="en-US"/>
+        </w:rPr>
+      </w:pPr>
+      <w:r>
+        <w:rPr>
+          <w:rFonts w:cs="Times New Roman"/>
+          <w:szCs w:val="20"/>
+          <w:lang w:val="en-US"/>
+        </w:rPr>
+        <w:tab/>
+        <w:t>END IF;</w:t>
+      </w:r>
+    </w:p>
+    <w:p>
+      <w:pPr>
+        <w:ind w:left="0" w:right="192" w:firstLine="0"/>
+        <w:jc w:val="left"/>
+        <w:rPr>
+          <w:rFonts w:cs="Times New Roman"/>
+          <w:szCs w:val="20"/>
+          <w:lang w:val="en-US"/>
+        </w:rPr>
+      </w:pPr>
+      <w:r>
+        <w:rPr>
+          <w:rFonts w:cs="Times New Roman"/>
+          <w:szCs w:val="20"/>
+          <w:lang w:val="en-US"/>
+        </w:rPr>
+        <w:tab/>
+      </w:r>
+    </w:p>
+    <w:p>
+      <w:pPr>
+        <w:ind w:left="0" w:right="192" w:firstLine="0"/>
+        <w:jc w:val="left"/>
+        <w:rPr>
+          <w:rFonts w:cs="Times New Roman"/>
+          <w:szCs w:val="20"/>
+          <w:lang w:val="en-US"/>
+        </w:rPr>
+      </w:pPr>
+      <w:r>
+        <w:rPr>
+          <w:rFonts w:cs="Times New Roman"/>
+          <w:szCs w:val="20"/>
+          <w:lang w:val="en-US"/>
+        </w:rPr>
+        <w:tab/>
+        <w:t>RETURN NEW;</w:t>
+      </w:r>
+    </w:p>
+    <w:p>
+      <w:pPr>
+        <w:ind w:left="0" w:right="192" w:firstLine="0"/>
+        <w:jc w:val="left"/>
+        <w:rPr>
+          <w:rFonts w:cs="Times New Roman"/>
+          <w:szCs w:val="20"/>
+          <w:lang w:val="en-US"/>
+        </w:rPr>
+      </w:pPr>
+      <w:r>
+        <w:rPr>
+          <w:rFonts w:cs="Times New Roman"/>
+          <w:szCs w:val="20"/>
+          <w:lang w:val="en-US"/>
+        </w:rPr>
+        <w:t>END;</w:t>
+      </w:r>
+      <w:r>
+        <w:rPr>
+          <w:rFonts w:cs="Times New Roman"/>
+          <w:szCs w:val="20"/>
+          <w:lang w:val="en-US"/>
+        </w:rPr>
+        <w:tab/>
+      </w:r>
+    </w:p>
+    <w:p>
+      <w:pPr>
+        <w:ind w:left="0" w:right="192" w:firstLine="0"/>
+        <w:jc w:val="left"/>
+        <w:rPr>
+          <w:rFonts w:cs="Times New Roman"/>
+          <w:szCs w:val="20"/>
+        </w:rPr>
+      </w:pPr>
+      <w:r>
+        <w:rPr>
+          <w:rFonts w:cs="Times New Roman"/>
+          <w:szCs w:val="20"/>
+        </w:rPr>
+        <w:t>$</w:t>
+      </w:r>
+      <w:proofErr w:type="spellStart"/>
+      <w:r>
+        <w:rPr>
+          <w:rFonts w:cs="Times New Roman"/>
+          <w:szCs w:val="20"/>
+        </w:rPr>
+        <w:t>SedutaRimuoviAnnullamentoTesi</w:t>
+      </w:r>
+      <w:proofErr w:type="spellEnd"/>
+      <w:r>
+        <w:rPr>
+          <w:rFonts w:cs="Times New Roman"/>
+          <w:szCs w:val="20"/>
+        </w:rPr>
+        <w:t xml:space="preserve">$ LANGUAGE </w:t>
+      </w:r>
+      <w:proofErr w:type="spellStart"/>
+      <w:r>
+        <w:rPr>
+          <w:rFonts w:cs="Times New Roman"/>
+          <w:szCs w:val="20"/>
+        </w:rPr>
+        <w:t>plpgsql</w:t>
+      </w:r>
+      <w:proofErr w:type="spellEnd"/>
+      <w:r>
+        <w:rPr>
+          <w:rFonts w:cs="Times New Roman"/>
+          <w:szCs w:val="20"/>
+        </w:rPr>
+        <w:t>;</w:t>
+      </w:r>
+    </w:p>
+    <w:p>
+      <w:pPr>
+        <w:ind w:left="0" w:right="192" w:firstLine="0"/>
+        <w:jc w:val="left"/>
+        <w:rPr>
+          <w:rFonts w:cs="Times New Roman"/>
+          <w:szCs w:val="20"/>
+        </w:rPr>
+      </w:pPr>
+    </w:p>
+    <w:p>
+      <w:pPr>
+        <w:ind w:left="0" w:right="192" w:firstLine="0"/>
+        <w:jc w:val="left"/>
+        <w:rPr>
+          <w:rFonts w:cs="Times New Roman"/>
+          <w:szCs w:val="20"/>
+        </w:rPr>
+      </w:pPr>
+      <w:r>
+        <w:rPr>
+          <w:rFonts w:cs="Times New Roman"/>
+          <w:szCs w:val="20"/>
+        </w:rPr>
+        <w:t xml:space="preserve">CREATE OR REPLACE TRIGGER </w:t>
+      </w:r>
+      <w:proofErr w:type="spellStart"/>
+      <w:r>
+        <w:rPr>
+          <w:rFonts w:cs="Times New Roman"/>
+          <w:szCs w:val="20"/>
+        </w:rPr>
+        <w:t>SedutaRimuoviAnnullamentoTesiTrigger</w:t>
+      </w:r>
+      <w:proofErr w:type="spellEnd"/>
+    </w:p>
+    <w:p>
+      <w:pPr>
+        <w:ind w:left="0" w:right="192" w:firstLine="0"/>
+        <w:jc w:val="left"/>
+        <w:rPr>
+          <w:rFonts w:cs="Times New Roman"/>
+          <w:szCs w:val="20"/>
+          <w:lang w:val="en-US"/>
+        </w:rPr>
+      </w:pPr>
+      <w:r>
+        <w:rPr>
+          <w:rFonts w:cs="Times New Roman"/>
+          <w:szCs w:val="20"/>
+        </w:rPr>
+        <w:tab/>
+      </w:r>
+      <w:r>
+        <w:rPr>
+          <w:rFonts w:cs="Times New Roman"/>
+          <w:szCs w:val="20"/>
+          <w:lang w:val="en-US"/>
+        </w:rPr>
+        <w:t>AFTER UPDATE ON TESI</w:t>
+      </w:r>
+    </w:p>
+    <w:p>
+      <w:pPr>
+        <w:ind w:left="0" w:right="192" w:firstLine="0"/>
+        <w:jc w:val="left"/>
+        <w:rPr>
+          <w:rFonts w:cs="Times New Roman"/>
+          <w:szCs w:val="20"/>
+          <w:lang w:val="en-US"/>
+        </w:rPr>
+      </w:pPr>
+      <w:r>
+        <w:rPr>
+          <w:rFonts w:cs="Times New Roman"/>
+          <w:szCs w:val="20"/>
+          <w:lang w:val="en-US"/>
+        </w:rPr>
+        <w:tab/>
+        <w:t>FOR EACH ROW</w:t>
+      </w:r>
+    </w:p>
+    <w:p>
+      <w:pPr>
+        <w:ind w:left="0" w:right="192" w:firstLine="0"/>
+        <w:jc w:val="left"/>
+        <w:rPr>
+          <w:rFonts w:cs="Times New Roman"/>
+          <w:szCs w:val="20"/>
+          <w:lang w:val="en-US"/>
+        </w:rPr>
+      </w:pPr>
+      <w:r>
+        <w:rPr>
+          <w:rFonts w:cs="Times New Roman"/>
+          <w:szCs w:val="20"/>
+          <w:lang w:val="en-US"/>
+        </w:rPr>
+        <w:t xml:space="preserve">EXECUTE FUNCTION </w:t>
+      </w:r>
+      <w:proofErr w:type="spellStart"/>
+      <w:proofErr w:type="gramStart"/>
+      <w:r>
+        <w:rPr>
+          <w:rFonts w:cs="Times New Roman"/>
+          <w:szCs w:val="20"/>
+          <w:lang w:val="en-US"/>
+        </w:rPr>
+        <w:t>SedutaRimuoviAnnullamentoTesi</w:t>
+      </w:r>
+      <w:proofErr w:type="spellEnd"/>
+      <w:r>
+        <w:rPr>
+          <w:rFonts w:cs="Times New Roman"/>
+          <w:szCs w:val="20"/>
+          <w:lang w:val="en-US"/>
+        </w:rPr>
+        <w:t>(</w:t>
+      </w:r>
+      <w:proofErr w:type="gramEnd"/>
+      <w:r>
+        <w:rPr>
+          <w:rFonts w:cs="Times New Roman"/>
+          <w:szCs w:val="20"/>
+          <w:lang w:val="en-US"/>
+        </w:rPr>
+        <w:t>);</w:t>
+      </w:r>
+    </w:p>
+    <w:p>
+      <w:pPr>
+        <w:ind w:left="0" w:right="192" w:firstLine="0"/>
+        <w:jc w:val="left"/>
+        <w:rPr>
+          <w:rFonts w:cs="Times New Roman"/>
+          <w:szCs w:val="20"/>
+          <w:lang w:val="en-US"/>
+        </w:rPr>
+      </w:pPr>
+    </w:p>
+    <w:p>
+      <w:pPr>
+        <w:ind w:left="0" w:right="192" w:firstLine="0"/>
+        <w:jc w:val="left"/>
+        <w:rPr>
+          <w:rFonts w:cs="Times New Roman"/>
+          <w:szCs w:val="20"/>
+          <w:lang w:val="en-US"/>
+        </w:rPr>
+      </w:pPr>
+    </w:p>
+    <w:p>
+      <w:pPr>
+        <w:ind w:left="0" w:right="192" w:firstLine="0"/>
+        <w:jc w:val="left"/>
+        <w:rPr>
+          <w:rFonts w:cs="Times New Roman"/>
+          <w:szCs w:val="20"/>
+          <w:lang w:val="en-US"/>
+        </w:rPr>
+      </w:pPr>
+    </w:p>
+    <w:p>
+      <w:pPr>
+        <w:ind w:left="0" w:right="192" w:firstLine="0"/>
+        <w:jc w:val="left"/>
+        <w:rPr>
+          <w:rFonts w:cs="Times New Roman"/>
+          <w:szCs w:val="20"/>
+          <w:lang w:val="en-US"/>
+        </w:rPr>
+      </w:pPr>
+    </w:p>
+    <w:p>
+      <w:pPr>
+        <w:ind w:left="0" w:right="192" w:firstLine="0"/>
+        <w:jc w:val="left"/>
+        <w:rPr>
+          <w:rFonts w:cs="Times New Roman"/>
+          <w:szCs w:val="20"/>
+          <w:lang w:val="en-US"/>
+        </w:rPr>
+      </w:pPr>
+    </w:p>
+    <w:p>
+      <w:pPr>
+        <w:ind w:left="0" w:right="192" w:firstLine="0"/>
+        <w:jc w:val="left"/>
+        <w:rPr>
+          <w:rFonts w:cs="Times New Roman"/>
+          <w:szCs w:val="20"/>
+          <w:lang w:val="en-US"/>
+        </w:rPr>
+      </w:pPr>
+    </w:p>
+    <w:p>
+      <w:pPr>
+        <w:ind w:left="0" w:right="192" w:firstLine="0"/>
+        <w:jc w:val="left"/>
+        <w:rPr>
+          <w:rFonts w:cs="Times New Roman"/>
+          <w:szCs w:val="20"/>
+          <w:lang w:val="en-US"/>
+        </w:rPr>
+      </w:pPr>
+    </w:p>
+    <w:p>
+      <w:pPr>
+        <w:ind w:left="0" w:right="192" w:firstLine="0"/>
+        <w:jc w:val="left"/>
+        <w:rPr>
+          <w:rFonts w:cs="Times New Roman"/>
+          <w:szCs w:val="20"/>
+          <w:lang w:val="en-US"/>
+        </w:rPr>
+      </w:pPr>
+    </w:p>
+    <w:p>
+      <w:pPr>
+        <w:ind w:left="0" w:right="192" w:firstLine="0"/>
+        <w:jc w:val="left"/>
+        <w:rPr>
+          <w:rFonts w:cs="Times New Roman"/>
+          <w:szCs w:val="20"/>
+          <w:lang w:val="en-US"/>
+        </w:rPr>
+      </w:pPr>
+    </w:p>
+    <w:p>
+      <w:pPr>
+        <w:ind w:left="0" w:right="192" w:firstLine="0"/>
+        <w:jc w:val="left"/>
+        <w:rPr>
+          <w:rFonts w:cs="Times New Roman"/>
+          <w:szCs w:val="20"/>
+          <w:lang w:val="en-US"/>
+        </w:rPr>
+      </w:pPr>
+    </w:p>
+    <w:p>
+      <w:pPr>
+        <w:ind w:left="0" w:right="192" w:firstLine="0"/>
+        <w:jc w:val="left"/>
+        <w:rPr>
+          <w:rFonts w:cs="Times New Roman"/>
+          <w:szCs w:val="20"/>
+          <w:lang w:val="en-US"/>
+        </w:rPr>
+      </w:pPr>
+    </w:p>
+    <w:p>
+      <w:pPr>
+        <w:ind w:left="0" w:right="192" w:firstLine="0"/>
+        <w:jc w:val="left"/>
+        <w:rPr>
+          <w:rFonts w:cs="Times New Roman"/>
+          <w:szCs w:val="20"/>
+          <w:lang w:val="en-US"/>
+        </w:rPr>
+      </w:pPr>
+    </w:p>
+    <w:p>
+      <w:pPr>
+        <w:ind w:left="0" w:right="192" w:firstLine="0"/>
+        <w:jc w:val="left"/>
+        <w:rPr>
+          <w:rFonts w:cs="Times New Roman"/>
+          <w:szCs w:val="20"/>
+          <w:lang w:val="en-US"/>
+        </w:rPr>
+      </w:pPr>
+    </w:p>
+    <w:p>
+      <w:pPr>
+        <w:ind w:left="0" w:right="192" w:firstLine="0"/>
+        <w:jc w:val="left"/>
+        <w:rPr>
+          <w:rFonts w:cs="Times New Roman"/>
+          <w:szCs w:val="20"/>
+          <w:lang w:val="en-US"/>
+        </w:rPr>
+      </w:pPr>
+    </w:p>
+    <w:p>
+      <w:pPr>
+        <w:ind w:left="0" w:right="192" w:firstLine="0"/>
+        <w:jc w:val="left"/>
+        <w:rPr>
+          <w:rFonts w:cs="Times New Roman"/>
+          <w:szCs w:val="20"/>
+          <w:lang w:val="en-US"/>
+        </w:rPr>
+      </w:pPr>
+    </w:p>
+    <w:p>
+      <w:pPr>
+        <w:ind w:left="0" w:right="192" w:firstLine="0"/>
+        <w:jc w:val="left"/>
+        <w:rPr>
+          <w:rFonts w:cs="Times New Roman"/>
+          <w:szCs w:val="20"/>
+          <w:lang w:val="en-US"/>
+        </w:rPr>
+      </w:pPr>
+    </w:p>
+    <w:p>
+      <w:pPr>
+        <w:ind w:left="0" w:right="192" w:firstLine="0"/>
+        <w:jc w:val="left"/>
+        <w:rPr>
+          <w:rFonts w:cs="Times New Roman"/>
+          <w:szCs w:val="20"/>
+          <w:lang w:val="en-US"/>
+        </w:rPr>
+      </w:pPr>
+    </w:p>
+    <w:p>
+      <w:pPr>
+        <w:ind w:left="0" w:right="192" w:firstLine="0"/>
+        <w:jc w:val="left"/>
+        <w:rPr>
+          <w:rFonts w:cs="Times New Roman"/>
+          <w:szCs w:val="20"/>
+          <w:lang w:val="en-US"/>
+        </w:rPr>
+      </w:pPr>
+    </w:p>
+    <w:p>
+      <w:pPr>
+        <w:ind w:left="0" w:right="192" w:firstLine="0"/>
+        <w:jc w:val="left"/>
+        <w:rPr>
+          <w:rFonts w:cs="Times New Roman"/>
+          <w:szCs w:val="20"/>
+          <w:lang w:val="en-US"/>
+        </w:rPr>
+      </w:pPr>
+    </w:p>
+    <w:p>
+      <w:pPr>
+        <w:ind w:left="0" w:right="192" w:firstLine="0"/>
+        <w:jc w:val="left"/>
+        <w:rPr>
+          <w:rFonts w:cs="Times New Roman"/>
+          <w:szCs w:val="20"/>
+          <w:lang w:val="en-US"/>
+        </w:rPr>
+      </w:pPr>
+    </w:p>
+    <w:p>
+      <w:pPr>
+        <w:ind w:left="0" w:right="192" w:firstLine="0"/>
+        <w:jc w:val="left"/>
+        <w:rPr>
+          <w:rFonts w:cs="Times New Roman"/>
+          <w:szCs w:val="20"/>
+          <w:lang w:val="en-US"/>
+        </w:rPr>
+      </w:pPr>
+    </w:p>
+    <w:p>
+      <w:pPr>
+        <w:ind w:left="0" w:right="192" w:firstLine="0"/>
+        <w:jc w:val="left"/>
+        <w:rPr>
+          <w:rFonts w:cs="Times New Roman"/>
+          <w:szCs w:val="20"/>
+          <w:lang w:val="en-US"/>
+        </w:rPr>
+      </w:pPr>
+    </w:p>
+    <w:p>
+      <w:pPr>
+        <w:ind w:left="0" w:right="192" w:firstLine="0"/>
+        <w:jc w:val="left"/>
+        <w:rPr>
+          <w:rFonts w:cs="Times New Roman"/>
+          <w:b/>
+          <w:bCs/>
+          <w:szCs w:val="20"/>
+          <w:lang w:val="en-US"/>
+        </w:rPr>
+      </w:pPr>
+      <w:r>
+        <w:rPr>
+          <w:rFonts w:cs="Times New Roman"/>
+          <w:b/>
+          <w:bCs/>
+          <w:szCs w:val="20"/>
+          <w:lang w:val="en-US"/>
+        </w:rPr>
+        <w:t>5.2.11</w:t>
       </w:r>
       <w:r>
         <w:rPr>
@@ -14454,36 +16182,48 @@
           <w:szCs w:val="20"/>
           <w:lang w:val="en-US"/>
         </w:rPr>
-        <w:t>TesiRimuoviAnnullamentoRichiesta</w:t>
-      </w:r>
-      <w:proofErr w:type="spellEnd"/>
-    </w:p>
-    <w:p>
-      <w:pPr>
-        <w:ind w:left="0" w:right="192" w:firstLine="0"/>
-        <w:jc w:val="left"/>
-        <w:rPr>
-          <w:rFonts w:cs="Times New Roman"/>
-          <w:b/>
-          <w:bCs/>
-          <w:szCs w:val="20"/>
-          <w:lang w:val="en-US"/>
-        </w:rPr>
-      </w:pPr>
-    </w:p>
-    <w:p>
-      <w:pPr>
-        <w:ind w:left="0" w:right="192" w:firstLine="0"/>
-        <w:jc w:val="left"/>
-        <w:rPr>
-          <w:rFonts w:cs="Times New Roman"/>
-          <w:szCs w:val="20"/>
-        </w:rPr>
-      </w:pPr>
-      <w:r>
-        <w:rPr>
-          <w:rFonts w:cs="Times New Roman"/>
-          <w:szCs w:val="20"/>
+        <w:t>Tesi</w:t>
+      </w:r>
+      <w:r>
+        <w:rPr>
+          <w:rFonts w:cs="Times New Roman"/>
+          <w:b/>
+          <w:bCs/>
+          <w:szCs w:val="20"/>
+          <w:lang w:val="en-US"/>
+        </w:rPr>
+        <w:t>Unique</w:t>
+      </w:r>
+      <w:proofErr w:type="spellEnd"/>
+    </w:p>
+    <w:p>
+      <w:pPr>
+        <w:ind w:left="0" w:right="192" w:firstLine="0"/>
+        <w:jc w:val="left"/>
+        <w:rPr>
+          <w:rFonts w:cs="Times New Roman"/>
+          <w:b/>
+          <w:bCs/>
+          <w:szCs w:val="20"/>
+          <w:lang w:val="en-US"/>
+        </w:rPr>
+      </w:pPr>
+    </w:p>
+    <w:p>
+      <w:pPr>
+        <w:ind w:left="0" w:right="192" w:firstLine="0"/>
+        <w:jc w:val="left"/>
+        <w:rPr>
+          <w:rFonts w:cs="Times New Roman"/>
+          <w:szCs w:val="20"/>
+          <w:lang w:val="en-US"/>
+        </w:rPr>
+      </w:pPr>
+      <w:r>
+        <w:rPr>
+          <w:rFonts w:cs="Times New Roman"/>
+          <w:szCs w:val="20"/>
+          <w:lang w:val="en-US"/>
         </w:rPr>
         <w:t xml:space="preserve">CREATE OR REPLACE FUNCTION </w:t>
       </w:r>
@@ -14493,14 +16233,16 @@
         <w:rPr>
           <w:rFonts w:cs="Times New Roman"/>
           <w:szCs w:val="20"/>
-        </w:rPr>
-        <w:t>TesiRimuoviAnnullamentoRichiesta</w:t>
-      </w:r>
-      <w:proofErr w:type="spellEnd"/>
-      <w:r>
-        <w:rPr>
-          <w:rFonts w:cs="Times New Roman"/>
-          <w:szCs w:val="20"/>
+          <w:lang w:val="en-US"/>
+        </w:rPr>
+        <w:t>TesiUnique</w:t>
+      </w:r>
+      <w:proofErr w:type="spellEnd"/>
+      <w:r>
+        <w:rPr>
+          <w:rFonts w:cs="Times New Roman"/>
+          <w:szCs w:val="20"/>
+          <w:lang w:val="en-US"/>
         </w:rPr>
         <w:t>(</w:t>
       </w:r>
@@ -14509,6 +16251,7 @@
         <w:rPr>
           <w:rFonts w:cs="Times New Roman"/>
           <w:szCs w:val="20"/>
+          <w:lang w:val="en-US"/>
         </w:rPr>
         <w:t>)</w:t>
       </w:r>
@@ -14527,15 +16270,9 @@
         <w:rPr>
           <w:rFonts w:cs="Times New Roman"/>
           <w:szCs w:val="20"/>
-        </w:rPr>
-        <w:tab/>
-      </w:r>
-      <w:r>
-        <w:rPr>
-          <w:rFonts w:cs="Times New Roman"/>
-          <w:szCs w:val="20"/>
-          <w:lang w:val="en-US"/>
-        </w:rPr>
+          <w:lang w:val="en-US"/>
+        </w:rPr>
+        <w:tab/>
         <w:t xml:space="preserve">RETURNS trigger AS </w:t>
       </w:r>
     </w:p>
@@ -14564,7 +16301,7 @@
           <w:szCs w:val="20"/>
           <w:lang w:val="en-US"/>
         </w:rPr>
-        <w:t>TesiRimuoviAnnullamentoRichiesta</w:t>
+        <w:t>TesiUnique</w:t>
       </w:r>
       <w:proofErr w:type="spellEnd"/>
       <w:r>
@@ -14594,14 +16331,6 @@
         </w:rPr>
         <w:t>BEGIN</w:t>
       </w:r>
-      <w:r>
-        <w:rPr>
-          <w:rFonts w:cs="Times New Roman"/>
-          <w:szCs w:val="20"/>
-          <w:lang w:val="en-US"/>
-        </w:rPr>
-        <w:tab/>
-      </w:r>
     </w:p>
     <w:p>
       <w:pPr>
@@ -14622,69 +16351,71 @@
         <w:tab/>
         <w:t xml:space="preserve">IF </w:t>
       </w:r>
-      <w:proofErr w:type="spellStart"/>
-      <w:r>
-        <w:rPr>
-          <w:rFonts w:cs="Times New Roman"/>
-          <w:szCs w:val="20"/>
-          <w:lang w:val="en-US"/>
-        </w:rPr>
-        <w:t>NEW.Stato</w:t>
-      </w:r>
-      <w:proofErr w:type="spellEnd"/>
-      <w:r>
-        <w:rPr>
-          <w:rFonts w:cs="Times New Roman"/>
-          <w:szCs w:val="20"/>
-          <w:lang w:val="en-US"/>
-        </w:rPr>
-        <w:t xml:space="preserve"> ='X' AND </w:t>
-      </w:r>
-      <w:proofErr w:type="spellStart"/>
-      <w:r>
-        <w:rPr>
-          <w:rFonts w:cs="Times New Roman"/>
-          <w:szCs w:val="20"/>
-          <w:lang w:val="en-US"/>
-        </w:rPr>
-        <w:t>OLD.Stato</w:t>
-      </w:r>
-      <w:proofErr w:type="spellEnd"/>
-      <w:r>
-        <w:rPr>
-          <w:rFonts w:cs="Times New Roman"/>
-          <w:szCs w:val="20"/>
-          <w:lang w:val="en-US"/>
-        </w:rPr>
-        <w:t xml:space="preserve"> = 'V' THEN</w:t>
-      </w:r>
-    </w:p>
-    <w:p>
-      <w:pPr>
-        <w:ind w:left="0" w:right="192" w:firstLine="0"/>
-        <w:jc w:val="left"/>
-        <w:rPr>
-          <w:rFonts w:cs="Times New Roman"/>
-          <w:szCs w:val="20"/>
-          <w:lang w:val="en-US"/>
-        </w:rPr>
-      </w:pPr>
-      <w:r>
-        <w:rPr>
-          <w:rFonts w:cs="Times New Roman"/>
-          <w:szCs w:val="20"/>
-          <w:lang w:val="en-US"/>
-        </w:rPr>
-        <w:tab/>
-      </w:r>
-      <w:r>
-        <w:rPr>
-          <w:rFonts w:cs="Times New Roman"/>
-          <w:szCs w:val="20"/>
-          <w:lang w:val="en-US"/>
-        </w:rPr>
-        <w:tab/>
-        <w:t xml:space="preserve">DELETE FROM SEDUTA </w:t>
+      <w:proofErr w:type="gramStart"/>
+      <w:r>
+        <w:rPr>
+          <w:rFonts w:cs="Times New Roman"/>
+          <w:szCs w:val="20"/>
+          <w:lang w:val="en-US"/>
+        </w:rPr>
+        <w:t>EXISTS(</w:t>
+      </w:r>
+      <w:proofErr w:type="gramEnd"/>
+    </w:p>
+    <w:p>
+      <w:pPr>
+        <w:ind w:left="0" w:right="192" w:firstLine="0"/>
+        <w:jc w:val="left"/>
+        <w:rPr>
+          <w:rFonts w:cs="Times New Roman"/>
+          <w:szCs w:val="20"/>
+          <w:lang w:val="en-US"/>
+        </w:rPr>
+      </w:pPr>
+      <w:r>
+        <w:rPr>
+          <w:rFonts w:cs="Times New Roman"/>
+          <w:szCs w:val="20"/>
+          <w:lang w:val="en-US"/>
+        </w:rPr>
+        <w:tab/>
+      </w:r>
+      <w:r>
+        <w:rPr>
+          <w:rFonts w:cs="Times New Roman"/>
+          <w:szCs w:val="20"/>
+          <w:lang w:val="en-US"/>
+        </w:rPr>
+        <w:tab/>
+        <w:t>SELECT *</w:t>
+      </w:r>
+    </w:p>
+    <w:p>
+      <w:pPr>
+        <w:ind w:left="0" w:right="192" w:firstLine="0"/>
+        <w:jc w:val="left"/>
+        <w:rPr>
+          <w:rFonts w:cs="Times New Roman"/>
+          <w:szCs w:val="20"/>
+          <w:lang w:val="en-US"/>
+        </w:rPr>
+      </w:pPr>
+      <w:r>
+        <w:rPr>
+          <w:rFonts w:cs="Times New Roman"/>
+          <w:szCs w:val="20"/>
+          <w:lang w:val="en-US"/>
+        </w:rPr>
+        <w:tab/>
+      </w:r>
+      <w:r>
+        <w:rPr>
+          <w:rFonts w:cs="Times New Roman"/>
+          <w:szCs w:val="20"/>
+          <w:lang w:val="en-US"/>
+        </w:rPr>
+        <w:tab/>
+        <w:t>FROM Tesi AS T</w:t>
       </w:r>
     </w:p>
     <w:p>
@@ -14721,45 +16452,47 @@
           <w:szCs w:val="20"/>
           <w:lang w:val="en-US"/>
         </w:rPr>
-        <w:t>ID_Te</w:t>
-      </w:r>
-      <w:proofErr w:type="spellEnd"/>
-      <w:r>
-        <w:rPr>
-          <w:rFonts w:cs="Times New Roman"/>
-          <w:szCs w:val="20"/>
-          <w:lang w:val="en-US"/>
-        </w:rPr>
-        <w:t xml:space="preserve"> IN (SELECT </w:t>
-      </w:r>
-      <w:proofErr w:type="spellStart"/>
-      <w:r>
-        <w:rPr>
-          <w:rFonts w:cs="Times New Roman"/>
-          <w:szCs w:val="20"/>
-          <w:lang w:val="en-US"/>
-        </w:rPr>
-        <w:t>ID_Te</w:t>
-      </w:r>
-      <w:proofErr w:type="spellEnd"/>
-      <w:r>
-        <w:rPr>
-          <w:rFonts w:cs="Times New Roman"/>
-          <w:szCs w:val="20"/>
-          <w:lang w:val="en-US"/>
-        </w:rPr>
-        <w:t xml:space="preserve"> FROM TESI WHERE </w:t>
-      </w:r>
-      <w:proofErr w:type="spellStart"/>
-      <w:r>
-        <w:rPr>
-          <w:rFonts w:cs="Times New Roman"/>
-          <w:szCs w:val="20"/>
-          <w:lang w:val="en-US"/>
-        </w:rPr>
-        <w:t>ID_Ri</w:t>
-      </w:r>
-      <w:proofErr w:type="spellEnd"/>
+        <w:t>T.ID_Te</w:t>
+      </w:r>
+      <w:proofErr w:type="spellEnd"/>
+      <w:r>
+        <w:rPr>
+          <w:rFonts w:cs="Times New Roman"/>
+          <w:szCs w:val="20"/>
+          <w:lang w:val="en-US"/>
+        </w:rPr>
+        <w:t xml:space="preserve"> &lt;&gt; </w:t>
+      </w:r>
+      <w:proofErr w:type="spellStart"/>
+      <w:r>
+        <w:rPr>
+          <w:rFonts w:cs="Times New Roman"/>
+          <w:szCs w:val="20"/>
+          <w:lang w:val="en-US"/>
+        </w:rPr>
+        <w:t>NEW.ID_Te</w:t>
+      </w:r>
+      <w:proofErr w:type="spellEnd"/>
+      <w:r>
+        <w:rPr>
+          <w:rFonts w:cs="Times New Roman"/>
+          <w:szCs w:val="20"/>
+          <w:lang w:val="en-US"/>
+        </w:rPr>
+        <w:t xml:space="preserve"> AND </w:t>
+      </w:r>
+      <w:proofErr w:type="spellStart"/>
+      <w:proofErr w:type="gramStart"/>
+      <w:r>
+        <w:rPr>
+          <w:rFonts w:cs="Times New Roman"/>
+          <w:szCs w:val="20"/>
+          <w:lang w:val="en-US"/>
+        </w:rPr>
+        <w:t>T.Contenuto</w:t>
+      </w:r>
+      <w:proofErr w:type="spellEnd"/>
+      <w:proofErr w:type="gramEnd"/>
       <w:r>
         <w:rPr>
           <w:rFonts w:cs="Times New Roman"/>
@@ -14775,9 +16508,291 @@
           <w:szCs w:val="20"/>
           <w:lang w:val="en-US"/>
         </w:rPr>
-        <w:t>NEW.ID_Ri</w:t>
-      </w:r>
-      <w:proofErr w:type="spellEnd"/>
+        <w:t>NEW.Contenuto</w:t>
+      </w:r>
+      <w:proofErr w:type="spellEnd"/>
+    </w:p>
+    <w:p>
+      <w:pPr>
+        <w:ind w:left="0" w:right="192" w:firstLine="0"/>
+        <w:jc w:val="left"/>
+        <w:rPr>
+          <w:rFonts w:cs="Times New Roman"/>
+          <w:szCs w:val="20"/>
+        </w:rPr>
+      </w:pPr>
+      <w:r>
+        <w:rPr>
+          <w:rFonts w:cs="Times New Roman"/>
+          <w:szCs w:val="20"/>
+          <w:lang w:val="en-US"/>
+        </w:rPr>
+        <w:tab/>
+      </w:r>
+      <w:r>
+        <w:rPr>
+          <w:rFonts w:cs="Times New Roman"/>
+          <w:szCs w:val="20"/>
+        </w:rPr>
+        <w:t>)</w:t>
+      </w:r>
+    </w:p>
+    <w:p>
+      <w:pPr>
+        <w:ind w:left="0" w:right="192" w:firstLine="0"/>
+        <w:jc w:val="left"/>
+        <w:rPr>
+          <w:rFonts w:cs="Times New Roman"/>
+          <w:szCs w:val="20"/>
+        </w:rPr>
+      </w:pPr>
+      <w:r>
+        <w:rPr>
+          <w:rFonts w:cs="Times New Roman"/>
+          <w:szCs w:val="20"/>
+        </w:rPr>
+        <w:tab/>
+        <w:t>THEN RAISE EXCEPTION 'Tesi già esistente sotto altro ID e altra richiesta';</w:t>
+      </w:r>
+    </w:p>
+    <w:p>
+      <w:pPr>
+        <w:ind w:left="0" w:right="192" w:firstLine="0"/>
+        <w:jc w:val="left"/>
+        <w:rPr>
+          <w:rFonts w:cs="Times New Roman"/>
+          <w:szCs w:val="20"/>
+          <w:lang w:val="en-US"/>
+        </w:rPr>
+      </w:pPr>
+      <w:r>
+        <w:rPr>
+          <w:rFonts w:cs="Times New Roman"/>
+          <w:szCs w:val="20"/>
+        </w:rPr>
+        <w:tab/>
+      </w:r>
+      <w:r>
+        <w:rPr>
+          <w:rFonts w:cs="Times New Roman"/>
+          <w:szCs w:val="20"/>
+          <w:lang w:val="en-US"/>
+        </w:rPr>
+        <w:t>END IF;</w:t>
+      </w:r>
+    </w:p>
+    <w:p>
+      <w:pPr>
+        <w:ind w:left="0" w:right="192" w:firstLine="0"/>
+        <w:jc w:val="left"/>
+        <w:rPr>
+          <w:rFonts w:cs="Times New Roman"/>
+          <w:szCs w:val="20"/>
+          <w:lang w:val="en-US"/>
+        </w:rPr>
+      </w:pPr>
+      <w:r>
+        <w:rPr>
+          <w:rFonts w:cs="Times New Roman"/>
+          <w:szCs w:val="20"/>
+          <w:lang w:val="en-US"/>
+        </w:rPr>
+        <w:tab/>
+        <w:t>RETURN NEW;</w:t>
+      </w:r>
+    </w:p>
+    <w:p>
+      <w:pPr>
+        <w:ind w:left="0" w:right="192" w:firstLine="0"/>
+        <w:jc w:val="left"/>
+        <w:rPr>
+          <w:rFonts w:cs="Times New Roman"/>
+          <w:szCs w:val="20"/>
+          <w:lang w:val="en-US"/>
+        </w:rPr>
+      </w:pPr>
+      <w:r>
+        <w:rPr>
+          <w:rFonts w:cs="Times New Roman"/>
+          <w:szCs w:val="20"/>
+          <w:lang w:val="en-US"/>
+        </w:rPr>
+        <w:t>END;</w:t>
+      </w:r>
+    </w:p>
+    <w:p>
+      <w:pPr>
+        <w:ind w:left="0" w:right="192" w:firstLine="0"/>
+        <w:jc w:val="left"/>
+        <w:rPr>
+          <w:rFonts w:cs="Times New Roman"/>
+          <w:szCs w:val="20"/>
+          <w:lang w:val="en-US"/>
+        </w:rPr>
+      </w:pPr>
+      <w:r>
+        <w:rPr>
+          <w:rFonts w:cs="Times New Roman"/>
+          <w:szCs w:val="20"/>
+          <w:lang w:val="en-US"/>
+        </w:rPr>
+        <w:t>$</w:t>
+      </w:r>
+      <w:proofErr w:type="spellStart"/>
+      <w:r>
+        <w:rPr>
+          <w:rFonts w:cs="Times New Roman"/>
+          <w:szCs w:val="20"/>
+          <w:lang w:val="en-US"/>
+        </w:rPr>
+        <w:t>TesiUnique</w:t>
+      </w:r>
+      <w:proofErr w:type="spellEnd"/>
+      <w:r>
+        <w:rPr>
+          <w:rFonts w:cs="Times New Roman"/>
+          <w:szCs w:val="20"/>
+          <w:lang w:val="en-US"/>
+        </w:rPr>
+        <w:t xml:space="preserve">$ LANGUAGE </w:t>
+      </w:r>
+      <w:proofErr w:type="spellStart"/>
+      <w:r>
+        <w:rPr>
+          <w:rFonts w:cs="Times New Roman"/>
+          <w:szCs w:val="20"/>
+          <w:lang w:val="en-US"/>
+        </w:rPr>
+        <w:t>plpgsql</w:t>
+      </w:r>
+      <w:proofErr w:type="spellEnd"/>
+      <w:r>
+        <w:rPr>
+          <w:rFonts w:cs="Times New Roman"/>
+          <w:szCs w:val="20"/>
+          <w:lang w:val="en-US"/>
+        </w:rPr>
+        <w:t>;</w:t>
+      </w:r>
+    </w:p>
+    <w:p>
+      <w:pPr>
+        <w:ind w:left="0" w:right="192" w:firstLine="0"/>
+        <w:jc w:val="left"/>
+        <w:rPr>
+          <w:rFonts w:cs="Times New Roman"/>
+          <w:szCs w:val="20"/>
+          <w:lang w:val="en-US"/>
+        </w:rPr>
+      </w:pPr>
+    </w:p>
+    <w:p>
+      <w:pPr>
+        <w:ind w:left="0" w:right="192" w:firstLine="0"/>
+        <w:jc w:val="left"/>
+        <w:rPr>
+          <w:rFonts w:cs="Times New Roman"/>
+          <w:szCs w:val="20"/>
+          <w:lang w:val="en-US"/>
+        </w:rPr>
+      </w:pPr>
+      <w:r>
+        <w:rPr>
+          <w:rFonts w:cs="Times New Roman"/>
+          <w:szCs w:val="20"/>
+          <w:lang w:val="en-US"/>
+        </w:rPr>
+        <w:t xml:space="preserve">CREATE OR REPLACE TRIGGER </w:t>
+      </w:r>
+      <w:proofErr w:type="spellStart"/>
+      <w:r>
+        <w:rPr>
+          <w:rFonts w:cs="Times New Roman"/>
+          <w:szCs w:val="20"/>
+          <w:lang w:val="en-US"/>
+        </w:rPr>
+        <w:t>TesiUniqueTrigger</w:t>
+      </w:r>
+      <w:proofErr w:type="spellEnd"/>
+    </w:p>
+    <w:p>
+      <w:pPr>
+        <w:ind w:left="0" w:right="192" w:firstLine="0"/>
+        <w:jc w:val="left"/>
+        <w:rPr>
+          <w:rFonts w:cs="Times New Roman"/>
+          <w:szCs w:val="20"/>
+          <w:lang w:val="en-US"/>
+        </w:rPr>
+      </w:pPr>
+      <w:r>
+        <w:rPr>
+          <w:rFonts w:cs="Times New Roman"/>
+          <w:szCs w:val="20"/>
+          <w:lang w:val="en-US"/>
+        </w:rPr>
+        <w:tab/>
+        <w:t>BEFORE INSERT OR UPDATE ON Tesi</w:t>
+      </w:r>
+    </w:p>
+    <w:p>
+      <w:pPr>
+        <w:ind w:left="0" w:right="192" w:firstLine="0"/>
+        <w:jc w:val="left"/>
+        <w:rPr>
+          <w:rFonts w:cs="Times New Roman"/>
+          <w:szCs w:val="20"/>
+          <w:lang w:val="en-US"/>
+        </w:rPr>
+      </w:pPr>
+      <w:r>
+        <w:rPr>
+          <w:rFonts w:cs="Times New Roman"/>
+          <w:szCs w:val="20"/>
+          <w:lang w:val="en-US"/>
+        </w:rPr>
+        <w:tab/>
+        <w:t xml:space="preserve">FOR EACH ROW </w:t>
+      </w:r>
+    </w:p>
+    <w:p>
+      <w:pPr>
+        <w:ind w:left="0" w:right="192" w:firstLine="0"/>
+        <w:jc w:val="left"/>
+        <w:rPr>
+          <w:rFonts w:cs="Times New Roman"/>
+          <w:szCs w:val="20"/>
+          <w:lang w:val="en-US"/>
+        </w:rPr>
+      </w:pPr>
+      <w:r>
+        <w:rPr>
+          <w:rFonts w:cs="Times New Roman"/>
+          <w:szCs w:val="20"/>
+          <w:lang w:val="en-US"/>
+        </w:rPr>
+        <w:t xml:space="preserve">EXECUTE FUNCTION </w:t>
+      </w:r>
+      <w:proofErr w:type="spellStart"/>
+      <w:proofErr w:type="gramStart"/>
+      <w:r>
+        <w:rPr>
+          <w:rFonts w:cs="Times New Roman"/>
+          <w:szCs w:val="20"/>
+          <w:lang w:val="en-US"/>
+        </w:rPr>
+        <w:t>TesiUnique</w:t>
+      </w:r>
+      <w:proofErr w:type="spellEnd"/>
+      <w:r>
+        <w:rPr>
+          <w:rFonts w:cs="Times New Roman"/>
+          <w:szCs w:val="20"/>
+          <w:lang w:val="en-US"/>
+        </w:rPr>
+        <w:t>(</w:t>
+      </w:r>
+      <w:proofErr w:type="gramEnd"/>
       <w:r>
         <w:rPr>
           <w:rFonts w:cs="Times New Roman"/>
@@ -14797,79 +16812,508 @@
           <w:lang w:val="en-US"/>
         </w:rPr>
       </w:pPr>
-      <w:r>
-        <w:rPr>
-          <w:rFonts w:cs="Times New Roman"/>
-          <w:szCs w:val="20"/>
-          <w:lang w:val="en-US"/>
-        </w:rPr>
-        <w:tab/>
-      </w:r>
-      <w:r>
-        <w:rPr>
-          <w:rFonts w:cs="Times New Roman"/>
-          <w:szCs w:val="20"/>
-          <w:lang w:val="en-US"/>
-        </w:rPr>
-        <w:tab/>
-        <w:t xml:space="preserve">DELETE FROM TESI </w:t>
-      </w:r>
-    </w:p>
-    <w:p>
-      <w:pPr>
-        <w:ind w:left="0" w:right="192" w:firstLine="0"/>
-        <w:jc w:val="left"/>
-        <w:rPr>
-          <w:rFonts w:cs="Times New Roman"/>
-          <w:szCs w:val="20"/>
-          <w:lang w:val="en-US"/>
-        </w:rPr>
-      </w:pPr>
-      <w:r>
-        <w:rPr>
-          <w:rFonts w:cs="Times New Roman"/>
-          <w:szCs w:val="20"/>
-          <w:lang w:val="en-US"/>
-        </w:rPr>
-        <w:tab/>
-      </w:r>
-      <w:r>
-        <w:rPr>
-          <w:rFonts w:cs="Times New Roman"/>
-          <w:szCs w:val="20"/>
-          <w:lang w:val="en-US"/>
-        </w:rPr>
-        <w:tab/>
-        <w:t xml:space="preserve">WHERE </w:t>
-      </w:r>
-      <w:proofErr w:type="spellStart"/>
-      <w:r>
-        <w:rPr>
-          <w:rFonts w:cs="Times New Roman"/>
-          <w:szCs w:val="20"/>
-          <w:lang w:val="en-US"/>
-        </w:rPr>
-        <w:t>ID_Ri</w:t>
-      </w:r>
-      <w:proofErr w:type="spellEnd"/>
-      <w:r>
-        <w:rPr>
-          <w:rFonts w:cs="Times New Roman"/>
-          <w:szCs w:val="20"/>
-          <w:lang w:val="en-US"/>
-        </w:rPr>
-        <w:t xml:space="preserve"> = </w:t>
-      </w:r>
-      <w:proofErr w:type="spellStart"/>
-      <w:r>
-        <w:rPr>
-          <w:rFonts w:cs="Times New Roman"/>
-          <w:szCs w:val="20"/>
-          <w:lang w:val="en-US"/>
-        </w:rPr>
-        <w:t>NEW.ID_Ri</w:t>
-      </w:r>
-      <w:proofErr w:type="spellEnd"/>
+    </w:p>
+    <w:p>
+      <w:pPr>
+        <w:ind w:left="0" w:right="192" w:firstLine="0"/>
+        <w:jc w:val="left"/>
+        <w:rPr>
+          <w:rFonts w:cs="Times New Roman"/>
+          <w:szCs w:val="20"/>
+          <w:lang w:val="en-US"/>
+        </w:rPr>
+      </w:pPr>
+    </w:p>
+    <w:p>
+      <w:pPr>
+        <w:ind w:left="0" w:right="192" w:firstLine="0"/>
+        <w:jc w:val="left"/>
+        <w:rPr>
+          <w:rFonts w:cs="Times New Roman"/>
+          <w:szCs w:val="20"/>
+          <w:lang w:val="en-US"/>
+        </w:rPr>
+      </w:pPr>
+    </w:p>
+    <w:p>
+      <w:pPr>
+        <w:ind w:left="0" w:right="192" w:firstLine="0"/>
+        <w:jc w:val="left"/>
+        <w:rPr>
+          <w:rFonts w:cs="Times New Roman"/>
+          <w:szCs w:val="20"/>
+          <w:lang w:val="en-US"/>
+        </w:rPr>
+      </w:pPr>
+    </w:p>
+    <w:p>
+      <w:pPr>
+        <w:ind w:left="0" w:right="192" w:firstLine="0"/>
+        <w:jc w:val="left"/>
+        <w:rPr>
+          <w:rFonts w:cs="Times New Roman"/>
+          <w:szCs w:val="20"/>
+          <w:lang w:val="en-US"/>
+        </w:rPr>
+      </w:pPr>
+    </w:p>
+    <w:p>
+      <w:pPr>
+        <w:ind w:left="0" w:right="192" w:firstLine="0"/>
+        <w:jc w:val="left"/>
+        <w:rPr>
+          <w:rFonts w:cs="Times New Roman"/>
+          <w:szCs w:val="20"/>
+          <w:lang w:val="en-US"/>
+        </w:rPr>
+      </w:pPr>
+    </w:p>
+    <w:p>
+      <w:pPr>
+        <w:ind w:left="0" w:right="192" w:firstLine="0"/>
+        <w:jc w:val="left"/>
+        <w:rPr>
+          <w:rFonts w:cs="Times New Roman"/>
+          <w:szCs w:val="20"/>
+          <w:lang w:val="en-US"/>
+        </w:rPr>
+      </w:pPr>
+    </w:p>
+    <w:p>
+      <w:pPr>
+        <w:ind w:left="0" w:right="192" w:firstLine="0"/>
+        <w:jc w:val="left"/>
+        <w:rPr>
+          <w:rFonts w:cs="Times New Roman"/>
+          <w:szCs w:val="20"/>
+          <w:lang w:val="en-US"/>
+        </w:rPr>
+      </w:pPr>
+    </w:p>
+    <w:p>
+      <w:pPr>
+        <w:ind w:left="0" w:right="192" w:firstLine="0"/>
+        <w:jc w:val="left"/>
+        <w:rPr>
+          <w:rFonts w:cs="Times New Roman"/>
+          <w:szCs w:val="20"/>
+          <w:lang w:val="en-US"/>
+        </w:rPr>
+      </w:pPr>
+    </w:p>
+    <w:p>
+      <w:pPr>
+        <w:ind w:left="0" w:right="192" w:firstLine="0"/>
+        <w:jc w:val="left"/>
+        <w:rPr>
+          <w:rFonts w:cs="Times New Roman"/>
+          <w:szCs w:val="20"/>
+          <w:lang w:val="en-US"/>
+        </w:rPr>
+      </w:pPr>
+    </w:p>
+    <w:p>
+      <w:pPr>
+        <w:ind w:left="0" w:right="192" w:firstLine="0"/>
+        <w:jc w:val="left"/>
+        <w:rPr>
+          <w:rFonts w:cs="Times New Roman"/>
+          <w:szCs w:val="20"/>
+          <w:lang w:val="en-US"/>
+        </w:rPr>
+      </w:pPr>
+    </w:p>
+    <w:p>
+      <w:pPr>
+        <w:ind w:left="0" w:right="192" w:firstLine="0"/>
+        <w:jc w:val="left"/>
+        <w:rPr>
+          <w:rFonts w:cs="Times New Roman"/>
+          <w:szCs w:val="20"/>
+          <w:lang w:val="en-US"/>
+        </w:rPr>
+      </w:pPr>
+    </w:p>
+    <w:p>
+      <w:pPr>
+        <w:ind w:left="0" w:right="192" w:firstLine="0"/>
+        <w:jc w:val="left"/>
+        <w:rPr>
+          <w:rFonts w:cs="Times New Roman"/>
+          <w:szCs w:val="20"/>
+          <w:lang w:val="en-US"/>
+        </w:rPr>
+      </w:pPr>
+    </w:p>
+    <w:p>
+      <w:pPr>
+        <w:ind w:left="0" w:right="192" w:firstLine="0"/>
+        <w:jc w:val="left"/>
+        <w:rPr>
+          <w:rFonts w:cs="Times New Roman"/>
+          <w:szCs w:val="20"/>
+          <w:lang w:val="en-US"/>
+        </w:rPr>
+      </w:pPr>
+    </w:p>
+    <w:p>
+      <w:pPr>
+        <w:ind w:left="0" w:right="192" w:firstLine="0"/>
+        <w:jc w:val="left"/>
+        <w:rPr>
+          <w:rFonts w:cs="Times New Roman"/>
+          <w:szCs w:val="20"/>
+          <w:lang w:val="en-US"/>
+        </w:rPr>
+      </w:pPr>
+    </w:p>
+    <w:p>
+      <w:pPr>
+        <w:ind w:left="0" w:right="192" w:firstLine="0"/>
+        <w:jc w:val="left"/>
+        <w:rPr>
+          <w:rFonts w:cs="Times New Roman"/>
+          <w:szCs w:val="20"/>
+          <w:lang w:val="en-US"/>
+        </w:rPr>
+      </w:pPr>
+    </w:p>
+    <w:p>
+      <w:pPr>
+        <w:ind w:left="0" w:right="192" w:firstLine="0"/>
+        <w:jc w:val="left"/>
+        <w:rPr>
+          <w:rFonts w:cs="Times New Roman"/>
+          <w:szCs w:val="20"/>
+          <w:lang w:val="en-US"/>
+        </w:rPr>
+      </w:pPr>
+    </w:p>
+    <w:p>
+      <w:pPr>
+        <w:ind w:left="0" w:right="192" w:firstLine="0"/>
+        <w:jc w:val="left"/>
+        <w:rPr>
+          <w:rFonts w:cs="Times New Roman"/>
+          <w:szCs w:val="20"/>
+          <w:lang w:val="en-US"/>
+        </w:rPr>
+      </w:pPr>
+    </w:p>
+    <w:p>
+      <w:pPr>
+        <w:ind w:left="0" w:right="192" w:firstLine="0"/>
+        <w:jc w:val="left"/>
+        <w:rPr>
+          <w:rFonts w:cs="Times New Roman"/>
+          <w:b/>
+          <w:bCs/>
+          <w:szCs w:val="20"/>
+          <w:lang w:val="en-US"/>
+        </w:rPr>
+      </w:pPr>
+    </w:p>
+    <w:p>
+      <w:pPr>
+        <w:ind w:left="0" w:right="192" w:firstLine="0"/>
+        <w:jc w:val="left"/>
+        <w:rPr>
+          <w:rFonts w:cs="Times New Roman"/>
+          <w:b/>
+          <w:bCs/>
+          <w:szCs w:val="20"/>
+          <w:lang w:val="en-US"/>
+        </w:rPr>
+      </w:pPr>
+      <w:r>
+        <w:rPr>
+          <w:rFonts w:cs="Times New Roman"/>
+          <w:b/>
+          <w:bCs/>
+          <w:szCs w:val="20"/>
+          <w:lang w:val="en-US"/>
+        </w:rPr>
+        <w:lastRenderedPageBreak/>
+        <w:t xml:space="preserve">5.2.11 </w:t>
+      </w:r>
+      <w:proofErr w:type="spellStart"/>
+      <w:r>
+        <w:rPr>
+          <w:rFonts w:cs="Times New Roman"/>
+          <w:b/>
+          <w:bCs/>
+          <w:szCs w:val="20"/>
+          <w:lang w:val="en-US"/>
+        </w:rPr>
+        <w:t>SedutaAggiungiVotoSuTesi</w:t>
+      </w:r>
+      <w:proofErr w:type="spellEnd"/>
+    </w:p>
+    <w:p>
+      <w:pPr>
+        <w:ind w:left="0" w:right="192" w:firstLine="0"/>
+        <w:jc w:val="left"/>
+        <w:rPr>
+          <w:rFonts w:cs="Times New Roman"/>
+          <w:b/>
+          <w:bCs/>
+          <w:szCs w:val="20"/>
+          <w:lang w:val="en-US"/>
+        </w:rPr>
+      </w:pPr>
+    </w:p>
+    <w:p>
+      <w:pPr>
+        <w:ind w:left="0" w:right="192" w:firstLine="0"/>
+        <w:jc w:val="left"/>
+        <w:rPr>
+          <w:rFonts w:cs="Times New Roman"/>
+          <w:szCs w:val="20"/>
+          <w:lang w:val="en-US"/>
+        </w:rPr>
+      </w:pPr>
+      <w:r>
+        <w:rPr>
+          <w:rFonts w:cs="Times New Roman"/>
+          <w:szCs w:val="20"/>
+          <w:lang w:val="en-US"/>
+        </w:rPr>
+        <w:t xml:space="preserve">CREATE OR REPLACE FUNCTION </w:t>
+      </w:r>
+      <w:proofErr w:type="spellStart"/>
+      <w:proofErr w:type="gramStart"/>
+      <w:r>
+        <w:rPr>
+          <w:rFonts w:cs="Times New Roman"/>
+          <w:szCs w:val="20"/>
+          <w:lang w:val="en-US"/>
+        </w:rPr>
+        <w:t>SedutaAggiungiVotoSuTesi</w:t>
+      </w:r>
+      <w:proofErr w:type="spellEnd"/>
+      <w:r>
+        <w:rPr>
+          <w:rFonts w:cs="Times New Roman"/>
+          <w:szCs w:val="20"/>
+          <w:lang w:val="en-US"/>
+        </w:rPr>
+        <w:t>(</w:t>
+      </w:r>
+      <w:proofErr w:type="gramEnd"/>
+      <w:r>
+        <w:rPr>
+          <w:rFonts w:cs="Times New Roman"/>
+          <w:szCs w:val="20"/>
+          <w:lang w:val="en-US"/>
+        </w:rPr>
+        <w:t>)</w:t>
+      </w:r>
+    </w:p>
+    <w:p>
+      <w:pPr>
+        <w:ind w:left="0" w:right="192" w:firstLine="0"/>
+        <w:jc w:val="left"/>
+        <w:rPr>
+          <w:rFonts w:cs="Times New Roman"/>
+          <w:szCs w:val="20"/>
+          <w:lang w:val="en-US"/>
+        </w:rPr>
+      </w:pPr>
+      <w:r>
+        <w:rPr>
+          <w:rFonts w:cs="Times New Roman"/>
+          <w:szCs w:val="20"/>
+          <w:lang w:val="en-US"/>
+        </w:rPr>
+        <w:tab/>
+        <w:t>RETURNS trigger AS</w:t>
+      </w:r>
+    </w:p>
+    <w:p>
+      <w:pPr>
+        <w:ind w:left="0" w:right="192" w:firstLine="0"/>
+        <w:jc w:val="left"/>
+        <w:rPr>
+          <w:rFonts w:cs="Times New Roman"/>
+          <w:szCs w:val="20"/>
+          <w:lang w:val="en-US"/>
+        </w:rPr>
+      </w:pPr>
+      <w:r>
+        <w:rPr>
+          <w:rFonts w:cs="Times New Roman"/>
+          <w:szCs w:val="20"/>
+          <w:lang w:val="en-US"/>
+        </w:rPr>
+        <w:t>$</w:t>
+      </w:r>
+      <w:proofErr w:type="spellStart"/>
+      <w:r>
+        <w:rPr>
+          <w:rFonts w:cs="Times New Roman"/>
+          <w:szCs w:val="20"/>
+          <w:lang w:val="en-US"/>
+        </w:rPr>
+        <w:t>SedutaAggiungiVotoSuTesi</w:t>
+      </w:r>
+      <w:proofErr w:type="spellEnd"/>
+      <w:r>
+        <w:rPr>
+          <w:rFonts w:cs="Times New Roman"/>
+          <w:szCs w:val="20"/>
+          <w:lang w:val="en-US"/>
+        </w:rPr>
+        <w:t>$</w:t>
+      </w:r>
+    </w:p>
+    <w:p>
+      <w:pPr>
+        <w:ind w:left="0" w:right="192" w:firstLine="0"/>
+        <w:jc w:val="left"/>
+        <w:rPr>
+          <w:rFonts w:cs="Times New Roman"/>
+          <w:szCs w:val="20"/>
+          <w:lang w:val="en-US"/>
+        </w:rPr>
+      </w:pPr>
+      <w:r>
+        <w:rPr>
+          <w:rFonts w:cs="Times New Roman"/>
+          <w:szCs w:val="20"/>
+          <w:lang w:val="en-US"/>
+        </w:rPr>
+        <w:t>BEGIN</w:t>
+      </w:r>
+    </w:p>
+    <w:p>
+      <w:pPr>
+        <w:ind w:left="0" w:right="192" w:firstLine="0"/>
+        <w:jc w:val="left"/>
+        <w:rPr>
+          <w:rFonts w:cs="Times New Roman"/>
+          <w:szCs w:val="20"/>
+          <w:lang w:val="en-US"/>
+        </w:rPr>
+      </w:pPr>
+      <w:r>
+        <w:rPr>
+          <w:rFonts w:cs="Times New Roman"/>
+          <w:szCs w:val="20"/>
+          <w:lang w:val="en-US"/>
+        </w:rPr>
+        <w:tab/>
+        <w:t xml:space="preserve">IF </w:t>
+      </w:r>
+      <w:proofErr w:type="gramStart"/>
+      <w:r>
+        <w:rPr>
+          <w:rFonts w:cs="Times New Roman"/>
+          <w:szCs w:val="20"/>
+          <w:lang w:val="en-US"/>
+        </w:rPr>
+        <w:t>ISNOTNULL(</w:t>
+      </w:r>
+      <w:proofErr w:type="spellStart"/>
+      <w:proofErr w:type="gramEnd"/>
+      <w:r>
+        <w:rPr>
+          <w:rFonts w:cs="Times New Roman"/>
+          <w:szCs w:val="20"/>
+          <w:lang w:val="en-US"/>
+        </w:rPr>
+        <w:t>NEW.VotoFinale</w:t>
+      </w:r>
+      <w:proofErr w:type="spellEnd"/>
+      <w:r>
+        <w:rPr>
+          <w:rFonts w:cs="Times New Roman"/>
+          <w:szCs w:val="20"/>
+          <w:lang w:val="en-US"/>
+        </w:rPr>
+        <w:t>) AND ISNULL(</w:t>
+      </w:r>
+      <w:proofErr w:type="spellStart"/>
+      <w:r>
+        <w:rPr>
+          <w:rFonts w:cs="Times New Roman"/>
+          <w:szCs w:val="20"/>
+          <w:lang w:val="en-US"/>
+        </w:rPr>
+        <w:t>NEW.ID_Te</w:t>
+      </w:r>
+      <w:proofErr w:type="spellEnd"/>
+      <w:r>
+        <w:rPr>
+          <w:rFonts w:cs="Times New Roman"/>
+          <w:szCs w:val="20"/>
+          <w:lang w:val="en-US"/>
+        </w:rPr>
+        <w:t>)</w:t>
+      </w:r>
+    </w:p>
+    <w:p>
+      <w:pPr>
+        <w:ind w:left="0" w:right="192" w:firstLine="0"/>
+        <w:jc w:val="left"/>
+        <w:rPr>
+          <w:rFonts w:cs="Times New Roman"/>
+          <w:szCs w:val="20"/>
+          <w:lang w:val="en-US"/>
+        </w:rPr>
+      </w:pPr>
+      <w:r>
+        <w:rPr>
+          <w:rFonts w:cs="Times New Roman"/>
+          <w:szCs w:val="20"/>
+          <w:lang w:val="en-US"/>
+        </w:rPr>
+        <w:tab/>
+      </w:r>
+      <w:r>
+        <w:rPr>
+          <w:rFonts w:cs="Times New Roman"/>
+          <w:szCs w:val="20"/>
+          <w:lang w:val="en-US"/>
+        </w:rPr>
+        <w:tab/>
+        <w:t xml:space="preserve">THEN RAISE EXCEPTION 'Tesi </w:t>
+      </w:r>
+      <w:proofErr w:type="spellStart"/>
+      <w:r>
+        <w:rPr>
+          <w:rFonts w:cs="Times New Roman"/>
+          <w:szCs w:val="20"/>
+          <w:lang w:val="en-US"/>
+        </w:rPr>
+        <w:t>mancante</w:t>
+      </w:r>
+      <w:proofErr w:type="spellEnd"/>
+      <w:r>
+        <w:rPr>
+          <w:rFonts w:cs="Times New Roman"/>
+          <w:szCs w:val="20"/>
+          <w:lang w:val="en-US"/>
+        </w:rPr>
+        <w:t xml:space="preserve"> per </w:t>
+      </w:r>
+      <w:proofErr w:type="spellStart"/>
+      <w:r>
+        <w:rPr>
+          <w:rFonts w:cs="Times New Roman"/>
+          <w:szCs w:val="20"/>
+          <w:lang w:val="en-US"/>
+        </w:rPr>
+        <w:t>voto</w:t>
+      </w:r>
+      <w:proofErr w:type="spellEnd"/>
+      <w:r>
+        <w:rPr>
+          <w:rFonts w:cs="Times New Roman"/>
+          <w:szCs w:val="20"/>
+          <w:lang w:val="en-US"/>
+        </w:rPr>
+        <w:t>'</w:t>
+      </w:r>
       <w:r>
         <w:rPr>
           <w:rFonts w:cs="Times New Roman"/>
@@ -14896,26 +17340,23 @@
           <w:lang w:val="en-US"/>
         </w:rPr>
         <w:tab/>
-        <w:t>END IF;</w:t>
-      </w:r>
-    </w:p>
-    <w:p>
-      <w:pPr>
-        <w:ind w:left="0" w:right="192" w:firstLine="0"/>
-        <w:jc w:val="left"/>
-        <w:rPr>
-          <w:rFonts w:cs="Times New Roman"/>
-          <w:szCs w:val="20"/>
-          <w:lang w:val="en-US"/>
-        </w:rPr>
-      </w:pPr>
-      <w:r>
-        <w:rPr>
-          <w:rFonts w:cs="Times New Roman"/>
-          <w:szCs w:val="20"/>
-          <w:lang w:val="en-US"/>
-        </w:rPr>
-        <w:tab/>
+        <w:t>END</w:t>
+      </w:r>
+      <w:r>
+        <w:rPr>
+          <w:rFonts w:cs="Times New Roman"/>
+          <w:szCs w:val="20"/>
+          <w:lang w:val="en-US"/>
+        </w:rPr>
+        <w:t xml:space="preserve"> </w:t>
+      </w:r>
+      <w:r>
+        <w:rPr>
+          <w:rFonts w:cs="Times New Roman"/>
+          <w:szCs w:val="20"/>
+          <w:lang w:val="en-US"/>
+        </w:rPr>
+        <w:t>IF;</w:t>
       </w:r>
     </w:p>
     <w:p>
@@ -14954,30 +17395,24 @@
           <w:szCs w:val="20"/>
           <w:lang w:val="en-US"/>
         </w:rPr>
-        <w:t>END;</w:t>
-      </w:r>
-      <w:r>
-        <w:rPr>
-          <w:rFonts w:cs="Times New Roman"/>
-          <w:szCs w:val="20"/>
-          <w:lang w:val="en-US"/>
-        </w:rPr>
-        <w:tab/>
-      </w:r>
-    </w:p>
-    <w:p>
-      <w:pPr>
-        <w:ind w:left="0" w:right="192" w:firstLine="0"/>
-        <w:jc w:val="left"/>
-        <w:rPr>
-          <w:rFonts w:cs="Times New Roman"/>
-          <w:szCs w:val="20"/>
-        </w:rPr>
-      </w:pPr>
-      <w:r>
-        <w:rPr>
-          <w:rFonts w:cs="Times New Roman"/>
-          <w:szCs w:val="20"/>
+        <w:t>END</w:t>
+      </w:r>
+    </w:p>
+    <w:p>
+      <w:pPr>
+        <w:ind w:left="0" w:right="192" w:firstLine="0"/>
+        <w:jc w:val="left"/>
+        <w:rPr>
+          <w:rFonts w:cs="Times New Roman"/>
+          <w:szCs w:val="20"/>
+          <w:lang w:val="en-US"/>
+        </w:rPr>
+      </w:pPr>
+      <w:r>
+        <w:rPr>
+          <w:rFonts w:cs="Times New Roman"/>
+          <w:szCs w:val="20"/>
+          <w:lang w:val="en-US"/>
         </w:rPr>
         <w:t>$</w:t>
       </w:r>
@@ -14986,14 +17421,16 @@
         <w:rPr>
           <w:rFonts w:cs="Times New Roman"/>
           <w:szCs w:val="20"/>
-        </w:rPr>
-        <w:t>TesiRimuoviAnnullamentoRichiesta</w:t>
-      </w:r>
-      <w:proofErr w:type="spellEnd"/>
-      <w:r>
-        <w:rPr>
-          <w:rFonts w:cs="Times New Roman"/>
-          <w:szCs w:val="20"/>
+          <w:lang w:val="en-US"/>
+        </w:rPr>
+        <w:t>SedutaAggiungiVotoSuTesi</w:t>
+      </w:r>
+      <w:proofErr w:type="spellEnd"/>
+      <w:r>
+        <w:rPr>
+          <w:rFonts w:cs="Times New Roman"/>
+          <w:szCs w:val="20"/>
+          <w:lang w:val="en-US"/>
         </w:rPr>
         <w:t xml:space="preserve">$ LANGUAGE </w:t>
       </w:r>
@@ -15002,6 +17439,7 @@
         <w:rPr>
           <w:rFonts w:cs="Times New Roman"/>
           <w:szCs w:val="20"/>
+          <w:lang w:val="en-US"/>
         </w:rPr>
         <w:t>plpgsql</w:t>
       </w:r>
@@ -15010,6 +17448,7 @@
         <w:rPr>
           <w:rFonts w:cs="Times New Roman"/>
           <w:szCs w:val="20"/>
+          <w:lang w:val="en-US"/>
         </w:rPr>
         <w:t>;</w:t>
       </w:r>
@@ -15021,22 +17460,25 @@
         <w:rPr>
           <w:rFonts w:cs="Times New Roman"/>
           <w:szCs w:val="20"/>
-        </w:rPr>
-      </w:pPr>
-    </w:p>
-    <w:p>
-      <w:pPr>
-        <w:ind w:left="0" w:right="192" w:firstLine="0"/>
-        <w:jc w:val="left"/>
-        <w:rPr>
-          <w:rFonts w:cs="Times New Roman"/>
-          <w:szCs w:val="20"/>
-        </w:rPr>
-      </w:pPr>
-      <w:r>
-        <w:rPr>
-          <w:rFonts w:cs="Times New Roman"/>
-          <w:szCs w:val="20"/>
+          <w:lang w:val="en-US"/>
+        </w:rPr>
+      </w:pPr>
+    </w:p>
+    <w:p>
+      <w:pPr>
+        <w:ind w:left="0" w:right="192" w:firstLine="0"/>
+        <w:jc w:val="left"/>
+        <w:rPr>
+          <w:rFonts w:cs="Times New Roman"/>
+          <w:szCs w:val="20"/>
+          <w:lang w:val="en-US"/>
+        </w:rPr>
+      </w:pPr>
+      <w:r>
+        <w:rPr>
+          <w:rFonts w:cs="Times New Roman"/>
+          <w:szCs w:val="20"/>
+          <w:lang w:val="en-US"/>
         </w:rPr>
         <w:t xml:space="preserve">CREATE OR REPLACE TRIGGER </w:t>
       </w:r>
@@ -15045,35 +17487,30 @@
         <w:rPr>
           <w:rFonts w:cs="Times New Roman"/>
           <w:szCs w:val="20"/>
-        </w:rPr>
-        <w:t>TesiRimuoviAnnullamentoRichiestaTrigger</w:t>
-      </w:r>
-      <w:proofErr w:type="spellEnd"/>
-    </w:p>
-    <w:p>
-      <w:pPr>
-        <w:ind w:left="0" w:right="192" w:firstLine="0"/>
-        <w:jc w:val="left"/>
-        <w:rPr>
-          <w:rFonts w:cs="Times New Roman"/>
-          <w:szCs w:val="20"/>
-          <w:lang w:val="en-US"/>
-        </w:rPr>
-      </w:pPr>
-      <w:r>
-        <w:rPr>
-          <w:rFonts w:cs="Times New Roman"/>
-          <w:szCs w:val="20"/>
-        </w:rPr>
-        <w:tab/>
-      </w:r>
-      <w:r>
-        <w:rPr>
-          <w:rFonts w:cs="Times New Roman"/>
-          <w:szCs w:val="20"/>
-          <w:lang w:val="en-US"/>
-        </w:rPr>
-        <w:t>AFTER UPDATE ON RICHIESTA</w:t>
+          <w:lang w:val="en-US"/>
+        </w:rPr>
+        <w:t>SedutaAggiungiVotoSuTesiTrigger</w:t>
+      </w:r>
+      <w:proofErr w:type="spellEnd"/>
+    </w:p>
+    <w:p>
+      <w:pPr>
+        <w:ind w:left="0" w:right="192" w:firstLine="0"/>
+        <w:jc w:val="left"/>
+        <w:rPr>
+          <w:rFonts w:cs="Times New Roman"/>
+          <w:szCs w:val="20"/>
+          <w:lang w:val="en-US"/>
+        </w:rPr>
+      </w:pPr>
+      <w:r>
+        <w:rPr>
+          <w:rFonts w:cs="Times New Roman"/>
+          <w:szCs w:val="20"/>
+          <w:lang w:val="en-US"/>
+        </w:rPr>
+        <w:tab/>
+        <w:t>BEFORE UPDATE ON Tesi</w:t>
       </w:r>
     </w:p>
     <w:p>
@@ -15122,7 +17559,23 @@
           <w:szCs w:val="20"/>
           <w:lang w:val="en-US"/>
         </w:rPr>
-        <w:t>TesiRimuoviAnnullamentoRichiesta</w:t>
+        <w:t>Sedu</w:t>
+      </w:r>
+      <w:r>
+        <w:rPr>
+          <w:rFonts w:cs="Times New Roman"/>
+          <w:szCs w:val="20"/>
+          <w:lang w:val="en-US"/>
+        </w:rPr>
+        <w:t>t</w:t>
+      </w:r>
+      <w:r>
+        <w:rPr>
+          <w:rFonts w:cs="Times New Roman"/>
+          <w:szCs w:val="20"/>
+          <w:lang w:val="en-US"/>
+        </w:rPr>
+        <w:t>aAggiungiVotoSuTesi</w:t>
       </w:r>
       <w:proofErr w:type="spellEnd"/>
       <w:r>
@@ -15142,1785 +17595,6 @@
         </w:rPr>
         <w:t>);</w:t>
       </w:r>
-    </w:p>
-    <w:p>
-      <w:pPr>
-        <w:ind w:left="0" w:right="192" w:firstLine="0"/>
-        <w:jc w:val="left"/>
-        <w:rPr>
-          <w:rFonts w:cs="Times New Roman"/>
-          <w:szCs w:val="20"/>
-          <w:lang w:val="en-US"/>
-        </w:rPr>
-      </w:pPr>
-    </w:p>
-    <w:p>
-      <w:pPr>
-        <w:ind w:left="0" w:right="192" w:firstLine="0"/>
-        <w:jc w:val="left"/>
-        <w:rPr>
-          <w:rFonts w:cs="Times New Roman"/>
-          <w:b/>
-          <w:bCs/>
-          <w:szCs w:val="20"/>
-          <w:lang w:val="en-US"/>
-        </w:rPr>
-      </w:pPr>
-    </w:p>
-    <w:p>
-      <w:pPr>
-        <w:ind w:left="0" w:right="192" w:firstLine="0"/>
-        <w:jc w:val="left"/>
-        <w:rPr>
-          <w:rFonts w:cs="Times New Roman"/>
-          <w:b/>
-          <w:bCs/>
-          <w:szCs w:val="20"/>
-          <w:lang w:val="en-US"/>
-        </w:rPr>
-      </w:pPr>
-    </w:p>
-    <w:p>
-      <w:pPr>
-        <w:ind w:left="0" w:right="192" w:firstLine="0"/>
-        <w:jc w:val="left"/>
-        <w:rPr>
-          <w:rFonts w:cs="Times New Roman"/>
-          <w:b/>
-          <w:bCs/>
-          <w:szCs w:val="20"/>
-          <w:lang w:val="en-US"/>
-        </w:rPr>
-      </w:pPr>
-    </w:p>
-    <w:p>
-      <w:pPr>
-        <w:ind w:left="0" w:right="192" w:firstLine="0"/>
-        <w:jc w:val="left"/>
-        <w:rPr>
-          <w:rFonts w:cs="Times New Roman"/>
-          <w:b/>
-          <w:bCs/>
-          <w:szCs w:val="20"/>
-          <w:lang w:val="en-US"/>
-        </w:rPr>
-      </w:pPr>
-    </w:p>
-    <w:p>
-      <w:pPr>
-        <w:ind w:left="0" w:right="192" w:firstLine="0"/>
-        <w:jc w:val="left"/>
-        <w:rPr>
-          <w:rFonts w:cs="Times New Roman"/>
-          <w:b/>
-          <w:bCs/>
-          <w:szCs w:val="20"/>
-          <w:lang w:val="en-US"/>
-        </w:rPr>
-      </w:pPr>
-    </w:p>
-    <w:p>
-      <w:pPr>
-        <w:ind w:left="0" w:right="192" w:firstLine="0"/>
-        <w:jc w:val="left"/>
-        <w:rPr>
-          <w:rFonts w:cs="Times New Roman"/>
-          <w:b/>
-          <w:bCs/>
-          <w:szCs w:val="20"/>
-          <w:lang w:val="en-US"/>
-        </w:rPr>
-      </w:pPr>
-    </w:p>
-    <w:p>
-      <w:pPr>
-        <w:ind w:left="0" w:right="192" w:firstLine="0"/>
-        <w:jc w:val="left"/>
-        <w:rPr>
-          <w:rFonts w:cs="Times New Roman"/>
-          <w:b/>
-          <w:bCs/>
-          <w:szCs w:val="20"/>
-          <w:lang w:val="en-US"/>
-        </w:rPr>
-      </w:pPr>
-    </w:p>
-    <w:p>
-      <w:pPr>
-        <w:ind w:left="0" w:right="192" w:firstLine="0"/>
-        <w:jc w:val="left"/>
-        <w:rPr>
-          <w:rFonts w:cs="Times New Roman"/>
-          <w:b/>
-          <w:bCs/>
-          <w:szCs w:val="20"/>
-          <w:lang w:val="en-US"/>
-        </w:rPr>
-      </w:pPr>
-    </w:p>
-    <w:p>
-      <w:pPr>
-        <w:ind w:left="0" w:right="192" w:firstLine="0"/>
-        <w:jc w:val="left"/>
-        <w:rPr>
-          <w:rFonts w:cs="Times New Roman"/>
-          <w:b/>
-          <w:bCs/>
-          <w:szCs w:val="20"/>
-          <w:lang w:val="en-US"/>
-        </w:rPr>
-      </w:pPr>
-    </w:p>
-    <w:p>
-      <w:pPr>
-        <w:ind w:left="0" w:right="192" w:firstLine="0"/>
-        <w:jc w:val="left"/>
-        <w:rPr>
-          <w:rFonts w:cs="Times New Roman"/>
-          <w:b/>
-          <w:bCs/>
-          <w:szCs w:val="20"/>
-          <w:lang w:val="en-US"/>
-        </w:rPr>
-      </w:pPr>
-    </w:p>
-    <w:p>
-      <w:pPr>
-        <w:ind w:left="0" w:right="192" w:firstLine="0"/>
-        <w:jc w:val="left"/>
-        <w:rPr>
-          <w:rFonts w:cs="Times New Roman"/>
-          <w:b/>
-          <w:bCs/>
-          <w:szCs w:val="20"/>
-          <w:lang w:val="en-US"/>
-        </w:rPr>
-      </w:pPr>
-    </w:p>
-    <w:p>
-      <w:pPr>
-        <w:ind w:left="0" w:right="192" w:firstLine="0"/>
-        <w:jc w:val="left"/>
-        <w:rPr>
-          <w:rFonts w:cs="Times New Roman"/>
-          <w:b/>
-          <w:bCs/>
-          <w:szCs w:val="20"/>
-          <w:lang w:val="en-US"/>
-        </w:rPr>
-      </w:pPr>
-    </w:p>
-    <w:p>
-      <w:pPr>
-        <w:ind w:left="0" w:right="192" w:firstLine="0"/>
-        <w:jc w:val="left"/>
-        <w:rPr>
-          <w:rFonts w:cs="Times New Roman"/>
-          <w:b/>
-          <w:bCs/>
-          <w:szCs w:val="20"/>
-          <w:lang w:val="en-US"/>
-        </w:rPr>
-      </w:pPr>
-    </w:p>
-    <w:p>
-      <w:pPr>
-        <w:ind w:left="0" w:right="192" w:firstLine="0"/>
-        <w:jc w:val="left"/>
-        <w:rPr>
-          <w:rFonts w:cs="Times New Roman"/>
-          <w:b/>
-          <w:bCs/>
-          <w:szCs w:val="20"/>
-          <w:lang w:val="en-US"/>
-        </w:rPr>
-      </w:pPr>
-    </w:p>
-    <w:p>
-      <w:pPr>
-        <w:ind w:left="0" w:right="192" w:firstLine="0"/>
-        <w:jc w:val="left"/>
-        <w:rPr>
-          <w:rFonts w:cs="Times New Roman"/>
-          <w:b/>
-          <w:bCs/>
-          <w:szCs w:val="20"/>
-          <w:lang w:val="en-US"/>
-        </w:rPr>
-      </w:pPr>
-    </w:p>
-    <w:p>
-      <w:pPr>
-        <w:ind w:left="0" w:right="192" w:firstLine="0"/>
-        <w:jc w:val="left"/>
-        <w:rPr>
-          <w:rFonts w:cs="Times New Roman"/>
-          <w:b/>
-          <w:bCs/>
-          <w:szCs w:val="20"/>
-          <w:lang w:val="en-US"/>
-        </w:rPr>
-      </w:pPr>
-    </w:p>
-    <w:p>
-      <w:pPr>
-        <w:ind w:left="0" w:right="192" w:firstLine="0"/>
-        <w:jc w:val="left"/>
-        <w:rPr>
-          <w:rFonts w:cs="Times New Roman"/>
-          <w:b/>
-          <w:bCs/>
-          <w:szCs w:val="20"/>
-          <w:lang w:val="en-US"/>
-        </w:rPr>
-      </w:pPr>
-    </w:p>
-    <w:p>
-      <w:pPr>
-        <w:ind w:left="0" w:right="192" w:firstLine="0"/>
-        <w:jc w:val="left"/>
-        <w:rPr>
-          <w:rFonts w:cs="Times New Roman"/>
-          <w:b/>
-          <w:bCs/>
-          <w:szCs w:val="20"/>
-          <w:lang w:val="en-US"/>
-        </w:rPr>
-      </w:pPr>
-    </w:p>
-    <w:p>
-      <w:pPr>
-        <w:ind w:left="0" w:right="192" w:firstLine="0"/>
-        <w:jc w:val="left"/>
-        <w:rPr>
-          <w:rFonts w:cs="Times New Roman"/>
-          <w:b/>
-          <w:bCs/>
-          <w:szCs w:val="20"/>
-          <w:lang w:val="en-US"/>
-        </w:rPr>
-      </w:pPr>
-    </w:p>
-    <w:p>
-      <w:pPr>
-        <w:ind w:left="0" w:right="192" w:firstLine="0"/>
-        <w:jc w:val="left"/>
-        <w:rPr>
-          <w:rFonts w:cs="Times New Roman"/>
-          <w:b/>
-          <w:bCs/>
-          <w:szCs w:val="20"/>
-          <w:lang w:val="en-US"/>
-        </w:rPr>
-      </w:pPr>
-    </w:p>
-    <w:p>
-      <w:pPr>
-        <w:ind w:left="0" w:right="192" w:firstLine="0"/>
-        <w:jc w:val="left"/>
-        <w:rPr>
-          <w:rFonts w:cs="Times New Roman"/>
-          <w:b/>
-          <w:bCs/>
-          <w:szCs w:val="20"/>
-          <w:lang w:val="en-US"/>
-        </w:rPr>
-      </w:pPr>
-      <w:r>
-        <w:rPr>
-          <w:rFonts w:cs="Times New Roman"/>
-          <w:b/>
-          <w:bCs/>
-          <w:szCs w:val="20"/>
-          <w:lang w:val="en-US"/>
-        </w:rPr>
-        <w:t xml:space="preserve">5.2.10 </w:t>
-      </w:r>
-      <w:proofErr w:type="spellStart"/>
-      <w:r>
-        <w:rPr>
-          <w:rFonts w:cs="Times New Roman"/>
-          <w:b/>
-          <w:bCs/>
-          <w:szCs w:val="20"/>
-          <w:lang w:val="en-US"/>
-        </w:rPr>
-        <w:t>SedutaRimuoviAnnullamentoTesi</w:t>
-      </w:r>
-      <w:proofErr w:type="spellEnd"/>
-    </w:p>
-    <w:p>
-      <w:pPr>
-        <w:ind w:left="0" w:right="192" w:firstLine="0"/>
-        <w:jc w:val="left"/>
-        <w:rPr>
-          <w:rFonts w:cs="Times New Roman"/>
-          <w:b/>
-          <w:bCs/>
-          <w:szCs w:val="20"/>
-          <w:lang w:val="en-US"/>
-        </w:rPr>
-      </w:pPr>
-    </w:p>
-    <w:p>
-      <w:pPr>
-        <w:ind w:left="0" w:right="192" w:firstLine="0"/>
-        <w:jc w:val="left"/>
-        <w:rPr>
-          <w:rFonts w:cs="Times New Roman"/>
-          <w:szCs w:val="20"/>
-        </w:rPr>
-      </w:pPr>
-      <w:r>
-        <w:rPr>
-          <w:rFonts w:cs="Times New Roman"/>
-          <w:szCs w:val="20"/>
-        </w:rPr>
-        <w:t xml:space="preserve">CREATE OR REPLACE FUNCTION </w:t>
-      </w:r>
-      <w:proofErr w:type="spellStart"/>
-      <w:proofErr w:type="gramStart"/>
-      <w:r>
-        <w:rPr>
-          <w:rFonts w:cs="Times New Roman"/>
-          <w:szCs w:val="20"/>
-        </w:rPr>
-        <w:t>SedutaRimuoviAnnullamentoTesi</w:t>
-      </w:r>
-      <w:proofErr w:type="spellEnd"/>
-      <w:r>
-        <w:rPr>
-          <w:rFonts w:cs="Times New Roman"/>
-          <w:szCs w:val="20"/>
-        </w:rPr>
-        <w:t>(</w:t>
-      </w:r>
-      <w:proofErr w:type="gramEnd"/>
-      <w:r>
-        <w:rPr>
-          <w:rFonts w:cs="Times New Roman"/>
-          <w:szCs w:val="20"/>
-        </w:rPr>
-        <w:t>)</w:t>
-      </w:r>
-    </w:p>
-    <w:p>
-      <w:pPr>
-        <w:ind w:left="0" w:right="192" w:firstLine="0"/>
-        <w:jc w:val="left"/>
-        <w:rPr>
-          <w:rFonts w:cs="Times New Roman"/>
-          <w:szCs w:val="20"/>
-          <w:lang w:val="en-US"/>
-        </w:rPr>
-      </w:pPr>
-      <w:r>
-        <w:rPr>
-          <w:rFonts w:cs="Times New Roman"/>
-          <w:szCs w:val="20"/>
-        </w:rPr>
-        <w:tab/>
-      </w:r>
-      <w:r>
-        <w:rPr>
-          <w:rFonts w:cs="Times New Roman"/>
-          <w:szCs w:val="20"/>
-          <w:lang w:val="en-US"/>
-        </w:rPr>
-        <w:t xml:space="preserve">RETURNS trigger AS </w:t>
-      </w:r>
-    </w:p>
-    <w:p>
-      <w:pPr>
-        <w:ind w:left="0" w:right="192" w:firstLine="0"/>
-        <w:jc w:val="left"/>
-        <w:rPr>
-          <w:rFonts w:cs="Times New Roman"/>
-          <w:szCs w:val="20"/>
-          <w:lang w:val="en-US"/>
-        </w:rPr>
-      </w:pPr>
-      <w:r>
-        <w:rPr>
-          <w:rFonts w:cs="Times New Roman"/>
-          <w:szCs w:val="20"/>
-          <w:lang w:val="en-US"/>
-        </w:rPr>
-        <w:t>$</w:t>
-      </w:r>
-      <w:proofErr w:type="spellStart"/>
-      <w:r>
-        <w:rPr>
-          <w:rFonts w:cs="Times New Roman"/>
-          <w:szCs w:val="20"/>
-          <w:lang w:val="en-US"/>
-        </w:rPr>
-        <w:t>SedutaRimuoviAnnullamentoTesi</w:t>
-      </w:r>
-      <w:proofErr w:type="spellEnd"/>
-      <w:r>
-        <w:rPr>
-          <w:rFonts w:cs="Times New Roman"/>
-          <w:szCs w:val="20"/>
-          <w:lang w:val="en-US"/>
-        </w:rPr>
-        <w:t>$</w:t>
-      </w:r>
-    </w:p>
-    <w:p>
-      <w:pPr>
-        <w:ind w:left="0" w:right="192" w:firstLine="0"/>
-        <w:jc w:val="left"/>
-        <w:rPr>
-          <w:rFonts w:cs="Times New Roman"/>
-          <w:szCs w:val="20"/>
-          <w:lang w:val="en-US"/>
-        </w:rPr>
-      </w:pPr>
-      <w:r>
-        <w:rPr>
-          <w:rFonts w:cs="Times New Roman"/>
-          <w:szCs w:val="20"/>
-          <w:lang w:val="en-US"/>
-        </w:rPr>
-        <w:t>BEGIN</w:t>
-      </w:r>
-      <w:r>
-        <w:rPr>
-          <w:rFonts w:cs="Times New Roman"/>
-          <w:szCs w:val="20"/>
-          <w:lang w:val="en-US"/>
-        </w:rPr>
-        <w:tab/>
-      </w:r>
-    </w:p>
-    <w:p>
-      <w:pPr>
-        <w:ind w:left="0" w:right="192" w:firstLine="0"/>
-        <w:jc w:val="left"/>
-        <w:rPr>
-          <w:rFonts w:cs="Times New Roman"/>
-          <w:szCs w:val="20"/>
-          <w:lang w:val="en-US"/>
-        </w:rPr>
-      </w:pPr>
-      <w:r>
-        <w:rPr>
-          <w:rFonts w:cs="Times New Roman"/>
-          <w:szCs w:val="20"/>
-          <w:lang w:val="en-US"/>
-        </w:rPr>
-        <w:tab/>
-        <w:t xml:space="preserve">IF </w:t>
-      </w:r>
-      <w:proofErr w:type="spellStart"/>
-      <w:r>
-        <w:rPr>
-          <w:rFonts w:cs="Times New Roman"/>
-          <w:szCs w:val="20"/>
-          <w:lang w:val="en-US"/>
-        </w:rPr>
-        <w:t>NEW.Stato</w:t>
-      </w:r>
-      <w:proofErr w:type="spellEnd"/>
-      <w:r>
-        <w:rPr>
-          <w:rFonts w:cs="Times New Roman"/>
-          <w:szCs w:val="20"/>
-          <w:lang w:val="en-US"/>
-        </w:rPr>
-        <w:t xml:space="preserve"> ='X' AND </w:t>
-      </w:r>
-      <w:proofErr w:type="spellStart"/>
-      <w:r>
-        <w:rPr>
-          <w:rFonts w:cs="Times New Roman"/>
-          <w:szCs w:val="20"/>
-          <w:lang w:val="en-US"/>
-        </w:rPr>
-        <w:t>OLD.Stato</w:t>
-      </w:r>
-      <w:proofErr w:type="spellEnd"/>
-      <w:r>
-        <w:rPr>
-          <w:rFonts w:cs="Times New Roman"/>
-          <w:szCs w:val="20"/>
-          <w:lang w:val="en-US"/>
-        </w:rPr>
-        <w:t xml:space="preserve"> = 'V' THEN</w:t>
-      </w:r>
-    </w:p>
-    <w:p>
-      <w:pPr>
-        <w:ind w:left="0" w:right="192" w:firstLine="0"/>
-        <w:jc w:val="left"/>
-        <w:rPr>
-          <w:rFonts w:cs="Times New Roman"/>
-          <w:szCs w:val="20"/>
-          <w:lang w:val="en-US"/>
-        </w:rPr>
-      </w:pPr>
-      <w:r>
-        <w:rPr>
-          <w:rFonts w:cs="Times New Roman"/>
-          <w:szCs w:val="20"/>
-          <w:lang w:val="en-US"/>
-        </w:rPr>
-        <w:tab/>
-      </w:r>
-      <w:r>
-        <w:rPr>
-          <w:rFonts w:cs="Times New Roman"/>
-          <w:szCs w:val="20"/>
-          <w:lang w:val="en-US"/>
-        </w:rPr>
-        <w:tab/>
-        <w:t xml:space="preserve">DELETE FROM SEDUTA </w:t>
-      </w:r>
-    </w:p>
-    <w:p>
-      <w:pPr>
-        <w:ind w:left="0" w:right="192" w:firstLine="0"/>
-        <w:jc w:val="left"/>
-        <w:rPr>
-          <w:rFonts w:cs="Times New Roman"/>
-          <w:szCs w:val="20"/>
-          <w:lang w:val="en-US"/>
-        </w:rPr>
-      </w:pPr>
-      <w:r>
-        <w:rPr>
-          <w:rFonts w:cs="Times New Roman"/>
-          <w:szCs w:val="20"/>
-          <w:lang w:val="en-US"/>
-        </w:rPr>
-        <w:tab/>
-      </w:r>
-      <w:r>
-        <w:rPr>
-          <w:rFonts w:cs="Times New Roman"/>
-          <w:szCs w:val="20"/>
-          <w:lang w:val="en-US"/>
-        </w:rPr>
-        <w:tab/>
-        <w:t xml:space="preserve">WHERE </w:t>
-      </w:r>
-      <w:proofErr w:type="spellStart"/>
-      <w:r>
-        <w:rPr>
-          <w:rFonts w:cs="Times New Roman"/>
-          <w:szCs w:val="20"/>
-          <w:lang w:val="en-US"/>
-        </w:rPr>
-        <w:t>ID_Te</w:t>
-      </w:r>
-      <w:proofErr w:type="spellEnd"/>
-      <w:r>
-        <w:rPr>
-          <w:rFonts w:cs="Times New Roman"/>
-          <w:szCs w:val="20"/>
-          <w:lang w:val="en-US"/>
-        </w:rPr>
-        <w:t xml:space="preserve"> = </w:t>
-      </w:r>
-      <w:proofErr w:type="spellStart"/>
-      <w:r>
-        <w:rPr>
-          <w:rFonts w:cs="Times New Roman"/>
-          <w:szCs w:val="20"/>
-          <w:lang w:val="en-US"/>
-        </w:rPr>
-        <w:t>NEW.ID_Te</w:t>
-      </w:r>
-      <w:proofErr w:type="spellEnd"/>
-      <w:r>
-        <w:rPr>
-          <w:rFonts w:cs="Times New Roman"/>
-          <w:szCs w:val="20"/>
-          <w:lang w:val="en-US"/>
-        </w:rPr>
-        <w:t>;</w:t>
-      </w:r>
-    </w:p>
-    <w:p>
-      <w:pPr>
-        <w:ind w:left="0" w:right="192" w:firstLine="0"/>
-        <w:jc w:val="left"/>
-        <w:rPr>
-          <w:rFonts w:cs="Times New Roman"/>
-          <w:szCs w:val="20"/>
-          <w:lang w:val="en-US"/>
-        </w:rPr>
-      </w:pPr>
-      <w:r>
-        <w:rPr>
-          <w:rFonts w:cs="Times New Roman"/>
-          <w:szCs w:val="20"/>
-          <w:lang w:val="en-US"/>
-        </w:rPr>
-        <w:tab/>
-        <w:t>END IF;</w:t>
-      </w:r>
-    </w:p>
-    <w:p>
-      <w:pPr>
-        <w:ind w:left="0" w:right="192" w:firstLine="0"/>
-        <w:jc w:val="left"/>
-        <w:rPr>
-          <w:rFonts w:cs="Times New Roman"/>
-          <w:szCs w:val="20"/>
-          <w:lang w:val="en-US"/>
-        </w:rPr>
-      </w:pPr>
-      <w:r>
-        <w:rPr>
-          <w:rFonts w:cs="Times New Roman"/>
-          <w:szCs w:val="20"/>
-          <w:lang w:val="en-US"/>
-        </w:rPr>
-        <w:tab/>
-      </w:r>
-    </w:p>
-    <w:p>
-      <w:pPr>
-        <w:ind w:left="0" w:right="192" w:firstLine="0"/>
-        <w:jc w:val="left"/>
-        <w:rPr>
-          <w:rFonts w:cs="Times New Roman"/>
-          <w:szCs w:val="20"/>
-          <w:lang w:val="en-US"/>
-        </w:rPr>
-      </w:pPr>
-      <w:r>
-        <w:rPr>
-          <w:rFonts w:cs="Times New Roman"/>
-          <w:szCs w:val="20"/>
-          <w:lang w:val="en-US"/>
-        </w:rPr>
-        <w:tab/>
-        <w:t>RETURN NEW;</w:t>
-      </w:r>
-    </w:p>
-    <w:p>
-      <w:pPr>
-        <w:ind w:left="0" w:right="192" w:firstLine="0"/>
-        <w:jc w:val="left"/>
-        <w:rPr>
-          <w:rFonts w:cs="Times New Roman"/>
-          <w:szCs w:val="20"/>
-          <w:lang w:val="en-US"/>
-        </w:rPr>
-      </w:pPr>
-      <w:r>
-        <w:rPr>
-          <w:rFonts w:cs="Times New Roman"/>
-          <w:szCs w:val="20"/>
-          <w:lang w:val="en-US"/>
-        </w:rPr>
-        <w:t>END;</w:t>
-      </w:r>
-      <w:r>
-        <w:rPr>
-          <w:rFonts w:cs="Times New Roman"/>
-          <w:szCs w:val="20"/>
-          <w:lang w:val="en-US"/>
-        </w:rPr>
-        <w:tab/>
-      </w:r>
-    </w:p>
-    <w:p>
-      <w:pPr>
-        <w:ind w:left="0" w:right="192" w:firstLine="0"/>
-        <w:jc w:val="left"/>
-        <w:rPr>
-          <w:rFonts w:cs="Times New Roman"/>
-          <w:szCs w:val="20"/>
-        </w:rPr>
-      </w:pPr>
-      <w:r>
-        <w:rPr>
-          <w:rFonts w:cs="Times New Roman"/>
-          <w:szCs w:val="20"/>
-        </w:rPr>
-        <w:t>$</w:t>
-      </w:r>
-      <w:proofErr w:type="spellStart"/>
-      <w:r>
-        <w:rPr>
-          <w:rFonts w:cs="Times New Roman"/>
-          <w:szCs w:val="20"/>
-        </w:rPr>
-        <w:t>SedutaRimuoviAnnullamentoTesi</w:t>
-      </w:r>
-      <w:proofErr w:type="spellEnd"/>
-      <w:r>
-        <w:rPr>
-          <w:rFonts w:cs="Times New Roman"/>
-          <w:szCs w:val="20"/>
-        </w:rPr>
-        <w:t xml:space="preserve">$ LANGUAGE </w:t>
-      </w:r>
-      <w:proofErr w:type="spellStart"/>
-      <w:r>
-        <w:rPr>
-          <w:rFonts w:cs="Times New Roman"/>
-          <w:szCs w:val="20"/>
-        </w:rPr>
-        <w:t>plpgsql</w:t>
-      </w:r>
-      <w:proofErr w:type="spellEnd"/>
-      <w:r>
-        <w:rPr>
-          <w:rFonts w:cs="Times New Roman"/>
-          <w:szCs w:val="20"/>
-        </w:rPr>
-        <w:t>;</w:t>
-      </w:r>
-    </w:p>
-    <w:p>
-      <w:pPr>
-        <w:ind w:left="0" w:right="192" w:firstLine="0"/>
-        <w:jc w:val="left"/>
-        <w:rPr>
-          <w:rFonts w:cs="Times New Roman"/>
-          <w:szCs w:val="20"/>
-        </w:rPr>
-      </w:pPr>
-    </w:p>
-    <w:p>
-      <w:pPr>
-        <w:ind w:left="0" w:right="192" w:firstLine="0"/>
-        <w:jc w:val="left"/>
-        <w:rPr>
-          <w:rFonts w:cs="Times New Roman"/>
-          <w:szCs w:val="20"/>
-        </w:rPr>
-      </w:pPr>
-      <w:r>
-        <w:rPr>
-          <w:rFonts w:cs="Times New Roman"/>
-          <w:szCs w:val="20"/>
-        </w:rPr>
-        <w:t xml:space="preserve">CREATE OR REPLACE TRIGGER </w:t>
-      </w:r>
-      <w:proofErr w:type="spellStart"/>
-      <w:r>
-        <w:rPr>
-          <w:rFonts w:cs="Times New Roman"/>
-          <w:szCs w:val="20"/>
-        </w:rPr>
-        <w:t>SedutaRimuoviAnnullamentoTesiTrigger</w:t>
-      </w:r>
-      <w:proofErr w:type="spellEnd"/>
-    </w:p>
-    <w:p>
-      <w:pPr>
-        <w:ind w:left="0" w:right="192" w:firstLine="0"/>
-        <w:jc w:val="left"/>
-        <w:rPr>
-          <w:rFonts w:cs="Times New Roman"/>
-          <w:szCs w:val="20"/>
-          <w:lang w:val="en-US"/>
-        </w:rPr>
-      </w:pPr>
-      <w:r>
-        <w:rPr>
-          <w:rFonts w:cs="Times New Roman"/>
-          <w:szCs w:val="20"/>
-        </w:rPr>
-        <w:tab/>
-      </w:r>
-      <w:r>
-        <w:rPr>
-          <w:rFonts w:cs="Times New Roman"/>
-          <w:szCs w:val="20"/>
-          <w:lang w:val="en-US"/>
-        </w:rPr>
-        <w:t>AFTER UPDATE ON TESI</w:t>
-      </w:r>
-    </w:p>
-    <w:p>
-      <w:pPr>
-        <w:ind w:left="0" w:right="192" w:firstLine="0"/>
-        <w:jc w:val="left"/>
-        <w:rPr>
-          <w:rFonts w:cs="Times New Roman"/>
-          <w:szCs w:val="20"/>
-          <w:lang w:val="en-US"/>
-        </w:rPr>
-      </w:pPr>
-      <w:r>
-        <w:rPr>
-          <w:rFonts w:cs="Times New Roman"/>
-          <w:szCs w:val="20"/>
-          <w:lang w:val="en-US"/>
-        </w:rPr>
-        <w:tab/>
-        <w:t>FOR EACH ROW</w:t>
-      </w:r>
-    </w:p>
-    <w:p>
-      <w:pPr>
-        <w:ind w:left="0" w:right="192" w:firstLine="0"/>
-        <w:jc w:val="left"/>
-        <w:rPr>
-          <w:rFonts w:cs="Times New Roman"/>
-          <w:szCs w:val="20"/>
-          <w:lang w:val="en-US"/>
-        </w:rPr>
-      </w:pPr>
-      <w:r>
-        <w:rPr>
-          <w:rFonts w:cs="Times New Roman"/>
-          <w:szCs w:val="20"/>
-          <w:lang w:val="en-US"/>
-        </w:rPr>
-        <w:t xml:space="preserve">EXECUTE FUNCTION </w:t>
-      </w:r>
-      <w:proofErr w:type="spellStart"/>
-      <w:proofErr w:type="gramStart"/>
-      <w:r>
-        <w:rPr>
-          <w:rFonts w:cs="Times New Roman"/>
-          <w:szCs w:val="20"/>
-          <w:lang w:val="en-US"/>
-        </w:rPr>
-        <w:t>SedutaRimuoviAnnullamentoTesi</w:t>
-      </w:r>
-      <w:proofErr w:type="spellEnd"/>
-      <w:r>
-        <w:rPr>
-          <w:rFonts w:cs="Times New Roman"/>
-          <w:szCs w:val="20"/>
-          <w:lang w:val="en-US"/>
-        </w:rPr>
-        <w:t>(</w:t>
-      </w:r>
-      <w:proofErr w:type="gramEnd"/>
-      <w:r>
-        <w:rPr>
-          <w:rFonts w:cs="Times New Roman"/>
-          <w:szCs w:val="20"/>
-          <w:lang w:val="en-US"/>
-        </w:rPr>
-        <w:t>);</w:t>
-      </w:r>
-    </w:p>
-    <w:p>
-      <w:pPr>
-        <w:ind w:left="0" w:right="192" w:firstLine="0"/>
-        <w:jc w:val="left"/>
-        <w:rPr>
-          <w:rFonts w:cs="Times New Roman"/>
-          <w:szCs w:val="20"/>
-          <w:lang w:val="en-US"/>
-        </w:rPr>
-      </w:pPr>
-    </w:p>
-    <w:p>
-      <w:pPr>
-        <w:ind w:left="0" w:right="192" w:firstLine="0"/>
-        <w:jc w:val="left"/>
-        <w:rPr>
-          <w:rFonts w:cs="Times New Roman"/>
-          <w:szCs w:val="20"/>
-          <w:lang w:val="en-US"/>
-        </w:rPr>
-      </w:pPr>
-    </w:p>
-    <w:p>
-      <w:pPr>
-        <w:ind w:left="0" w:right="192" w:firstLine="0"/>
-        <w:jc w:val="left"/>
-        <w:rPr>
-          <w:rFonts w:cs="Times New Roman"/>
-          <w:szCs w:val="20"/>
-          <w:lang w:val="en-US"/>
-        </w:rPr>
-      </w:pPr>
-    </w:p>
-    <w:p>
-      <w:pPr>
-        <w:ind w:left="0" w:right="192" w:firstLine="0"/>
-        <w:jc w:val="left"/>
-        <w:rPr>
-          <w:rFonts w:cs="Times New Roman"/>
-          <w:szCs w:val="20"/>
-          <w:lang w:val="en-US"/>
-        </w:rPr>
-      </w:pPr>
-    </w:p>
-    <w:p>
-      <w:pPr>
-        <w:ind w:left="0" w:right="192" w:firstLine="0"/>
-        <w:jc w:val="left"/>
-        <w:rPr>
-          <w:rFonts w:cs="Times New Roman"/>
-          <w:szCs w:val="20"/>
-          <w:lang w:val="en-US"/>
-        </w:rPr>
-      </w:pPr>
-    </w:p>
-    <w:p>
-      <w:pPr>
-        <w:ind w:left="0" w:right="192" w:firstLine="0"/>
-        <w:jc w:val="left"/>
-        <w:rPr>
-          <w:rFonts w:cs="Times New Roman"/>
-          <w:szCs w:val="20"/>
-          <w:lang w:val="en-US"/>
-        </w:rPr>
-      </w:pPr>
-    </w:p>
-    <w:p>
-      <w:pPr>
-        <w:ind w:left="0" w:right="192" w:firstLine="0"/>
-        <w:jc w:val="left"/>
-        <w:rPr>
-          <w:rFonts w:cs="Times New Roman"/>
-          <w:szCs w:val="20"/>
-          <w:lang w:val="en-US"/>
-        </w:rPr>
-      </w:pPr>
-    </w:p>
-    <w:p>
-      <w:pPr>
-        <w:ind w:left="0" w:right="192" w:firstLine="0"/>
-        <w:jc w:val="left"/>
-        <w:rPr>
-          <w:rFonts w:cs="Times New Roman"/>
-          <w:szCs w:val="20"/>
-          <w:lang w:val="en-US"/>
-        </w:rPr>
-      </w:pPr>
-    </w:p>
-    <w:p>
-      <w:pPr>
-        <w:ind w:left="0" w:right="192" w:firstLine="0"/>
-        <w:jc w:val="left"/>
-        <w:rPr>
-          <w:rFonts w:cs="Times New Roman"/>
-          <w:szCs w:val="20"/>
-          <w:lang w:val="en-US"/>
-        </w:rPr>
-      </w:pPr>
-    </w:p>
-    <w:p>
-      <w:pPr>
-        <w:ind w:left="0" w:right="192" w:firstLine="0"/>
-        <w:jc w:val="left"/>
-        <w:rPr>
-          <w:rFonts w:cs="Times New Roman"/>
-          <w:szCs w:val="20"/>
-          <w:lang w:val="en-US"/>
-        </w:rPr>
-      </w:pPr>
-    </w:p>
-    <w:p>
-      <w:pPr>
-        <w:ind w:left="0" w:right="192" w:firstLine="0"/>
-        <w:jc w:val="left"/>
-        <w:rPr>
-          <w:rFonts w:cs="Times New Roman"/>
-          <w:szCs w:val="20"/>
-          <w:lang w:val="en-US"/>
-        </w:rPr>
-      </w:pPr>
-    </w:p>
-    <w:p>
-      <w:pPr>
-        <w:ind w:left="0" w:right="192" w:firstLine="0"/>
-        <w:jc w:val="left"/>
-        <w:rPr>
-          <w:rFonts w:cs="Times New Roman"/>
-          <w:szCs w:val="20"/>
-          <w:lang w:val="en-US"/>
-        </w:rPr>
-      </w:pPr>
-    </w:p>
-    <w:p>
-      <w:pPr>
-        <w:ind w:left="0" w:right="192" w:firstLine="0"/>
-        <w:jc w:val="left"/>
-        <w:rPr>
-          <w:rFonts w:cs="Times New Roman"/>
-          <w:szCs w:val="20"/>
-          <w:lang w:val="en-US"/>
-        </w:rPr>
-      </w:pPr>
-    </w:p>
-    <w:p>
-      <w:pPr>
-        <w:ind w:left="0" w:right="192" w:firstLine="0"/>
-        <w:jc w:val="left"/>
-        <w:rPr>
-          <w:rFonts w:cs="Times New Roman"/>
-          <w:szCs w:val="20"/>
-          <w:lang w:val="en-US"/>
-        </w:rPr>
-      </w:pPr>
-    </w:p>
-    <w:p>
-      <w:pPr>
-        <w:ind w:left="0" w:right="192" w:firstLine="0"/>
-        <w:jc w:val="left"/>
-        <w:rPr>
-          <w:rFonts w:cs="Times New Roman"/>
-          <w:szCs w:val="20"/>
-          <w:lang w:val="en-US"/>
-        </w:rPr>
-      </w:pPr>
-    </w:p>
-    <w:p>
-      <w:pPr>
-        <w:ind w:left="0" w:right="192" w:firstLine="0"/>
-        <w:jc w:val="left"/>
-        <w:rPr>
-          <w:rFonts w:cs="Times New Roman"/>
-          <w:szCs w:val="20"/>
-          <w:lang w:val="en-US"/>
-        </w:rPr>
-      </w:pPr>
-    </w:p>
-    <w:p>
-      <w:pPr>
-        <w:ind w:left="0" w:right="192" w:firstLine="0"/>
-        <w:jc w:val="left"/>
-        <w:rPr>
-          <w:rFonts w:cs="Times New Roman"/>
-          <w:szCs w:val="20"/>
-          <w:lang w:val="en-US"/>
-        </w:rPr>
-      </w:pPr>
-    </w:p>
-    <w:p>
-      <w:pPr>
-        <w:ind w:left="0" w:right="192" w:firstLine="0"/>
-        <w:jc w:val="left"/>
-        <w:rPr>
-          <w:rFonts w:cs="Times New Roman"/>
-          <w:szCs w:val="20"/>
-          <w:lang w:val="en-US"/>
-        </w:rPr>
-      </w:pPr>
-    </w:p>
-    <w:p>
-      <w:pPr>
-        <w:ind w:left="0" w:right="192" w:firstLine="0"/>
-        <w:jc w:val="left"/>
-        <w:rPr>
-          <w:rFonts w:cs="Times New Roman"/>
-          <w:szCs w:val="20"/>
-          <w:lang w:val="en-US"/>
-        </w:rPr>
-      </w:pPr>
-    </w:p>
-    <w:p>
-      <w:pPr>
-        <w:ind w:left="0" w:right="192" w:firstLine="0"/>
-        <w:jc w:val="left"/>
-        <w:rPr>
-          <w:rFonts w:cs="Times New Roman"/>
-          <w:szCs w:val="20"/>
-          <w:lang w:val="en-US"/>
-        </w:rPr>
-      </w:pPr>
-    </w:p>
-    <w:p>
-      <w:pPr>
-        <w:ind w:left="0" w:right="192" w:firstLine="0"/>
-        <w:jc w:val="left"/>
-        <w:rPr>
-          <w:rFonts w:cs="Times New Roman"/>
-          <w:szCs w:val="20"/>
-          <w:lang w:val="en-US"/>
-        </w:rPr>
-      </w:pPr>
-    </w:p>
-    <w:p>
-      <w:pPr>
-        <w:ind w:left="0" w:right="192" w:firstLine="0"/>
-        <w:jc w:val="left"/>
-        <w:rPr>
-          <w:rFonts w:cs="Times New Roman"/>
-          <w:szCs w:val="20"/>
-          <w:lang w:val="en-US"/>
-        </w:rPr>
-      </w:pPr>
-    </w:p>
-    <w:p>
-      <w:pPr>
-        <w:ind w:left="0" w:right="192" w:firstLine="0"/>
-        <w:jc w:val="left"/>
-        <w:rPr>
-          <w:rFonts w:cs="Times New Roman"/>
-          <w:b/>
-          <w:bCs/>
-          <w:szCs w:val="20"/>
-          <w:lang w:val="en-US"/>
-        </w:rPr>
-      </w:pPr>
-      <w:r>
-        <w:rPr>
-          <w:rFonts w:cs="Times New Roman"/>
-          <w:b/>
-          <w:bCs/>
-          <w:szCs w:val="20"/>
-          <w:lang w:val="en-US"/>
-        </w:rPr>
-        <w:t>5.2.11</w:t>
-      </w:r>
-      <w:r>
-        <w:rPr>
-          <w:rFonts w:cs="Times New Roman"/>
-          <w:b/>
-          <w:bCs/>
-          <w:szCs w:val="20"/>
-          <w:lang w:val="en-US"/>
-        </w:rPr>
-        <w:t xml:space="preserve"> </w:t>
-      </w:r>
-      <w:proofErr w:type="spellStart"/>
-      <w:r>
-        <w:rPr>
-          <w:rFonts w:cs="Times New Roman"/>
-          <w:b/>
-          <w:bCs/>
-          <w:szCs w:val="20"/>
-          <w:lang w:val="en-US"/>
-        </w:rPr>
-        <w:t>Tesi</w:t>
-      </w:r>
-      <w:r>
-        <w:rPr>
-          <w:rFonts w:cs="Times New Roman"/>
-          <w:b/>
-          <w:bCs/>
-          <w:szCs w:val="20"/>
-          <w:lang w:val="en-US"/>
-        </w:rPr>
-        <w:t>Unique</w:t>
-      </w:r>
-      <w:proofErr w:type="spellEnd"/>
-    </w:p>
-    <w:p>
-      <w:pPr>
-        <w:ind w:left="0" w:right="192" w:firstLine="0"/>
-        <w:jc w:val="left"/>
-        <w:rPr>
-          <w:rFonts w:cs="Times New Roman"/>
-          <w:b/>
-          <w:bCs/>
-          <w:szCs w:val="20"/>
-          <w:lang w:val="en-US"/>
-        </w:rPr>
-      </w:pPr>
-    </w:p>
-    <w:p>
-      <w:pPr>
-        <w:ind w:left="0" w:right="192" w:firstLine="0"/>
-        <w:jc w:val="left"/>
-        <w:rPr>
-          <w:rFonts w:cs="Times New Roman"/>
-          <w:szCs w:val="20"/>
-          <w:lang w:val="en-US"/>
-        </w:rPr>
-      </w:pPr>
-      <w:r>
-        <w:rPr>
-          <w:rFonts w:cs="Times New Roman"/>
-          <w:szCs w:val="20"/>
-          <w:lang w:val="en-US"/>
-        </w:rPr>
-        <w:t xml:space="preserve">CREATE OR REPLACE FUNCTION </w:t>
-      </w:r>
-      <w:proofErr w:type="spellStart"/>
-      <w:proofErr w:type="gramStart"/>
-      <w:r>
-        <w:rPr>
-          <w:rFonts w:cs="Times New Roman"/>
-          <w:szCs w:val="20"/>
-          <w:lang w:val="en-US"/>
-        </w:rPr>
-        <w:t>TesiUnique</w:t>
-      </w:r>
-      <w:proofErr w:type="spellEnd"/>
-      <w:r>
-        <w:rPr>
-          <w:rFonts w:cs="Times New Roman"/>
-          <w:szCs w:val="20"/>
-          <w:lang w:val="en-US"/>
-        </w:rPr>
-        <w:t>(</w:t>
-      </w:r>
-      <w:proofErr w:type="gramEnd"/>
-      <w:r>
-        <w:rPr>
-          <w:rFonts w:cs="Times New Roman"/>
-          <w:szCs w:val="20"/>
-          <w:lang w:val="en-US"/>
-        </w:rPr>
-        <w:t>)</w:t>
-      </w:r>
-    </w:p>
-    <w:p>
-      <w:pPr>
-        <w:ind w:left="0" w:right="192" w:firstLine="0"/>
-        <w:jc w:val="left"/>
-        <w:rPr>
-          <w:rFonts w:cs="Times New Roman"/>
-          <w:szCs w:val="20"/>
-          <w:lang w:val="en-US"/>
-        </w:rPr>
-      </w:pPr>
-      <w:r>
-        <w:rPr>
-          <w:rFonts w:cs="Times New Roman"/>
-          <w:szCs w:val="20"/>
-          <w:lang w:val="en-US"/>
-        </w:rPr>
-        <w:tab/>
-        <w:t xml:space="preserve">RETURNS trigger AS </w:t>
-      </w:r>
-    </w:p>
-    <w:p>
-      <w:pPr>
-        <w:ind w:left="0" w:right="192" w:firstLine="0"/>
-        <w:jc w:val="left"/>
-        <w:rPr>
-          <w:rFonts w:cs="Times New Roman"/>
-          <w:szCs w:val="20"/>
-          <w:lang w:val="en-US"/>
-        </w:rPr>
-      </w:pPr>
-      <w:r>
-        <w:rPr>
-          <w:rFonts w:cs="Times New Roman"/>
-          <w:szCs w:val="20"/>
-          <w:lang w:val="en-US"/>
-        </w:rPr>
-        <w:t>$</w:t>
-      </w:r>
-      <w:proofErr w:type="spellStart"/>
-      <w:r>
-        <w:rPr>
-          <w:rFonts w:cs="Times New Roman"/>
-          <w:szCs w:val="20"/>
-          <w:lang w:val="en-US"/>
-        </w:rPr>
-        <w:t>TesiUnique</w:t>
-      </w:r>
-      <w:proofErr w:type="spellEnd"/>
-      <w:r>
-        <w:rPr>
-          <w:rFonts w:cs="Times New Roman"/>
-          <w:szCs w:val="20"/>
-          <w:lang w:val="en-US"/>
-        </w:rPr>
-        <w:t>$</w:t>
-      </w:r>
-    </w:p>
-    <w:p>
-      <w:pPr>
-        <w:ind w:left="0" w:right="192" w:firstLine="0"/>
-        <w:jc w:val="left"/>
-        <w:rPr>
-          <w:rFonts w:cs="Times New Roman"/>
-          <w:szCs w:val="20"/>
-          <w:lang w:val="en-US"/>
-        </w:rPr>
-      </w:pPr>
-      <w:r>
-        <w:rPr>
-          <w:rFonts w:cs="Times New Roman"/>
-          <w:szCs w:val="20"/>
-          <w:lang w:val="en-US"/>
-        </w:rPr>
-        <w:t>BEGIN</w:t>
-      </w:r>
-    </w:p>
-    <w:p>
-      <w:pPr>
-        <w:ind w:left="0" w:right="192" w:firstLine="0"/>
-        <w:jc w:val="left"/>
-        <w:rPr>
-          <w:rFonts w:cs="Times New Roman"/>
-          <w:szCs w:val="20"/>
-          <w:lang w:val="en-US"/>
-        </w:rPr>
-      </w:pPr>
-      <w:r>
-        <w:rPr>
-          <w:rFonts w:cs="Times New Roman"/>
-          <w:szCs w:val="20"/>
-          <w:lang w:val="en-US"/>
-        </w:rPr>
-        <w:tab/>
-        <w:t xml:space="preserve">IF </w:t>
-      </w:r>
-      <w:proofErr w:type="gramStart"/>
-      <w:r>
-        <w:rPr>
-          <w:rFonts w:cs="Times New Roman"/>
-          <w:szCs w:val="20"/>
-          <w:lang w:val="en-US"/>
-        </w:rPr>
-        <w:t>EXISTS(</w:t>
-      </w:r>
-      <w:proofErr w:type="gramEnd"/>
-    </w:p>
-    <w:p>
-      <w:pPr>
-        <w:ind w:left="0" w:right="192" w:firstLine="0"/>
-        <w:jc w:val="left"/>
-        <w:rPr>
-          <w:rFonts w:cs="Times New Roman"/>
-          <w:szCs w:val="20"/>
-          <w:lang w:val="en-US"/>
-        </w:rPr>
-      </w:pPr>
-      <w:r>
-        <w:rPr>
-          <w:rFonts w:cs="Times New Roman"/>
-          <w:szCs w:val="20"/>
-          <w:lang w:val="en-US"/>
-        </w:rPr>
-        <w:tab/>
-      </w:r>
-      <w:r>
-        <w:rPr>
-          <w:rFonts w:cs="Times New Roman"/>
-          <w:szCs w:val="20"/>
-          <w:lang w:val="en-US"/>
-        </w:rPr>
-        <w:tab/>
-        <w:t>SELECT *</w:t>
-      </w:r>
-    </w:p>
-    <w:p>
-      <w:pPr>
-        <w:ind w:left="0" w:right="192" w:firstLine="0"/>
-        <w:jc w:val="left"/>
-        <w:rPr>
-          <w:rFonts w:cs="Times New Roman"/>
-          <w:szCs w:val="20"/>
-          <w:lang w:val="en-US"/>
-        </w:rPr>
-      </w:pPr>
-      <w:r>
-        <w:rPr>
-          <w:rFonts w:cs="Times New Roman"/>
-          <w:szCs w:val="20"/>
-          <w:lang w:val="en-US"/>
-        </w:rPr>
-        <w:tab/>
-      </w:r>
-      <w:r>
-        <w:rPr>
-          <w:rFonts w:cs="Times New Roman"/>
-          <w:szCs w:val="20"/>
-          <w:lang w:val="en-US"/>
-        </w:rPr>
-        <w:tab/>
-        <w:t>FROM Tesi AS T</w:t>
-      </w:r>
-    </w:p>
-    <w:p>
-      <w:pPr>
-        <w:ind w:left="0" w:right="192" w:firstLine="0"/>
-        <w:jc w:val="left"/>
-        <w:rPr>
-          <w:rFonts w:cs="Times New Roman"/>
-          <w:szCs w:val="20"/>
-          <w:lang w:val="en-US"/>
-        </w:rPr>
-      </w:pPr>
-      <w:r>
-        <w:rPr>
-          <w:rFonts w:cs="Times New Roman"/>
-          <w:szCs w:val="20"/>
-          <w:lang w:val="en-US"/>
-        </w:rPr>
-        <w:tab/>
-      </w:r>
-      <w:r>
-        <w:rPr>
-          <w:rFonts w:cs="Times New Roman"/>
-          <w:szCs w:val="20"/>
-          <w:lang w:val="en-US"/>
-        </w:rPr>
-        <w:tab/>
-        <w:t xml:space="preserve">WHERE </w:t>
-      </w:r>
-      <w:proofErr w:type="spellStart"/>
-      <w:r>
-        <w:rPr>
-          <w:rFonts w:cs="Times New Roman"/>
-          <w:szCs w:val="20"/>
-          <w:lang w:val="en-US"/>
-        </w:rPr>
-        <w:t>T.ID_Te</w:t>
-      </w:r>
-      <w:proofErr w:type="spellEnd"/>
-      <w:r>
-        <w:rPr>
-          <w:rFonts w:cs="Times New Roman"/>
-          <w:szCs w:val="20"/>
-          <w:lang w:val="en-US"/>
-        </w:rPr>
-        <w:t xml:space="preserve"> &lt;&gt; </w:t>
-      </w:r>
-      <w:proofErr w:type="spellStart"/>
-      <w:r>
-        <w:rPr>
-          <w:rFonts w:cs="Times New Roman"/>
-          <w:szCs w:val="20"/>
-          <w:lang w:val="en-US"/>
-        </w:rPr>
-        <w:t>NEW.ID_Te</w:t>
-      </w:r>
-      <w:proofErr w:type="spellEnd"/>
-      <w:r>
-        <w:rPr>
-          <w:rFonts w:cs="Times New Roman"/>
-          <w:szCs w:val="20"/>
-          <w:lang w:val="en-US"/>
-        </w:rPr>
-        <w:t xml:space="preserve"> AND </w:t>
-      </w:r>
-      <w:proofErr w:type="spellStart"/>
-      <w:proofErr w:type="gramStart"/>
-      <w:r>
-        <w:rPr>
-          <w:rFonts w:cs="Times New Roman"/>
-          <w:szCs w:val="20"/>
-          <w:lang w:val="en-US"/>
-        </w:rPr>
-        <w:t>T.Contenuto</w:t>
-      </w:r>
-      <w:proofErr w:type="spellEnd"/>
-      <w:proofErr w:type="gramEnd"/>
-      <w:r>
-        <w:rPr>
-          <w:rFonts w:cs="Times New Roman"/>
-          <w:szCs w:val="20"/>
-          <w:lang w:val="en-US"/>
-        </w:rPr>
-        <w:t xml:space="preserve"> = </w:t>
-      </w:r>
-      <w:proofErr w:type="spellStart"/>
-      <w:r>
-        <w:rPr>
-          <w:rFonts w:cs="Times New Roman"/>
-          <w:szCs w:val="20"/>
-          <w:lang w:val="en-US"/>
-        </w:rPr>
-        <w:t>NEW.Contenuto</w:t>
-      </w:r>
-      <w:proofErr w:type="spellEnd"/>
-    </w:p>
-    <w:p>
-      <w:pPr>
-        <w:ind w:left="0" w:right="192" w:firstLine="0"/>
-        <w:jc w:val="left"/>
-        <w:rPr>
-          <w:rFonts w:cs="Times New Roman"/>
-          <w:szCs w:val="20"/>
-        </w:rPr>
-      </w:pPr>
-      <w:r>
-        <w:rPr>
-          <w:rFonts w:cs="Times New Roman"/>
-          <w:szCs w:val="20"/>
-          <w:lang w:val="en-US"/>
-        </w:rPr>
-        <w:tab/>
-      </w:r>
-      <w:r>
-        <w:rPr>
-          <w:rFonts w:cs="Times New Roman"/>
-          <w:szCs w:val="20"/>
-        </w:rPr>
-        <w:t>)</w:t>
-      </w:r>
-    </w:p>
-    <w:p>
-      <w:pPr>
-        <w:ind w:left="0" w:right="192" w:firstLine="0"/>
-        <w:jc w:val="left"/>
-        <w:rPr>
-          <w:rFonts w:cs="Times New Roman"/>
-          <w:szCs w:val="20"/>
-        </w:rPr>
-      </w:pPr>
-      <w:r>
-        <w:rPr>
-          <w:rFonts w:cs="Times New Roman"/>
-          <w:szCs w:val="20"/>
-        </w:rPr>
-        <w:tab/>
-        <w:t>THEN RAISE EXCEPTION 'Tesi già esistente sotto altro ID e altra richiesta';</w:t>
-      </w:r>
-    </w:p>
-    <w:p>
-      <w:pPr>
-        <w:ind w:left="0" w:right="192" w:firstLine="0"/>
-        <w:jc w:val="left"/>
-        <w:rPr>
-          <w:rFonts w:cs="Times New Roman"/>
-          <w:szCs w:val="20"/>
-          <w:lang w:val="en-US"/>
-        </w:rPr>
-      </w:pPr>
-      <w:r>
-        <w:rPr>
-          <w:rFonts w:cs="Times New Roman"/>
-          <w:szCs w:val="20"/>
-        </w:rPr>
-        <w:tab/>
-      </w:r>
-      <w:r>
-        <w:rPr>
-          <w:rFonts w:cs="Times New Roman"/>
-          <w:szCs w:val="20"/>
-          <w:lang w:val="en-US"/>
-        </w:rPr>
-        <w:t>END IF;</w:t>
-      </w:r>
-    </w:p>
-    <w:p>
-      <w:pPr>
-        <w:ind w:left="0" w:right="192" w:firstLine="0"/>
-        <w:jc w:val="left"/>
-        <w:rPr>
-          <w:rFonts w:cs="Times New Roman"/>
-          <w:szCs w:val="20"/>
-          <w:lang w:val="en-US"/>
-        </w:rPr>
-      </w:pPr>
-      <w:r>
-        <w:rPr>
-          <w:rFonts w:cs="Times New Roman"/>
-          <w:szCs w:val="20"/>
-          <w:lang w:val="en-US"/>
-        </w:rPr>
-        <w:tab/>
-        <w:t>RETURN NEW;</w:t>
-      </w:r>
-    </w:p>
-    <w:p>
-      <w:pPr>
-        <w:ind w:left="0" w:right="192" w:firstLine="0"/>
-        <w:jc w:val="left"/>
-        <w:rPr>
-          <w:rFonts w:cs="Times New Roman"/>
-          <w:szCs w:val="20"/>
-          <w:lang w:val="en-US"/>
-        </w:rPr>
-      </w:pPr>
-      <w:r>
-        <w:rPr>
-          <w:rFonts w:cs="Times New Roman"/>
-          <w:szCs w:val="20"/>
-          <w:lang w:val="en-US"/>
-        </w:rPr>
-        <w:t>END;</w:t>
-      </w:r>
-    </w:p>
-    <w:p>
-      <w:pPr>
-        <w:ind w:left="0" w:right="192" w:firstLine="0"/>
-        <w:jc w:val="left"/>
-        <w:rPr>
-          <w:rFonts w:cs="Times New Roman"/>
-          <w:szCs w:val="20"/>
-          <w:lang w:val="en-US"/>
-        </w:rPr>
-      </w:pPr>
-      <w:r>
-        <w:rPr>
-          <w:rFonts w:cs="Times New Roman"/>
-          <w:szCs w:val="20"/>
-          <w:lang w:val="en-US"/>
-        </w:rPr>
-        <w:t>$</w:t>
-      </w:r>
-      <w:proofErr w:type="spellStart"/>
-      <w:r>
-        <w:rPr>
-          <w:rFonts w:cs="Times New Roman"/>
-          <w:szCs w:val="20"/>
-          <w:lang w:val="en-US"/>
-        </w:rPr>
-        <w:t>TesiUnique</w:t>
-      </w:r>
-      <w:proofErr w:type="spellEnd"/>
-      <w:r>
-        <w:rPr>
-          <w:rFonts w:cs="Times New Roman"/>
-          <w:szCs w:val="20"/>
-          <w:lang w:val="en-US"/>
-        </w:rPr>
-        <w:t xml:space="preserve">$ LANGUAGE </w:t>
-      </w:r>
-      <w:proofErr w:type="spellStart"/>
-      <w:r>
-        <w:rPr>
-          <w:rFonts w:cs="Times New Roman"/>
-          <w:szCs w:val="20"/>
-          <w:lang w:val="en-US"/>
-        </w:rPr>
-        <w:t>plpgsql</w:t>
-      </w:r>
-      <w:proofErr w:type="spellEnd"/>
-      <w:r>
-        <w:rPr>
-          <w:rFonts w:cs="Times New Roman"/>
-          <w:szCs w:val="20"/>
-          <w:lang w:val="en-US"/>
-        </w:rPr>
-        <w:t>;</w:t>
-      </w:r>
-    </w:p>
-    <w:p>
-      <w:pPr>
-        <w:ind w:left="0" w:right="192" w:firstLine="0"/>
-        <w:jc w:val="left"/>
-        <w:rPr>
-          <w:rFonts w:cs="Times New Roman"/>
-          <w:szCs w:val="20"/>
-          <w:lang w:val="en-US"/>
-        </w:rPr>
-      </w:pPr>
-    </w:p>
-    <w:p>
-      <w:pPr>
-        <w:ind w:left="0" w:right="192" w:firstLine="0"/>
-        <w:jc w:val="left"/>
-        <w:rPr>
-          <w:rFonts w:cs="Times New Roman"/>
-          <w:szCs w:val="20"/>
-          <w:lang w:val="en-US"/>
-        </w:rPr>
-      </w:pPr>
-      <w:r>
-        <w:rPr>
-          <w:rFonts w:cs="Times New Roman"/>
-          <w:szCs w:val="20"/>
-          <w:lang w:val="en-US"/>
-        </w:rPr>
-        <w:t xml:space="preserve">CREATE OR REPLACE TRIGGER </w:t>
-      </w:r>
-      <w:proofErr w:type="spellStart"/>
-      <w:r>
-        <w:rPr>
-          <w:rFonts w:cs="Times New Roman"/>
-          <w:szCs w:val="20"/>
-          <w:lang w:val="en-US"/>
-        </w:rPr>
-        <w:t>TesiUniqueTrigger</w:t>
-      </w:r>
-      <w:proofErr w:type="spellEnd"/>
-    </w:p>
-    <w:p>
-      <w:pPr>
-        <w:ind w:left="0" w:right="192" w:firstLine="0"/>
-        <w:jc w:val="left"/>
-        <w:rPr>
-          <w:rFonts w:cs="Times New Roman"/>
-          <w:szCs w:val="20"/>
-          <w:lang w:val="en-US"/>
-        </w:rPr>
-      </w:pPr>
-      <w:r>
-        <w:rPr>
-          <w:rFonts w:cs="Times New Roman"/>
-          <w:szCs w:val="20"/>
-          <w:lang w:val="en-US"/>
-        </w:rPr>
-        <w:tab/>
-        <w:t>BEFORE INSERT OR UPDATE ON Tesi</w:t>
-      </w:r>
-    </w:p>
-    <w:p>
-      <w:pPr>
-        <w:ind w:left="0" w:right="192" w:firstLine="0"/>
-        <w:jc w:val="left"/>
-        <w:rPr>
-          <w:rFonts w:cs="Times New Roman"/>
-          <w:szCs w:val="20"/>
-          <w:lang w:val="en-US"/>
-        </w:rPr>
-      </w:pPr>
-      <w:r>
-        <w:rPr>
-          <w:rFonts w:cs="Times New Roman"/>
-          <w:szCs w:val="20"/>
-          <w:lang w:val="en-US"/>
-        </w:rPr>
-        <w:tab/>
-        <w:t xml:space="preserve">FOR EACH ROW </w:t>
-      </w:r>
-    </w:p>
-    <w:p>
-      <w:pPr>
-        <w:ind w:left="0" w:right="192" w:firstLine="0"/>
-        <w:jc w:val="left"/>
-        <w:rPr>
-          <w:rFonts w:cs="Times New Roman"/>
-          <w:szCs w:val="20"/>
-          <w:lang w:val="en-US"/>
-        </w:rPr>
-      </w:pPr>
-      <w:r>
-        <w:rPr>
-          <w:rFonts w:cs="Times New Roman"/>
-          <w:szCs w:val="20"/>
-          <w:lang w:val="en-US"/>
-        </w:rPr>
-        <w:t xml:space="preserve">EXECUTE FUNCTION </w:t>
-      </w:r>
-      <w:proofErr w:type="spellStart"/>
-      <w:proofErr w:type="gramStart"/>
-      <w:r>
-        <w:rPr>
-          <w:rFonts w:cs="Times New Roman"/>
-          <w:szCs w:val="20"/>
-          <w:lang w:val="en-US"/>
-        </w:rPr>
-        <w:t>TesiUnique</w:t>
-      </w:r>
-      <w:proofErr w:type="spellEnd"/>
-      <w:r>
-        <w:rPr>
-          <w:rFonts w:cs="Times New Roman"/>
-          <w:szCs w:val="20"/>
-          <w:lang w:val="en-US"/>
-        </w:rPr>
-        <w:t>(</w:t>
-      </w:r>
-      <w:proofErr w:type="gramEnd"/>
-      <w:r>
-        <w:rPr>
-          <w:rFonts w:cs="Times New Roman"/>
-          <w:szCs w:val="20"/>
-          <w:lang w:val="en-US"/>
-        </w:rPr>
-        <w:t>);</w:t>
-      </w:r>
-    </w:p>
-    <w:p>
-      <w:pPr>
-        <w:ind w:left="0" w:right="192" w:firstLine="0"/>
-        <w:jc w:val="left"/>
-        <w:rPr>
-          <w:rFonts w:cs="Times New Roman"/>
-          <w:b/>
-          <w:bCs/>
-          <w:szCs w:val="20"/>
-          <w:lang w:val="en-US"/>
-        </w:rPr>
-      </w:pPr>
     </w:p>
     <w:sectPr>
       <w:footerReference w:type="even" r:id="rId10"/>

--- a/doc/documentazioneFinale/BD2526-Seduta-Iosso_La Mura_FINALE.docx
+++ b/doc/documentazioneFinale/BD2526-Seduta-Iosso_La Mura_FINALE.docx
@@ -5784,7 +5784,23 @@
           <w:szCs w:val="20"/>
           <w:lang w:val="en-US"/>
         </w:rPr>
-        <w:t>2048),</w:t>
+        <w:t>2048)</w:t>
+      </w:r>
+      <w:r>
+        <w:rPr>
+          <w:rFonts w:cs="Times New Roman"/>
+          <w:szCs w:val="20"/>
+          <w:lang w:val="en-US"/>
+        </w:rPr>
+        <w:t xml:space="preserve"> UNIQUE</w:t>
+      </w:r>
+      <w:r>
+        <w:rPr>
+          <w:rFonts w:cs="Times New Roman"/>
+          <w:szCs w:val="20"/>
+          <w:lang w:val="en-US"/>
+        </w:rPr>
+        <w:t>,</w:t>
       </w:r>
     </w:p>
     <w:p>
@@ -8790,9 +8806,8 @@
           <w:szCs w:val="20"/>
           <w:lang w:val="en-US"/>
         </w:rPr>
-        <w:t xml:space="preserve"> AND ((</w:t>
-      </w:r>
-      <w:proofErr w:type="spellStart"/>
+        <w:t xml:space="preserve"> </w:t>
+      </w:r>
       <w:proofErr w:type="gramStart"/>
       <w:r>
         <w:rPr>
@@ -8800,6 +8815,15 @@
           <w:szCs w:val="20"/>
           <w:lang w:val="en-US"/>
         </w:rPr>
+        <w:t>AND ((</w:t>
+      </w:r>
+      <w:proofErr w:type="spellStart"/>
+      <w:r>
+        <w:rPr>
+          <w:rFonts w:cs="Times New Roman"/>
+          <w:szCs w:val="20"/>
+          <w:lang w:val="en-US"/>
+        </w:rPr>
         <w:t>NEW.Stato</w:t>
       </w:r>
       <w:proofErr w:type="spellEnd"/>
@@ -8884,7 +8908,39 @@
           <w:szCs w:val="20"/>
           <w:lang w:val="en-US"/>
         </w:rPr>
-        <w:t xml:space="preserve">!=X AND </w:t>
+        <w:t>!=</w:t>
+      </w:r>
+      <w:r>
+        <w:rPr>
+          <w:rFonts w:cs="Times New Roman"/>
+          <w:szCs w:val="20"/>
+          <w:lang w:val="en-US"/>
+        </w:rPr>
+        <w:t>’</w:t>
+      </w:r>
+      <w:r>
+        <w:rPr>
+          <w:rFonts w:cs="Times New Roman"/>
+          <w:szCs w:val="20"/>
+          <w:lang w:val="en-US"/>
+        </w:rPr>
+        <w:t>X</w:t>
+      </w:r>
+      <w:r>
+        <w:rPr>
+          <w:rFonts w:cs="Times New Roman"/>
+          <w:szCs w:val="20"/>
+          <w:lang w:val="en-US"/>
+        </w:rPr>
+        <w:t>’</w:t>
+      </w:r>
+      <w:r>
+        <w:rPr>
+          <w:rFonts w:cs="Times New Roman"/>
+          <w:szCs w:val="20"/>
+          <w:lang w:val="en-US"/>
+        </w:rPr>
+        <w:t xml:space="preserve"> AND </w:t>
       </w:r>
       <w:proofErr w:type="spellStart"/>
       <w:proofErr w:type="gramStart"/>
@@ -10098,6 +10154,13 @@
           <w:lang w:val="en-US"/>
         </w:rPr>
         <w:tab/>
+      </w:r>
+      <w:r>
+        <w:rPr>
+          <w:rFonts w:cs="Times New Roman"/>
+          <w:szCs w:val="20"/>
+          <w:lang w:val="en-US"/>
+        </w:rPr>
         <w:t>FOR EACH ROW</w:t>
       </w:r>
     </w:p>
@@ -11011,6 +11074,13 @@
           <w:lang w:val="en-US"/>
         </w:rPr>
         <w:tab/>
+      </w:r>
+      <w:r>
+        <w:rPr>
+          <w:rFonts w:cs="Times New Roman"/>
+          <w:szCs w:val="20"/>
+          <w:lang w:val="en-US"/>
+        </w:rPr>
         <w:t>FOR EACH ROW</w:t>
       </w:r>
     </w:p>
@@ -15859,14 +15929,12 @@
         <w:rPr>
           <w:rFonts w:cs="Times New Roman"/>
           <w:szCs w:val="20"/>
-          <w:lang w:val="en-US"/>
-        </w:rPr>
-      </w:pPr>
-      <w:r>
-        <w:rPr>
-          <w:rFonts w:cs="Times New Roman"/>
-          <w:szCs w:val="20"/>
-          <w:lang w:val="en-US"/>
+        </w:rPr>
+      </w:pPr>
+      <w:r>
+        <w:rPr>
+          <w:rFonts w:cs="Times New Roman"/>
+          <w:szCs w:val="20"/>
         </w:rPr>
         <w:t xml:space="preserve">EXECUTE FUNCTION </w:t>
       </w:r>
@@ -15876,7 +15944,6 @@
         <w:rPr>
           <w:rFonts w:cs="Times New Roman"/>
           <w:szCs w:val="20"/>
-          <w:lang w:val="en-US"/>
         </w:rPr>
         <w:t>SedutaRimuoviAnnullamentoTesi</w:t>
       </w:r>
@@ -15885,7 +15952,6 @@
         <w:rPr>
           <w:rFonts w:cs="Times New Roman"/>
           <w:szCs w:val="20"/>
-          <w:lang w:val="en-US"/>
         </w:rPr>
         <w:t>(</w:t>
       </w:r>
@@ -15894,7 +15960,6 @@
         <w:rPr>
           <w:rFonts w:cs="Times New Roman"/>
           <w:szCs w:val="20"/>
-          <w:lang w:val="en-US"/>
         </w:rPr>
         <w:t>);</w:t>
       </w:r>
@@ -15906,270 +15971,245 @@
         <w:rPr>
           <w:rFonts w:cs="Times New Roman"/>
           <w:szCs w:val="20"/>
-          <w:lang w:val="en-US"/>
-        </w:rPr>
-      </w:pPr>
-    </w:p>
-    <w:p>
-      <w:pPr>
-        <w:ind w:left="0" w:right="192" w:firstLine="0"/>
-        <w:jc w:val="left"/>
-        <w:rPr>
-          <w:rFonts w:cs="Times New Roman"/>
-          <w:szCs w:val="20"/>
-          <w:lang w:val="en-US"/>
-        </w:rPr>
-      </w:pPr>
-    </w:p>
-    <w:p>
-      <w:pPr>
-        <w:ind w:left="0" w:right="192" w:firstLine="0"/>
-        <w:jc w:val="left"/>
-        <w:rPr>
-          <w:rFonts w:cs="Times New Roman"/>
-          <w:szCs w:val="20"/>
-          <w:lang w:val="en-US"/>
-        </w:rPr>
-      </w:pPr>
-    </w:p>
-    <w:p>
-      <w:pPr>
-        <w:ind w:left="0" w:right="192" w:firstLine="0"/>
-        <w:jc w:val="left"/>
-        <w:rPr>
-          <w:rFonts w:cs="Times New Roman"/>
-          <w:szCs w:val="20"/>
-          <w:lang w:val="en-US"/>
-        </w:rPr>
-      </w:pPr>
-    </w:p>
-    <w:p>
-      <w:pPr>
-        <w:ind w:left="0" w:right="192" w:firstLine="0"/>
-        <w:jc w:val="left"/>
-        <w:rPr>
-          <w:rFonts w:cs="Times New Roman"/>
-          <w:szCs w:val="20"/>
-          <w:lang w:val="en-US"/>
-        </w:rPr>
-      </w:pPr>
-    </w:p>
-    <w:p>
-      <w:pPr>
-        <w:ind w:left="0" w:right="192" w:firstLine="0"/>
-        <w:jc w:val="left"/>
-        <w:rPr>
-          <w:rFonts w:cs="Times New Roman"/>
-          <w:szCs w:val="20"/>
-          <w:lang w:val="en-US"/>
-        </w:rPr>
-      </w:pPr>
-    </w:p>
-    <w:p>
-      <w:pPr>
-        <w:ind w:left="0" w:right="192" w:firstLine="0"/>
-        <w:jc w:val="left"/>
-        <w:rPr>
-          <w:rFonts w:cs="Times New Roman"/>
-          <w:szCs w:val="20"/>
-          <w:lang w:val="en-US"/>
-        </w:rPr>
-      </w:pPr>
-    </w:p>
-    <w:p>
-      <w:pPr>
-        <w:ind w:left="0" w:right="192" w:firstLine="0"/>
-        <w:jc w:val="left"/>
-        <w:rPr>
-          <w:rFonts w:cs="Times New Roman"/>
-          <w:szCs w:val="20"/>
-          <w:lang w:val="en-US"/>
-        </w:rPr>
-      </w:pPr>
-    </w:p>
-    <w:p>
-      <w:pPr>
-        <w:ind w:left="0" w:right="192" w:firstLine="0"/>
-        <w:jc w:val="left"/>
-        <w:rPr>
-          <w:rFonts w:cs="Times New Roman"/>
-          <w:szCs w:val="20"/>
-          <w:lang w:val="en-US"/>
-        </w:rPr>
-      </w:pPr>
-    </w:p>
-    <w:p>
-      <w:pPr>
-        <w:ind w:left="0" w:right="192" w:firstLine="0"/>
-        <w:jc w:val="left"/>
-        <w:rPr>
-          <w:rFonts w:cs="Times New Roman"/>
-          <w:szCs w:val="20"/>
-          <w:lang w:val="en-US"/>
-        </w:rPr>
-      </w:pPr>
-    </w:p>
-    <w:p>
-      <w:pPr>
-        <w:ind w:left="0" w:right="192" w:firstLine="0"/>
-        <w:jc w:val="left"/>
-        <w:rPr>
-          <w:rFonts w:cs="Times New Roman"/>
-          <w:szCs w:val="20"/>
-          <w:lang w:val="en-US"/>
-        </w:rPr>
-      </w:pPr>
-    </w:p>
-    <w:p>
-      <w:pPr>
-        <w:ind w:left="0" w:right="192" w:firstLine="0"/>
-        <w:jc w:val="left"/>
-        <w:rPr>
-          <w:rFonts w:cs="Times New Roman"/>
-          <w:szCs w:val="20"/>
-          <w:lang w:val="en-US"/>
-        </w:rPr>
-      </w:pPr>
-    </w:p>
-    <w:p>
-      <w:pPr>
-        <w:ind w:left="0" w:right="192" w:firstLine="0"/>
-        <w:jc w:val="left"/>
-        <w:rPr>
-          <w:rFonts w:cs="Times New Roman"/>
-          <w:szCs w:val="20"/>
-          <w:lang w:val="en-US"/>
-        </w:rPr>
-      </w:pPr>
-    </w:p>
-    <w:p>
-      <w:pPr>
-        <w:ind w:left="0" w:right="192" w:firstLine="0"/>
-        <w:jc w:val="left"/>
-        <w:rPr>
-          <w:rFonts w:cs="Times New Roman"/>
-          <w:szCs w:val="20"/>
-          <w:lang w:val="en-US"/>
-        </w:rPr>
-      </w:pPr>
-    </w:p>
-    <w:p>
-      <w:pPr>
-        <w:ind w:left="0" w:right="192" w:firstLine="0"/>
-        <w:jc w:val="left"/>
-        <w:rPr>
-          <w:rFonts w:cs="Times New Roman"/>
-          <w:szCs w:val="20"/>
-          <w:lang w:val="en-US"/>
-        </w:rPr>
-      </w:pPr>
-    </w:p>
-    <w:p>
-      <w:pPr>
-        <w:ind w:left="0" w:right="192" w:firstLine="0"/>
-        <w:jc w:val="left"/>
-        <w:rPr>
-          <w:rFonts w:cs="Times New Roman"/>
-          <w:szCs w:val="20"/>
-          <w:lang w:val="en-US"/>
-        </w:rPr>
-      </w:pPr>
-    </w:p>
-    <w:p>
-      <w:pPr>
-        <w:ind w:left="0" w:right="192" w:firstLine="0"/>
-        <w:jc w:val="left"/>
-        <w:rPr>
-          <w:rFonts w:cs="Times New Roman"/>
-          <w:szCs w:val="20"/>
-          <w:lang w:val="en-US"/>
-        </w:rPr>
-      </w:pPr>
-    </w:p>
-    <w:p>
-      <w:pPr>
-        <w:ind w:left="0" w:right="192" w:firstLine="0"/>
-        <w:jc w:val="left"/>
-        <w:rPr>
-          <w:rFonts w:cs="Times New Roman"/>
-          <w:szCs w:val="20"/>
-          <w:lang w:val="en-US"/>
-        </w:rPr>
-      </w:pPr>
-    </w:p>
-    <w:p>
-      <w:pPr>
-        <w:ind w:left="0" w:right="192" w:firstLine="0"/>
-        <w:jc w:val="left"/>
-        <w:rPr>
-          <w:rFonts w:cs="Times New Roman"/>
-          <w:szCs w:val="20"/>
-          <w:lang w:val="en-US"/>
-        </w:rPr>
-      </w:pPr>
-    </w:p>
-    <w:p>
-      <w:pPr>
-        <w:ind w:left="0" w:right="192" w:firstLine="0"/>
-        <w:jc w:val="left"/>
-        <w:rPr>
-          <w:rFonts w:cs="Times New Roman"/>
-          <w:szCs w:val="20"/>
-          <w:lang w:val="en-US"/>
-        </w:rPr>
-      </w:pPr>
-    </w:p>
-    <w:p>
-      <w:pPr>
-        <w:ind w:left="0" w:right="192" w:firstLine="0"/>
-        <w:jc w:val="left"/>
-        <w:rPr>
-          <w:rFonts w:cs="Times New Roman"/>
-          <w:szCs w:val="20"/>
-          <w:lang w:val="en-US"/>
-        </w:rPr>
-      </w:pPr>
-    </w:p>
-    <w:p>
-      <w:pPr>
-        <w:ind w:left="0" w:right="192" w:firstLine="0"/>
-        <w:jc w:val="left"/>
-        <w:rPr>
-          <w:rFonts w:cs="Times New Roman"/>
-          <w:szCs w:val="20"/>
-          <w:lang w:val="en-US"/>
-        </w:rPr>
-      </w:pPr>
-    </w:p>
-    <w:p>
-      <w:pPr>
-        <w:ind w:left="0" w:right="192" w:firstLine="0"/>
-        <w:jc w:val="left"/>
-        <w:rPr>
-          <w:rFonts w:cs="Times New Roman"/>
-          <w:b/>
-          <w:bCs/>
-          <w:szCs w:val="20"/>
-          <w:lang w:val="en-US"/>
-        </w:rPr>
-      </w:pPr>
-      <w:r>
-        <w:rPr>
-          <w:rFonts w:cs="Times New Roman"/>
-          <w:b/>
-          <w:bCs/>
-          <w:szCs w:val="20"/>
-          <w:lang w:val="en-US"/>
-        </w:rPr>
-        <w:t>5.2.11</w:t>
-      </w:r>
-      <w:r>
-        <w:rPr>
-          <w:rFonts w:cs="Times New Roman"/>
-          <w:b/>
-          <w:bCs/>
-          <w:szCs w:val="20"/>
-          <w:lang w:val="en-US"/>
+        </w:rPr>
+      </w:pPr>
+    </w:p>
+    <w:p>
+      <w:pPr>
+        <w:ind w:left="0" w:right="192" w:firstLine="0"/>
+        <w:jc w:val="left"/>
+        <w:rPr>
+          <w:rFonts w:cs="Times New Roman"/>
+          <w:szCs w:val="20"/>
+        </w:rPr>
+      </w:pPr>
+    </w:p>
+    <w:p>
+      <w:pPr>
+        <w:ind w:left="0" w:right="192" w:firstLine="0"/>
+        <w:jc w:val="left"/>
+        <w:rPr>
+          <w:rFonts w:cs="Times New Roman"/>
+          <w:szCs w:val="20"/>
+        </w:rPr>
+      </w:pPr>
+    </w:p>
+    <w:p>
+      <w:pPr>
+        <w:ind w:left="0" w:right="192" w:firstLine="0"/>
+        <w:jc w:val="left"/>
+        <w:rPr>
+          <w:rFonts w:cs="Times New Roman"/>
+          <w:szCs w:val="20"/>
+        </w:rPr>
+      </w:pPr>
+    </w:p>
+    <w:p>
+      <w:pPr>
+        <w:ind w:left="0" w:right="192" w:firstLine="0"/>
+        <w:jc w:val="left"/>
+        <w:rPr>
+          <w:rFonts w:cs="Times New Roman"/>
+          <w:szCs w:val="20"/>
+        </w:rPr>
+      </w:pPr>
+    </w:p>
+    <w:p>
+      <w:pPr>
+        <w:ind w:left="0" w:right="192" w:firstLine="0"/>
+        <w:jc w:val="left"/>
+        <w:rPr>
+          <w:rFonts w:cs="Times New Roman"/>
+          <w:szCs w:val="20"/>
+        </w:rPr>
+      </w:pPr>
+    </w:p>
+    <w:p>
+      <w:pPr>
+        <w:ind w:left="0" w:right="192" w:firstLine="0"/>
+        <w:jc w:val="left"/>
+        <w:rPr>
+          <w:rFonts w:cs="Times New Roman"/>
+          <w:szCs w:val="20"/>
+        </w:rPr>
+      </w:pPr>
+    </w:p>
+    <w:p>
+      <w:pPr>
+        <w:ind w:left="0" w:right="192" w:firstLine="0"/>
+        <w:jc w:val="left"/>
+        <w:rPr>
+          <w:rFonts w:cs="Times New Roman"/>
+          <w:szCs w:val="20"/>
+        </w:rPr>
+      </w:pPr>
+    </w:p>
+    <w:p>
+      <w:pPr>
+        <w:ind w:left="0" w:right="192" w:firstLine="0"/>
+        <w:jc w:val="left"/>
+        <w:rPr>
+          <w:rFonts w:cs="Times New Roman"/>
+          <w:szCs w:val="20"/>
+        </w:rPr>
+      </w:pPr>
+    </w:p>
+    <w:p>
+      <w:pPr>
+        <w:ind w:left="0" w:right="192" w:firstLine="0"/>
+        <w:jc w:val="left"/>
+        <w:rPr>
+          <w:rFonts w:cs="Times New Roman"/>
+          <w:szCs w:val="20"/>
+        </w:rPr>
+      </w:pPr>
+    </w:p>
+    <w:p>
+      <w:pPr>
+        <w:ind w:left="0" w:right="192" w:firstLine="0"/>
+        <w:jc w:val="left"/>
+        <w:rPr>
+          <w:rFonts w:cs="Times New Roman"/>
+          <w:szCs w:val="20"/>
+        </w:rPr>
+      </w:pPr>
+    </w:p>
+    <w:p>
+      <w:pPr>
+        <w:ind w:left="0" w:right="192" w:firstLine="0"/>
+        <w:jc w:val="left"/>
+        <w:rPr>
+          <w:rFonts w:cs="Times New Roman"/>
+          <w:szCs w:val="20"/>
+        </w:rPr>
+      </w:pPr>
+    </w:p>
+    <w:p>
+      <w:pPr>
+        <w:ind w:left="0" w:right="192" w:firstLine="0"/>
+        <w:jc w:val="left"/>
+        <w:rPr>
+          <w:rFonts w:cs="Times New Roman"/>
+          <w:szCs w:val="20"/>
+        </w:rPr>
+      </w:pPr>
+    </w:p>
+    <w:p>
+      <w:pPr>
+        <w:ind w:left="0" w:right="192" w:firstLine="0"/>
+        <w:jc w:val="left"/>
+        <w:rPr>
+          <w:rFonts w:cs="Times New Roman"/>
+          <w:szCs w:val="20"/>
+        </w:rPr>
+      </w:pPr>
+    </w:p>
+    <w:p>
+      <w:pPr>
+        <w:ind w:left="0" w:right="192" w:firstLine="0"/>
+        <w:jc w:val="left"/>
+        <w:rPr>
+          <w:rFonts w:cs="Times New Roman"/>
+          <w:szCs w:val="20"/>
+        </w:rPr>
+      </w:pPr>
+    </w:p>
+    <w:p>
+      <w:pPr>
+        <w:ind w:left="0" w:right="192" w:firstLine="0"/>
+        <w:jc w:val="left"/>
+        <w:rPr>
+          <w:rFonts w:cs="Times New Roman"/>
+          <w:szCs w:val="20"/>
+        </w:rPr>
+      </w:pPr>
+    </w:p>
+    <w:p>
+      <w:pPr>
+        <w:ind w:left="0" w:right="192" w:firstLine="0"/>
+        <w:jc w:val="left"/>
+        <w:rPr>
+          <w:rFonts w:cs="Times New Roman"/>
+          <w:szCs w:val="20"/>
+        </w:rPr>
+      </w:pPr>
+    </w:p>
+    <w:p>
+      <w:pPr>
+        <w:ind w:left="0" w:right="192" w:firstLine="0"/>
+        <w:jc w:val="left"/>
+        <w:rPr>
+          <w:rFonts w:cs="Times New Roman"/>
+          <w:szCs w:val="20"/>
+        </w:rPr>
+      </w:pPr>
+    </w:p>
+    <w:p>
+      <w:pPr>
+        <w:ind w:left="0" w:right="192" w:firstLine="0"/>
+        <w:jc w:val="left"/>
+        <w:rPr>
+          <w:rFonts w:cs="Times New Roman"/>
+          <w:szCs w:val="20"/>
+        </w:rPr>
+      </w:pPr>
+    </w:p>
+    <w:p>
+      <w:pPr>
+        <w:ind w:left="0" w:right="192" w:firstLine="0"/>
+        <w:jc w:val="left"/>
+        <w:rPr>
+          <w:rFonts w:cs="Times New Roman"/>
+          <w:szCs w:val="20"/>
+        </w:rPr>
+      </w:pPr>
+    </w:p>
+    <w:p>
+      <w:pPr>
+        <w:ind w:left="0" w:right="192" w:firstLine="0"/>
+        <w:jc w:val="left"/>
+        <w:rPr>
+          <w:rFonts w:cs="Times New Roman"/>
+          <w:szCs w:val="20"/>
+        </w:rPr>
+      </w:pPr>
+    </w:p>
+    <w:p>
+      <w:pPr>
+        <w:ind w:left="0" w:right="192" w:firstLine="0"/>
+        <w:jc w:val="left"/>
+        <w:rPr>
+          <w:rFonts w:cs="Times New Roman"/>
+          <w:b/>
+          <w:bCs/>
+          <w:szCs w:val="20"/>
+        </w:rPr>
+      </w:pPr>
+      <w:r>
+        <w:rPr>
+          <w:rFonts w:cs="Times New Roman"/>
+          <w:b/>
+          <w:bCs/>
+          <w:szCs w:val="20"/>
+        </w:rPr>
+        <w:lastRenderedPageBreak/>
+        <w:t>5.2.1</w:t>
+      </w:r>
+      <w:r>
+        <w:rPr>
+          <w:rFonts w:cs="Times New Roman"/>
+          <w:b/>
+          <w:bCs/>
+          <w:szCs w:val="20"/>
+        </w:rPr>
+        <w:t>1</w:t>
+      </w:r>
+      <w:r>
+        <w:rPr>
+          <w:rFonts w:cs="Times New Roman"/>
+          <w:b/>
+          <w:bCs/>
+          <w:szCs w:val="20"/>
         </w:rPr>
         <w:t xml:space="preserve"> </w:t>
       </w:r>
@@ -16180,32 +16220,20 @@
           <w:b/>
           <w:bCs/>
           <w:szCs w:val="20"/>
-          <w:lang w:val="en-US"/>
-        </w:rPr>
-        <w:t>Tesi</w:t>
-      </w:r>
-      <w:r>
-        <w:rPr>
-          <w:rFonts w:cs="Times New Roman"/>
-          <w:b/>
-          <w:bCs/>
-          <w:szCs w:val="20"/>
-          <w:lang w:val="en-US"/>
-        </w:rPr>
-        <w:t>Unique</w:t>
-      </w:r>
-      <w:proofErr w:type="spellEnd"/>
-    </w:p>
-    <w:p>
-      <w:pPr>
-        <w:ind w:left="0" w:right="192" w:firstLine="0"/>
-        <w:jc w:val="left"/>
-        <w:rPr>
-          <w:rFonts w:cs="Times New Roman"/>
-          <w:b/>
-          <w:bCs/>
-          <w:szCs w:val="20"/>
-          <w:lang w:val="en-US"/>
+        </w:rPr>
+        <w:t>SedutaAggiungiVotoSuTesi</w:t>
+      </w:r>
+      <w:proofErr w:type="spellEnd"/>
+    </w:p>
+    <w:p>
+      <w:pPr>
+        <w:ind w:left="0" w:right="192" w:firstLine="0"/>
+        <w:jc w:val="left"/>
+        <w:rPr>
+          <w:rFonts w:cs="Times New Roman"/>
+          <w:b/>
+          <w:bCs/>
+          <w:szCs w:val="20"/>
         </w:rPr>
       </w:pPr>
     </w:p>
@@ -16235,7 +16263,7 @@
           <w:szCs w:val="20"/>
           <w:lang w:val="en-US"/>
         </w:rPr>
-        <w:t>TesiUnique</w:t>
+        <w:t>SedutaAggiungiVotoSuTesi</w:t>
       </w:r>
       <w:proofErr w:type="spellEnd"/>
       <w:r>
@@ -16273,6 +16301,923 @@
           <w:lang w:val="en-US"/>
         </w:rPr>
         <w:tab/>
+        <w:t>RETURNS trigger AS</w:t>
+      </w:r>
+    </w:p>
+    <w:p>
+      <w:pPr>
+        <w:ind w:left="0" w:right="192" w:firstLine="0"/>
+        <w:jc w:val="left"/>
+        <w:rPr>
+          <w:rFonts w:cs="Times New Roman"/>
+          <w:szCs w:val="20"/>
+          <w:lang w:val="en-US"/>
+        </w:rPr>
+      </w:pPr>
+      <w:r>
+        <w:rPr>
+          <w:rFonts w:cs="Times New Roman"/>
+          <w:szCs w:val="20"/>
+          <w:lang w:val="en-US"/>
+        </w:rPr>
+        <w:t>$</w:t>
+      </w:r>
+      <w:proofErr w:type="spellStart"/>
+      <w:r>
+        <w:rPr>
+          <w:rFonts w:cs="Times New Roman"/>
+          <w:szCs w:val="20"/>
+          <w:lang w:val="en-US"/>
+        </w:rPr>
+        <w:t>SedutaAggiungiVotoSuTesi</w:t>
+      </w:r>
+      <w:proofErr w:type="spellEnd"/>
+      <w:r>
+        <w:rPr>
+          <w:rFonts w:cs="Times New Roman"/>
+          <w:szCs w:val="20"/>
+          <w:lang w:val="en-US"/>
+        </w:rPr>
+        <w:t>$</w:t>
+      </w:r>
+    </w:p>
+    <w:p>
+      <w:pPr>
+        <w:ind w:left="0" w:right="192" w:firstLine="0"/>
+        <w:jc w:val="left"/>
+        <w:rPr>
+          <w:rFonts w:cs="Times New Roman"/>
+          <w:szCs w:val="20"/>
+          <w:lang w:val="en-US"/>
+        </w:rPr>
+      </w:pPr>
+      <w:r>
+        <w:rPr>
+          <w:rFonts w:cs="Times New Roman"/>
+          <w:szCs w:val="20"/>
+          <w:lang w:val="en-US"/>
+        </w:rPr>
+        <w:t>BEGIN</w:t>
+      </w:r>
+    </w:p>
+    <w:p>
+      <w:pPr>
+        <w:ind w:left="0" w:right="192" w:firstLine="0"/>
+        <w:jc w:val="left"/>
+        <w:rPr>
+          <w:rFonts w:cs="Times New Roman"/>
+          <w:szCs w:val="20"/>
+          <w:lang w:val="en-US"/>
+        </w:rPr>
+      </w:pPr>
+      <w:r>
+        <w:rPr>
+          <w:rFonts w:cs="Times New Roman"/>
+          <w:szCs w:val="20"/>
+          <w:lang w:val="en-US"/>
+        </w:rPr>
+        <w:tab/>
+        <w:t xml:space="preserve">IF </w:t>
+      </w:r>
+      <w:proofErr w:type="gramStart"/>
+      <w:r>
+        <w:rPr>
+          <w:rFonts w:cs="Times New Roman"/>
+          <w:szCs w:val="20"/>
+          <w:lang w:val="en-US"/>
+        </w:rPr>
+        <w:t>ISNOTNULL(</w:t>
+      </w:r>
+      <w:proofErr w:type="spellStart"/>
+      <w:proofErr w:type="gramEnd"/>
+      <w:r>
+        <w:rPr>
+          <w:rFonts w:cs="Times New Roman"/>
+          <w:szCs w:val="20"/>
+          <w:lang w:val="en-US"/>
+        </w:rPr>
+        <w:t>NEW.VotoFinale</w:t>
+      </w:r>
+      <w:proofErr w:type="spellEnd"/>
+      <w:r>
+        <w:rPr>
+          <w:rFonts w:cs="Times New Roman"/>
+          <w:szCs w:val="20"/>
+          <w:lang w:val="en-US"/>
+        </w:rPr>
+        <w:t>) AND ISNULL(</w:t>
+      </w:r>
+      <w:proofErr w:type="spellStart"/>
+      <w:r>
+        <w:rPr>
+          <w:rFonts w:cs="Times New Roman"/>
+          <w:szCs w:val="20"/>
+          <w:lang w:val="en-US"/>
+        </w:rPr>
+        <w:t>NEW.ID_Te</w:t>
+      </w:r>
+      <w:proofErr w:type="spellEnd"/>
+      <w:r>
+        <w:rPr>
+          <w:rFonts w:cs="Times New Roman"/>
+          <w:szCs w:val="20"/>
+          <w:lang w:val="en-US"/>
+        </w:rPr>
+        <w:t>)</w:t>
+      </w:r>
+    </w:p>
+    <w:p>
+      <w:pPr>
+        <w:ind w:left="0" w:right="192" w:firstLine="0"/>
+        <w:jc w:val="left"/>
+        <w:rPr>
+          <w:rFonts w:cs="Times New Roman"/>
+          <w:szCs w:val="20"/>
+          <w:lang w:val="en-US"/>
+        </w:rPr>
+      </w:pPr>
+      <w:r>
+        <w:rPr>
+          <w:rFonts w:cs="Times New Roman"/>
+          <w:szCs w:val="20"/>
+          <w:lang w:val="en-US"/>
+        </w:rPr>
+        <w:tab/>
+      </w:r>
+      <w:r>
+        <w:rPr>
+          <w:rFonts w:cs="Times New Roman"/>
+          <w:szCs w:val="20"/>
+          <w:lang w:val="en-US"/>
+        </w:rPr>
+        <w:tab/>
+        <w:t xml:space="preserve">THEN RAISE EXCEPTION 'Tesi </w:t>
+      </w:r>
+      <w:proofErr w:type="spellStart"/>
+      <w:r>
+        <w:rPr>
+          <w:rFonts w:cs="Times New Roman"/>
+          <w:szCs w:val="20"/>
+          <w:lang w:val="en-US"/>
+        </w:rPr>
+        <w:t>mancante</w:t>
+      </w:r>
+      <w:proofErr w:type="spellEnd"/>
+      <w:r>
+        <w:rPr>
+          <w:rFonts w:cs="Times New Roman"/>
+          <w:szCs w:val="20"/>
+          <w:lang w:val="en-US"/>
+        </w:rPr>
+        <w:t xml:space="preserve"> per </w:t>
+      </w:r>
+      <w:proofErr w:type="spellStart"/>
+      <w:r>
+        <w:rPr>
+          <w:rFonts w:cs="Times New Roman"/>
+          <w:szCs w:val="20"/>
+          <w:lang w:val="en-US"/>
+        </w:rPr>
+        <w:t>voto</w:t>
+      </w:r>
+      <w:proofErr w:type="spellEnd"/>
+      <w:r>
+        <w:rPr>
+          <w:rFonts w:cs="Times New Roman"/>
+          <w:szCs w:val="20"/>
+          <w:lang w:val="en-US"/>
+        </w:rPr>
+        <w:t>'</w:t>
+      </w:r>
+      <w:r>
+        <w:rPr>
+          <w:rFonts w:cs="Times New Roman"/>
+          <w:szCs w:val="20"/>
+          <w:lang w:val="en-US"/>
+        </w:rPr>
+        <w:t>;</w:t>
+      </w:r>
+    </w:p>
+    <w:p>
+      <w:pPr>
+        <w:ind w:left="0" w:right="192" w:firstLine="0"/>
+        <w:jc w:val="left"/>
+        <w:rPr>
+          <w:rFonts w:cs="Times New Roman"/>
+          <w:szCs w:val="20"/>
+          <w:lang w:val="en-US"/>
+        </w:rPr>
+      </w:pPr>
+      <w:r>
+        <w:rPr>
+          <w:rFonts w:cs="Times New Roman"/>
+          <w:szCs w:val="20"/>
+          <w:lang w:val="en-US"/>
+        </w:rPr>
+        <w:tab/>
+        <w:t>END</w:t>
+      </w:r>
+      <w:r>
+        <w:rPr>
+          <w:rFonts w:cs="Times New Roman"/>
+          <w:szCs w:val="20"/>
+          <w:lang w:val="en-US"/>
+        </w:rPr>
+        <w:t xml:space="preserve"> </w:t>
+      </w:r>
+      <w:r>
+        <w:rPr>
+          <w:rFonts w:cs="Times New Roman"/>
+          <w:szCs w:val="20"/>
+          <w:lang w:val="en-US"/>
+        </w:rPr>
+        <w:t>IF;</w:t>
+      </w:r>
+    </w:p>
+    <w:p>
+      <w:pPr>
+        <w:ind w:left="0" w:right="192" w:firstLine="0"/>
+        <w:jc w:val="left"/>
+        <w:rPr>
+          <w:rFonts w:cs="Times New Roman"/>
+          <w:szCs w:val="20"/>
+          <w:lang w:val="en-US"/>
+        </w:rPr>
+      </w:pPr>
+      <w:r>
+        <w:rPr>
+          <w:rFonts w:cs="Times New Roman"/>
+          <w:szCs w:val="20"/>
+          <w:lang w:val="en-US"/>
+        </w:rPr>
+        <w:tab/>
+        <w:t>RETURN NEW;</w:t>
+      </w:r>
+    </w:p>
+    <w:p>
+      <w:pPr>
+        <w:ind w:left="0" w:right="192" w:firstLine="0"/>
+        <w:jc w:val="left"/>
+        <w:rPr>
+          <w:rFonts w:cs="Times New Roman"/>
+          <w:szCs w:val="20"/>
+          <w:lang w:val="en-US"/>
+        </w:rPr>
+      </w:pPr>
+      <w:r>
+        <w:rPr>
+          <w:rFonts w:cs="Times New Roman"/>
+          <w:szCs w:val="20"/>
+          <w:lang w:val="en-US"/>
+        </w:rPr>
+        <w:t>END</w:t>
+      </w:r>
+    </w:p>
+    <w:p>
+      <w:pPr>
+        <w:ind w:left="0" w:right="192" w:firstLine="0"/>
+        <w:jc w:val="left"/>
+        <w:rPr>
+          <w:rFonts w:cs="Times New Roman"/>
+          <w:szCs w:val="20"/>
+          <w:lang w:val="en-US"/>
+        </w:rPr>
+      </w:pPr>
+      <w:r>
+        <w:rPr>
+          <w:rFonts w:cs="Times New Roman"/>
+          <w:szCs w:val="20"/>
+          <w:lang w:val="en-US"/>
+        </w:rPr>
+        <w:t>$</w:t>
+      </w:r>
+      <w:proofErr w:type="spellStart"/>
+      <w:r>
+        <w:rPr>
+          <w:rFonts w:cs="Times New Roman"/>
+          <w:szCs w:val="20"/>
+          <w:lang w:val="en-US"/>
+        </w:rPr>
+        <w:t>SedutaAggiungiVotoSuTesi</w:t>
+      </w:r>
+      <w:proofErr w:type="spellEnd"/>
+      <w:r>
+        <w:rPr>
+          <w:rFonts w:cs="Times New Roman"/>
+          <w:szCs w:val="20"/>
+          <w:lang w:val="en-US"/>
+        </w:rPr>
+        <w:t xml:space="preserve">$ LANGUAGE </w:t>
+      </w:r>
+      <w:proofErr w:type="spellStart"/>
+      <w:r>
+        <w:rPr>
+          <w:rFonts w:cs="Times New Roman"/>
+          <w:szCs w:val="20"/>
+          <w:lang w:val="en-US"/>
+        </w:rPr>
+        <w:t>plpgsql</w:t>
+      </w:r>
+      <w:proofErr w:type="spellEnd"/>
+      <w:r>
+        <w:rPr>
+          <w:rFonts w:cs="Times New Roman"/>
+          <w:szCs w:val="20"/>
+          <w:lang w:val="en-US"/>
+        </w:rPr>
+        <w:t>;</w:t>
+      </w:r>
+    </w:p>
+    <w:p>
+      <w:pPr>
+        <w:ind w:left="0" w:right="192" w:firstLine="0"/>
+        <w:jc w:val="left"/>
+        <w:rPr>
+          <w:rFonts w:cs="Times New Roman"/>
+          <w:szCs w:val="20"/>
+          <w:lang w:val="en-US"/>
+        </w:rPr>
+      </w:pPr>
+    </w:p>
+    <w:p>
+      <w:pPr>
+        <w:ind w:left="0" w:right="192" w:firstLine="0"/>
+        <w:jc w:val="left"/>
+        <w:rPr>
+          <w:rFonts w:cs="Times New Roman"/>
+          <w:szCs w:val="20"/>
+          <w:lang w:val="en-US"/>
+        </w:rPr>
+      </w:pPr>
+      <w:r>
+        <w:rPr>
+          <w:rFonts w:cs="Times New Roman"/>
+          <w:szCs w:val="20"/>
+          <w:lang w:val="en-US"/>
+        </w:rPr>
+        <w:t xml:space="preserve">CREATE OR REPLACE TRIGGER </w:t>
+      </w:r>
+      <w:proofErr w:type="spellStart"/>
+      <w:r>
+        <w:rPr>
+          <w:rFonts w:cs="Times New Roman"/>
+          <w:szCs w:val="20"/>
+          <w:lang w:val="en-US"/>
+        </w:rPr>
+        <w:t>SedutaAggiungiVotoSuTesiTrigger</w:t>
+      </w:r>
+      <w:proofErr w:type="spellEnd"/>
+    </w:p>
+    <w:p>
+      <w:pPr>
+        <w:ind w:left="0" w:right="192" w:firstLine="0"/>
+        <w:jc w:val="left"/>
+        <w:rPr>
+          <w:rFonts w:cs="Times New Roman"/>
+          <w:szCs w:val="20"/>
+          <w:lang w:val="en-US"/>
+        </w:rPr>
+      </w:pPr>
+      <w:r>
+        <w:rPr>
+          <w:rFonts w:cs="Times New Roman"/>
+          <w:szCs w:val="20"/>
+          <w:lang w:val="en-US"/>
+        </w:rPr>
+        <w:tab/>
+        <w:t>BEFORE UPDATE ON Tesi</w:t>
+      </w:r>
+    </w:p>
+    <w:p>
+      <w:pPr>
+        <w:ind w:left="0" w:right="192" w:firstLine="0"/>
+        <w:jc w:val="left"/>
+        <w:rPr>
+          <w:rFonts w:cs="Times New Roman"/>
+          <w:szCs w:val="20"/>
+          <w:lang w:val="en-US"/>
+        </w:rPr>
+      </w:pPr>
+      <w:r>
+        <w:rPr>
+          <w:rFonts w:cs="Times New Roman"/>
+          <w:szCs w:val="20"/>
+          <w:lang w:val="en-US"/>
+        </w:rPr>
+        <w:tab/>
+        <w:t>FOR EACH ROW</w:t>
+      </w:r>
+    </w:p>
+    <w:p>
+      <w:pPr>
+        <w:ind w:left="0" w:right="192" w:firstLine="0"/>
+        <w:jc w:val="left"/>
+        <w:rPr>
+          <w:rFonts w:cs="Times New Roman"/>
+          <w:szCs w:val="20"/>
+          <w:lang w:val="en-US"/>
+        </w:rPr>
+      </w:pPr>
+      <w:r>
+        <w:rPr>
+          <w:rFonts w:cs="Times New Roman"/>
+          <w:szCs w:val="20"/>
+          <w:lang w:val="en-US"/>
+        </w:rPr>
+        <w:t xml:space="preserve">EXECUTE FUNCTION </w:t>
+      </w:r>
+      <w:proofErr w:type="spellStart"/>
+      <w:proofErr w:type="gramStart"/>
+      <w:r>
+        <w:rPr>
+          <w:rFonts w:cs="Times New Roman"/>
+          <w:szCs w:val="20"/>
+          <w:lang w:val="en-US"/>
+        </w:rPr>
+        <w:t>Sedu</w:t>
+      </w:r>
+      <w:r>
+        <w:rPr>
+          <w:rFonts w:cs="Times New Roman"/>
+          <w:szCs w:val="20"/>
+          <w:lang w:val="en-US"/>
+        </w:rPr>
+        <w:t>t</w:t>
+      </w:r>
+      <w:r>
+        <w:rPr>
+          <w:rFonts w:cs="Times New Roman"/>
+          <w:szCs w:val="20"/>
+          <w:lang w:val="en-US"/>
+        </w:rPr>
+        <w:t>aAggiungiVotoSuTesi</w:t>
+      </w:r>
+      <w:proofErr w:type="spellEnd"/>
+      <w:r>
+        <w:rPr>
+          <w:rFonts w:cs="Times New Roman"/>
+          <w:szCs w:val="20"/>
+          <w:lang w:val="en-US"/>
+        </w:rPr>
+        <w:t>(</w:t>
+      </w:r>
+      <w:proofErr w:type="gramEnd"/>
+      <w:r>
+        <w:rPr>
+          <w:rFonts w:cs="Times New Roman"/>
+          <w:szCs w:val="20"/>
+          <w:lang w:val="en-US"/>
+        </w:rPr>
+        <w:t>);</w:t>
+      </w:r>
+    </w:p>
+    <w:p>
+      <w:pPr>
+        <w:ind w:left="0" w:right="192" w:firstLine="0"/>
+        <w:jc w:val="left"/>
+        <w:rPr>
+          <w:rFonts w:cs="Times New Roman"/>
+          <w:szCs w:val="20"/>
+          <w:lang w:val="en-US"/>
+        </w:rPr>
+      </w:pPr>
+    </w:p>
+    <w:p>
+      <w:pPr>
+        <w:ind w:left="0" w:right="192" w:firstLine="0"/>
+        <w:jc w:val="left"/>
+        <w:rPr>
+          <w:rFonts w:cs="Times New Roman"/>
+          <w:b/>
+          <w:bCs/>
+          <w:szCs w:val="20"/>
+          <w:lang w:val="en-US"/>
+        </w:rPr>
+      </w:pPr>
+    </w:p>
+    <w:p>
+      <w:pPr>
+        <w:ind w:left="0" w:right="192" w:firstLine="0"/>
+        <w:jc w:val="left"/>
+        <w:rPr>
+          <w:rFonts w:cs="Times New Roman"/>
+          <w:b/>
+          <w:bCs/>
+          <w:szCs w:val="20"/>
+          <w:lang w:val="en-US"/>
+        </w:rPr>
+      </w:pPr>
+    </w:p>
+    <w:p>
+      <w:pPr>
+        <w:ind w:left="0" w:right="192" w:firstLine="0"/>
+        <w:jc w:val="left"/>
+        <w:rPr>
+          <w:rFonts w:cs="Times New Roman"/>
+          <w:b/>
+          <w:bCs/>
+          <w:szCs w:val="20"/>
+          <w:lang w:val="en-US"/>
+        </w:rPr>
+      </w:pPr>
+    </w:p>
+    <w:p>
+      <w:pPr>
+        <w:ind w:left="0" w:right="192" w:firstLine="0"/>
+        <w:jc w:val="left"/>
+        <w:rPr>
+          <w:rFonts w:cs="Times New Roman"/>
+          <w:b/>
+          <w:bCs/>
+          <w:szCs w:val="20"/>
+          <w:lang w:val="en-US"/>
+        </w:rPr>
+      </w:pPr>
+    </w:p>
+    <w:p>
+      <w:pPr>
+        <w:ind w:left="0" w:right="192" w:firstLine="0"/>
+        <w:jc w:val="left"/>
+        <w:rPr>
+          <w:rFonts w:cs="Times New Roman"/>
+          <w:b/>
+          <w:bCs/>
+          <w:szCs w:val="20"/>
+          <w:lang w:val="en-US"/>
+        </w:rPr>
+      </w:pPr>
+    </w:p>
+    <w:p>
+      <w:pPr>
+        <w:ind w:left="0" w:right="192" w:firstLine="0"/>
+        <w:jc w:val="left"/>
+        <w:rPr>
+          <w:rFonts w:cs="Times New Roman"/>
+          <w:b/>
+          <w:bCs/>
+          <w:szCs w:val="20"/>
+          <w:lang w:val="en-US"/>
+        </w:rPr>
+      </w:pPr>
+    </w:p>
+    <w:p>
+      <w:pPr>
+        <w:ind w:left="0" w:right="192" w:firstLine="0"/>
+        <w:jc w:val="left"/>
+        <w:rPr>
+          <w:rFonts w:cs="Times New Roman"/>
+          <w:b/>
+          <w:bCs/>
+          <w:szCs w:val="20"/>
+          <w:lang w:val="en-US"/>
+        </w:rPr>
+      </w:pPr>
+    </w:p>
+    <w:p>
+      <w:pPr>
+        <w:ind w:left="0" w:right="192" w:firstLine="0"/>
+        <w:jc w:val="left"/>
+        <w:rPr>
+          <w:rFonts w:cs="Times New Roman"/>
+          <w:b/>
+          <w:bCs/>
+          <w:szCs w:val="20"/>
+          <w:lang w:val="en-US"/>
+        </w:rPr>
+      </w:pPr>
+    </w:p>
+    <w:p>
+      <w:pPr>
+        <w:ind w:left="0" w:right="192" w:firstLine="0"/>
+        <w:jc w:val="left"/>
+        <w:rPr>
+          <w:rFonts w:cs="Times New Roman"/>
+          <w:b/>
+          <w:bCs/>
+          <w:szCs w:val="20"/>
+          <w:lang w:val="en-US"/>
+        </w:rPr>
+      </w:pPr>
+    </w:p>
+    <w:p>
+      <w:pPr>
+        <w:ind w:left="0" w:right="192" w:firstLine="0"/>
+        <w:jc w:val="left"/>
+        <w:rPr>
+          <w:rFonts w:cs="Times New Roman"/>
+          <w:b/>
+          <w:bCs/>
+          <w:szCs w:val="20"/>
+          <w:lang w:val="en-US"/>
+        </w:rPr>
+      </w:pPr>
+    </w:p>
+    <w:p>
+      <w:pPr>
+        <w:ind w:left="0" w:right="192" w:firstLine="0"/>
+        <w:jc w:val="left"/>
+        <w:rPr>
+          <w:rFonts w:cs="Times New Roman"/>
+          <w:b/>
+          <w:bCs/>
+          <w:szCs w:val="20"/>
+          <w:lang w:val="en-US"/>
+        </w:rPr>
+      </w:pPr>
+    </w:p>
+    <w:p>
+      <w:pPr>
+        <w:ind w:left="0" w:right="192" w:firstLine="0"/>
+        <w:jc w:val="left"/>
+        <w:rPr>
+          <w:rFonts w:cs="Times New Roman"/>
+          <w:b/>
+          <w:bCs/>
+          <w:szCs w:val="20"/>
+          <w:lang w:val="en-US"/>
+        </w:rPr>
+      </w:pPr>
+    </w:p>
+    <w:p>
+      <w:pPr>
+        <w:ind w:left="0" w:right="192" w:firstLine="0"/>
+        <w:jc w:val="left"/>
+        <w:rPr>
+          <w:rFonts w:cs="Times New Roman"/>
+          <w:b/>
+          <w:bCs/>
+          <w:szCs w:val="20"/>
+          <w:lang w:val="en-US"/>
+        </w:rPr>
+      </w:pPr>
+    </w:p>
+    <w:p>
+      <w:pPr>
+        <w:ind w:left="0" w:right="192" w:firstLine="0"/>
+        <w:jc w:val="left"/>
+        <w:rPr>
+          <w:rFonts w:cs="Times New Roman"/>
+          <w:b/>
+          <w:bCs/>
+          <w:szCs w:val="20"/>
+          <w:lang w:val="en-US"/>
+        </w:rPr>
+      </w:pPr>
+    </w:p>
+    <w:p>
+      <w:pPr>
+        <w:ind w:left="0" w:right="192" w:firstLine="0"/>
+        <w:jc w:val="left"/>
+        <w:rPr>
+          <w:rFonts w:cs="Times New Roman"/>
+          <w:b/>
+          <w:bCs/>
+          <w:szCs w:val="20"/>
+          <w:lang w:val="en-US"/>
+        </w:rPr>
+      </w:pPr>
+    </w:p>
+    <w:p>
+      <w:pPr>
+        <w:ind w:left="0" w:right="192" w:firstLine="0"/>
+        <w:jc w:val="left"/>
+        <w:rPr>
+          <w:rFonts w:cs="Times New Roman"/>
+          <w:b/>
+          <w:bCs/>
+          <w:szCs w:val="20"/>
+          <w:lang w:val="en-US"/>
+        </w:rPr>
+      </w:pPr>
+    </w:p>
+    <w:p>
+      <w:pPr>
+        <w:ind w:left="0" w:right="192" w:firstLine="0"/>
+        <w:jc w:val="left"/>
+        <w:rPr>
+          <w:rFonts w:cs="Times New Roman"/>
+          <w:b/>
+          <w:bCs/>
+          <w:szCs w:val="20"/>
+          <w:lang w:val="en-US"/>
+        </w:rPr>
+      </w:pPr>
+    </w:p>
+    <w:p>
+      <w:pPr>
+        <w:ind w:left="0" w:right="192" w:firstLine="0"/>
+        <w:jc w:val="left"/>
+        <w:rPr>
+          <w:rFonts w:cs="Times New Roman"/>
+          <w:b/>
+          <w:bCs/>
+          <w:szCs w:val="20"/>
+          <w:lang w:val="en-US"/>
+        </w:rPr>
+      </w:pPr>
+    </w:p>
+    <w:p>
+      <w:pPr>
+        <w:ind w:left="0" w:right="192" w:firstLine="0"/>
+        <w:jc w:val="left"/>
+        <w:rPr>
+          <w:rFonts w:cs="Times New Roman"/>
+          <w:b/>
+          <w:bCs/>
+          <w:szCs w:val="20"/>
+          <w:lang w:val="en-US"/>
+        </w:rPr>
+      </w:pPr>
+    </w:p>
+    <w:p>
+      <w:pPr>
+        <w:ind w:left="0" w:right="192" w:firstLine="0"/>
+        <w:jc w:val="left"/>
+        <w:rPr>
+          <w:rFonts w:cs="Times New Roman"/>
+          <w:b/>
+          <w:bCs/>
+          <w:szCs w:val="20"/>
+          <w:lang w:val="en-US"/>
+        </w:rPr>
+      </w:pPr>
+    </w:p>
+    <w:p>
+      <w:pPr>
+        <w:ind w:left="0" w:right="192" w:firstLine="0"/>
+        <w:jc w:val="left"/>
+        <w:rPr>
+          <w:rFonts w:cs="Times New Roman"/>
+          <w:b/>
+          <w:bCs/>
+          <w:szCs w:val="20"/>
+          <w:lang w:val="en-US"/>
+        </w:rPr>
+      </w:pPr>
+    </w:p>
+    <w:p>
+      <w:pPr>
+        <w:ind w:left="0" w:right="192" w:firstLine="0"/>
+        <w:jc w:val="left"/>
+        <w:rPr>
+          <w:rFonts w:cs="Times New Roman"/>
+          <w:b/>
+          <w:bCs/>
+          <w:szCs w:val="20"/>
+          <w:lang w:val="en-US"/>
+        </w:rPr>
+      </w:pPr>
+    </w:p>
+    <w:p>
+      <w:pPr>
+        <w:ind w:left="0" w:right="192" w:firstLine="0"/>
+        <w:jc w:val="left"/>
+        <w:rPr>
+          <w:rFonts w:cs="Times New Roman"/>
+          <w:b/>
+          <w:bCs/>
+          <w:szCs w:val="20"/>
+          <w:lang w:val="en-US"/>
+        </w:rPr>
+      </w:pPr>
+    </w:p>
+    <w:p>
+      <w:pPr>
+        <w:ind w:left="0" w:right="192" w:firstLine="0"/>
+        <w:jc w:val="left"/>
+        <w:rPr>
+          <w:rFonts w:cs="Times New Roman"/>
+          <w:b/>
+          <w:bCs/>
+          <w:szCs w:val="20"/>
+          <w:lang w:val="en-US"/>
+        </w:rPr>
+      </w:pPr>
+    </w:p>
+    <w:p>
+      <w:pPr>
+        <w:ind w:left="0" w:right="192" w:firstLine="0"/>
+        <w:jc w:val="left"/>
+        <w:rPr>
+          <w:rFonts w:cs="Times New Roman"/>
+          <w:b/>
+          <w:bCs/>
+          <w:szCs w:val="20"/>
+          <w:lang w:val="en-US"/>
+        </w:rPr>
+      </w:pPr>
+    </w:p>
+    <w:p>
+      <w:pPr>
+        <w:ind w:left="0" w:right="192" w:firstLine="0"/>
+        <w:jc w:val="left"/>
+        <w:rPr>
+          <w:rFonts w:cs="Times New Roman"/>
+          <w:b/>
+          <w:bCs/>
+          <w:szCs w:val="20"/>
+          <w:lang w:val="en-US"/>
+        </w:rPr>
+      </w:pPr>
+      <w:r>
+        <w:rPr>
+          <w:rFonts w:cs="Times New Roman"/>
+          <w:b/>
+          <w:bCs/>
+          <w:szCs w:val="20"/>
+          <w:lang w:val="en-US"/>
+        </w:rPr>
+        <w:lastRenderedPageBreak/>
+        <w:t xml:space="preserve">5.2.12 </w:t>
+      </w:r>
+      <w:proofErr w:type="spellStart"/>
+      <w:r>
+        <w:rPr>
+          <w:rFonts w:cs="Times New Roman"/>
+          <w:b/>
+          <w:bCs/>
+          <w:szCs w:val="20"/>
+          <w:lang w:val="en-US"/>
+        </w:rPr>
+        <w:t>SedutaControlloDataTirocinio</w:t>
+      </w:r>
+      <w:proofErr w:type="spellEnd"/>
+    </w:p>
+    <w:p>
+      <w:pPr>
+        <w:ind w:left="0" w:right="192" w:firstLine="0"/>
+        <w:jc w:val="left"/>
+        <w:rPr>
+          <w:rFonts w:cs="Times New Roman"/>
+          <w:szCs w:val="20"/>
+          <w:lang w:val="en-US"/>
+        </w:rPr>
+      </w:pPr>
+    </w:p>
+    <w:p>
+      <w:pPr>
+        <w:ind w:left="0" w:right="192" w:firstLine="0"/>
+        <w:jc w:val="left"/>
+        <w:rPr>
+          <w:rFonts w:cs="Times New Roman"/>
+          <w:szCs w:val="20"/>
+          <w:lang w:val="en-US"/>
+        </w:rPr>
+      </w:pPr>
+      <w:r>
+        <w:rPr>
+          <w:rFonts w:cs="Times New Roman"/>
+          <w:szCs w:val="20"/>
+          <w:lang w:val="en-US"/>
+        </w:rPr>
+        <w:t xml:space="preserve">CREATE OR REPLACE FUNCTION </w:t>
+      </w:r>
+      <w:proofErr w:type="spellStart"/>
+      <w:proofErr w:type="gramStart"/>
+      <w:r>
+        <w:rPr>
+          <w:rFonts w:cs="Times New Roman"/>
+          <w:szCs w:val="20"/>
+          <w:lang w:val="en-US"/>
+        </w:rPr>
+        <w:t>SedutaControlloDataTirocinio</w:t>
+      </w:r>
+      <w:proofErr w:type="spellEnd"/>
+      <w:r>
+        <w:rPr>
+          <w:rFonts w:cs="Times New Roman"/>
+          <w:szCs w:val="20"/>
+          <w:lang w:val="en-US"/>
+        </w:rPr>
+        <w:t>(</w:t>
+      </w:r>
+      <w:proofErr w:type="gramEnd"/>
+      <w:r>
+        <w:rPr>
+          <w:rFonts w:cs="Times New Roman"/>
+          <w:szCs w:val="20"/>
+          <w:lang w:val="en-US"/>
+        </w:rPr>
+        <w:t>)</w:t>
+      </w:r>
+    </w:p>
+    <w:p>
+      <w:pPr>
+        <w:ind w:left="0" w:right="192" w:firstLine="0"/>
+        <w:jc w:val="left"/>
+        <w:rPr>
+          <w:rFonts w:cs="Times New Roman"/>
+          <w:szCs w:val="20"/>
+          <w:lang w:val="en-US"/>
+        </w:rPr>
+      </w:pPr>
+      <w:r>
+        <w:rPr>
+          <w:rFonts w:cs="Times New Roman"/>
+          <w:szCs w:val="20"/>
+          <w:lang w:val="en-US"/>
+        </w:rPr>
+        <w:tab/>
         <w:t xml:space="preserve">RETURNS trigger AS </w:t>
       </w:r>
     </w:p>
@@ -16283,14 +17228,12 @@
         <w:rPr>
           <w:rFonts w:cs="Times New Roman"/>
           <w:szCs w:val="20"/>
-          <w:lang w:val="en-US"/>
-        </w:rPr>
-      </w:pPr>
-      <w:r>
-        <w:rPr>
-          <w:rFonts w:cs="Times New Roman"/>
-          <w:szCs w:val="20"/>
-          <w:lang w:val="en-US"/>
+        </w:rPr>
+      </w:pPr>
+      <w:r>
+        <w:rPr>
+          <w:rFonts w:cs="Times New Roman"/>
+          <w:szCs w:val="20"/>
         </w:rPr>
         <w:t>$</w:t>
       </w:r>
@@ -16299,16 +17242,14 @@
         <w:rPr>
           <w:rFonts w:cs="Times New Roman"/>
           <w:szCs w:val="20"/>
-          <w:lang w:val="en-US"/>
-        </w:rPr>
-        <w:t>TesiUnique</w:t>
-      </w:r>
-      <w:proofErr w:type="spellEnd"/>
-      <w:r>
-        <w:rPr>
-          <w:rFonts w:cs="Times New Roman"/>
-          <w:szCs w:val="20"/>
-          <w:lang w:val="en-US"/>
+        </w:rPr>
+        <w:t>SedutaControlloDataTirocinio</w:t>
+      </w:r>
+      <w:proofErr w:type="spellEnd"/>
+      <w:r>
+        <w:rPr>
+          <w:rFonts w:cs="Times New Roman"/>
+          <w:szCs w:val="20"/>
         </w:rPr>
         <w:t>$</w:t>
       </w:r>
@@ -16320,14 +17261,62 @@
         <w:rPr>
           <w:rFonts w:cs="Times New Roman"/>
           <w:szCs w:val="20"/>
-          <w:lang w:val="en-US"/>
-        </w:rPr>
-      </w:pPr>
-      <w:r>
-        <w:rPr>
-          <w:rFonts w:cs="Times New Roman"/>
-          <w:szCs w:val="20"/>
-          <w:lang w:val="en-US"/>
+        </w:rPr>
+      </w:pPr>
+      <w:r>
+        <w:rPr>
+          <w:rFonts w:cs="Times New Roman"/>
+          <w:szCs w:val="20"/>
+        </w:rPr>
+        <w:t>DECLARE</w:t>
+      </w:r>
+    </w:p>
+    <w:p>
+      <w:pPr>
+        <w:ind w:left="0" w:right="192" w:firstLine="0"/>
+        <w:jc w:val="left"/>
+        <w:rPr>
+          <w:rFonts w:cs="Times New Roman"/>
+          <w:szCs w:val="20"/>
+        </w:rPr>
+      </w:pPr>
+      <w:r>
+        <w:rPr>
+          <w:rFonts w:cs="Times New Roman"/>
+          <w:szCs w:val="20"/>
+        </w:rPr>
+        <w:tab/>
+      </w:r>
+      <w:proofErr w:type="spellStart"/>
+      <w:r>
+        <w:rPr>
+          <w:rFonts w:cs="Times New Roman"/>
+          <w:szCs w:val="20"/>
+        </w:rPr>
+        <w:t>data_tirocinio</w:t>
+      </w:r>
+      <w:proofErr w:type="spellEnd"/>
+      <w:r>
+        <w:rPr>
+          <w:rFonts w:cs="Times New Roman"/>
+          <w:szCs w:val="20"/>
+        </w:rPr>
+        <w:t xml:space="preserve"> DATE;</w:t>
+      </w:r>
+    </w:p>
+    <w:p>
+      <w:pPr>
+        <w:ind w:left="0" w:right="192" w:firstLine="0"/>
+        <w:jc w:val="left"/>
+        <w:rPr>
+          <w:rFonts w:cs="Times New Roman"/>
+          <w:szCs w:val="20"/>
+        </w:rPr>
+      </w:pPr>
+      <w:r>
+        <w:rPr>
+          <w:rFonts w:cs="Times New Roman"/>
+          <w:szCs w:val="20"/>
         </w:rPr>
         <w:t>BEGIN</w:t>
       </w:r>
@@ -16339,18 +17328,564 @@
         <w:rPr>
           <w:rFonts w:cs="Times New Roman"/>
           <w:szCs w:val="20"/>
-          <w:lang w:val="en-US"/>
-        </w:rPr>
-      </w:pPr>
-      <w:r>
-        <w:rPr>
-          <w:rFonts w:cs="Times New Roman"/>
-          <w:szCs w:val="20"/>
-          <w:lang w:val="en-US"/>
-        </w:rPr>
-        <w:tab/>
+        </w:rPr>
+      </w:pPr>
+      <w:r>
+        <w:rPr>
+          <w:rFonts w:cs="Times New Roman"/>
+          <w:szCs w:val="20"/>
+        </w:rPr>
+        <w:tab/>
+        <w:t xml:space="preserve">SELECT </w:t>
+      </w:r>
+      <w:proofErr w:type="spellStart"/>
+      <w:r>
+        <w:rPr>
+          <w:rFonts w:cs="Times New Roman"/>
+          <w:szCs w:val="20"/>
+        </w:rPr>
+        <w:t>T.Data</w:t>
+      </w:r>
+      <w:proofErr w:type="spellEnd"/>
+      <w:r>
+        <w:rPr>
+          <w:rFonts w:cs="Times New Roman"/>
+          <w:szCs w:val="20"/>
+        </w:rPr>
+        <w:t xml:space="preserve"> INTO </w:t>
+      </w:r>
+      <w:proofErr w:type="spellStart"/>
+      <w:r>
+        <w:rPr>
+          <w:rFonts w:cs="Times New Roman"/>
+          <w:szCs w:val="20"/>
+        </w:rPr>
+        <w:t>data_tirocinio</w:t>
+      </w:r>
+      <w:proofErr w:type="spellEnd"/>
+    </w:p>
+    <w:p>
+      <w:pPr>
+        <w:ind w:left="0" w:right="192" w:firstLine="0"/>
+        <w:jc w:val="left"/>
+        <w:rPr>
+          <w:rFonts w:cs="Times New Roman"/>
+          <w:szCs w:val="20"/>
+        </w:rPr>
+      </w:pPr>
+      <w:r>
+        <w:rPr>
+          <w:rFonts w:cs="Times New Roman"/>
+          <w:szCs w:val="20"/>
+        </w:rPr>
+        <w:tab/>
+        <w:t>FROM TESI Te</w:t>
+      </w:r>
+    </w:p>
+    <w:p>
+      <w:pPr>
+        <w:ind w:left="0" w:right="192" w:firstLine="0"/>
+        <w:jc w:val="left"/>
+        <w:rPr>
+          <w:rFonts w:cs="Times New Roman"/>
+          <w:szCs w:val="20"/>
+        </w:rPr>
+      </w:pPr>
+      <w:r>
+        <w:rPr>
+          <w:rFonts w:cs="Times New Roman"/>
+          <w:szCs w:val="20"/>
+        </w:rPr>
+        <w:tab/>
+        <w:t xml:space="preserve">JOIN RICHIESTA R ON </w:t>
+      </w:r>
+      <w:proofErr w:type="spellStart"/>
+      <w:r>
+        <w:rPr>
+          <w:rFonts w:cs="Times New Roman"/>
+          <w:szCs w:val="20"/>
+        </w:rPr>
+        <w:t>Te.ID_Ri</w:t>
+      </w:r>
+      <w:proofErr w:type="spellEnd"/>
+      <w:r>
+        <w:rPr>
+          <w:rFonts w:cs="Times New Roman"/>
+          <w:szCs w:val="20"/>
+        </w:rPr>
+        <w:t xml:space="preserve"> = </w:t>
+      </w:r>
+      <w:proofErr w:type="spellStart"/>
+      <w:r>
+        <w:rPr>
+          <w:rFonts w:cs="Times New Roman"/>
+          <w:szCs w:val="20"/>
+        </w:rPr>
+        <w:t>R.ID_Ri</w:t>
+      </w:r>
+      <w:proofErr w:type="spellEnd"/>
+    </w:p>
+    <w:p>
+      <w:pPr>
+        <w:ind w:left="0" w:right="192" w:firstLine="0"/>
+        <w:jc w:val="left"/>
+        <w:rPr>
+          <w:rFonts w:cs="Times New Roman"/>
+          <w:szCs w:val="20"/>
+        </w:rPr>
+      </w:pPr>
+      <w:r>
+        <w:rPr>
+          <w:rFonts w:cs="Times New Roman"/>
+          <w:szCs w:val="20"/>
+        </w:rPr>
+        <w:tab/>
+        <w:t xml:space="preserve">JOIN TIROCINIO T ON </w:t>
+      </w:r>
+      <w:proofErr w:type="spellStart"/>
+      <w:proofErr w:type="gramStart"/>
+      <w:r>
+        <w:rPr>
+          <w:rFonts w:cs="Times New Roman"/>
+          <w:szCs w:val="20"/>
+        </w:rPr>
+        <w:t>R.ID_Ti</w:t>
+      </w:r>
+      <w:proofErr w:type="spellEnd"/>
+      <w:r>
+        <w:rPr>
+          <w:rFonts w:cs="Times New Roman"/>
+          <w:szCs w:val="20"/>
+        </w:rPr>
+        <w:t>=</w:t>
+      </w:r>
+      <w:proofErr w:type="spellStart"/>
+      <w:r>
+        <w:rPr>
+          <w:rFonts w:cs="Times New Roman"/>
+          <w:szCs w:val="20"/>
+        </w:rPr>
+        <w:t>T.ID</w:t>
+      </w:r>
+      <w:proofErr w:type="gramEnd"/>
+      <w:r>
+        <w:rPr>
+          <w:rFonts w:cs="Times New Roman"/>
+          <w:szCs w:val="20"/>
+        </w:rPr>
+        <w:t>_Ti</w:t>
+      </w:r>
+      <w:proofErr w:type="spellEnd"/>
+    </w:p>
+    <w:p>
+      <w:pPr>
+        <w:ind w:left="0" w:right="192" w:firstLine="0"/>
+        <w:jc w:val="left"/>
+        <w:rPr>
+          <w:rFonts w:cs="Times New Roman"/>
+          <w:szCs w:val="20"/>
+          <w:lang w:val="en-US"/>
+        </w:rPr>
+      </w:pPr>
+      <w:r>
+        <w:rPr>
+          <w:rFonts w:cs="Times New Roman"/>
+          <w:szCs w:val="20"/>
+        </w:rPr>
+        <w:tab/>
+      </w:r>
+      <w:r>
+        <w:rPr>
+          <w:rFonts w:cs="Times New Roman"/>
+          <w:szCs w:val="20"/>
+          <w:lang w:val="en-US"/>
+        </w:rPr>
+        <w:t xml:space="preserve">WHERE </w:t>
+      </w:r>
+      <w:proofErr w:type="spellStart"/>
+      <w:r>
+        <w:rPr>
+          <w:rFonts w:cs="Times New Roman"/>
+          <w:szCs w:val="20"/>
+          <w:lang w:val="en-US"/>
+        </w:rPr>
+        <w:t>Te.ID_Te</w:t>
+      </w:r>
+      <w:proofErr w:type="spellEnd"/>
+      <w:r>
+        <w:rPr>
+          <w:rFonts w:cs="Times New Roman"/>
+          <w:szCs w:val="20"/>
+          <w:lang w:val="en-US"/>
+        </w:rPr>
+        <w:t xml:space="preserve"> = </w:t>
+      </w:r>
+      <w:proofErr w:type="spellStart"/>
+      <w:r>
+        <w:rPr>
+          <w:rFonts w:cs="Times New Roman"/>
+          <w:szCs w:val="20"/>
+          <w:lang w:val="en-US"/>
+        </w:rPr>
+        <w:t>NEW.ID_</w:t>
+      </w:r>
+      <w:proofErr w:type="gramStart"/>
+      <w:r>
+        <w:rPr>
+          <w:rFonts w:cs="Times New Roman"/>
+          <w:szCs w:val="20"/>
+          <w:lang w:val="en-US"/>
+        </w:rPr>
+        <w:t>Te</w:t>
+      </w:r>
+      <w:proofErr w:type="spellEnd"/>
+      <w:r>
+        <w:rPr>
+          <w:rFonts w:cs="Times New Roman"/>
+          <w:szCs w:val="20"/>
+          <w:lang w:val="en-US"/>
+        </w:rPr>
+        <w:t xml:space="preserve"> ;</w:t>
+      </w:r>
+      <w:proofErr w:type="gramEnd"/>
+    </w:p>
+    <w:p>
+      <w:pPr>
+        <w:ind w:left="0" w:right="192" w:firstLine="0"/>
+        <w:jc w:val="left"/>
+        <w:rPr>
+          <w:rFonts w:cs="Times New Roman"/>
+          <w:szCs w:val="20"/>
+          <w:lang w:val="en-US"/>
+        </w:rPr>
+      </w:pPr>
+    </w:p>
+    <w:p>
+      <w:pPr>
+        <w:ind w:left="0" w:right="192" w:firstLine="0"/>
+        <w:jc w:val="left"/>
+        <w:rPr>
+          <w:rFonts w:cs="Times New Roman"/>
+          <w:szCs w:val="20"/>
+        </w:rPr>
+      </w:pPr>
+      <w:r>
+        <w:rPr>
+          <w:rFonts w:cs="Times New Roman"/>
+          <w:szCs w:val="20"/>
+          <w:lang w:val="en-US"/>
+        </w:rPr>
+        <w:tab/>
+      </w:r>
+      <w:r>
+        <w:rPr>
+          <w:rFonts w:cs="Times New Roman"/>
+          <w:szCs w:val="20"/>
+        </w:rPr>
         <w:t xml:space="preserve">IF </w:t>
       </w:r>
+      <w:proofErr w:type="spellStart"/>
+      <w:r>
+        <w:rPr>
+          <w:rFonts w:cs="Times New Roman"/>
+          <w:szCs w:val="20"/>
+        </w:rPr>
+        <w:t>NEW.Data</w:t>
+      </w:r>
+      <w:proofErr w:type="spellEnd"/>
+      <w:r>
+        <w:rPr>
+          <w:rFonts w:cs="Times New Roman"/>
+          <w:szCs w:val="20"/>
+        </w:rPr>
+        <w:t xml:space="preserve"> &lt;= </w:t>
+      </w:r>
+      <w:proofErr w:type="spellStart"/>
+      <w:r>
+        <w:rPr>
+          <w:rFonts w:cs="Times New Roman"/>
+          <w:szCs w:val="20"/>
+        </w:rPr>
+        <w:t>data_tirocinio</w:t>
+      </w:r>
+      <w:proofErr w:type="spellEnd"/>
+      <w:r>
+        <w:rPr>
+          <w:rFonts w:cs="Times New Roman"/>
+          <w:szCs w:val="20"/>
+        </w:rPr>
+        <w:t xml:space="preserve"> THEN</w:t>
+      </w:r>
+    </w:p>
+    <w:p>
+      <w:pPr>
+        <w:ind w:left="0" w:right="192" w:firstLine="0"/>
+        <w:jc w:val="left"/>
+        <w:rPr>
+          <w:rFonts w:cs="Times New Roman"/>
+          <w:szCs w:val="20"/>
+        </w:rPr>
+      </w:pPr>
+      <w:r>
+        <w:rPr>
+          <w:rFonts w:cs="Times New Roman"/>
+          <w:szCs w:val="20"/>
+        </w:rPr>
+        <w:tab/>
+      </w:r>
+      <w:r>
+        <w:rPr>
+          <w:rFonts w:cs="Times New Roman"/>
+          <w:szCs w:val="20"/>
+        </w:rPr>
+        <w:tab/>
+        <w:t>RAISE EXCEPTION 'Seduta precedente rispetto alla richiesta di tirocinio.';</w:t>
+      </w:r>
+    </w:p>
+    <w:p>
+      <w:pPr>
+        <w:ind w:left="0" w:right="192" w:firstLine="0"/>
+        <w:jc w:val="left"/>
+        <w:rPr>
+          <w:rFonts w:cs="Times New Roman"/>
+          <w:szCs w:val="20"/>
+          <w:lang w:val="en-US"/>
+        </w:rPr>
+      </w:pPr>
+      <w:r>
+        <w:rPr>
+          <w:rFonts w:cs="Times New Roman"/>
+          <w:szCs w:val="20"/>
+        </w:rPr>
+        <w:tab/>
+      </w:r>
+      <w:r>
+        <w:rPr>
+          <w:rFonts w:cs="Times New Roman"/>
+          <w:szCs w:val="20"/>
+          <w:lang w:val="en-US"/>
+        </w:rPr>
+        <w:t>END IF;</w:t>
+      </w:r>
+    </w:p>
+    <w:p>
+      <w:pPr>
+        <w:ind w:left="0" w:right="192" w:firstLine="0"/>
+        <w:jc w:val="left"/>
+        <w:rPr>
+          <w:rFonts w:cs="Times New Roman"/>
+          <w:szCs w:val="20"/>
+          <w:lang w:val="en-US"/>
+        </w:rPr>
+      </w:pPr>
+    </w:p>
+    <w:p>
+      <w:pPr>
+        <w:ind w:left="0" w:right="192" w:firstLine="0"/>
+        <w:jc w:val="left"/>
+        <w:rPr>
+          <w:rFonts w:cs="Times New Roman"/>
+          <w:szCs w:val="20"/>
+          <w:lang w:val="en-US"/>
+        </w:rPr>
+      </w:pPr>
+      <w:r>
+        <w:rPr>
+          <w:rFonts w:cs="Times New Roman"/>
+          <w:szCs w:val="20"/>
+          <w:lang w:val="en-US"/>
+        </w:rPr>
+        <w:tab/>
+        <w:t>RETURN NEW;</w:t>
+      </w:r>
+    </w:p>
+    <w:p>
+      <w:pPr>
+        <w:ind w:left="0" w:right="192" w:firstLine="0"/>
+        <w:jc w:val="left"/>
+        <w:rPr>
+          <w:rFonts w:cs="Times New Roman"/>
+          <w:szCs w:val="20"/>
+          <w:lang w:val="en-US"/>
+        </w:rPr>
+      </w:pPr>
+      <w:r>
+        <w:rPr>
+          <w:rFonts w:cs="Times New Roman"/>
+          <w:szCs w:val="20"/>
+          <w:lang w:val="en-US"/>
+        </w:rPr>
+        <w:t>END;</w:t>
+      </w:r>
+      <w:r>
+        <w:rPr>
+          <w:rFonts w:cs="Times New Roman"/>
+          <w:szCs w:val="20"/>
+          <w:lang w:val="en-US"/>
+        </w:rPr>
+        <w:tab/>
+      </w:r>
+    </w:p>
+    <w:p>
+      <w:pPr>
+        <w:ind w:left="0" w:right="192" w:firstLine="0"/>
+        <w:jc w:val="left"/>
+        <w:rPr>
+          <w:rFonts w:cs="Times New Roman"/>
+          <w:szCs w:val="20"/>
+        </w:rPr>
+      </w:pPr>
+      <w:r>
+        <w:rPr>
+          <w:rFonts w:cs="Times New Roman"/>
+          <w:szCs w:val="20"/>
+        </w:rPr>
+        <w:t>$</w:t>
+      </w:r>
+      <w:proofErr w:type="spellStart"/>
+      <w:r>
+        <w:rPr>
+          <w:rFonts w:cs="Times New Roman"/>
+          <w:szCs w:val="20"/>
+        </w:rPr>
+        <w:t>SedutaControlloDataTirocinio</w:t>
+      </w:r>
+      <w:proofErr w:type="spellEnd"/>
+      <w:r>
+        <w:rPr>
+          <w:rFonts w:cs="Times New Roman"/>
+          <w:szCs w:val="20"/>
+        </w:rPr>
+        <w:t xml:space="preserve">$ LANGUAGE </w:t>
+      </w:r>
+      <w:proofErr w:type="spellStart"/>
+      <w:r>
+        <w:rPr>
+          <w:rFonts w:cs="Times New Roman"/>
+          <w:szCs w:val="20"/>
+        </w:rPr>
+        <w:t>plpgsql</w:t>
+      </w:r>
+      <w:proofErr w:type="spellEnd"/>
+      <w:r>
+        <w:rPr>
+          <w:rFonts w:cs="Times New Roman"/>
+          <w:szCs w:val="20"/>
+        </w:rPr>
+        <w:t>;</w:t>
+      </w:r>
+    </w:p>
+    <w:p>
+      <w:pPr>
+        <w:ind w:left="0" w:right="192" w:firstLine="0"/>
+        <w:jc w:val="left"/>
+        <w:rPr>
+          <w:rFonts w:cs="Times New Roman"/>
+          <w:szCs w:val="20"/>
+        </w:rPr>
+      </w:pPr>
+    </w:p>
+    <w:p>
+      <w:pPr>
+        <w:ind w:left="0" w:right="192" w:firstLine="0"/>
+        <w:jc w:val="left"/>
+        <w:rPr>
+          <w:rFonts w:cs="Times New Roman"/>
+          <w:szCs w:val="20"/>
+        </w:rPr>
+      </w:pPr>
+      <w:r>
+        <w:rPr>
+          <w:rFonts w:cs="Times New Roman"/>
+          <w:szCs w:val="20"/>
+        </w:rPr>
+        <w:t xml:space="preserve">CREATE OR REPLACE TRIGGER </w:t>
+      </w:r>
+      <w:proofErr w:type="spellStart"/>
+      <w:r>
+        <w:rPr>
+          <w:rFonts w:cs="Times New Roman"/>
+          <w:szCs w:val="20"/>
+        </w:rPr>
+        <w:t>SedutaControlloDataTirocinioTrigger</w:t>
+      </w:r>
+      <w:proofErr w:type="spellEnd"/>
+    </w:p>
+    <w:p>
+      <w:pPr>
+        <w:ind w:left="0" w:right="192" w:firstLine="0"/>
+        <w:jc w:val="left"/>
+        <w:rPr>
+          <w:rFonts w:cs="Times New Roman"/>
+          <w:szCs w:val="20"/>
+          <w:lang w:val="en-US"/>
+        </w:rPr>
+      </w:pPr>
+      <w:r>
+        <w:rPr>
+          <w:rFonts w:cs="Times New Roman"/>
+          <w:szCs w:val="20"/>
+        </w:rPr>
+        <w:tab/>
+      </w:r>
+      <w:r>
+        <w:rPr>
+          <w:rFonts w:cs="Times New Roman"/>
+          <w:szCs w:val="20"/>
+          <w:lang w:val="en-US"/>
+        </w:rPr>
+        <w:t xml:space="preserve">BEFORE INSERT OR UPDATE ON </w:t>
+      </w:r>
+      <w:proofErr w:type="spellStart"/>
+      <w:r>
+        <w:rPr>
+          <w:rFonts w:cs="Times New Roman"/>
+          <w:szCs w:val="20"/>
+          <w:lang w:val="en-US"/>
+        </w:rPr>
+        <w:t>Seduta</w:t>
+      </w:r>
+      <w:proofErr w:type="spellEnd"/>
+    </w:p>
+    <w:p>
+      <w:pPr>
+        <w:ind w:left="0" w:right="192" w:firstLine="0"/>
+        <w:jc w:val="left"/>
+        <w:rPr>
+          <w:rFonts w:cs="Times New Roman"/>
+          <w:szCs w:val="20"/>
+          <w:lang w:val="en-US"/>
+        </w:rPr>
+      </w:pPr>
+      <w:r>
+        <w:rPr>
+          <w:rFonts w:cs="Times New Roman"/>
+          <w:szCs w:val="20"/>
+          <w:lang w:val="en-US"/>
+        </w:rPr>
+        <w:tab/>
+        <w:t>FOR EACH ROW</w:t>
+      </w:r>
+    </w:p>
+    <w:p>
+      <w:pPr>
+        <w:ind w:left="0" w:right="192" w:firstLine="0"/>
+        <w:jc w:val="left"/>
+        <w:rPr>
+          <w:rFonts w:cs="Times New Roman"/>
+          <w:szCs w:val="20"/>
+          <w:lang w:val="en-US"/>
+        </w:rPr>
+      </w:pPr>
+      <w:r>
+        <w:rPr>
+          <w:rFonts w:cs="Times New Roman"/>
+          <w:szCs w:val="20"/>
+          <w:lang w:val="en-US"/>
+        </w:rPr>
+        <w:t xml:space="preserve">EXECUTE FUNCTION </w:t>
+      </w:r>
+      <w:proofErr w:type="spellStart"/>
       <w:proofErr w:type="gramStart"/>
       <w:r>
         <w:rPr>
@@ -16358,1224 +17893,7 @@
           <w:szCs w:val="20"/>
           <w:lang w:val="en-US"/>
         </w:rPr>
-        <w:t>EXISTS(</w:t>
-      </w:r>
-      <w:proofErr w:type="gramEnd"/>
-    </w:p>
-    <w:p>
-      <w:pPr>
-        <w:ind w:left="0" w:right="192" w:firstLine="0"/>
-        <w:jc w:val="left"/>
-        <w:rPr>
-          <w:rFonts w:cs="Times New Roman"/>
-          <w:szCs w:val="20"/>
-          <w:lang w:val="en-US"/>
-        </w:rPr>
-      </w:pPr>
-      <w:r>
-        <w:rPr>
-          <w:rFonts w:cs="Times New Roman"/>
-          <w:szCs w:val="20"/>
-          <w:lang w:val="en-US"/>
-        </w:rPr>
-        <w:tab/>
-      </w:r>
-      <w:r>
-        <w:rPr>
-          <w:rFonts w:cs="Times New Roman"/>
-          <w:szCs w:val="20"/>
-          <w:lang w:val="en-US"/>
-        </w:rPr>
-        <w:tab/>
-        <w:t>SELECT *</w:t>
-      </w:r>
-    </w:p>
-    <w:p>
-      <w:pPr>
-        <w:ind w:left="0" w:right="192" w:firstLine="0"/>
-        <w:jc w:val="left"/>
-        <w:rPr>
-          <w:rFonts w:cs="Times New Roman"/>
-          <w:szCs w:val="20"/>
-          <w:lang w:val="en-US"/>
-        </w:rPr>
-      </w:pPr>
-      <w:r>
-        <w:rPr>
-          <w:rFonts w:cs="Times New Roman"/>
-          <w:szCs w:val="20"/>
-          <w:lang w:val="en-US"/>
-        </w:rPr>
-        <w:tab/>
-      </w:r>
-      <w:r>
-        <w:rPr>
-          <w:rFonts w:cs="Times New Roman"/>
-          <w:szCs w:val="20"/>
-          <w:lang w:val="en-US"/>
-        </w:rPr>
-        <w:tab/>
-        <w:t>FROM Tesi AS T</w:t>
-      </w:r>
-    </w:p>
-    <w:p>
-      <w:pPr>
-        <w:ind w:left="0" w:right="192" w:firstLine="0"/>
-        <w:jc w:val="left"/>
-        <w:rPr>
-          <w:rFonts w:cs="Times New Roman"/>
-          <w:szCs w:val="20"/>
-          <w:lang w:val="en-US"/>
-        </w:rPr>
-      </w:pPr>
-      <w:r>
-        <w:rPr>
-          <w:rFonts w:cs="Times New Roman"/>
-          <w:szCs w:val="20"/>
-          <w:lang w:val="en-US"/>
-        </w:rPr>
-        <w:tab/>
-      </w:r>
-      <w:r>
-        <w:rPr>
-          <w:rFonts w:cs="Times New Roman"/>
-          <w:szCs w:val="20"/>
-          <w:lang w:val="en-US"/>
-        </w:rPr>
-        <w:tab/>
-        <w:t xml:space="preserve">WHERE </w:t>
-      </w:r>
-      <w:proofErr w:type="spellStart"/>
-      <w:r>
-        <w:rPr>
-          <w:rFonts w:cs="Times New Roman"/>
-          <w:szCs w:val="20"/>
-          <w:lang w:val="en-US"/>
-        </w:rPr>
-        <w:t>T.ID_Te</w:t>
-      </w:r>
-      <w:proofErr w:type="spellEnd"/>
-      <w:r>
-        <w:rPr>
-          <w:rFonts w:cs="Times New Roman"/>
-          <w:szCs w:val="20"/>
-          <w:lang w:val="en-US"/>
-        </w:rPr>
-        <w:t xml:space="preserve"> &lt;&gt; </w:t>
-      </w:r>
-      <w:proofErr w:type="spellStart"/>
-      <w:r>
-        <w:rPr>
-          <w:rFonts w:cs="Times New Roman"/>
-          <w:szCs w:val="20"/>
-          <w:lang w:val="en-US"/>
-        </w:rPr>
-        <w:t>NEW.ID_Te</w:t>
-      </w:r>
-      <w:proofErr w:type="spellEnd"/>
-      <w:r>
-        <w:rPr>
-          <w:rFonts w:cs="Times New Roman"/>
-          <w:szCs w:val="20"/>
-          <w:lang w:val="en-US"/>
-        </w:rPr>
-        <w:t xml:space="preserve"> AND </w:t>
-      </w:r>
-      <w:proofErr w:type="spellStart"/>
-      <w:proofErr w:type="gramStart"/>
-      <w:r>
-        <w:rPr>
-          <w:rFonts w:cs="Times New Roman"/>
-          <w:szCs w:val="20"/>
-          <w:lang w:val="en-US"/>
-        </w:rPr>
-        <w:t>T.Contenuto</w:t>
-      </w:r>
-      <w:proofErr w:type="spellEnd"/>
-      <w:proofErr w:type="gramEnd"/>
-      <w:r>
-        <w:rPr>
-          <w:rFonts w:cs="Times New Roman"/>
-          <w:szCs w:val="20"/>
-          <w:lang w:val="en-US"/>
-        </w:rPr>
-        <w:t xml:space="preserve"> = </w:t>
-      </w:r>
-      <w:proofErr w:type="spellStart"/>
-      <w:r>
-        <w:rPr>
-          <w:rFonts w:cs="Times New Roman"/>
-          <w:szCs w:val="20"/>
-          <w:lang w:val="en-US"/>
-        </w:rPr>
-        <w:t>NEW.Contenuto</w:t>
-      </w:r>
-      <w:proofErr w:type="spellEnd"/>
-    </w:p>
-    <w:p>
-      <w:pPr>
-        <w:ind w:left="0" w:right="192" w:firstLine="0"/>
-        <w:jc w:val="left"/>
-        <w:rPr>
-          <w:rFonts w:cs="Times New Roman"/>
-          <w:szCs w:val="20"/>
-        </w:rPr>
-      </w:pPr>
-      <w:r>
-        <w:rPr>
-          <w:rFonts w:cs="Times New Roman"/>
-          <w:szCs w:val="20"/>
-          <w:lang w:val="en-US"/>
-        </w:rPr>
-        <w:tab/>
-      </w:r>
-      <w:r>
-        <w:rPr>
-          <w:rFonts w:cs="Times New Roman"/>
-          <w:szCs w:val="20"/>
-        </w:rPr>
-        <w:t>)</w:t>
-      </w:r>
-    </w:p>
-    <w:p>
-      <w:pPr>
-        <w:ind w:left="0" w:right="192" w:firstLine="0"/>
-        <w:jc w:val="left"/>
-        <w:rPr>
-          <w:rFonts w:cs="Times New Roman"/>
-          <w:szCs w:val="20"/>
-        </w:rPr>
-      </w:pPr>
-      <w:r>
-        <w:rPr>
-          <w:rFonts w:cs="Times New Roman"/>
-          <w:szCs w:val="20"/>
-        </w:rPr>
-        <w:tab/>
-        <w:t>THEN RAISE EXCEPTION 'Tesi già esistente sotto altro ID e altra richiesta';</w:t>
-      </w:r>
-    </w:p>
-    <w:p>
-      <w:pPr>
-        <w:ind w:left="0" w:right="192" w:firstLine="0"/>
-        <w:jc w:val="left"/>
-        <w:rPr>
-          <w:rFonts w:cs="Times New Roman"/>
-          <w:szCs w:val="20"/>
-          <w:lang w:val="en-US"/>
-        </w:rPr>
-      </w:pPr>
-      <w:r>
-        <w:rPr>
-          <w:rFonts w:cs="Times New Roman"/>
-          <w:szCs w:val="20"/>
-        </w:rPr>
-        <w:tab/>
-      </w:r>
-      <w:r>
-        <w:rPr>
-          <w:rFonts w:cs="Times New Roman"/>
-          <w:szCs w:val="20"/>
-          <w:lang w:val="en-US"/>
-        </w:rPr>
-        <w:t>END IF;</w:t>
-      </w:r>
-    </w:p>
-    <w:p>
-      <w:pPr>
-        <w:ind w:left="0" w:right="192" w:firstLine="0"/>
-        <w:jc w:val="left"/>
-        <w:rPr>
-          <w:rFonts w:cs="Times New Roman"/>
-          <w:szCs w:val="20"/>
-          <w:lang w:val="en-US"/>
-        </w:rPr>
-      </w:pPr>
-      <w:r>
-        <w:rPr>
-          <w:rFonts w:cs="Times New Roman"/>
-          <w:szCs w:val="20"/>
-          <w:lang w:val="en-US"/>
-        </w:rPr>
-        <w:tab/>
-        <w:t>RETURN NEW;</w:t>
-      </w:r>
-    </w:p>
-    <w:p>
-      <w:pPr>
-        <w:ind w:left="0" w:right="192" w:firstLine="0"/>
-        <w:jc w:val="left"/>
-        <w:rPr>
-          <w:rFonts w:cs="Times New Roman"/>
-          <w:szCs w:val="20"/>
-          <w:lang w:val="en-US"/>
-        </w:rPr>
-      </w:pPr>
-      <w:r>
-        <w:rPr>
-          <w:rFonts w:cs="Times New Roman"/>
-          <w:szCs w:val="20"/>
-          <w:lang w:val="en-US"/>
-        </w:rPr>
-        <w:t>END;</w:t>
-      </w:r>
-    </w:p>
-    <w:p>
-      <w:pPr>
-        <w:ind w:left="0" w:right="192" w:firstLine="0"/>
-        <w:jc w:val="left"/>
-        <w:rPr>
-          <w:rFonts w:cs="Times New Roman"/>
-          <w:szCs w:val="20"/>
-          <w:lang w:val="en-US"/>
-        </w:rPr>
-      </w:pPr>
-      <w:r>
-        <w:rPr>
-          <w:rFonts w:cs="Times New Roman"/>
-          <w:szCs w:val="20"/>
-          <w:lang w:val="en-US"/>
-        </w:rPr>
-        <w:t>$</w:t>
-      </w:r>
-      <w:proofErr w:type="spellStart"/>
-      <w:r>
-        <w:rPr>
-          <w:rFonts w:cs="Times New Roman"/>
-          <w:szCs w:val="20"/>
-          <w:lang w:val="en-US"/>
-        </w:rPr>
-        <w:t>TesiUnique</w:t>
-      </w:r>
-      <w:proofErr w:type="spellEnd"/>
-      <w:r>
-        <w:rPr>
-          <w:rFonts w:cs="Times New Roman"/>
-          <w:szCs w:val="20"/>
-          <w:lang w:val="en-US"/>
-        </w:rPr>
-        <w:t xml:space="preserve">$ LANGUAGE </w:t>
-      </w:r>
-      <w:proofErr w:type="spellStart"/>
-      <w:r>
-        <w:rPr>
-          <w:rFonts w:cs="Times New Roman"/>
-          <w:szCs w:val="20"/>
-          <w:lang w:val="en-US"/>
-        </w:rPr>
-        <w:t>plpgsql</w:t>
-      </w:r>
-      <w:proofErr w:type="spellEnd"/>
-      <w:r>
-        <w:rPr>
-          <w:rFonts w:cs="Times New Roman"/>
-          <w:szCs w:val="20"/>
-          <w:lang w:val="en-US"/>
-        </w:rPr>
-        <w:t>;</w:t>
-      </w:r>
-    </w:p>
-    <w:p>
-      <w:pPr>
-        <w:ind w:left="0" w:right="192" w:firstLine="0"/>
-        <w:jc w:val="left"/>
-        <w:rPr>
-          <w:rFonts w:cs="Times New Roman"/>
-          <w:szCs w:val="20"/>
-          <w:lang w:val="en-US"/>
-        </w:rPr>
-      </w:pPr>
-    </w:p>
-    <w:p>
-      <w:pPr>
-        <w:ind w:left="0" w:right="192" w:firstLine="0"/>
-        <w:jc w:val="left"/>
-        <w:rPr>
-          <w:rFonts w:cs="Times New Roman"/>
-          <w:szCs w:val="20"/>
-          <w:lang w:val="en-US"/>
-        </w:rPr>
-      </w:pPr>
-      <w:r>
-        <w:rPr>
-          <w:rFonts w:cs="Times New Roman"/>
-          <w:szCs w:val="20"/>
-          <w:lang w:val="en-US"/>
-        </w:rPr>
-        <w:t xml:space="preserve">CREATE OR REPLACE TRIGGER </w:t>
-      </w:r>
-      <w:proofErr w:type="spellStart"/>
-      <w:r>
-        <w:rPr>
-          <w:rFonts w:cs="Times New Roman"/>
-          <w:szCs w:val="20"/>
-          <w:lang w:val="en-US"/>
-        </w:rPr>
-        <w:t>TesiUniqueTrigger</w:t>
-      </w:r>
-      <w:proofErr w:type="spellEnd"/>
-    </w:p>
-    <w:p>
-      <w:pPr>
-        <w:ind w:left="0" w:right="192" w:firstLine="0"/>
-        <w:jc w:val="left"/>
-        <w:rPr>
-          <w:rFonts w:cs="Times New Roman"/>
-          <w:szCs w:val="20"/>
-          <w:lang w:val="en-US"/>
-        </w:rPr>
-      </w:pPr>
-      <w:r>
-        <w:rPr>
-          <w:rFonts w:cs="Times New Roman"/>
-          <w:szCs w:val="20"/>
-          <w:lang w:val="en-US"/>
-        </w:rPr>
-        <w:tab/>
-        <w:t>BEFORE INSERT OR UPDATE ON Tesi</w:t>
-      </w:r>
-    </w:p>
-    <w:p>
-      <w:pPr>
-        <w:ind w:left="0" w:right="192" w:firstLine="0"/>
-        <w:jc w:val="left"/>
-        <w:rPr>
-          <w:rFonts w:cs="Times New Roman"/>
-          <w:szCs w:val="20"/>
-          <w:lang w:val="en-US"/>
-        </w:rPr>
-      </w:pPr>
-      <w:r>
-        <w:rPr>
-          <w:rFonts w:cs="Times New Roman"/>
-          <w:szCs w:val="20"/>
-          <w:lang w:val="en-US"/>
-        </w:rPr>
-        <w:tab/>
-        <w:t xml:space="preserve">FOR EACH ROW </w:t>
-      </w:r>
-    </w:p>
-    <w:p>
-      <w:pPr>
-        <w:ind w:left="0" w:right="192" w:firstLine="0"/>
-        <w:jc w:val="left"/>
-        <w:rPr>
-          <w:rFonts w:cs="Times New Roman"/>
-          <w:szCs w:val="20"/>
-          <w:lang w:val="en-US"/>
-        </w:rPr>
-      </w:pPr>
-      <w:r>
-        <w:rPr>
-          <w:rFonts w:cs="Times New Roman"/>
-          <w:szCs w:val="20"/>
-          <w:lang w:val="en-US"/>
-        </w:rPr>
-        <w:t xml:space="preserve">EXECUTE FUNCTION </w:t>
-      </w:r>
-      <w:proofErr w:type="spellStart"/>
-      <w:proofErr w:type="gramStart"/>
-      <w:r>
-        <w:rPr>
-          <w:rFonts w:cs="Times New Roman"/>
-          <w:szCs w:val="20"/>
-          <w:lang w:val="en-US"/>
-        </w:rPr>
-        <w:t>TesiUnique</w:t>
-      </w:r>
-      <w:proofErr w:type="spellEnd"/>
-      <w:r>
-        <w:rPr>
-          <w:rFonts w:cs="Times New Roman"/>
-          <w:szCs w:val="20"/>
-          <w:lang w:val="en-US"/>
-        </w:rPr>
-        <w:t>(</w:t>
-      </w:r>
-      <w:proofErr w:type="gramEnd"/>
-      <w:r>
-        <w:rPr>
-          <w:rFonts w:cs="Times New Roman"/>
-          <w:szCs w:val="20"/>
-          <w:lang w:val="en-US"/>
-        </w:rPr>
-        <w:t>);</w:t>
-      </w:r>
-    </w:p>
-    <w:p>
-      <w:pPr>
-        <w:ind w:left="0" w:right="192" w:firstLine="0"/>
-        <w:jc w:val="left"/>
-        <w:rPr>
-          <w:rFonts w:cs="Times New Roman"/>
-          <w:szCs w:val="20"/>
-          <w:lang w:val="en-US"/>
-        </w:rPr>
-      </w:pPr>
-    </w:p>
-    <w:p>
-      <w:pPr>
-        <w:ind w:left="0" w:right="192" w:firstLine="0"/>
-        <w:jc w:val="left"/>
-        <w:rPr>
-          <w:rFonts w:cs="Times New Roman"/>
-          <w:szCs w:val="20"/>
-          <w:lang w:val="en-US"/>
-        </w:rPr>
-      </w:pPr>
-    </w:p>
-    <w:p>
-      <w:pPr>
-        <w:ind w:left="0" w:right="192" w:firstLine="0"/>
-        <w:jc w:val="left"/>
-        <w:rPr>
-          <w:rFonts w:cs="Times New Roman"/>
-          <w:szCs w:val="20"/>
-          <w:lang w:val="en-US"/>
-        </w:rPr>
-      </w:pPr>
-    </w:p>
-    <w:p>
-      <w:pPr>
-        <w:ind w:left="0" w:right="192" w:firstLine="0"/>
-        <w:jc w:val="left"/>
-        <w:rPr>
-          <w:rFonts w:cs="Times New Roman"/>
-          <w:szCs w:val="20"/>
-          <w:lang w:val="en-US"/>
-        </w:rPr>
-      </w:pPr>
-    </w:p>
-    <w:p>
-      <w:pPr>
-        <w:ind w:left="0" w:right="192" w:firstLine="0"/>
-        <w:jc w:val="left"/>
-        <w:rPr>
-          <w:rFonts w:cs="Times New Roman"/>
-          <w:szCs w:val="20"/>
-          <w:lang w:val="en-US"/>
-        </w:rPr>
-      </w:pPr>
-    </w:p>
-    <w:p>
-      <w:pPr>
-        <w:ind w:left="0" w:right="192" w:firstLine="0"/>
-        <w:jc w:val="left"/>
-        <w:rPr>
-          <w:rFonts w:cs="Times New Roman"/>
-          <w:szCs w:val="20"/>
-          <w:lang w:val="en-US"/>
-        </w:rPr>
-      </w:pPr>
-    </w:p>
-    <w:p>
-      <w:pPr>
-        <w:ind w:left="0" w:right="192" w:firstLine="0"/>
-        <w:jc w:val="left"/>
-        <w:rPr>
-          <w:rFonts w:cs="Times New Roman"/>
-          <w:szCs w:val="20"/>
-          <w:lang w:val="en-US"/>
-        </w:rPr>
-      </w:pPr>
-    </w:p>
-    <w:p>
-      <w:pPr>
-        <w:ind w:left="0" w:right="192" w:firstLine="0"/>
-        <w:jc w:val="left"/>
-        <w:rPr>
-          <w:rFonts w:cs="Times New Roman"/>
-          <w:szCs w:val="20"/>
-          <w:lang w:val="en-US"/>
-        </w:rPr>
-      </w:pPr>
-    </w:p>
-    <w:p>
-      <w:pPr>
-        <w:ind w:left="0" w:right="192" w:firstLine="0"/>
-        <w:jc w:val="left"/>
-        <w:rPr>
-          <w:rFonts w:cs="Times New Roman"/>
-          <w:szCs w:val="20"/>
-          <w:lang w:val="en-US"/>
-        </w:rPr>
-      </w:pPr>
-    </w:p>
-    <w:p>
-      <w:pPr>
-        <w:ind w:left="0" w:right="192" w:firstLine="0"/>
-        <w:jc w:val="left"/>
-        <w:rPr>
-          <w:rFonts w:cs="Times New Roman"/>
-          <w:szCs w:val="20"/>
-          <w:lang w:val="en-US"/>
-        </w:rPr>
-      </w:pPr>
-    </w:p>
-    <w:p>
-      <w:pPr>
-        <w:ind w:left="0" w:right="192" w:firstLine="0"/>
-        <w:jc w:val="left"/>
-        <w:rPr>
-          <w:rFonts w:cs="Times New Roman"/>
-          <w:szCs w:val="20"/>
-          <w:lang w:val="en-US"/>
-        </w:rPr>
-      </w:pPr>
-    </w:p>
-    <w:p>
-      <w:pPr>
-        <w:ind w:left="0" w:right="192" w:firstLine="0"/>
-        <w:jc w:val="left"/>
-        <w:rPr>
-          <w:rFonts w:cs="Times New Roman"/>
-          <w:szCs w:val="20"/>
-          <w:lang w:val="en-US"/>
-        </w:rPr>
-      </w:pPr>
-    </w:p>
-    <w:p>
-      <w:pPr>
-        <w:ind w:left="0" w:right="192" w:firstLine="0"/>
-        <w:jc w:val="left"/>
-        <w:rPr>
-          <w:rFonts w:cs="Times New Roman"/>
-          <w:szCs w:val="20"/>
-          <w:lang w:val="en-US"/>
-        </w:rPr>
-      </w:pPr>
-    </w:p>
-    <w:p>
-      <w:pPr>
-        <w:ind w:left="0" w:right="192" w:firstLine="0"/>
-        <w:jc w:val="left"/>
-        <w:rPr>
-          <w:rFonts w:cs="Times New Roman"/>
-          <w:szCs w:val="20"/>
-          <w:lang w:val="en-US"/>
-        </w:rPr>
-      </w:pPr>
-    </w:p>
-    <w:p>
-      <w:pPr>
-        <w:ind w:left="0" w:right="192" w:firstLine="0"/>
-        <w:jc w:val="left"/>
-        <w:rPr>
-          <w:rFonts w:cs="Times New Roman"/>
-          <w:szCs w:val="20"/>
-          <w:lang w:val="en-US"/>
-        </w:rPr>
-      </w:pPr>
-    </w:p>
-    <w:p>
-      <w:pPr>
-        <w:ind w:left="0" w:right="192" w:firstLine="0"/>
-        <w:jc w:val="left"/>
-        <w:rPr>
-          <w:rFonts w:cs="Times New Roman"/>
-          <w:szCs w:val="20"/>
-          <w:lang w:val="en-US"/>
-        </w:rPr>
-      </w:pPr>
-    </w:p>
-    <w:p>
-      <w:pPr>
-        <w:ind w:left="0" w:right="192" w:firstLine="0"/>
-        <w:jc w:val="left"/>
-        <w:rPr>
-          <w:rFonts w:cs="Times New Roman"/>
-          <w:szCs w:val="20"/>
-          <w:lang w:val="en-US"/>
-        </w:rPr>
-      </w:pPr>
-    </w:p>
-    <w:p>
-      <w:pPr>
-        <w:ind w:left="0" w:right="192" w:firstLine="0"/>
-        <w:jc w:val="left"/>
-        <w:rPr>
-          <w:rFonts w:cs="Times New Roman"/>
-          <w:szCs w:val="20"/>
-          <w:lang w:val="en-US"/>
-        </w:rPr>
-      </w:pPr>
-    </w:p>
-    <w:p>
-      <w:pPr>
-        <w:ind w:left="0" w:right="192" w:firstLine="0"/>
-        <w:jc w:val="left"/>
-        <w:rPr>
-          <w:rFonts w:cs="Times New Roman"/>
-          <w:b/>
-          <w:bCs/>
-          <w:szCs w:val="20"/>
-          <w:lang w:val="en-US"/>
-        </w:rPr>
-      </w:pPr>
-    </w:p>
-    <w:p>
-      <w:pPr>
-        <w:ind w:left="0" w:right="192" w:firstLine="0"/>
-        <w:jc w:val="left"/>
-        <w:rPr>
-          <w:rFonts w:cs="Times New Roman"/>
-          <w:b/>
-          <w:bCs/>
-          <w:szCs w:val="20"/>
-          <w:lang w:val="en-US"/>
-        </w:rPr>
-      </w:pPr>
-      <w:r>
-        <w:rPr>
-          <w:rFonts w:cs="Times New Roman"/>
-          <w:b/>
-          <w:bCs/>
-          <w:szCs w:val="20"/>
-          <w:lang w:val="en-US"/>
-        </w:rPr>
-        <w:lastRenderedPageBreak/>
-        <w:t xml:space="preserve">5.2.11 </w:t>
-      </w:r>
-      <w:proofErr w:type="spellStart"/>
-      <w:r>
-        <w:rPr>
-          <w:rFonts w:cs="Times New Roman"/>
-          <w:b/>
-          <w:bCs/>
-          <w:szCs w:val="20"/>
-          <w:lang w:val="en-US"/>
-        </w:rPr>
-        <w:t>SedutaAggiungiVotoSuTesi</w:t>
-      </w:r>
-      <w:proofErr w:type="spellEnd"/>
-    </w:p>
-    <w:p>
-      <w:pPr>
-        <w:ind w:left="0" w:right="192" w:firstLine="0"/>
-        <w:jc w:val="left"/>
-        <w:rPr>
-          <w:rFonts w:cs="Times New Roman"/>
-          <w:b/>
-          <w:bCs/>
-          <w:szCs w:val="20"/>
-          <w:lang w:val="en-US"/>
-        </w:rPr>
-      </w:pPr>
-    </w:p>
-    <w:p>
-      <w:pPr>
-        <w:ind w:left="0" w:right="192" w:firstLine="0"/>
-        <w:jc w:val="left"/>
-        <w:rPr>
-          <w:rFonts w:cs="Times New Roman"/>
-          <w:szCs w:val="20"/>
-          <w:lang w:val="en-US"/>
-        </w:rPr>
-      </w:pPr>
-      <w:r>
-        <w:rPr>
-          <w:rFonts w:cs="Times New Roman"/>
-          <w:szCs w:val="20"/>
-          <w:lang w:val="en-US"/>
-        </w:rPr>
-        <w:t xml:space="preserve">CREATE OR REPLACE FUNCTION </w:t>
-      </w:r>
-      <w:proofErr w:type="spellStart"/>
-      <w:proofErr w:type="gramStart"/>
-      <w:r>
-        <w:rPr>
-          <w:rFonts w:cs="Times New Roman"/>
-          <w:szCs w:val="20"/>
-          <w:lang w:val="en-US"/>
-        </w:rPr>
-        <w:t>SedutaAggiungiVotoSuTesi</w:t>
-      </w:r>
-      <w:proofErr w:type="spellEnd"/>
-      <w:r>
-        <w:rPr>
-          <w:rFonts w:cs="Times New Roman"/>
-          <w:szCs w:val="20"/>
-          <w:lang w:val="en-US"/>
-        </w:rPr>
-        <w:t>(</w:t>
-      </w:r>
-      <w:proofErr w:type="gramEnd"/>
-      <w:r>
-        <w:rPr>
-          <w:rFonts w:cs="Times New Roman"/>
-          <w:szCs w:val="20"/>
-          <w:lang w:val="en-US"/>
-        </w:rPr>
-        <w:t>)</w:t>
-      </w:r>
-    </w:p>
-    <w:p>
-      <w:pPr>
-        <w:ind w:left="0" w:right="192" w:firstLine="0"/>
-        <w:jc w:val="left"/>
-        <w:rPr>
-          <w:rFonts w:cs="Times New Roman"/>
-          <w:szCs w:val="20"/>
-          <w:lang w:val="en-US"/>
-        </w:rPr>
-      </w:pPr>
-      <w:r>
-        <w:rPr>
-          <w:rFonts w:cs="Times New Roman"/>
-          <w:szCs w:val="20"/>
-          <w:lang w:val="en-US"/>
-        </w:rPr>
-        <w:tab/>
-        <w:t>RETURNS trigger AS</w:t>
-      </w:r>
-    </w:p>
-    <w:p>
-      <w:pPr>
-        <w:ind w:left="0" w:right="192" w:firstLine="0"/>
-        <w:jc w:val="left"/>
-        <w:rPr>
-          <w:rFonts w:cs="Times New Roman"/>
-          <w:szCs w:val="20"/>
-          <w:lang w:val="en-US"/>
-        </w:rPr>
-      </w:pPr>
-      <w:r>
-        <w:rPr>
-          <w:rFonts w:cs="Times New Roman"/>
-          <w:szCs w:val="20"/>
-          <w:lang w:val="en-US"/>
-        </w:rPr>
-        <w:t>$</w:t>
-      </w:r>
-      <w:proofErr w:type="spellStart"/>
-      <w:r>
-        <w:rPr>
-          <w:rFonts w:cs="Times New Roman"/>
-          <w:szCs w:val="20"/>
-          <w:lang w:val="en-US"/>
-        </w:rPr>
-        <w:t>SedutaAggiungiVotoSuTesi</w:t>
-      </w:r>
-      <w:proofErr w:type="spellEnd"/>
-      <w:r>
-        <w:rPr>
-          <w:rFonts w:cs="Times New Roman"/>
-          <w:szCs w:val="20"/>
-          <w:lang w:val="en-US"/>
-        </w:rPr>
-        <w:t>$</w:t>
-      </w:r>
-    </w:p>
-    <w:p>
-      <w:pPr>
-        <w:ind w:left="0" w:right="192" w:firstLine="0"/>
-        <w:jc w:val="left"/>
-        <w:rPr>
-          <w:rFonts w:cs="Times New Roman"/>
-          <w:szCs w:val="20"/>
-          <w:lang w:val="en-US"/>
-        </w:rPr>
-      </w:pPr>
-      <w:r>
-        <w:rPr>
-          <w:rFonts w:cs="Times New Roman"/>
-          <w:szCs w:val="20"/>
-          <w:lang w:val="en-US"/>
-        </w:rPr>
-        <w:t>BEGIN</w:t>
-      </w:r>
-    </w:p>
-    <w:p>
-      <w:pPr>
-        <w:ind w:left="0" w:right="192" w:firstLine="0"/>
-        <w:jc w:val="left"/>
-        <w:rPr>
-          <w:rFonts w:cs="Times New Roman"/>
-          <w:szCs w:val="20"/>
-          <w:lang w:val="en-US"/>
-        </w:rPr>
-      </w:pPr>
-      <w:r>
-        <w:rPr>
-          <w:rFonts w:cs="Times New Roman"/>
-          <w:szCs w:val="20"/>
-          <w:lang w:val="en-US"/>
-        </w:rPr>
-        <w:tab/>
-        <w:t xml:space="preserve">IF </w:t>
-      </w:r>
-      <w:proofErr w:type="gramStart"/>
-      <w:r>
-        <w:rPr>
-          <w:rFonts w:cs="Times New Roman"/>
-          <w:szCs w:val="20"/>
-          <w:lang w:val="en-US"/>
-        </w:rPr>
-        <w:t>ISNOTNULL(</w:t>
-      </w:r>
-      <w:proofErr w:type="spellStart"/>
-      <w:proofErr w:type="gramEnd"/>
-      <w:r>
-        <w:rPr>
-          <w:rFonts w:cs="Times New Roman"/>
-          <w:szCs w:val="20"/>
-          <w:lang w:val="en-US"/>
-        </w:rPr>
-        <w:t>NEW.VotoFinale</w:t>
-      </w:r>
-      <w:proofErr w:type="spellEnd"/>
-      <w:r>
-        <w:rPr>
-          <w:rFonts w:cs="Times New Roman"/>
-          <w:szCs w:val="20"/>
-          <w:lang w:val="en-US"/>
-        </w:rPr>
-        <w:t>) AND ISNULL(</w:t>
-      </w:r>
-      <w:proofErr w:type="spellStart"/>
-      <w:r>
-        <w:rPr>
-          <w:rFonts w:cs="Times New Roman"/>
-          <w:szCs w:val="20"/>
-          <w:lang w:val="en-US"/>
-        </w:rPr>
-        <w:t>NEW.ID_Te</w:t>
-      </w:r>
-      <w:proofErr w:type="spellEnd"/>
-      <w:r>
-        <w:rPr>
-          <w:rFonts w:cs="Times New Roman"/>
-          <w:szCs w:val="20"/>
-          <w:lang w:val="en-US"/>
-        </w:rPr>
-        <w:t>)</w:t>
-      </w:r>
-    </w:p>
-    <w:p>
-      <w:pPr>
-        <w:ind w:left="0" w:right="192" w:firstLine="0"/>
-        <w:jc w:val="left"/>
-        <w:rPr>
-          <w:rFonts w:cs="Times New Roman"/>
-          <w:szCs w:val="20"/>
-          <w:lang w:val="en-US"/>
-        </w:rPr>
-      </w:pPr>
-      <w:r>
-        <w:rPr>
-          <w:rFonts w:cs="Times New Roman"/>
-          <w:szCs w:val="20"/>
-          <w:lang w:val="en-US"/>
-        </w:rPr>
-        <w:tab/>
-      </w:r>
-      <w:r>
-        <w:rPr>
-          <w:rFonts w:cs="Times New Roman"/>
-          <w:szCs w:val="20"/>
-          <w:lang w:val="en-US"/>
-        </w:rPr>
-        <w:tab/>
-        <w:t xml:space="preserve">THEN RAISE EXCEPTION 'Tesi </w:t>
-      </w:r>
-      <w:proofErr w:type="spellStart"/>
-      <w:r>
-        <w:rPr>
-          <w:rFonts w:cs="Times New Roman"/>
-          <w:szCs w:val="20"/>
-          <w:lang w:val="en-US"/>
-        </w:rPr>
-        <w:t>mancante</w:t>
-      </w:r>
-      <w:proofErr w:type="spellEnd"/>
-      <w:r>
-        <w:rPr>
-          <w:rFonts w:cs="Times New Roman"/>
-          <w:szCs w:val="20"/>
-          <w:lang w:val="en-US"/>
-        </w:rPr>
-        <w:t xml:space="preserve"> per </w:t>
-      </w:r>
-      <w:proofErr w:type="spellStart"/>
-      <w:r>
-        <w:rPr>
-          <w:rFonts w:cs="Times New Roman"/>
-          <w:szCs w:val="20"/>
-          <w:lang w:val="en-US"/>
-        </w:rPr>
-        <w:t>voto</w:t>
-      </w:r>
-      <w:proofErr w:type="spellEnd"/>
-      <w:r>
-        <w:rPr>
-          <w:rFonts w:cs="Times New Roman"/>
-          <w:szCs w:val="20"/>
-          <w:lang w:val="en-US"/>
-        </w:rPr>
-        <w:t>'</w:t>
-      </w:r>
-      <w:r>
-        <w:rPr>
-          <w:rFonts w:cs="Times New Roman"/>
-          <w:szCs w:val="20"/>
-          <w:lang w:val="en-US"/>
-        </w:rPr>
-        <w:t>;</w:t>
-      </w:r>
-    </w:p>
-    <w:p>
-      <w:pPr>
-        <w:ind w:left="0" w:right="192" w:firstLine="0"/>
-        <w:jc w:val="left"/>
-        <w:rPr>
-          <w:rFonts w:cs="Times New Roman"/>
-          <w:szCs w:val="20"/>
-          <w:lang w:val="en-US"/>
-        </w:rPr>
-      </w:pPr>
-      <w:r>
-        <w:rPr>
-          <w:rFonts w:cs="Times New Roman"/>
-          <w:szCs w:val="20"/>
-          <w:lang w:val="en-US"/>
-        </w:rPr>
-        <w:tab/>
-        <w:t>END</w:t>
-      </w:r>
-      <w:r>
-        <w:rPr>
-          <w:rFonts w:cs="Times New Roman"/>
-          <w:szCs w:val="20"/>
-          <w:lang w:val="en-US"/>
-        </w:rPr>
-        <w:t xml:space="preserve"> </w:t>
-      </w:r>
-      <w:r>
-        <w:rPr>
-          <w:rFonts w:cs="Times New Roman"/>
-          <w:szCs w:val="20"/>
-          <w:lang w:val="en-US"/>
-        </w:rPr>
-        <w:t>IF;</w:t>
-      </w:r>
-    </w:p>
-    <w:p>
-      <w:pPr>
-        <w:ind w:left="0" w:right="192" w:firstLine="0"/>
-        <w:jc w:val="left"/>
-        <w:rPr>
-          <w:rFonts w:cs="Times New Roman"/>
-          <w:szCs w:val="20"/>
-          <w:lang w:val="en-US"/>
-        </w:rPr>
-      </w:pPr>
-      <w:r>
-        <w:rPr>
-          <w:rFonts w:cs="Times New Roman"/>
-          <w:szCs w:val="20"/>
-          <w:lang w:val="en-US"/>
-        </w:rPr>
-        <w:tab/>
-        <w:t>RETURN NEW;</w:t>
-      </w:r>
-    </w:p>
-    <w:p>
-      <w:pPr>
-        <w:ind w:left="0" w:right="192" w:firstLine="0"/>
-        <w:jc w:val="left"/>
-        <w:rPr>
-          <w:rFonts w:cs="Times New Roman"/>
-          <w:szCs w:val="20"/>
-          <w:lang w:val="en-US"/>
-        </w:rPr>
-      </w:pPr>
-      <w:r>
-        <w:rPr>
-          <w:rFonts w:cs="Times New Roman"/>
-          <w:szCs w:val="20"/>
-          <w:lang w:val="en-US"/>
-        </w:rPr>
-        <w:t>END</w:t>
-      </w:r>
-    </w:p>
-    <w:p>
-      <w:pPr>
-        <w:ind w:left="0" w:right="192" w:firstLine="0"/>
-        <w:jc w:val="left"/>
-        <w:rPr>
-          <w:rFonts w:cs="Times New Roman"/>
-          <w:szCs w:val="20"/>
-          <w:lang w:val="en-US"/>
-        </w:rPr>
-      </w:pPr>
-      <w:r>
-        <w:rPr>
-          <w:rFonts w:cs="Times New Roman"/>
-          <w:szCs w:val="20"/>
-          <w:lang w:val="en-US"/>
-        </w:rPr>
-        <w:t>$</w:t>
-      </w:r>
-      <w:proofErr w:type="spellStart"/>
-      <w:r>
-        <w:rPr>
-          <w:rFonts w:cs="Times New Roman"/>
-          <w:szCs w:val="20"/>
-          <w:lang w:val="en-US"/>
-        </w:rPr>
-        <w:t>SedutaAggiungiVotoSuTesi</w:t>
-      </w:r>
-      <w:proofErr w:type="spellEnd"/>
-      <w:r>
-        <w:rPr>
-          <w:rFonts w:cs="Times New Roman"/>
-          <w:szCs w:val="20"/>
-          <w:lang w:val="en-US"/>
-        </w:rPr>
-        <w:t xml:space="preserve">$ LANGUAGE </w:t>
-      </w:r>
-      <w:proofErr w:type="spellStart"/>
-      <w:r>
-        <w:rPr>
-          <w:rFonts w:cs="Times New Roman"/>
-          <w:szCs w:val="20"/>
-          <w:lang w:val="en-US"/>
-        </w:rPr>
-        <w:t>plpgsql</w:t>
-      </w:r>
-      <w:proofErr w:type="spellEnd"/>
-      <w:r>
-        <w:rPr>
-          <w:rFonts w:cs="Times New Roman"/>
-          <w:szCs w:val="20"/>
-          <w:lang w:val="en-US"/>
-        </w:rPr>
-        <w:t>;</w:t>
-      </w:r>
-    </w:p>
-    <w:p>
-      <w:pPr>
-        <w:ind w:left="0" w:right="192" w:firstLine="0"/>
-        <w:jc w:val="left"/>
-        <w:rPr>
-          <w:rFonts w:cs="Times New Roman"/>
-          <w:szCs w:val="20"/>
-          <w:lang w:val="en-US"/>
-        </w:rPr>
-      </w:pPr>
-    </w:p>
-    <w:p>
-      <w:pPr>
-        <w:ind w:left="0" w:right="192" w:firstLine="0"/>
-        <w:jc w:val="left"/>
-        <w:rPr>
-          <w:rFonts w:cs="Times New Roman"/>
-          <w:szCs w:val="20"/>
-          <w:lang w:val="en-US"/>
-        </w:rPr>
-      </w:pPr>
-      <w:r>
-        <w:rPr>
-          <w:rFonts w:cs="Times New Roman"/>
-          <w:szCs w:val="20"/>
-          <w:lang w:val="en-US"/>
-        </w:rPr>
-        <w:t xml:space="preserve">CREATE OR REPLACE TRIGGER </w:t>
-      </w:r>
-      <w:proofErr w:type="spellStart"/>
-      <w:r>
-        <w:rPr>
-          <w:rFonts w:cs="Times New Roman"/>
-          <w:szCs w:val="20"/>
-          <w:lang w:val="en-US"/>
-        </w:rPr>
-        <w:t>SedutaAggiungiVotoSuTesiTrigger</w:t>
-      </w:r>
-      <w:proofErr w:type="spellEnd"/>
-    </w:p>
-    <w:p>
-      <w:pPr>
-        <w:ind w:left="0" w:right="192" w:firstLine="0"/>
-        <w:jc w:val="left"/>
-        <w:rPr>
-          <w:rFonts w:cs="Times New Roman"/>
-          <w:szCs w:val="20"/>
-          <w:lang w:val="en-US"/>
-        </w:rPr>
-      </w:pPr>
-      <w:r>
-        <w:rPr>
-          <w:rFonts w:cs="Times New Roman"/>
-          <w:szCs w:val="20"/>
-          <w:lang w:val="en-US"/>
-        </w:rPr>
-        <w:tab/>
-        <w:t>BEFORE UPDATE ON Tesi</w:t>
-      </w:r>
-    </w:p>
-    <w:p>
-      <w:pPr>
-        <w:ind w:left="0" w:right="192" w:firstLine="0"/>
-        <w:jc w:val="left"/>
-        <w:rPr>
-          <w:rFonts w:cs="Times New Roman"/>
-          <w:szCs w:val="20"/>
-          <w:lang w:val="en-US"/>
-        </w:rPr>
-      </w:pPr>
-      <w:r>
-        <w:rPr>
-          <w:rFonts w:cs="Times New Roman"/>
-          <w:szCs w:val="20"/>
-          <w:lang w:val="en-US"/>
-        </w:rPr>
-        <w:tab/>
-        <w:t>FOR EACH ROW</w:t>
-      </w:r>
-    </w:p>
-    <w:p>
-      <w:pPr>
-        <w:ind w:left="0" w:right="192" w:firstLine="0"/>
-        <w:jc w:val="left"/>
-        <w:rPr>
-          <w:rFonts w:cs="Times New Roman"/>
-          <w:szCs w:val="20"/>
-          <w:lang w:val="en-US"/>
-        </w:rPr>
-      </w:pPr>
-      <w:r>
-        <w:rPr>
-          <w:rFonts w:cs="Times New Roman"/>
-          <w:szCs w:val="20"/>
-          <w:lang w:val="en-US"/>
-        </w:rPr>
-        <w:t xml:space="preserve">EXECUTE FUNCTION </w:t>
-      </w:r>
-      <w:proofErr w:type="spellStart"/>
-      <w:proofErr w:type="gramStart"/>
-      <w:r>
-        <w:rPr>
-          <w:rFonts w:cs="Times New Roman"/>
-          <w:szCs w:val="20"/>
-          <w:lang w:val="en-US"/>
-        </w:rPr>
-        <w:t>Sedu</w:t>
-      </w:r>
-      <w:r>
-        <w:rPr>
-          <w:rFonts w:cs="Times New Roman"/>
-          <w:szCs w:val="20"/>
-          <w:lang w:val="en-US"/>
-        </w:rPr>
-        <w:t>t</w:t>
-      </w:r>
-      <w:r>
-        <w:rPr>
-          <w:rFonts w:cs="Times New Roman"/>
-          <w:szCs w:val="20"/>
-          <w:lang w:val="en-US"/>
-        </w:rPr>
-        <w:t>aAggiungiVotoSuTesi</w:t>
+        <w:t>SedutaControlloDataTirocinio</w:t>
       </w:r>
       <w:proofErr w:type="spellEnd"/>
       <w:r>
